--- a/templates/plananual/TUTORÍA 1° A 5°/TUTORÍA 2° - PROGRAMACIÓN  ANUAL.docx
+++ b/templates/plananual/TUTORÍA 1° A 5°/TUTORÍA 2° - PROGRAMACIÓN  ANUAL.docx
@@ -13199,6 +13199,7 @@
                 <w:szCs w:val="20"/>
               </w:rPr>
             </w:pPr>
+            <w:bookmarkStart w:id="0" w:name="_Hlk227075175"/>
             <w:r>
               <w:rPr>
                 <w:rFonts w:ascii="Arial Nova Cond" w:hAnsi="Arial Nova Cond" w:cs="Times New Roman"/>
@@ -13475,7 +13476,6 @@
           <w:tcPr>
             <w:tcW w:w="875" w:type="dxa"/>
             <w:vMerge w:val="restart"/>
-            <w:shd w:val="clear" w:color="auto" w:fill="auto"/>
             <w:vAlign w:val="center"/>
           </w:tcPr>
           <w:p>
@@ -13586,7 +13586,6 @@
         <w:tc>
           <w:tcPr>
             <w:tcW w:w="6169" w:type="dxa"/>
-            <w:shd w:val="clear" w:color="auto" w:fill="auto"/>
             <w:vAlign w:val="center"/>
           </w:tcPr>
           <w:p>
@@ -13621,7 +13620,6 @@
         <w:tc>
           <w:tcPr>
             <w:tcW w:w="2015" w:type="dxa"/>
-            <w:shd w:val="clear" w:color="auto" w:fill="auto"/>
             <w:vAlign w:val="center"/>
           </w:tcPr>
           <w:p>
@@ -13660,7 +13658,7 @@
               <w:autoSpaceDE w:val="0"/>
               <w:autoSpaceDN w:val="0"/>
               <w:adjustRightInd w:val="0"/>
-              <w:jc w:val="center"/>
+              <w:jc w:val="both"/>
               <w:rPr>
                 <w:rFonts w:ascii="Arial Nova Cond" w:hAnsi="Arial Nova Cond" w:cs="Arial"/>
                 <w:color w:val="000000"/>
@@ -13684,7 +13682,6 @@
         <w:tc>
           <w:tcPr>
             <w:tcW w:w="1337" w:type="dxa"/>
-            <w:shd w:val="clear" w:color="auto" w:fill="auto"/>
             <w:vAlign w:val="center"/>
           </w:tcPr>
           <w:p>
@@ -13723,7 +13720,6 @@
           <w:tcPr>
             <w:tcW w:w="875" w:type="dxa"/>
             <w:vMerge/>
-            <w:shd w:val="clear" w:color="auto" w:fill="auto"/>
             <w:vAlign w:val="center"/>
           </w:tcPr>
           <w:p>
@@ -13815,7 +13811,6 @@
         <w:tc>
           <w:tcPr>
             <w:tcW w:w="6169" w:type="dxa"/>
-            <w:shd w:val="clear" w:color="auto" w:fill="auto"/>
             <w:vAlign w:val="center"/>
           </w:tcPr>
           <w:p>
@@ -13850,7 +13845,6 @@
         <w:tc>
           <w:tcPr>
             <w:tcW w:w="2015" w:type="dxa"/>
-            <w:shd w:val="clear" w:color="auto" w:fill="auto"/>
             <w:vAlign w:val="center"/>
           </w:tcPr>
           <w:p>
@@ -13889,7 +13883,7 @@
               <w:autoSpaceDE w:val="0"/>
               <w:autoSpaceDN w:val="0"/>
               <w:adjustRightInd w:val="0"/>
-              <w:jc w:val="center"/>
+              <w:jc w:val="both"/>
               <w:rPr>
                 <w:rFonts w:ascii="Arial Nova Cond" w:hAnsi="Arial Nova Cond" w:cs="Arial"/>
                 <w:color w:val="000000"/>
@@ -13913,7 +13907,6 @@
         <w:tc>
           <w:tcPr>
             <w:tcW w:w="1337" w:type="dxa"/>
-            <w:shd w:val="clear" w:color="auto" w:fill="auto"/>
             <w:vAlign w:val="center"/>
           </w:tcPr>
           <w:p>
@@ -13952,7 +13945,6 @@
           <w:tcPr>
             <w:tcW w:w="875" w:type="dxa"/>
             <w:vMerge/>
-            <w:shd w:val="clear" w:color="auto" w:fill="auto"/>
             <w:vAlign w:val="center"/>
           </w:tcPr>
           <w:p>
@@ -14044,7 +14036,6 @@
         <w:tc>
           <w:tcPr>
             <w:tcW w:w="6169" w:type="dxa"/>
-            <w:shd w:val="clear" w:color="auto" w:fill="auto"/>
             <w:vAlign w:val="center"/>
           </w:tcPr>
           <w:p>
@@ -14079,7 +14070,6 @@
         <w:tc>
           <w:tcPr>
             <w:tcW w:w="2015" w:type="dxa"/>
-            <w:shd w:val="clear" w:color="auto" w:fill="auto"/>
             <w:vAlign w:val="center"/>
           </w:tcPr>
           <w:p>
@@ -14118,7 +14108,7 @@
               <w:autoSpaceDE w:val="0"/>
               <w:autoSpaceDN w:val="0"/>
               <w:adjustRightInd w:val="0"/>
-              <w:jc w:val="center"/>
+              <w:jc w:val="both"/>
               <w:rPr>
                 <w:rFonts w:ascii="Arial Nova Cond" w:hAnsi="Arial Nova Cond" w:cs="Arial"/>
                 <w:color w:val="000000"/>
@@ -14142,7 +14132,6 @@
         <w:tc>
           <w:tcPr>
             <w:tcW w:w="1337" w:type="dxa"/>
-            <w:shd w:val="clear" w:color="auto" w:fill="auto"/>
             <w:vAlign w:val="center"/>
           </w:tcPr>
           <w:p>
@@ -14181,7 +14170,6 @@
           <w:tcPr>
             <w:tcW w:w="875" w:type="dxa"/>
             <w:vMerge w:val="restart"/>
-            <w:shd w:val="clear" w:color="auto" w:fill="auto"/>
             <w:vAlign w:val="center"/>
           </w:tcPr>
           <w:p>
@@ -14283,7 +14271,6 @@
         <w:tc>
           <w:tcPr>
             <w:tcW w:w="6169" w:type="dxa"/>
-            <w:shd w:val="clear" w:color="auto" w:fill="auto"/>
             <w:vAlign w:val="center"/>
           </w:tcPr>
           <w:p>
@@ -14319,7 +14306,6 @@
         <w:tc>
           <w:tcPr>
             <w:tcW w:w="2015" w:type="dxa"/>
-            <w:shd w:val="clear" w:color="auto" w:fill="auto"/>
             <w:vAlign w:val="center"/>
           </w:tcPr>
           <w:p>
@@ -14358,7 +14344,7 @@
               <w:autoSpaceDE w:val="0"/>
               <w:autoSpaceDN w:val="0"/>
               <w:adjustRightInd w:val="0"/>
-              <w:jc w:val="center"/>
+              <w:jc w:val="both"/>
               <w:rPr>
                 <w:rFonts w:ascii="Arial Nova Cond" w:hAnsi="Arial Nova Cond" w:cs="Arial"/>
                 <w:color w:val="000000"/>
@@ -14382,7 +14368,6 @@
         <w:tc>
           <w:tcPr>
             <w:tcW w:w="1337" w:type="dxa"/>
-            <w:shd w:val="clear" w:color="auto" w:fill="auto"/>
             <w:vAlign w:val="center"/>
           </w:tcPr>
           <w:p>
@@ -14421,7 +14406,6 @@
           <w:tcPr>
             <w:tcW w:w="875" w:type="dxa"/>
             <w:vMerge/>
-            <w:shd w:val="clear" w:color="auto" w:fill="auto"/>
             <w:vAlign w:val="center"/>
           </w:tcPr>
           <w:p>
@@ -14512,7 +14496,6 @@
         <w:tc>
           <w:tcPr>
             <w:tcW w:w="6169" w:type="dxa"/>
-            <w:shd w:val="clear" w:color="auto" w:fill="auto"/>
             <w:vAlign w:val="center"/>
           </w:tcPr>
           <w:p>
@@ -14548,7 +14531,6 @@
         <w:tc>
           <w:tcPr>
             <w:tcW w:w="2015" w:type="dxa"/>
-            <w:shd w:val="clear" w:color="auto" w:fill="auto"/>
             <w:vAlign w:val="center"/>
           </w:tcPr>
           <w:p>
@@ -14587,7 +14569,7 @@
               <w:autoSpaceDE w:val="0"/>
               <w:autoSpaceDN w:val="0"/>
               <w:adjustRightInd w:val="0"/>
-              <w:jc w:val="center"/>
+              <w:jc w:val="both"/>
               <w:rPr>
                 <w:rFonts w:ascii="Arial Nova Cond" w:hAnsi="Arial Nova Cond" w:cs="Arial"/>
                 <w:color w:val="000000"/>
@@ -14611,7 +14593,6 @@
         <w:tc>
           <w:tcPr>
             <w:tcW w:w="1337" w:type="dxa"/>
-            <w:shd w:val="clear" w:color="auto" w:fill="auto"/>
             <w:vAlign w:val="center"/>
           </w:tcPr>
           <w:p>
@@ -14650,7 +14631,6 @@
           <w:tcPr>
             <w:tcW w:w="875" w:type="dxa"/>
             <w:vMerge w:val="restart"/>
-            <w:shd w:val="clear" w:color="auto" w:fill="auto"/>
             <w:vAlign w:val="center"/>
           </w:tcPr>
           <w:p>
@@ -14753,7 +14733,6 @@
         <w:tc>
           <w:tcPr>
             <w:tcW w:w="6169" w:type="dxa"/>
-            <w:shd w:val="clear" w:color="auto" w:fill="auto"/>
             <w:vAlign w:val="center"/>
           </w:tcPr>
           <w:p>
@@ -14789,7 +14768,6 @@
         <w:tc>
           <w:tcPr>
             <w:tcW w:w="2015" w:type="dxa"/>
-            <w:shd w:val="clear" w:color="auto" w:fill="auto"/>
             <w:vAlign w:val="center"/>
           </w:tcPr>
           <w:p>
@@ -14828,7 +14806,7 @@
               <w:autoSpaceDE w:val="0"/>
               <w:autoSpaceDN w:val="0"/>
               <w:adjustRightInd w:val="0"/>
-              <w:jc w:val="center"/>
+              <w:jc w:val="both"/>
               <w:rPr>
                 <w:rFonts w:ascii="Arial Nova Cond" w:hAnsi="Arial Nova Cond" w:cs="Arial"/>
                 <w:color w:val="000000"/>
@@ -14852,7 +14830,6 @@
         <w:tc>
           <w:tcPr>
             <w:tcW w:w="1337" w:type="dxa"/>
-            <w:shd w:val="clear" w:color="auto" w:fill="auto"/>
             <w:vAlign w:val="center"/>
           </w:tcPr>
           <w:p>
@@ -14891,7 +14868,6 @@
           <w:tcPr>
             <w:tcW w:w="875" w:type="dxa"/>
             <w:vMerge/>
-            <w:shd w:val="clear" w:color="auto" w:fill="auto"/>
             <w:vAlign w:val="center"/>
           </w:tcPr>
           <w:p>
@@ -14982,7 +14958,6 @@
         <w:tc>
           <w:tcPr>
             <w:tcW w:w="6169" w:type="dxa"/>
-            <w:shd w:val="clear" w:color="auto" w:fill="auto"/>
             <w:vAlign w:val="center"/>
           </w:tcPr>
           <w:p>
@@ -15017,7 +14992,6 @@
         <w:tc>
           <w:tcPr>
             <w:tcW w:w="2015" w:type="dxa"/>
-            <w:shd w:val="clear" w:color="auto" w:fill="auto"/>
             <w:vAlign w:val="center"/>
           </w:tcPr>
           <w:p>
@@ -15056,7 +15030,7 @@
               <w:autoSpaceDE w:val="0"/>
               <w:autoSpaceDN w:val="0"/>
               <w:adjustRightInd w:val="0"/>
-              <w:jc w:val="center"/>
+              <w:jc w:val="both"/>
               <w:rPr>
                 <w:rFonts w:ascii="Arial Nova Cond" w:hAnsi="Arial Nova Cond" w:cs="Arial"/>
                 <w:color w:val="000000"/>
@@ -15080,7 +15054,6 @@
         <w:tc>
           <w:tcPr>
             <w:tcW w:w="1337" w:type="dxa"/>
-            <w:shd w:val="clear" w:color="auto" w:fill="auto"/>
             <w:vAlign w:val="center"/>
           </w:tcPr>
           <w:p>
@@ -15119,7 +15092,6 @@
           <w:tcPr>
             <w:tcW w:w="875" w:type="dxa"/>
             <w:vMerge w:val="restart"/>
-            <w:shd w:val="clear" w:color="auto" w:fill="auto"/>
             <w:vAlign w:val="center"/>
           </w:tcPr>
           <w:p>
@@ -15230,7 +15202,6 @@
         <w:tc>
           <w:tcPr>
             <w:tcW w:w="6169" w:type="dxa"/>
-            <w:shd w:val="clear" w:color="auto" w:fill="auto"/>
             <w:vAlign w:val="center"/>
           </w:tcPr>
           <w:p>
@@ -15265,7 +15236,6 @@
         <w:tc>
           <w:tcPr>
             <w:tcW w:w="2015" w:type="dxa"/>
-            <w:shd w:val="clear" w:color="auto" w:fill="auto"/>
             <w:vAlign w:val="center"/>
           </w:tcPr>
           <w:p>
@@ -15304,7 +15274,7 @@
               <w:autoSpaceDE w:val="0"/>
               <w:autoSpaceDN w:val="0"/>
               <w:adjustRightInd w:val="0"/>
-              <w:jc w:val="center"/>
+              <w:jc w:val="both"/>
               <w:rPr>
                 <w:rFonts w:ascii="Arial Nova Cond" w:hAnsi="Arial Nova Cond" w:cs="Arial"/>
                 <w:color w:val="000000"/>
@@ -15328,7 +15298,6 @@
         <w:tc>
           <w:tcPr>
             <w:tcW w:w="1337" w:type="dxa"/>
-            <w:shd w:val="clear" w:color="auto" w:fill="auto"/>
             <w:vAlign w:val="center"/>
           </w:tcPr>
           <w:p>
@@ -15367,7 +15336,6 @@
           <w:tcPr>
             <w:tcW w:w="875" w:type="dxa"/>
             <w:vMerge/>
-            <w:shd w:val="clear" w:color="auto" w:fill="auto"/>
             <w:vAlign w:val="center"/>
           </w:tcPr>
           <w:p>
@@ -15467,7 +15435,6 @@
         <w:tc>
           <w:tcPr>
             <w:tcW w:w="6169" w:type="dxa"/>
-            <w:shd w:val="clear" w:color="auto" w:fill="auto"/>
             <w:vAlign w:val="center"/>
           </w:tcPr>
           <w:p>
@@ -15503,7 +15470,6 @@
         <w:tc>
           <w:tcPr>
             <w:tcW w:w="2015" w:type="dxa"/>
-            <w:shd w:val="clear" w:color="auto" w:fill="auto"/>
             <w:vAlign w:val="center"/>
           </w:tcPr>
           <w:p>
@@ -15541,7 +15507,7 @@
               <w:autoSpaceDE w:val="0"/>
               <w:autoSpaceDN w:val="0"/>
               <w:adjustRightInd w:val="0"/>
-              <w:jc w:val="center"/>
+              <w:jc w:val="both"/>
               <w:rPr>
                 <w:rFonts w:ascii="Arial Nova Cond" w:hAnsi="Arial Nova Cond" w:cs="Arial"/>
                 <w:color w:val="000000"/>
@@ -15565,7 +15531,6 @@
         <w:tc>
           <w:tcPr>
             <w:tcW w:w="1337" w:type="dxa"/>
-            <w:shd w:val="clear" w:color="auto" w:fill="auto"/>
             <w:vAlign w:val="center"/>
           </w:tcPr>
           <w:p>
@@ -15595,6 +15560,7 @@
           </w:p>
         </w:tc>
       </w:tr>
+      <w:bookmarkEnd w:id="0"/>
     </w:tbl>
     <w:p>
       <w:pPr>

--- a/templates/plananual/TUTORÍA 1° A 5°/TUTORÍA 2° - PROGRAMACIÓN  ANUAL.docx
+++ b/templates/plananual/TUTORÍA 1° A 5°/TUTORÍA 2° - PROGRAMACIÓN  ANUAL.docx
@@ -1,6 +1,6 @@
 
 <file path=word/document.xml><?xml version="1.0" encoding="utf-8"?>
-<w:document xmlns:wpc="http://schemas.microsoft.com/office/word/2010/wordprocessingCanvas" xmlns:cx="http://schemas.microsoft.com/office/drawing/2014/chartex" xmlns:cx1="http://schemas.microsoft.com/office/drawing/2015/9/8/chartex" xmlns:cx2="http://schemas.microsoft.com/office/drawing/2015/10/21/chartex" xmlns:cx3="http://schemas.microsoft.com/office/drawing/2016/5/9/chartex" xmlns:cx4="http://schemas.microsoft.com/office/drawing/2016/5/10/chartex" xmlns:cx5="http://schemas.microsoft.com/office/drawing/2016/5/11/chartex" xmlns:cx6="http://schemas.microsoft.com/office/drawing/2016/5/12/chartex" xmlns:cx7="http://schemas.microsoft.com/office/drawing/2016/5/13/chartex" xmlns:cx8="http://schemas.microsoft.com/office/drawing/2016/5/14/chartex" xmlns:mc="http://schemas.openxmlformats.org/markup-compatibility/2006" xmlns:aink="http://schemas.microsoft.com/office/drawing/2016/ink" xmlns:am3d="http://schemas.microsoft.com/office/drawing/2017/model3d" xmlns:o="urn:schemas-microsoft-com:office:office" xmlns:oel="http://schemas.microsoft.com/office/2019/extlst" xmlns:r="http://schemas.openxmlformats.org/officeDocument/2006/relationships" xmlns:m="http://schemas.openxmlformats.org/officeDocument/2006/math" xmlns:v="urn:schemas-microsoft-com:vml" xmlns:wp14="http://schemas.microsoft.com/office/word/2010/wordprocessingDrawing" xmlns:wp="http://schemas.openxmlformats.org/drawingml/2006/wordprocessingDrawing" xmlns:w10="urn:schemas-microsoft-com:office:word" xmlns:w="http://schemas.openxmlformats.org/wordprocessingml/2006/main" xmlns:w14="http://schemas.microsoft.com/office/word/2010/wordml" xmlns:w15="http://schemas.microsoft.com/office/word/2012/wordml" xmlns:w16cex="http://schemas.microsoft.com/office/word/2018/wordml/cex" xmlns:w16cid="http://schemas.microsoft.com/office/word/2016/wordml/cid" xmlns:w16="http://schemas.microsoft.com/office/word/2018/wordml" xmlns:w16du="http://schemas.microsoft.com/office/word/2023/wordml/word16du" xmlns:w16sdtdh="http://schemas.microsoft.com/office/word/2020/wordml/sdtdatahash" xmlns:w16se="http://schemas.microsoft.com/office/word/2015/wordml/symex" xmlns:wpg="http://schemas.microsoft.com/office/word/2010/wordprocessingGroup" xmlns:wpi="http://schemas.microsoft.com/office/word/2010/wordprocessingInk" xmlns:wne="http://schemas.microsoft.com/office/word/2006/wordml" xmlns:wps="http://schemas.microsoft.com/office/word/2010/wordprocessingShape" mc:Ignorable="w14 w15 w16se w16cid w16 w16cex w16sdtdh w16du wp14">
+<w:document xmlns:wpc="http://schemas.microsoft.com/office/word/2010/wordprocessingCanvas" xmlns:cx="http://schemas.microsoft.com/office/drawing/2014/chartex" xmlns:cx1="http://schemas.microsoft.com/office/drawing/2015/9/8/chartex" xmlns:cx2="http://schemas.microsoft.com/office/drawing/2015/10/21/chartex" xmlns:cx3="http://schemas.microsoft.com/office/drawing/2016/5/9/chartex" xmlns:cx4="http://schemas.microsoft.com/office/drawing/2016/5/10/chartex" xmlns:cx5="http://schemas.microsoft.com/office/drawing/2016/5/11/chartex" xmlns:cx6="http://schemas.microsoft.com/office/drawing/2016/5/12/chartex" xmlns:cx7="http://schemas.microsoft.com/office/drawing/2016/5/13/chartex" xmlns:cx8="http://schemas.microsoft.com/office/drawing/2016/5/14/chartex" xmlns:mc="http://schemas.openxmlformats.org/markup-compatibility/2006" xmlns:aink="http://schemas.microsoft.com/office/drawing/2016/ink" xmlns:am3d="http://schemas.microsoft.com/office/drawing/2017/model3d" xmlns:o="urn:schemas-microsoft-com:office:office" xmlns:oel="http://schemas.microsoft.com/office/2019/extlst" xmlns:r="http://schemas.openxmlformats.org/officeDocument/2006/relationships" xmlns:m="http://schemas.openxmlformats.org/officeDocument/2006/math" xmlns:v="urn:schemas-microsoft-com:vml" xmlns:wp14="http://schemas.microsoft.com/office/word/2010/wordprocessingDrawing" xmlns:wp="http://schemas.openxmlformats.org/drawingml/2006/wordprocessingDrawing" xmlns:w10="urn:schemas-microsoft-com:office:word" xmlns:w="http://schemas.openxmlformats.org/wordprocessingml/2006/main" xmlns:w14="http://schemas.microsoft.com/office/word/2010/wordml" xmlns:w15="http://schemas.microsoft.com/office/word/2012/wordml" xmlns:w16cex="http://schemas.microsoft.com/office/word/2018/wordml/cex" xmlns:w16cid="http://schemas.microsoft.com/office/word/2016/wordml/cid" xmlns:w16="http://schemas.microsoft.com/office/word/2018/wordml" xmlns:w16du="http://schemas.microsoft.com/office/word/2023/wordml/word16du" xmlns:w16sdtdh="http://schemas.microsoft.com/office/word/2020/wordml/sdtdatahash" xmlns:w16sdtfl="http://schemas.microsoft.com/office/word/2024/wordml/sdtformatlock" xmlns:w16se="http://schemas.microsoft.com/office/word/2015/wordml/symex" xmlns:wpg="http://schemas.microsoft.com/office/word/2010/wordprocessingGroup" xmlns:wpi="http://schemas.microsoft.com/office/word/2010/wordprocessingInk" xmlns:wne="http://schemas.microsoft.com/office/word/2006/wordml" xmlns:wps="http://schemas.microsoft.com/office/word/2010/wordprocessingShape" mc:Ignorable="w14 w15 w16se w16cid w16 w16cex w16sdtdh w16sdtfl w16du wp14">
   <w:body>
     <w:p>
       <w:pPr>
@@ -279,31 +279,7 @@
                                   <w:sz w:val="32"/>
                                   <w:szCs w:val="32"/>
                                 </w:rPr>
-                                <w:t>{{</w:t>
-                              </w:r>
-                              <w:proofErr w:type="spellStart"/>
-                              <w:r>
-                                <w:rPr>
-                                  <w:rFonts w:ascii="Aptos ExtraBold" w:hAnsi="Aptos ExtraBold" w:cs="Times New Roman"/>
-                                  <w:b/>
-                                  <w:bCs/>
-                                  <w:color w:val="FFFFFF" w:themeColor="background1"/>
-                                  <w:sz w:val="32"/>
-                                  <w:szCs w:val="32"/>
-                                </w:rPr>
-                                <w:t>anio</w:t>
-                              </w:r>
-                              <w:proofErr w:type="spellEnd"/>
-                              <w:r>
-                                <w:rPr>
-                                  <w:rFonts w:ascii="Aptos ExtraBold" w:hAnsi="Aptos ExtraBold" w:cs="Times New Roman"/>
-                                  <w:b/>
-                                  <w:bCs/>
-                                  <w:color w:val="FFFFFF" w:themeColor="background1"/>
-                                  <w:sz w:val="32"/>
-                                  <w:szCs w:val="32"/>
-                                </w:rPr>
-                                <w:t>}}</w:t>
+                                <w:t>{{anio}}</w:t>
                               </w:r>
                             </w:p>
                           </w:txbxContent>
@@ -3638,23 +3614,13 @@
                 <w:lang w:eastAsia="es-ES"/>
               </w:rPr>
             </w:pPr>
-            <w:proofErr w:type="spellStart"/>
             <w:r>
               <w:rPr>
                 <w:rFonts w:ascii="Arial Nova Cond Light" w:eastAsia="Times New Roman" w:hAnsi="Arial Nova Cond Light" w:cs="Arial"/>
                 <w:b/>
                 <w:lang w:eastAsia="es-ES"/>
               </w:rPr>
-              <w:t>N°</w:t>
-            </w:r>
-            <w:proofErr w:type="spellEnd"/>
-            <w:r>
-              <w:rPr>
-                <w:rFonts w:ascii="Arial Nova Cond Light" w:eastAsia="Times New Roman" w:hAnsi="Arial Nova Cond Light" w:cs="Arial"/>
-                <w:b/>
-                <w:lang w:eastAsia="es-ES"/>
-              </w:rPr>
-              <w:t xml:space="preserve"> DE ESTUDIANTES</w:t>
+              <w:t>N° DE ESTUDIANTES</w:t>
             </w:r>
           </w:p>
         </w:tc>
@@ -5858,29 +5824,16 @@
                 <w:szCs w:val="20"/>
               </w:rPr>
             </w:pPr>
-            <w:proofErr w:type="spellStart"/>
-            <w:r>
-              <w:rPr>
-                <w:rFonts w:ascii="Arial Nova Cond Light" w:hAnsi="Arial Nova Cond Light" w:cs="Times New Roman"/>
-                <w:b/>
-                <w:bCs/>
-                <w:color w:val="000000" w:themeColor="text1"/>
-                <w:sz w:val="20"/>
-                <w:szCs w:val="20"/>
-              </w:rPr>
-              <w:t>N°</w:t>
-            </w:r>
-            <w:proofErr w:type="spellEnd"/>
-            <w:r>
-              <w:rPr>
-                <w:rFonts w:ascii="Arial Nova Cond Light" w:hAnsi="Arial Nova Cond Light" w:cs="Times New Roman"/>
-                <w:b/>
-                <w:bCs/>
-                <w:color w:val="000000" w:themeColor="text1"/>
-                <w:sz w:val="20"/>
-                <w:szCs w:val="20"/>
-              </w:rPr>
-              <w:t xml:space="preserve"> DE SEMANAS LECTIVAS</w:t>
+            <w:r>
+              <w:rPr>
+                <w:rFonts w:ascii="Arial Nova Cond Light" w:hAnsi="Arial Nova Cond Light" w:cs="Times New Roman"/>
+                <w:b/>
+                <w:bCs/>
+                <w:color w:val="000000" w:themeColor="text1"/>
+                <w:sz w:val="20"/>
+                <w:szCs w:val="20"/>
+              </w:rPr>
+              <w:t>N° DE SEMANAS LECTIVAS</w:t>
             </w:r>
           </w:p>
         </w:tc>
@@ -5905,29 +5858,16 @@
                 <w:szCs w:val="20"/>
               </w:rPr>
             </w:pPr>
-            <w:proofErr w:type="spellStart"/>
-            <w:r>
-              <w:rPr>
-                <w:rFonts w:ascii="Arial Nova Cond Light" w:hAnsi="Arial Nova Cond Light" w:cs="Times New Roman"/>
-                <w:b/>
-                <w:bCs/>
-                <w:color w:val="000000" w:themeColor="text1"/>
-                <w:sz w:val="20"/>
-                <w:szCs w:val="20"/>
-              </w:rPr>
-              <w:t>N°</w:t>
-            </w:r>
-            <w:proofErr w:type="spellEnd"/>
-            <w:r>
-              <w:rPr>
-                <w:rFonts w:ascii="Arial Nova Cond Light" w:hAnsi="Arial Nova Cond Light" w:cs="Times New Roman"/>
-                <w:b/>
-                <w:bCs/>
-                <w:color w:val="000000" w:themeColor="text1"/>
-                <w:sz w:val="20"/>
-                <w:szCs w:val="20"/>
-              </w:rPr>
-              <w:t xml:space="preserve"> UNIDADES</w:t>
+            <w:r>
+              <w:rPr>
+                <w:rFonts w:ascii="Arial Nova Cond Light" w:hAnsi="Arial Nova Cond Light" w:cs="Times New Roman"/>
+                <w:b/>
+                <w:bCs/>
+                <w:color w:val="000000" w:themeColor="text1"/>
+                <w:sz w:val="20"/>
+                <w:szCs w:val="20"/>
+              </w:rPr>
+              <w:t>N° UNIDADES</w:t>
             </w:r>
           </w:p>
         </w:tc>
@@ -8963,4025 +8903,6 @@
         </w:tc>
       </w:tr>
     </w:tbl>
-    <w:p>
-      <w:pPr>
-        <w:pStyle w:val="Prrafodelista"/>
-        <w:spacing w:after="0" w:line="276" w:lineRule="auto"/>
-        <w:ind w:left="-284" w:right="-455"/>
-        <w:textDirection w:val="btLr"/>
-        <w:rPr>
-          <w:rFonts w:ascii="Arial Nova Cond Light" w:hAnsi="Arial Nova Cond Light" w:cs="Times New Roman"/>
-          <w:b/>
-          <w:bCs/>
-          <w:color w:val="000000" w:themeColor="text1"/>
-        </w:rPr>
-      </w:pPr>
-    </w:p>
-    <w:p>
-      <w:pPr>
-        <w:pStyle w:val="Prrafodelista"/>
-        <w:spacing w:after="0" w:line="276" w:lineRule="auto"/>
-        <w:ind w:left="-284" w:right="-455"/>
-        <w:textDirection w:val="btLr"/>
-        <w:rPr>
-          <w:rFonts w:ascii="Arial Nova Cond Light" w:hAnsi="Arial Nova Cond Light" w:cs="Times New Roman"/>
-          <w:b/>
-          <w:bCs/>
-          <w:color w:val="000000" w:themeColor="text1"/>
-        </w:rPr>
-      </w:pPr>
-    </w:p>
-    <w:p>
-      <w:pPr>
-        <w:pStyle w:val="Prrafodelista"/>
-        <w:spacing w:after="0" w:line="276" w:lineRule="auto"/>
-        <w:ind w:left="-284" w:right="-455"/>
-        <w:textDirection w:val="btLr"/>
-        <w:rPr>
-          <w:rFonts w:ascii="Arial Nova Cond Light" w:hAnsi="Arial Nova Cond Light" w:cs="Times New Roman"/>
-          <w:b/>
-          <w:bCs/>
-          <w:color w:val="000000" w:themeColor="text1"/>
-        </w:rPr>
-      </w:pPr>
-    </w:p>
-    <w:p>
-      <w:pPr>
-        <w:pStyle w:val="Prrafodelista"/>
-        <w:spacing w:after="0" w:line="276" w:lineRule="auto"/>
-        <w:ind w:left="-284" w:right="-455"/>
-        <w:textDirection w:val="btLr"/>
-        <w:rPr>
-          <w:rFonts w:ascii="Arial Nova Cond Light" w:hAnsi="Arial Nova Cond Light" w:cs="Times New Roman"/>
-          <w:b/>
-          <w:bCs/>
-          <w:color w:val="000000" w:themeColor="text1"/>
-        </w:rPr>
-      </w:pPr>
-    </w:p>
-    <w:p>
-      <w:pPr>
-        <w:pStyle w:val="Prrafodelista"/>
-        <w:spacing w:after="0" w:line="276" w:lineRule="auto"/>
-        <w:ind w:left="-284" w:right="-455"/>
-        <w:textDirection w:val="btLr"/>
-        <w:rPr>
-          <w:rFonts w:ascii="Arial Nova Cond Light" w:hAnsi="Arial Nova Cond Light" w:cs="Times New Roman"/>
-          <w:b/>
-          <w:bCs/>
-          <w:color w:val="000000" w:themeColor="text1"/>
-        </w:rPr>
-      </w:pPr>
-    </w:p>
-    <w:p>
-      <w:pPr>
-        <w:pStyle w:val="Prrafodelista"/>
-        <w:numPr>
-          <w:ilvl w:val="0"/>
-          <w:numId w:val="2"/>
-        </w:numPr>
-        <w:shd w:val="clear" w:color="auto" w:fill="2EC440"/>
-        <w:spacing w:after="0" w:line="276" w:lineRule="auto"/>
-        <w:ind w:left="-284" w:right="-455" w:hanging="142"/>
-        <w:textDirection w:val="btLr"/>
-        <w:rPr>
-          <w:rFonts w:ascii="Arial Nova Cond Light" w:hAnsi="Arial Nova Cond Light" w:cs="Times New Roman"/>
-          <w:b/>
-          <w:bCs/>
-          <w:color w:val="000000" w:themeColor="text1"/>
-          <w:sz w:val="20"/>
-          <w:szCs w:val="20"/>
-        </w:rPr>
-      </w:pPr>
-      <w:r>
-        <w:rPr>
-          <w:rFonts w:ascii="Arial Nova Cond Light" w:hAnsi="Arial Nova Cond Light" w:cs="Times New Roman"/>
-          <w:b/>
-          <w:bCs/>
-          <w:color w:val="000000" w:themeColor="text1"/>
-          <w:sz w:val="20"/>
-          <w:szCs w:val="20"/>
-        </w:rPr>
-        <w:lastRenderedPageBreak/>
-        <w:t xml:space="preserve">RESULTADOS DE ACTAS DEL </w:t>
-      </w:r>
-      <w:r>
-        <w:rPr>
-          <w:rFonts w:ascii="Arial Nova Cond Light" w:hAnsi="Arial Nova Cond Light" w:cs="Times New Roman"/>
-          <w:b/>
-          <w:bCs/>
-          <w:color w:val="000000" w:themeColor="text1"/>
-          <w:sz w:val="20"/>
-          <w:szCs w:val="20"/>
-        </w:rPr>
-        <w:t>AÑO ANTERIOR</w:t>
-      </w:r>
-      <w:r>
-        <w:rPr>
-          <w:rFonts w:ascii="Arial Nova Cond Light" w:hAnsi="Arial Nova Cond Light" w:cs="Times New Roman"/>
-          <w:b/>
-          <w:bCs/>
-          <w:color w:val="000000" w:themeColor="text1"/>
-          <w:sz w:val="20"/>
-          <w:szCs w:val="20"/>
-        </w:rPr>
-        <w:t>:</w:t>
-      </w:r>
-    </w:p>
-    <w:p>
-      <w:pPr>
-        <w:pStyle w:val="Prrafodelista"/>
-        <w:spacing w:line="276" w:lineRule="auto"/>
-        <w:ind w:left="-284" w:right="-455"/>
-        <w:rPr>
-          <w:rFonts w:ascii="Arial Nova Cond Light" w:hAnsi="Arial Nova Cond Light" w:cs="Times New Roman"/>
-          <w:b/>
-          <w:bCs/>
-          <w:color w:val="000000" w:themeColor="text1"/>
-          <w:sz w:val="20"/>
-          <w:szCs w:val="20"/>
-        </w:rPr>
-      </w:pPr>
-    </w:p>
-    <w:tbl>
-      <w:tblPr>
-        <w:tblStyle w:val="Tablaconcuadrcula"/>
-        <w:tblW w:w="14890" w:type="dxa"/>
-        <w:tblInd w:w="-441" w:type="dxa"/>
-        <w:tblBorders>
-          <w:top w:val="double" w:sz="4" w:space="0" w:color="47D459" w:themeColor="accent3" w:themeTint="99"/>
-          <w:left w:val="double" w:sz="4" w:space="0" w:color="47D459" w:themeColor="accent3" w:themeTint="99"/>
-          <w:bottom w:val="double" w:sz="4" w:space="0" w:color="47D459" w:themeColor="accent3" w:themeTint="99"/>
-          <w:right w:val="double" w:sz="4" w:space="0" w:color="47D459" w:themeColor="accent3" w:themeTint="99"/>
-          <w:insideH w:val="double" w:sz="4" w:space="0" w:color="47D459" w:themeColor="accent3" w:themeTint="99"/>
-          <w:insideV w:val="double" w:sz="4" w:space="0" w:color="47D459" w:themeColor="accent3" w:themeTint="99"/>
-        </w:tblBorders>
-        <w:tblLook w:val="04A0" w:firstRow="1" w:lastRow="0" w:firstColumn="1" w:lastColumn="0" w:noHBand="0" w:noVBand="1"/>
-      </w:tblPr>
-      <w:tblGrid>
-        <w:gridCol w:w="1719"/>
-        <w:gridCol w:w="1801"/>
-        <w:gridCol w:w="1442"/>
-        <w:gridCol w:w="1972"/>
-        <w:gridCol w:w="1997"/>
-        <w:gridCol w:w="1418"/>
-        <w:gridCol w:w="1735"/>
-        <w:gridCol w:w="1403"/>
-        <w:gridCol w:w="1403"/>
-      </w:tblGrid>
-      <w:tr>
-        <w:trPr>
-          <w:trHeight w:val="282"/>
-        </w:trPr>
-        <w:tc>
-          <w:tcPr>
-            <w:tcW w:w="1719" w:type="dxa"/>
-            <w:shd w:val="clear" w:color="auto" w:fill="84E290" w:themeFill="accent3" w:themeFillTint="66"/>
-          </w:tcPr>
-          <w:p>
-            <w:pPr>
-              <w:pStyle w:val="Prrafodelista"/>
-              <w:spacing w:line="276" w:lineRule="auto"/>
-              <w:ind w:left="0"/>
-              <w:jc w:val="center"/>
-              <w:rPr>
-                <w:rFonts w:ascii="Arial Nova Cond Light" w:hAnsi="Arial Nova Cond Light" w:cs="Times New Roman"/>
-                <w:b/>
-                <w:bCs/>
-                <w:color w:val="000000" w:themeColor="text1"/>
-                <w:sz w:val="20"/>
-                <w:szCs w:val="20"/>
-              </w:rPr>
-            </w:pPr>
-            <w:r>
-              <w:rPr>
-                <w:rFonts w:ascii="Arial Nova Cond Light" w:hAnsi="Arial Nova Cond Light" w:cs="Times New Roman"/>
-                <w:b/>
-                <w:bCs/>
-                <w:color w:val="000000" w:themeColor="text1"/>
-                <w:sz w:val="20"/>
-                <w:szCs w:val="20"/>
-              </w:rPr>
-              <w:t>COMPETENCIA 1</w:t>
-            </w:r>
-          </w:p>
-        </w:tc>
-        <w:tc>
-          <w:tcPr>
-            <w:tcW w:w="3243" w:type="dxa"/>
-            <w:gridSpan w:val="2"/>
-          </w:tcPr>
-          <w:p>
-            <w:pPr>
-              <w:pStyle w:val="Prrafodelista"/>
-              <w:spacing w:line="276" w:lineRule="auto"/>
-              <w:ind w:left="0" w:right="-455"/>
-              <w:rPr>
-                <w:rFonts w:ascii="Arial Nova Cond Light" w:hAnsi="Arial Nova Cond Light" w:cs="Times New Roman"/>
-                <w:b/>
-                <w:bCs/>
-                <w:color w:val="000000" w:themeColor="text1"/>
-                <w:sz w:val="20"/>
-                <w:szCs w:val="20"/>
-              </w:rPr>
-            </w:pPr>
-          </w:p>
-        </w:tc>
-        <w:tc>
-          <w:tcPr>
-            <w:tcW w:w="1972" w:type="dxa"/>
-            <w:shd w:val="clear" w:color="auto" w:fill="84E290" w:themeFill="accent3" w:themeFillTint="66"/>
-          </w:tcPr>
-          <w:p>
-            <w:pPr>
-              <w:pStyle w:val="Prrafodelista"/>
-              <w:spacing w:line="276" w:lineRule="auto"/>
-              <w:ind w:left="0" w:right="86"/>
-              <w:jc w:val="center"/>
-              <w:rPr>
-                <w:rFonts w:ascii="Arial Nova Cond Light" w:hAnsi="Arial Nova Cond Light" w:cs="Times New Roman"/>
-                <w:b/>
-                <w:bCs/>
-                <w:color w:val="000000" w:themeColor="text1"/>
-                <w:sz w:val="20"/>
-                <w:szCs w:val="20"/>
-              </w:rPr>
-            </w:pPr>
-            <w:r>
-              <w:rPr>
-                <w:rFonts w:ascii="Arial Nova Cond Light" w:hAnsi="Arial Nova Cond Light" w:cs="Times New Roman"/>
-                <w:b/>
-                <w:bCs/>
-                <w:color w:val="000000" w:themeColor="text1"/>
-                <w:sz w:val="20"/>
-                <w:szCs w:val="20"/>
-              </w:rPr>
-              <w:t>COMPETENCIA 2</w:t>
-            </w:r>
-          </w:p>
-        </w:tc>
-        <w:tc>
-          <w:tcPr>
-            <w:tcW w:w="3415" w:type="dxa"/>
-            <w:gridSpan w:val="2"/>
-          </w:tcPr>
-          <w:p>
-            <w:pPr>
-              <w:pStyle w:val="Prrafodelista"/>
-              <w:spacing w:line="276" w:lineRule="auto"/>
-              <w:ind w:left="0" w:right="-455"/>
-              <w:rPr>
-                <w:rFonts w:ascii="Arial Nova Cond Light" w:hAnsi="Arial Nova Cond Light" w:cs="Times New Roman"/>
-                <w:b/>
-                <w:bCs/>
-                <w:color w:val="000000" w:themeColor="text1"/>
-                <w:sz w:val="20"/>
-                <w:szCs w:val="20"/>
-              </w:rPr>
-            </w:pPr>
-          </w:p>
-        </w:tc>
-        <w:tc>
-          <w:tcPr>
-            <w:tcW w:w="1735" w:type="dxa"/>
-            <w:shd w:val="clear" w:color="auto" w:fill="84E290" w:themeFill="accent3" w:themeFillTint="66"/>
-          </w:tcPr>
-          <w:p>
-            <w:pPr>
-              <w:pStyle w:val="Prrafodelista"/>
-              <w:spacing w:line="276" w:lineRule="auto"/>
-              <w:ind w:left="0"/>
-              <w:jc w:val="center"/>
-              <w:rPr>
-                <w:rFonts w:ascii="Arial Nova Cond Light" w:hAnsi="Arial Nova Cond Light" w:cs="Times New Roman"/>
-                <w:b/>
-                <w:bCs/>
-                <w:color w:val="000000" w:themeColor="text1"/>
-                <w:sz w:val="20"/>
-                <w:szCs w:val="20"/>
-              </w:rPr>
-            </w:pPr>
-            <w:r>
-              <w:rPr>
-                <w:rFonts w:ascii="Arial Nova Cond Light" w:hAnsi="Arial Nova Cond Light" w:cs="Times New Roman"/>
-                <w:b/>
-                <w:bCs/>
-                <w:color w:val="000000" w:themeColor="text1"/>
-                <w:sz w:val="20"/>
-                <w:szCs w:val="20"/>
-              </w:rPr>
-              <w:t>COMPETENCIA 3</w:t>
-            </w:r>
-          </w:p>
-        </w:tc>
-        <w:tc>
-          <w:tcPr>
-            <w:tcW w:w="2806" w:type="dxa"/>
-            <w:gridSpan w:val="2"/>
-          </w:tcPr>
-          <w:p>
-            <w:pPr>
-              <w:pStyle w:val="Prrafodelista"/>
-              <w:spacing w:line="276" w:lineRule="auto"/>
-              <w:ind w:left="0" w:right="-455"/>
-              <w:rPr>
-                <w:rFonts w:ascii="Arial Nova Cond Light" w:hAnsi="Arial Nova Cond Light" w:cs="Times New Roman"/>
-                <w:b/>
-                <w:bCs/>
-                <w:color w:val="000000" w:themeColor="text1"/>
-                <w:sz w:val="20"/>
-                <w:szCs w:val="20"/>
-              </w:rPr>
-            </w:pPr>
-          </w:p>
-        </w:tc>
-      </w:tr>
-      <w:tr>
-        <w:trPr>
-          <w:trHeight w:val="282"/>
-        </w:trPr>
-        <w:tc>
-          <w:tcPr>
-            <w:tcW w:w="1719" w:type="dxa"/>
-            <w:shd w:val="clear" w:color="auto" w:fill="C1F0C7" w:themeFill="accent3" w:themeFillTint="33"/>
-            <w:vAlign w:val="center"/>
-          </w:tcPr>
-          <w:p>
-            <w:pPr>
-              <w:pStyle w:val="Prrafodelista"/>
-              <w:spacing w:line="276" w:lineRule="auto"/>
-              <w:ind w:left="0"/>
-              <w:jc w:val="center"/>
-              <w:rPr>
-                <w:rFonts w:ascii="Arial Nova Cond Light" w:hAnsi="Arial Nova Cond Light" w:cs="Times New Roman"/>
-                <w:b/>
-                <w:bCs/>
-                <w:color w:val="000000" w:themeColor="text1"/>
-                <w:sz w:val="20"/>
-                <w:szCs w:val="20"/>
-              </w:rPr>
-            </w:pPr>
-            <w:r>
-              <w:rPr>
-                <w:rFonts w:ascii="Arial Nova Cond Light" w:hAnsi="Arial Nova Cond Light" w:cs="Times New Roman"/>
-                <w:b/>
-                <w:bCs/>
-                <w:color w:val="000000" w:themeColor="text1"/>
-                <w:sz w:val="20"/>
-                <w:szCs w:val="20"/>
-              </w:rPr>
-              <w:t>NIVELES DE LOGRO</w:t>
-            </w:r>
-          </w:p>
-        </w:tc>
-        <w:tc>
-          <w:tcPr>
-            <w:tcW w:w="1801" w:type="dxa"/>
-            <w:shd w:val="clear" w:color="auto" w:fill="C1F0C7" w:themeFill="accent3" w:themeFillTint="33"/>
-            <w:vAlign w:val="center"/>
-          </w:tcPr>
-          <w:p>
-            <w:pPr>
-              <w:pStyle w:val="Prrafodelista"/>
-              <w:spacing w:line="276" w:lineRule="auto"/>
-              <w:ind w:left="0"/>
-              <w:jc w:val="center"/>
-              <w:rPr>
-                <w:rFonts w:ascii="Arial Nova Cond Light" w:hAnsi="Arial Nova Cond Light" w:cs="Times New Roman"/>
-                <w:b/>
-                <w:bCs/>
-                <w:color w:val="000000" w:themeColor="text1"/>
-                <w:sz w:val="20"/>
-                <w:szCs w:val="20"/>
-              </w:rPr>
-            </w:pPr>
-            <w:r>
-              <w:rPr>
-                <w:rFonts w:ascii="Arial Nova Cond Light" w:hAnsi="Arial Nova Cond Light" w:cs="Times New Roman"/>
-                <w:b/>
-                <w:bCs/>
-                <w:color w:val="000000" w:themeColor="text1"/>
-                <w:sz w:val="20"/>
-                <w:szCs w:val="20"/>
-              </w:rPr>
-              <w:t>Cantidad</w:t>
-            </w:r>
-          </w:p>
-        </w:tc>
-        <w:tc>
-          <w:tcPr>
-            <w:tcW w:w="1442" w:type="dxa"/>
-            <w:shd w:val="clear" w:color="auto" w:fill="C1F0C7" w:themeFill="accent3" w:themeFillTint="33"/>
-            <w:vAlign w:val="center"/>
-          </w:tcPr>
-          <w:p>
-            <w:pPr>
-              <w:pStyle w:val="Prrafodelista"/>
-              <w:spacing w:line="276" w:lineRule="auto"/>
-              <w:ind w:left="0"/>
-              <w:jc w:val="center"/>
-              <w:rPr>
-                <w:rFonts w:ascii="Arial Nova Cond Light" w:hAnsi="Arial Nova Cond Light" w:cs="Times New Roman"/>
-                <w:b/>
-                <w:bCs/>
-                <w:color w:val="000000" w:themeColor="text1"/>
-                <w:sz w:val="20"/>
-                <w:szCs w:val="20"/>
-                <w:highlight w:val="yellow"/>
-              </w:rPr>
-            </w:pPr>
-            <w:r>
-              <w:rPr>
-                <w:rFonts w:ascii="Arial Nova Cond Light" w:hAnsi="Arial Nova Cond Light" w:cs="Times New Roman"/>
-                <w:b/>
-                <w:bCs/>
-                <w:color w:val="000000" w:themeColor="text1"/>
-                <w:sz w:val="20"/>
-                <w:szCs w:val="20"/>
-              </w:rPr>
-              <w:t>%</w:t>
-            </w:r>
-          </w:p>
-        </w:tc>
-        <w:tc>
-          <w:tcPr>
-            <w:tcW w:w="1972" w:type="dxa"/>
-            <w:shd w:val="clear" w:color="auto" w:fill="C1F0C7" w:themeFill="accent3" w:themeFillTint="33"/>
-            <w:vAlign w:val="center"/>
-          </w:tcPr>
-          <w:p>
-            <w:pPr>
-              <w:pStyle w:val="Prrafodelista"/>
-              <w:spacing w:line="276" w:lineRule="auto"/>
-              <w:ind w:left="0" w:right="86"/>
-              <w:jc w:val="center"/>
-              <w:rPr>
-                <w:rFonts w:ascii="Arial Nova Cond Light" w:hAnsi="Arial Nova Cond Light" w:cs="Times New Roman"/>
-                <w:b/>
-                <w:bCs/>
-                <w:color w:val="000000" w:themeColor="text1"/>
-                <w:sz w:val="20"/>
-                <w:szCs w:val="20"/>
-              </w:rPr>
-            </w:pPr>
-            <w:r>
-              <w:rPr>
-                <w:rFonts w:ascii="Arial Nova Cond Light" w:hAnsi="Arial Nova Cond Light" w:cs="Times New Roman"/>
-                <w:b/>
-                <w:bCs/>
-                <w:color w:val="000000" w:themeColor="text1"/>
-                <w:sz w:val="20"/>
-                <w:szCs w:val="20"/>
-              </w:rPr>
-              <w:t>NIVELES DE LOGRO</w:t>
-            </w:r>
-          </w:p>
-        </w:tc>
-        <w:tc>
-          <w:tcPr>
-            <w:tcW w:w="1997" w:type="dxa"/>
-            <w:shd w:val="clear" w:color="auto" w:fill="C1F0C7" w:themeFill="accent3" w:themeFillTint="33"/>
-            <w:vAlign w:val="center"/>
-          </w:tcPr>
-          <w:p>
-            <w:pPr>
-              <w:pStyle w:val="Prrafodelista"/>
-              <w:spacing w:line="276" w:lineRule="auto"/>
-              <w:ind w:left="0" w:right="174"/>
-              <w:jc w:val="center"/>
-              <w:rPr>
-                <w:rFonts w:ascii="Arial Nova Cond Light" w:hAnsi="Arial Nova Cond Light" w:cs="Times New Roman"/>
-                <w:b/>
-                <w:bCs/>
-                <w:color w:val="000000" w:themeColor="text1"/>
-                <w:sz w:val="20"/>
-                <w:szCs w:val="20"/>
-              </w:rPr>
-            </w:pPr>
-            <w:r>
-              <w:rPr>
-                <w:rFonts w:ascii="Arial Nova Cond Light" w:hAnsi="Arial Nova Cond Light" w:cs="Times New Roman"/>
-                <w:b/>
-                <w:bCs/>
-                <w:color w:val="000000" w:themeColor="text1"/>
-                <w:sz w:val="20"/>
-                <w:szCs w:val="20"/>
-              </w:rPr>
-              <w:t>Cantidad</w:t>
-            </w:r>
-          </w:p>
-        </w:tc>
-        <w:tc>
-          <w:tcPr>
-            <w:tcW w:w="1418" w:type="dxa"/>
-            <w:shd w:val="clear" w:color="auto" w:fill="C1F0C7" w:themeFill="accent3" w:themeFillTint="33"/>
-            <w:vAlign w:val="center"/>
-          </w:tcPr>
-          <w:p>
-            <w:pPr>
-              <w:pStyle w:val="Prrafodelista"/>
-              <w:spacing w:line="276" w:lineRule="auto"/>
-              <w:ind w:left="0"/>
-              <w:jc w:val="center"/>
-              <w:rPr>
-                <w:rFonts w:ascii="Arial Nova Cond Light" w:hAnsi="Arial Nova Cond Light" w:cs="Times New Roman"/>
-                <w:b/>
-                <w:bCs/>
-                <w:color w:val="000000" w:themeColor="text1"/>
-                <w:sz w:val="20"/>
-                <w:szCs w:val="20"/>
-              </w:rPr>
-            </w:pPr>
-            <w:r>
-              <w:rPr>
-                <w:rFonts w:ascii="Arial Nova Cond Light" w:hAnsi="Arial Nova Cond Light" w:cs="Times New Roman"/>
-                <w:b/>
-                <w:bCs/>
-                <w:color w:val="000000" w:themeColor="text1"/>
-                <w:sz w:val="20"/>
-                <w:szCs w:val="20"/>
-              </w:rPr>
-              <w:t>%</w:t>
-            </w:r>
-          </w:p>
-        </w:tc>
-        <w:tc>
-          <w:tcPr>
-            <w:tcW w:w="1735" w:type="dxa"/>
-            <w:shd w:val="clear" w:color="auto" w:fill="C1F0C7" w:themeFill="accent3" w:themeFillTint="33"/>
-            <w:vAlign w:val="center"/>
-          </w:tcPr>
-          <w:p>
-            <w:pPr>
-              <w:pStyle w:val="Prrafodelista"/>
-              <w:spacing w:line="276" w:lineRule="auto"/>
-              <w:ind w:left="0" w:right="68"/>
-              <w:jc w:val="center"/>
-              <w:rPr>
-                <w:rFonts w:ascii="Arial Nova Cond Light" w:hAnsi="Arial Nova Cond Light" w:cs="Times New Roman"/>
-                <w:b/>
-                <w:bCs/>
-                <w:color w:val="000000" w:themeColor="text1"/>
-                <w:sz w:val="20"/>
-                <w:szCs w:val="20"/>
-              </w:rPr>
-            </w:pPr>
-            <w:r>
-              <w:rPr>
-                <w:rFonts w:ascii="Arial Nova Cond Light" w:hAnsi="Arial Nova Cond Light" w:cs="Times New Roman"/>
-                <w:b/>
-                <w:bCs/>
-                <w:color w:val="000000" w:themeColor="text1"/>
-                <w:sz w:val="20"/>
-                <w:szCs w:val="20"/>
-              </w:rPr>
-              <w:t>NIVELES DE LOGRO</w:t>
-            </w:r>
-          </w:p>
-        </w:tc>
-        <w:tc>
-          <w:tcPr>
-            <w:tcW w:w="1403" w:type="dxa"/>
-            <w:shd w:val="clear" w:color="auto" w:fill="C1F0C7" w:themeFill="accent3" w:themeFillTint="33"/>
-            <w:vAlign w:val="center"/>
-          </w:tcPr>
-          <w:p>
-            <w:pPr>
-              <w:pStyle w:val="Prrafodelista"/>
-              <w:spacing w:line="276" w:lineRule="auto"/>
-              <w:ind w:left="0"/>
-              <w:jc w:val="center"/>
-              <w:rPr>
-                <w:rFonts w:ascii="Arial Nova Cond Light" w:hAnsi="Arial Nova Cond Light" w:cs="Times New Roman"/>
-                <w:b/>
-                <w:bCs/>
-                <w:color w:val="000000" w:themeColor="text1"/>
-                <w:sz w:val="20"/>
-                <w:szCs w:val="20"/>
-              </w:rPr>
-            </w:pPr>
-            <w:r>
-              <w:rPr>
-                <w:rFonts w:ascii="Arial Nova Cond Light" w:hAnsi="Arial Nova Cond Light" w:cs="Times New Roman"/>
-                <w:b/>
-                <w:bCs/>
-                <w:color w:val="000000" w:themeColor="text1"/>
-                <w:sz w:val="20"/>
-                <w:szCs w:val="20"/>
-              </w:rPr>
-              <w:t>Cantidad</w:t>
-            </w:r>
-          </w:p>
-        </w:tc>
-        <w:tc>
-          <w:tcPr>
-            <w:tcW w:w="1403" w:type="dxa"/>
-            <w:shd w:val="clear" w:color="auto" w:fill="C1F0C7" w:themeFill="accent3" w:themeFillTint="33"/>
-            <w:vAlign w:val="center"/>
-          </w:tcPr>
-          <w:p>
-            <w:pPr>
-              <w:pStyle w:val="Prrafodelista"/>
-              <w:spacing w:line="276" w:lineRule="auto"/>
-              <w:ind w:left="0"/>
-              <w:jc w:val="center"/>
-              <w:rPr>
-                <w:rFonts w:ascii="Arial Nova Cond Light" w:hAnsi="Arial Nova Cond Light" w:cs="Times New Roman"/>
-                <w:b/>
-                <w:bCs/>
-                <w:color w:val="000000" w:themeColor="text1"/>
-                <w:sz w:val="20"/>
-                <w:szCs w:val="20"/>
-              </w:rPr>
-            </w:pPr>
-            <w:r>
-              <w:rPr>
-                <w:rFonts w:ascii="Arial Nova Cond Light" w:hAnsi="Arial Nova Cond Light" w:cs="Times New Roman"/>
-                <w:b/>
-                <w:bCs/>
-                <w:color w:val="000000" w:themeColor="text1"/>
-                <w:sz w:val="20"/>
-                <w:szCs w:val="20"/>
-              </w:rPr>
-              <w:t>%</w:t>
-            </w:r>
-          </w:p>
-        </w:tc>
-      </w:tr>
-      <w:tr>
-        <w:trPr>
-          <w:trHeight w:val="282"/>
-        </w:trPr>
-        <w:tc>
-          <w:tcPr>
-            <w:tcW w:w="1719" w:type="dxa"/>
-            <w:shd w:val="clear" w:color="auto" w:fill="C1F0C7" w:themeFill="accent3" w:themeFillTint="33"/>
-            <w:vAlign w:val="center"/>
-          </w:tcPr>
-          <w:p>
-            <w:pPr>
-              <w:pStyle w:val="Prrafodelista"/>
-              <w:spacing w:line="276" w:lineRule="auto"/>
-              <w:ind w:left="0"/>
-              <w:jc w:val="center"/>
-              <w:rPr>
-                <w:rFonts w:ascii="Arial Nova Cond Light" w:hAnsi="Arial Nova Cond Light" w:cs="Times New Roman"/>
-                <w:b/>
-                <w:bCs/>
-                <w:color w:val="000000" w:themeColor="text1"/>
-                <w:sz w:val="20"/>
-                <w:szCs w:val="20"/>
-              </w:rPr>
-            </w:pPr>
-            <w:r>
-              <w:rPr>
-                <w:rFonts w:ascii="Arial Nova Cond Light" w:hAnsi="Arial Nova Cond Light" w:cs="Times New Roman"/>
-                <w:b/>
-                <w:bCs/>
-                <w:color w:val="000000" w:themeColor="text1"/>
-                <w:sz w:val="20"/>
-                <w:szCs w:val="20"/>
-              </w:rPr>
-              <w:t>AD</w:t>
-            </w:r>
-          </w:p>
-        </w:tc>
-        <w:tc>
-          <w:tcPr>
-            <w:tcW w:w="1801" w:type="dxa"/>
-          </w:tcPr>
-          <w:p>
-            <w:pPr>
-              <w:pStyle w:val="Prrafodelista"/>
-              <w:spacing w:line="276" w:lineRule="auto"/>
-              <w:ind w:left="0" w:right="-455"/>
-              <w:rPr>
-                <w:rFonts w:ascii="Arial Nova Cond Light" w:hAnsi="Arial Nova Cond Light" w:cs="Times New Roman"/>
-                <w:b/>
-                <w:bCs/>
-                <w:color w:val="000000" w:themeColor="text1"/>
-                <w:sz w:val="20"/>
-                <w:szCs w:val="20"/>
-              </w:rPr>
-            </w:pPr>
-          </w:p>
-        </w:tc>
-        <w:tc>
-          <w:tcPr>
-            <w:tcW w:w="1442" w:type="dxa"/>
-          </w:tcPr>
-          <w:p>
-            <w:pPr>
-              <w:pStyle w:val="Prrafodelista"/>
-              <w:spacing w:line="276" w:lineRule="auto"/>
-              <w:ind w:left="0" w:right="-455"/>
-              <w:rPr>
-                <w:rFonts w:ascii="Arial Nova Cond Light" w:hAnsi="Arial Nova Cond Light" w:cs="Times New Roman"/>
-                <w:b/>
-                <w:bCs/>
-                <w:color w:val="000000" w:themeColor="text1"/>
-                <w:sz w:val="20"/>
-                <w:szCs w:val="20"/>
-                <w:highlight w:val="yellow"/>
-              </w:rPr>
-            </w:pPr>
-          </w:p>
-        </w:tc>
-        <w:tc>
-          <w:tcPr>
-            <w:tcW w:w="1972" w:type="dxa"/>
-            <w:shd w:val="clear" w:color="auto" w:fill="C1F0C7" w:themeFill="accent3" w:themeFillTint="33"/>
-            <w:vAlign w:val="center"/>
-          </w:tcPr>
-          <w:p>
-            <w:pPr>
-              <w:pStyle w:val="Prrafodelista"/>
-              <w:spacing w:line="276" w:lineRule="auto"/>
-              <w:ind w:left="0" w:right="86"/>
-              <w:jc w:val="center"/>
-              <w:rPr>
-                <w:rFonts w:ascii="Arial Nova Cond Light" w:hAnsi="Arial Nova Cond Light" w:cs="Times New Roman"/>
-                <w:b/>
-                <w:bCs/>
-                <w:color w:val="000000" w:themeColor="text1"/>
-                <w:sz w:val="20"/>
-                <w:szCs w:val="20"/>
-              </w:rPr>
-            </w:pPr>
-            <w:r>
-              <w:rPr>
-                <w:rFonts w:ascii="Arial Nova Cond Light" w:hAnsi="Arial Nova Cond Light" w:cs="Times New Roman"/>
-                <w:b/>
-                <w:bCs/>
-                <w:color w:val="000000" w:themeColor="text1"/>
-                <w:sz w:val="20"/>
-                <w:szCs w:val="20"/>
-              </w:rPr>
-              <w:t>AD</w:t>
-            </w:r>
-          </w:p>
-        </w:tc>
-        <w:tc>
-          <w:tcPr>
-            <w:tcW w:w="1997" w:type="dxa"/>
-          </w:tcPr>
-          <w:p>
-            <w:pPr>
-              <w:pStyle w:val="Prrafodelista"/>
-              <w:spacing w:line="276" w:lineRule="auto"/>
-              <w:ind w:left="0" w:right="-455"/>
-              <w:rPr>
-                <w:rFonts w:ascii="Arial Nova Cond Light" w:hAnsi="Arial Nova Cond Light" w:cs="Times New Roman"/>
-                <w:b/>
-                <w:bCs/>
-                <w:color w:val="000000" w:themeColor="text1"/>
-                <w:sz w:val="20"/>
-                <w:szCs w:val="20"/>
-              </w:rPr>
-            </w:pPr>
-          </w:p>
-        </w:tc>
-        <w:tc>
-          <w:tcPr>
-            <w:tcW w:w="1418" w:type="dxa"/>
-          </w:tcPr>
-          <w:p>
-            <w:pPr>
-              <w:pStyle w:val="Prrafodelista"/>
-              <w:spacing w:line="276" w:lineRule="auto"/>
-              <w:ind w:left="0" w:right="-455"/>
-              <w:rPr>
-                <w:rFonts w:ascii="Arial Nova Cond Light" w:hAnsi="Arial Nova Cond Light" w:cs="Times New Roman"/>
-                <w:b/>
-                <w:bCs/>
-                <w:color w:val="000000" w:themeColor="text1"/>
-                <w:sz w:val="20"/>
-                <w:szCs w:val="20"/>
-              </w:rPr>
-            </w:pPr>
-          </w:p>
-        </w:tc>
-        <w:tc>
-          <w:tcPr>
-            <w:tcW w:w="1735" w:type="dxa"/>
-            <w:shd w:val="clear" w:color="auto" w:fill="C1F0C7" w:themeFill="accent3" w:themeFillTint="33"/>
-            <w:vAlign w:val="center"/>
-          </w:tcPr>
-          <w:p>
-            <w:pPr>
-              <w:pStyle w:val="Prrafodelista"/>
-              <w:spacing w:line="276" w:lineRule="auto"/>
-              <w:ind w:left="0" w:right="68"/>
-              <w:jc w:val="center"/>
-              <w:rPr>
-                <w:rFonts w:ascii="Arial Nova Cond Light" w:hAnsi="Arial Nova Cond Light" w:cs="Times New Roman"/>
-                <w:b/>
-                <w:bCs/>
-                <w:color w:val="000000" w:themeColor="text1"/>
-                <w:sz w:val="20"/>
-                <w:szCs w:val="20"/>
-              </w:rPr>
-            </w:pPr>
-            <w:r>
-              <w:rPr>
-                <w:rFonts w:ascii="Arial Nova Cond Light" w:hAnsi="Arial Nova Cond Light" w:cs="Times New Roman"/>
-                <w:b/>
-                <w:bCs/>
-                <w:color w:val="000000" w:themeColor="text1"/>
-                <w:sz w:val="20"/>
-                <w:szCs w:val="20"/>
-              </w:rPr>
-              <w:t>AD</w:t>
-            </w:r>
-          </w:p>
-        </w:tc>
-        <w:tc>
-          <w:tcPr>
-            <w:tcW w:w="1403" w:type="dxa"/>
-          </w:tcPr>
-          <w:p>
-            <w:pPr>
-              <w:pStyle w:val="Prrafodelista"/>
-              <w:spacing w:line="276" w:lineRule="auto"/>
-              <w:ind w:left="0" w:right="-455"/>
-              <w:rPr>
-                <w:rFonts w:ascii="Arial Nova Cond Light" w:hAnsi="Arial Nova Cond Light" w:cs="Times New Roman"/>
-                <w:b/>
-                <w:bCs/>
-                <w:color w:val="000000" w:themeColor="text1"/>
-                <w:sz w:val="20"/>
-                <w:szCs w:val="20"/>
-              </w:rPr>
-            </w:pPr>
-          </w:p>
-        </w:tc>
-        <w:tc>
-          <w:tcPr>
-            <w:tcW w:w="1403" w:type="dxa"/>
-          </w:tcPr>
-          <w:p>
-            <w:pPr>
-              <w:pStyle w:val="Prrafodelista"/>
-              <w:spacing w:line="276" w:lineRule="auto"/>
-              <w:ind w:left="0" w:right="-455"/>
-              <w:rPr>
-                <w:rFonts w:ascii="Arial Nova Cond Light" w:hAnsi="Arial Nova Cond Light" w:cs="Times New Roman"/>
-                <w:b/>
-                <w:bCs/>
-                <w:color w:val="000000" w:themeColor="text1"/>
-                <w:sz w:val="20"/>
-                <w:szCs w:val="20"/>
-              </w:rPr>
-            </w:pPr>
-          </w:p>
-        </w:tc>
-      </w:tr>
-      <w:tr>
-        <w:trPr>
-          <w:trHeight w:val="282"/>
-        </w:trPr>
-        <w:tc>
-          <w:tcPr>
-            <w:tcW w:w="1719" w:type="dxa"/>
-            <w:shd w:val="clear" w:color="auto" w:fill="C1F0C7" w:themeFill="accent3" w:themeFillTint="33"/>
-            <w:vAlign w:val="center"/>
-          </w:tcPr>
-          <w:p>
-            <w:pPr>
-              <w:pStyle w:val="Prrafodelista"/>
-              <w:spacing w:line="276" w:lineRule="auto"/>
-              <w:ind w:left="0"/>
-              <w:jc w:val="center"/>
-              <w:rPr>
-                <w:rFonts w:ascii="Arial Nova Cond Light" w:hAnsi="Arial Nova Cond Light" w:cs="Times New Roman"/>
-                <w:b/>
-                <w:bCs/>
-                <w:color w:val="000000" w:themeColor="text1"/>
-                <w:sz w:val="20"/>
-                <w:szCs w:val="20"/>
-              </w:rPr>
-            </w:pPr>
-            <w:r>
-              <w:rPr>
-                <w:rFonts w:ascii="Arial Nova Cond Light" w:hAnsi="Arial Nova Cond Light" w:cs="Times New Roman"/>
-                <w:b/>
-                <w:bCs/>
-                <w:color w:val="000000" w:themeColor="text1"/>
-                <w:sz w:val="20"/>
-                <w:szCs w:val="20"/>
-              </w:rPr>
-              <w:t>A</w:t>
-            </w:r>
-          </w:p>
-        </w:tc>
-        <w:tc>
-          <w:tcPr>
-            <w:tcW w:w="1801" w:type="dxa"/>
-          </w:tcPr>
-          <w:p>
-            <w:pPr>
-              <w:pStyle w:val="Prrafodelista"/>
-              <w:spacing w:line="276" w:lineRule="auto"/>
-              <w:ind w:left="0" w:right="-455"/>
-              <w:rPr>
-                <w:rFonts w:ascii="Arial Nova Cond Light" w:hAnsi="Arial Nova Cond Light" w:cs="Times New Roman"/>
-                <w:b/>
-                <w:bCs/>
-                <w:color w:val="000000" w:themeColor="text1"/>
-                <w:sz w:val="20"/>
-                <w:szCs w:val="20"/>
-              </w:rPr>
-            </w:pPr>
-          </w:p>
-        </w:tc>
-        <w:tc>
-          <w:tcPr>
-            <w:tcW w:w="1442" w:type="dxa"/>
-          </w:tcPr>
-          <w:p>
-            <w:pPr>
-              <w:pStyle w:val="Prrafodelista"/>
-              <w:spacing w:line="276" w:lineRule="auto"/>
-              <w:ind w:left="0" w:right="-455"/>
-              <w:rPr>
-                <w:rFonts w:ascii="Arial Nova Cond Light" w:hAnsi="Arial Nova Cond Light" w:cs="Times New Roman"/>
-                <w:b/>
-                <w:bCs/>
-                <w:color w:val="000000" w:themeColor="text1"/>
-                <w:sz w:val="20"/>
-                <w:szCs w:val="20"/>
-                <w:highlight w:val="yellow"/>
-              </w:rPr>
-            </w:pPr>
-          </w:p>
-        </w:tc>
-        <w:tc>
-          <w:tcPr>
-            <w:tcW w:w="1972" w:type="dxa"/>
-            <w:shd w:val="clear" w:color="auto" w:fill="C1F0C7" w:themeFill="accent3" w:themeFillTint="33"/>
-            <w:vAlign w:val="center"/>
-          </w:tcPr>
-          <w:p>
-            <w:pPr>
-              <w:pStyle w:val="Prrafodelista"/>
-              <w:spacing w:line="276" w:lineRule="auto"/>
-              <w:ind w:left="0" w:right="86"/>
-              <w:jc w:val="center"/>
-              <w:rPr>
-                <w:rFonts w:ascii="Arial Nova Cond Light" w:hAnsi="Arial Nova Cond Light" w:cs="Times New Roman"/>
-                <w:b/>
-                <w:bCs/>
-                <w:color w:val="000000" w:themeColor="text1"/>
-                <w:sz w:val="20"/>
-                <w:szCs w:val="20"/>
-              </w:rPr>
-            </w:pPr>
-            <w:r>
-              <w:rPr>
-                <w:rFonts w:ascii="Arial Nova Cond Light" w:hAnsi="Arial Nova Cond Light" w:cs="Times New Roman"/>
-                <w:b/>
-                <w:bCs/>
-                <w:color w:val="000000" w:themeColor="text1"/>
-                <w:sz w:val="20"/>
-                <w:szCs w:val="20"/>
-              </w:rPr>
-              <w:t>A</w:t>
-            </w:r>
-          </w:p>
-        </w:tc>
-        <w:tc>
-          <w:tcPr>
-            <w:tcW w:w="1997" w:type="dxa"/>
-          </w:tcPr>
-          <w:p>
-            <w:pPr>
-              <w:pStyle w:val="Prrafodelista"/>
-              <w:spacing w:line="276" w:lineRule="auto"/>
-              <w:ind w:left="0" w:right="-455"/>
-              <w:rPr>
-                <w:rFonts w:ascii="Arial Nova Cond Light" w:hAnsi="Arial Nova Cond Light" w:cs="Times New Roman"/>
-                <w:b/>
-                <w:bCs/>
-                <w:color w:val="000000" w:themeColor="text1"/>
-                <w:sz w:val="20"/>
-                <w:szCs w:val="20"/>
-              </w:rPr>
-            </w:pPr>
-          </w:p>
-        </w:tc>
-        <w:tc>
-          <w:tcPr>
-            <w:tcW w:w="1418" w:type="dxa"/>
-          </w:tcPr>
-          <w:p>
-            <w:pPr>
-              <w:pStyle w:val="Prrafodelista"/>
-              <w:spacing w:line="276" w:lineRule="auto"/>
-              <w:ind w:left="0" w:right="-455"/>
-              <w:rPr>
-                <w:rFonts w:ascii="Arial Nova Cond Light" w:hAnsi="Arial Nova Cond Light" w:cs="Times New Roman"/>
-                <w:b/>
-                <w:bCs/>
-                <w:color w:val="000000" w:themeColor="text1"/>
-                <w:sz w:val="20"/>
-                <w:szCs w:val="20"/>
-              </w:rPr>
-            </w:pPr>
-          </w:p>
-        </w:tc>
-        <w:tc>
-          <w:tcPr>
-            <w:tcW w:w="1735" w:type="dxa"/>
-            <w:shd w:val="clear" w:color="auto" w:fill="C1F0C7" w:themeFill="accent3" w:themeFillTint="33"/>
-            <w:vAlign w:val="center"/>
-          </w:tcPr>
-          <w:p>
-            <w:pPr>
-              <w:pStyle w:val="Prrafodelista"/>
-              <w:spacing w:line="276" w:lineRule="auto"/>
-              <w:ind w:left="0" w:right="68"/>
-              <w:jc w:val="center"/>
-              <w:rPr>
-                <w:rFonts w:ascii="Arial Nova Cond Light" w:hAnsi="Arial Nova Cond Light" w:cs="Times New Roman"/>
-                <w:b/>
-                <w:bCs/>
-                <w:color w:val="000000" w:themeColor="text1"/>
-                <w:sz w:val="20"/>
-                <w:szCs w:val="20"/>
-              </w:rPr>
-            </w:pPr>
-            <w:r>
-              <w:rPr>
-                <w:rFonts w:ascii="Arial Nova Cond Light" w:hAnsi="Arial Nova Cond Light" w:cs="Times New Roman"/>
-                <w:b/>
-                <w:bCs/>
-                <w:color w:val="000000" w:themeColor="text1"/>
-                <w:sz w:val="20"/>
-                <w:szCs w:val="20"/>
-              </w:rPr>
-              <w:t>A</w:t>
-            </w:r>
-          </w:p>
-        </w:tc>
-        <w:tc>
-          <w:tcPr>
-            <w:tcW w:w="1403" w:type="dxa"/>
-          </w:tcPr>
-          <w:p>
-            <w:pPr>
-              <w:pStyle w:val="Prrafodelista"/>
-              <w:spacing w:line="276" w:lineRule="auto"/>
-              <w:ind w:left="0" w:right="-455"/>
-              <w:rPr>
-                <w:rFonts w:ascii="Arial Nova Cond Light" w:hAnsi="Arial Nova Cond Light" w:cs="Times New Roman"/>
-                <w:b/>
-                <w:bCs/>
-                <w:color w:val="000000" w:themeColor="text1"/>
-                <w:sz w:val="20"/>
-                <w:szCs w:val="20"/>
-              </w:rPr>
-            </w:pPr>
-          </w:p>
-        </w:tc>
-        <w:tc>
-          <w:tcPr>
-            <w:tcW w:w="1403" w:type="dxa"/>
-          </w:tcPr>
-          <w:p>
-            <w:pPr>
-              <w:pStyle w:val="Prrafodelista"/>
-              <w:spacing w:line="276" w:lineRule="auto"/>
-              <w:ind w:left="0" w:right="-455"/>
-              <w:rPr>
-                <w:rFonts w:ascii="Arial Nova Cond Light" w:hAnsi="Arial Nova Cond Light" w:cs="Times New Roman"/>
-                <w:b/>
-                <w:bCs/>
-                <w:color w:val="000000" w:themeColor="text1"/>
-                <w:sz w:val="20"/>
-                <w:szCs w:val="20"/>
-              </w:rPr>
-            </w:pPr>
-          </w:p>
-        </w:tc>
-      </w:tr>
-      <w:tr>
-        <w:trPr>
-          <w:trHeight w:val="282"/>
-        </w:trPr>
-        <w:tc>
-          <w:tcPr>
-            <w:tcW w:w="1719" w:type="dxa"/>
-            <w:shd w:val="clear" w:color="auto" w:fill="C1F0C7" w:themeFill="accent3" w:themeFillTint="33"/>
-            <w:vAlign w:val="center"/>
-          </w:tcPr>
-          <w:p>
-            <w:pPr>
-              <w:pStyle w:val="Prrafodelista"/>
-              <w:spacing w:line="276" w:lineRule="auto"/>
-              <w:ind w:left="0"/>
-              <w:jc w:val="center"/>
-              <w:rPr>
-                <w:rFonts w:ascii="Arial Nova Cond Light" w:hAnsi="Arial Nova Cond Light" w:cs="Times New Roman"/>
-                <w:b/>
-                <w:bCs/>
-                <w:color w:val="000000" w:themeColor="text1"/>
-                <w:sz w:val="20"/>
-                <w:szCs w:val="20"/>
-              </w:rPr>
-            </w:pPr>
-            <w:r>
-              <w:rPr>
-                <w:rFonts w:ascii="Arial Nova Cond Light" w:hAnsi="Arial Nova Cond Light" w:cs="Times New Roman"/>
-                <w:b/>
-                <w:bCs/>
-                <w:color w:val="000000" w:themeColor="text1"/>
-                <w:sz w:val="20"/>
-                <w:szCs w:val="20"/>
-              </w:rPr>
-              <w:t>B</w:t>
-            </w:r>
-          </w:p>
-        </w:tc>
-        <w:tc>
-          <w:tcPr>
-            <w:tcW w:w="1801" w:type="dxa"/>
-          </w:tcPr>
-          <w:p>
-            <w:pPr>
-              <w:pStyle w:val="Prrafodelista"/>
-              <w:spacing w:line="276" w:lineRule="auto"/>
-              <w:ind w:left="0" w:right="-455"/>
-              <w:rPr>
-                <w:rFonts w:ascii="Arial Nova Cond Light" w:hAnsi="Arial Nova Cond Light" w:cs="Times New Roman"/>
-                <w:b/>
-                <w:bCs/>
-                <w:color w:val="000000" w:themeColor="text1"/>
-                <w:sz w:val="20"/>
-                <w:szCs w:val="20"/>
-              </w:rPr>
-            </w:pPr>
-          </w:p>
-        </w:tc>
-        <w:tc>
-          <w:tcPr>
-            <w:tcW w:w="1442" w:type="dxa"/>
-          </w:tcPr>
-          <w:p>
-            <w:pPr>
-              <w:pStyle w:val="Prrafodelista"/>
-              <w:spacing w:line="276" w:lineRule="auto"/>
-              <w:ind w:left="0" w:right="-455"/>
-              <w:rPr>
-                <w:rFonts w:ascii="Arial Nova Cond Light" w:hAnsi="Arial Nova Cond Light" w:cs="Times New Roman"/>
-                <w:b/>
-                <w:bCs/>
-                <w:color w:val="000000" w:themeColor="text1"/>
-                <w:sz w:val="20"/>
-                <w:szCs w:val="20"/>
-                <w:highlight w:val="yellow"/>
-              </w:rPr>
-            </w:pPr>
-          </w:p>
-        </w:tc>
-        <w:tc>
-          <w:tcPr>
-            <w:tcW w:w="1972" w:type="dxa"/>
-            <w:shd w:val="clear" w:color="auto" w:fill="C1F0C7" w:themeFill="accent3" w:themeFillTint="33"/>
-            <w:vAlign w:val="center"/>
-          </w:tcPr>
-          <w:p>
-            <w:pPr>
-              <w:pStyle w:val="Prrafodelista"/>
-              <w:spacing w:line="276" w:lineRule="auto"/>
-              <w:ind w:left="0" w:right="86"/>
-              <w:jc w:val="center"/>
-              <w:rPr>
-                <w:rFonts w:ascii="Arial Nova Cond Light" w:hAnsi="Arial Nova Cond Light" w:cs="Times New Roman"/>
-                <w:b/>
-                <w:bCs/>
-                <w:color w:val="000000" w:themeColor="text1"/>
-                <w:sz w:val="20"/>
-                <w:szCs w:val="20"/>
-              </w:rPr>
-            </w:pPr>
-            <w:r>
-              <w:rPr>
-                <w:rFonts w:ascii="Arial Nova Cond Light" w:hAnsi="Arial Nova Cond Light" w:cs="Times New Roman"/>
-                <w:b/>
-                <w:bCs/>
-                <w:color w:val="000000" w:themeColor="text1"/>
-                <w:sz w:val="20"/>
-                <w:szCs w:val="20"/>
-              </w:rPr>
-              <w:t>B</w:t>
-            </w:r>
-          </w:p>
-        </w:tc>
-        <w:tc>
-          <w:tcPr>
-            <w:tcW w:w="1997" w:type="dxa"/>
-          </w:tcPr>
-          <w:p>
-            <w:pPr>
-              <w:pStyle w:val="Prrafodelista"/>
-              <w:spacing w:line="276" w:lineRule="auto"/>
-              <w:ind w:left="0" w:right="-455"/>
-              <w:rPr>
-                <w:rFonts w:ascii="Arial Nova Cond Light" w:hAnsi="Arial Nova Cond Light" w:cs="Times New Roman"/>
-                <w:b/>
-                <w:bCs/>
-                <w:color w:val="000000" w:themeColor="text1"/>
-                <w:sz w:val="20"/>
-                <w:szCs w:val="20"/>
-              </w:rPr>
-            </w:pPr>
-          </w:p>
-        </w:tc>
-        <w:tc>
-          <w:tcPr>
-            <w:tcW w:w="1418" w:type="dxa"/>
-          </w:tcPr>
-          <w:p>
-            <w:pPr>
-              <w:pStyle w:val="Prrafodelista"/>
-              <w:spacing w:line="276" w:lineRule="auto"/>
-              <w:ind w:left="0" w:right="-455"/>
-              <w:rPr>
-                <w:rFonts w:ascii="Arial Nova Cond Light" w:hAnsi="Arial Nova Cond Light" w:cs="Times New Roman"/>
-                <w:b/>
-                <w:bCs/>
-                <w:color w:val="000000" w:themeColor="text1"/>
-                <w:sz w:val="20"/>
-                <w:szCs w:val="20"/>
-              </w:rPr>
-            </w:pPr>
-          </w:p>
-        </w:tc>
-        <w:tc>
-          <w:tcPr>
-            <w:tcW w:w="1735" w:type="dxa"/>
-            <w:shd w:val="clear" w:color="auto" w:fill="C1F0C7" w:themeFill="accent3" w:themeFillTint="33"/>
-            <w:vAlign w:val="center"/>
-          </w:tcPr>
-          <w:p>
-            <w:pPr>
-              <w:pStyle w:val="Prrafodelista"/>
-              <w:spacing w:line="276" w:lineRule="auto"/>
-              <w:ind w:left="0" w:right="68"/>
-              <w:jc w:val="center"/>
-              <w:rPr>
-                <w:rFonts w:ascii="Arial Nova Cond Light" w:hAnsi="Arial Nova Cond Light" w:cs="Times New Roman"/>
-                <w:b/>
-                <w:bCs/>
-                <w:color w:val="000000" w:themeColor="text1"/>
-                <w:sz w:val="20"/>
-                <w:szCs w:val="20"/>
-              </w:rPr>
-            </w:pPr>
-            <w:r>
-              <w:rPr>
-                <w:rFonts w:ascii="Arial Nova Cond Light" w:hAnsi="Arial Nova Cond Light" w:cs="Times New Roman"/>
-                <w:b/>
-                <w:bCs/>
-                <w:color w:val="000000" w:themeColor="text1"/>
-                <w:sz w:val="20"/>
-                <w:szCs w:val="20"/>
-              </w:rPr>
-              <w:t>B</w:t>
-            </w:r>
-          </w:p>
-        </w:tc>
-        <w:tc>
-          <w:tcPr>
-            <w:tcW w:w="1403" w:type="dxa"/>
-          </w:tcPr>
-          <w:p>
-            <w:pPr>
-              <w:pStyle w:val="Prrafodelista"/>
-              <w:spacing w:line="276" w:lineRule="auto"/>
-              <w:ind w:left="0" w:right="-455"/>
-              <w:rPr>
-                <w:rFonts w:ascii="Arial Nova Cond Light" w:hAnsi="Arial Nova Cond Light" w:cs="Times New Roman"/>
-                <w:b/>
-                <w:bCs/>
-                <w:color w:val="000000" w:themeColor="text1"/>
-                <w:sz w:val="20"/>
-                <w:szCs w:val="20"/>
-              </w:rPr>
-            </w:pPr>
-          </w:p>
-        </w:tc>
-        <w:tc>
-          <w:tcPr>
-            <w:tcW w:w="1403" w:type="dxa"/>
-          </w:tcPr>
-          <w:p>
-            <w:pPr>
-              <w:pStyle w:val="Prrafodelista"/>
-              <w:spacing w:line="276" w:lineRule="auto"/>
-              <w:ind w:left="0" w:right="-455"/>
-              <w:rPr>
-                <w:rFonts w:ascii="Arial Nova Cond Light" w:hAnsi="Arial Nova Cond Light" w:cs="Times New Roman"/>
-                <w:b/>
-                <w:bCs/>
-                <w:color w:val="000000" w:themeColor="text1"/>
-                <w:sz w:val="20"/>
-                <w:szCs w:val="20"/>
-              </w:rPr>
-            </w:pPr>
-          </w:p>
-        </w:tc>
-      </w:tr>
-      <w:tr>
-        <w:trPr>
-          <w:trHeight w:val="282"/>
-        </w:trPr>
-        <w:tc>
-          <w:tcPr>
-            <w:tcW w:w="1719" w:type="dxa"/>
-            <w:shd w:val="clear" w:color="auto" w:fill="C1F0C7" w:themeFill="accent3" w:themeFillTint="33"/>
-            <w:vAlign w:val="center"/>
-          </w:tcPr>
-          <w:p>
-            <w:pPr>
-              <w:pStyle w:val="Prrafodelista"/>
-              <w:spacing w:line="276" w:lineRule="auto"/>
-              <w:ind w:left="0"/>
-              <w:jc w:val="center"/>
-              <w:rPr>
-                <w:rFonts w:ascii="Arial Nova Cond Light" w:hAnsi="Arial Nova Cond Light" w:cs="Times New Roman"/>
-                <w:b/>
-                <w:bCs/>
-                <w:color w:val="000000" w:themeColor="text1"/>
-                <w:sz w:val="20"/>
-                <w:szCs w:val="20"/>
-              </w:rPr>
-            </w:pPr>
-            <w:r>
-              <w:rPr>
-                <w:rFonts w:ascii="Arial Nova Cond Light" w:hAnsi="Arial Nova Cond Light" w:cs="Times New Roman"/>
-                <w:b/>
-                <w:bCs/>
-                <w:color w:val="000000" w:themeColor="text1"/>
-                <w:sz w:val="20"/>
-                <w:szCs w:val="20"/>
-              </w:rPr>
-              <w:t>C</w:t>
-            </w:r>
-          </w:p>
-        </w:tc>
-        <w:tc>
-          <w:tcPr>
-            <w:tcW w:w="1801" w:type="dxa"/>
-          </w:tcPr>
-          <w:p>
-            <w:pPr>
-              <w:pStyle w:val="Prrafodelista"/>
-              <w:spacing w:line="276" w:lineRule="auto"/>
-              <w:ind w:left="0" w:right="-455"/>
-              <w:rPr>
-                <w:rFonts w:ascii="Arial Nova Cond Light" w:hAnsi="Arial Nova Cond Light" w:cs="Times New Roman"/>
-                <w:b/>
-                <w:bCs/>
-                <w:color w:val="000000" w:themeColor="text1"/>
-                <w:sz w:val="20"/>
-                <w:szCs w:val="20"/>
-              </w:rPr>
-            </w:pPr>
-          </w:p>
-        </w:tc>
-        <w:tc>
-          <w:tcPr>
-            <w:tcW w:w="1442" w:type="dxa"/>
-          </w:tcPr>
-          <w:p>
-            <w:pPr>
-              <w:pStyle w:val="Prrafodelista"/>
-              <w:spacing w:line="276" w:lineRule="auto"/>
-              <w:ind w:left="0" w:right="-455"/>
-              <w:rPr>
-                <w:rFonts w:ascii="Arial Nova Cond Light" w:hAnsi="Arial Nova Cond Light" w:cs="Times New Roman"/>
-                <w:b/>
-                <w:bCs/>
-                <w:color w:val="000000" w:themeColor="text1"/>
-                <w:sz w:val="20"/>
-                <w:szCs w:val="20"/>
-                <w:highlight w:val="yellow"/>
-              </w:rPr>
-            </w:pPr>
-          </w:p>
-        </w:tc>
-        <w:tc>
-          <w:tcPr>
-            <w:tcW w:w="1972" w:type="dxa"/>
-            <w:shd w:val="clear" w:color="auto" w:fill="C1F0C7" w:themeFill="accent3" w:themeFillTint="33"/>
-            <w:vAlign w:val="center"/>
-          </w:tcPr>
-          <w:p>
-            <w:pPr>
-              <w:pStyle w:val="Prrafodelista"/>
-              <w:spacing w:line="276" w:lineRule="auto"/>
-              <w:ind w:left="0" w:right="86"/>
-              <w:jc w:val="center"/>
-              <w:rPr>
-                <w:rFonts w:ascii="Arial Nova Cond Light" w:hAnsi="Arial Nova Cond Light" w:cs="Times New Roman"/>
-                <w:b/>
-                <w:bCs/>
-                <w:color w:val="000000" w:themeColor="text1"/>
-                <w:sz w:val="20"/>
-                <w:szCs w:val="20"/>
-              </w:rPr>
-            </w:pPr>
-            <w:r>
-              <w:rPr>
-                <w:rFonts w:ascii="Arial Nova Cond Light" w:hAnsi="Arial Nova Cond Light" w:cs="Times New Roman"/>
-                <w:b/>
-                <w:bCs/>
-                <w:color w:val="000000" w:themeColor="text1"/>
-                <w:sz w:val="20"/>
-                <w:szCs w:val="20"/>
-              </w:rPr>
-              <w:t>C</w:t>
-            </w:r>
-          </w:p>
-        </w:tc>
-        <w:tc>
-          <w:tcPr>
-            <w:tcW w:w="1997" w:type="dxa"/>
-          </w:tcPr>
-          <w:p>
-            <w:pPr>
-              <w:pStyle w:val="Prrafodelista"/>
-              <w:spacing w:line="276" w:lineRule="auto"/>
-              <w:ind w:left="0" w:right="-455"/>
-              <w:rPr>
-                <w:rFonts w:ascii="Arial Nova Cond Light" w:hAnsi="Arial Nova Cond Light" w:cs="Times New Roman"/>
-                <w:b/>
-                <w:bCs/>
-                <w:color w:val="000000" w:themeColor="text1"/>
-                <w:sz w:val="20"/>
-                <w:szCs w:val="20"/>
-              </w:rPr>
-            </w:pPr>
-          </w:p>
-        </w:tc>
-        <w:tc>
-          <w:tcPr>
-            <w:tcW w:w="1418" w:type="dxa"/>
-          </w:tcPr>
-          <w:p>
-            <w:pPr>
-              <w:pStyle w:val="Prrafodelista"/>
-              <w:spacing w:line="276" w:lineRule="auto"/>
-              <w:ind w:left="0" w:right="-455"/>
-              <w:rPr>
-                <w:rFonts w:ascii="Arial Nova Cond Light" w:hAnsi="Arial Nova Cond Light" w:cs="Times New Roman"/>
-                <w:b/>
-                <w:bCs/>
-                <w:color w:val="000000" w:themeColor="text1"/>
-                <w:sz w:val="20"/>
-                <w:szCs w:val="20"/>
-              </w:rPr>
-            </w:pPr>
-          </w:p>
-        </w:tc>
-        <w:tc>
-          <w:tcPr>
-            <w:tcW w:w="1735" w:type="dxa"/>
-            <w:shd w:val="clear" w:color="auto" w:fill="C1F0C7" w:themeFill="accent3" w:themeFillTint="33"/>
-            <w:vAlign w:val="center"/>
-          </w:tcPr>
-          <w:p>
-            <w:pPr>
-              <w:pStyle w:val="Prrafodelista"/>
-              <w:spacing w:line="276" w:lineRule="auto"/>
-              <w:ind w:left="0" w:right="68"/>
-              <w:jc w:val="center"/>
-              <w:rPr>
-                <w:rFonts w:ascii="Arial Nova Cond Light" w:hAnsi="Arial Nova Cond Light" w:cs="Times New Roman"/>
-                <w:b/>
-                <w:bCs/>
-                <w:color w:val="000000" w:themeColor="text1"/>
-                <w:sz w:val="20"/>
-                <w:szCs w:val="20"/>
-              </w:rPr>
-            </w:pPr>
-            <w:r>
-              <w:rPr>
-                <w:rFonts w:ascii="Arial Nova Cond Light" w:hAnsi="Arial Nova Cond Light" w:cs="Times New Roman"/>
-                <w:b/>
-                <w:bCs/>
-                <w:color w:val="000000" w:themeColor="text1"/>
-                <w:sz w:val="20"/>
-                <w:szCs w:val="20"/>
-              </w:rPr>
-              <w:t>C</w:t>
-            </w:r>
-          </w:p>
-        </w:tc>
-        <w:tc>
-          <w:tcPr>
-            <w:tcW w:w="1403" w:type="dxa"/>
-          </w:tcPr>
-          <w:p>
-            <w:pPr>
-              <w:pStyle w:val="Prrafodelista"/>
-              <w:spacing w:line="276" w:lineRule="auto"/>
-              <w:ind w:left="0" w:right="-455"/>
-              <w:rPr>
-                <w:rFonts w:ascii="Arial Nova Cond Light" w:hAnsi="Arial Nova Cond Light" w:cs="Times New Roman"/>
-                <w:b/>
-                <w:bCs/>
-                <w:color w:val="000000" w:themeColor="text1"/>
-                <w:sz w:val="20"/>
-                <w:szCs w:val="20"/>
-              </w:rPr>
-            </w:pPr>
-          </w:p>
-        </w:tc>
-        <w:tc>
-          <w:tcPr>
-            <w:tcW w:w="1403" w:type="dxa"/>
-          </w:tcPr>
-          <w:p>
-            <w:pPr>
-              <w:pStyle w:val="Prrafodelista"/>
-              <w:spacing w:line="276" w:lineRule="auto"/>
-              <w:ind w:left="0" w:right="-455"/>
-              <w:rPr>
-                <w:rFonts w:ascii="Arial Nova Cond Light" w:hAnsi="Arial Nova Cond Light" w:cs="Times New Roman"/>
-                <w:b/>
-                <w:bCs/>
-                <w:color w:val="000000" w:themeColor="text1"/>
-                <w:sz w:val="20"/>
-                <w:szCs w:val="20"/>
-              </w:rPr>
-            </w:pPr>
-          </w:p>
-        </w:tc>
-      </w:tr>
-      <w:tr>
-        <w:trPr>
-          <w:trHeight w:val="331"/>
-        </w:trPr>
-        <w:tc>
-          <w:tcPr>
-            <w:tcW w:w="1719" w:type="dxa"/>
-            <w:shd w:val="clear" w:color="auto" w:fill="C1F0C7" w:themeFill="accent3" w:themeFillTint="33"/>
-            <w:vAlign w:val="center"/>
-          </w:tcPr>
-          <w:p>
-            <w:pPr>
-              <w:pStyle w:val="Prrafodelista"/>
-              <w:spacing w:line="276" w:lineRule="auto"/>
-              <w:ind w:left="0"/>
-              <w:jc w:val="center"/>
-              <w:rPr>
-                <w:rFonts w:ascii="Arial Nova Cond Light" w:hAnsi="Arial Nova Cond Light" w:cs="Times New Roman"/>
-                <w:b/>
-                <w:bCs/>
-                <w:color w:val="000000" w:themeColor="text1"/>
-                <w:sz w:val="20"/>
-                <w:szCs w:val="20"/>
-              </w:rPr>
-            </w:pPr>
-            <w:r>
-              <w:rPr>
-                <w:rFonts w:ascii="Arial Nova Cond Light" w:hAnsi="Arial Nova Cond Light" w:cs="Times New Roman"/>
-                <w:b/>
-                <w:bCs/>
-                <w:color w:val="000000" w:themeColor="text1"/>
-                <w:sz w:val="20"/>
-                <w:szCs w:val="20"/>
-              </w:rPr>
-              <w:t>TOTAL, DE ESTUDIANTES</w:t>
-            </w:r>
-          </w:p>
-        </w:tc>
-        <w:tc>
-          <w:tcPr>
-            <w:tcW w:w="1801" w:type="dxa"/>
-          </w:tcPr>
-          <w:p>
-            <w:pPr>
-              <w:pStyle w:val="Prrafodelista"/>
-              <w:spacing w:line="276" w:lineRule="auto"/>
-              <w:ind w:left="0" w:right="-455"/>
-              <w:rPr>
-                <w:rFonts w:ascii="Arial Nova Cond Light" w:hAnsi="Arial Nova Cond Light" w:cs="Times New Roman"/>
-                <w:b/>
-                <w:bCs/>
-                <w:color w:val="000000" w:themeColor="text1"/>
-                <w:sz w:val="20"/>
-                <w:szCs w:val="20"/>
-              </w:rPr>
-            </w:pPr>
-          </w:p>
-        </w:tc>
-        <w:tc>
-          <w:tcPr>
-            <w:tcW w:w="1442" w:type="dxa"/>
-          </w:tcPr>
-          <w:p>
-            <w:pPr>
-              <w:pStyle w:val="Prrafodelista"/>
-              <w:spacing w:line="276" w:lineRule="auto"/>
-              <w:ind w:left="0" w:right="-455"/>
-              <w:rPr>
-                <w:rFonts w:ascii="Arial Nova Cond Light" w:hAnsi="Arial Nova Cond Light" w:cs="Times New Roman"/>
-                <w:b/>
-                <w:bCs/>
-                <w:color w:val="000000" w:themeColor="text1"/>
-                <w:sz w:val="20"/>
-                <w:szCs w:val="20"/>
-                <w:highlight w:val="yellow"/>
-              </w:rPr>
-            </w:pPr>
-          </w:p>
-        </w:tc>
-        <w:tc>
-          <w:tcPr>
-            <w:tcW w:w="1972" w:type="dxa"/>
-            <w:shd w:val="clear" w:color="auto" w:fill="C1F0C7" w:themeFill="accent3" w:themeFillTint="33"/>
-            <w:vAlign w:val="center"/>
-          </w:tcPr>
-          <w:p>
-            <w:pPr>
-              <w:pStyle w:val="Prrafodelista"/>
-              <w:spacing w:line="276" w:lineRule="auto"/>
-              <w:ind w:left="0" w:right="86"/>
-              <w:jc w:val="center"/>
-              <w:rPr>
-                <w:rFonts w:ascii="Arial Nova Cond Light" w:hAnsi="Arial Nova Cond Light" w:cs="Times New Roman"/>
-                <w:b/>
-                <w:bCs/>
-                <w:color w:val="000000" w:themeColor="text1"/>
-                <w:sz w:val="20"/>
-                <w:szCs w:val="20"/>
-              </w:rPr>
-            </w:pPr>
-            <w:r>
-              <w:rPr>
-                <w:rFonts w:ascii="Arial Nova Cond Light" w:hAnsi="Arial Nova Cond Light" w:cs="Times New Roman"/>
-                <w:b/>
-                <w:bCs/>
-                <w:color w:val="000000" w:themeColor="text1"/>
-                <w:sz w:val="20"/>
-                <w:szCs w:val="20"/>
-              </w:rPr>
-              <w:t>TOTAL, DE ESTUDIANTES</w:t>
-            </w:r>
-          </w:p>
-        </w:tc>
-        <w:tc>
-          <w:tcPr>
-            <w:tcW w:w="1997" w:type="dxa"/>
-          </w:tcPr>
-          <w:p>
-            <w:pPr>
-              <w:pStyle w:val="Prrafodelista"/>
-              <w:spacing w:line="276" w:lineRule="auto"/>
-              <w:ind w:left="0" w:right="-455"/>
-              <w:rPr>
-                <w:rFonts w:ascii="Arial Nova Cond Light" w:hAnsi="Arial Nova Cond Light" w:cs="Times New Roman"/>
-                <w:b/>
-                <w:bCs/>
-                <w:color w:val="000000" w:themeColor="text1"/>
-                <w:sz w:val="20"/>
-                <w:szCs w:val="20"/>
-              </w:rPr>
-            </w:pPr>
-          </w:p>
-        </w:tc>
-        <w:tc>
-          <w:tcPr>
-            <w:tcW w:w="1418" w:type="dxa"/>
-          </w:tcPr>
-          <w:p>
-            <w:pPr>
-              <w:pStyle w:val="Prrafodelista"/>
-              <w:spacing w:line="276" w:lineRule="auto"/>
-              <w:ind w:left="0" w:right="-455"/>
-              <w:rPr>
-                <w:rFonts w:ascii="Arial Nova Cond Light" w:hAnsi="Arial Nova Cond Light" w:cs="Times New Roman"/>
-                <w:b/>
-                <w:bCs/>
-                <w:color w:val="000000" w:themeColor="text1"/>
-                <w:sz w:val="20"/>
-                <w:szCs w:val="20"/>
-              </w:rPr>
-            </w:pPr>
-          </w:p>
-        </w:tc>
-        <w:tc>
-          <w:tcPr>
-            <w:tcW w:w="1735" w:type="dxa"/>
-            <w:shd w:val="clear" w:color="auto" w:fill="C1F0C7" w:themeFill="accent3" w:themeFillTint="33"/>
-            <w:vAlign w:val="center"/>
-          </w:tcPr>
-          <w:p>
-            <w:pPr>
-              <w:pStyle w:val="Prrafodelista"/>
-              <w:spacing w:line="276" w:lineRule="auto"/>
-              <w:ind w:left="0" w:right="68"/>
-              <w:jc w:val="center"/>
-              <w:rPr>
-                <w:rFonts w:ascii="Arial Nova Cond Light" w:hAnsi="Arial Nova Cond Light" w:cs="Times New Roman"/>
-                <w:b/>
-                <w:bCs/>
-                <w:color w:val="000000" w:themeColor="text1"/>
-                <w:sz w:val="20"/>
-                <w:szCs w:val="20"/>
-              </w:rPr>
-            </w:pPr>
-            <w:r>
-              <w:rPr>
-                <w:rFonts w:ascii="Arial Nova Cond Light" w:hAnsi="Arial Nova Cond Light" w:cs="Times New Roman"/>
-                <w:b/>
-                <w:bCs/>
-                <w:color w:val="000000" w:themeColor="text1"/>
-                <w:sz w:val="20"/>
-                <w:szCs w:val="20"/>
-              </w:rPr>
-              <w:t>TOTAL, DE ESTUDIANTES</w:t>
-            </w:r>
-          </w:p>
-        </w:tc>
-        <w:tc>
-          <w:tcPr>
-            <w:tcW w:w="1403" w:type="dxa"/>
-          </w:tcPr>
-          <w:p>
-            <w:pPr>
-              <w:pStyle w:val="Prrafodelista"/>
-              <w:spacing w:line="276" w:lineRule="auto"/>
-              <w:ind w:left="0" w:right="-455"/>
-              <w:rPr>
-                <w:rFonts w:ascii="Arial Nova Cond Light" w:hAnsi="Arial Nova Cond Light" w:cs="Times New Roman"/>
-                <w:b/>
-                <w:bCs/>
-                <w:color w:val="000000" w:themeColor="text1"/>
-                <w:sz w:val="20"/>
-                <w:szCs w:val="20"/>
-              </w:rPr>
-            </w:pPr>
-          </w:p>
-        </w:tc>
-        <w:tc>
-          <w:tcPr>
-            <w:tcW w:w="1403" w:type="dxa"/>
-          </w:tcPr>
-          <w:p>
-            <w:pPr>
-              <w:pStyle w:val="Prrafodelista"/>
-              <w:spacing w:line="276" w:lineRule="auto"/>
-              <w:ind w:left="0" w:right="-455"/>
-              <w:rPr>
-                <w:rFonts w:ascii="Arial Nova Cond Light" w:hAnsi="Arial Nova Cond Light" w:cs="Times New Roman"/>
-                <w:b/>
-                <w:bCs/>
-                <w:color w:val="000000" w:themeColor="text1"/>
-                <w:sz w:val="20"/>
-                <w:szCs w:val="20"/>
-              </w:rPr>
-            </w:pPr>
-          </w:p>
-        </w:tc>
-      </w:tr>
-    </w:tbl>
-    <w:p>
-      <w:pPr>
-        <w:tabs>
-          <w:tab w:val="left" w:pos="965"/>
-        </w:tabs>
-        <w:spacing w:line="276" w:lineRule="auto"/>
-        <w:ind w:right="-455"/>
-        <w:rPr>
-          <w:rFonts w:ascii="Arial Nova Cond Light" w:hAnsi="Arial Nova Cond Light" w:cs="Times New Roman"/>
-          <w:b/>
-          <w:bCs/>
-          <w:color w:val="000000" w:themeColor="text1"/>
-          <w:sz w:val="20"/>
-          <w:szCs w:val="20"/>
-        </w:rPr>
-      </w:pPr>
-    </w:p>
-    <w:p>
-      <w:pPr>
-        <w:pStyle w:val="Prrafodelista"/>
-        <w:numPr>
-          <w:ilvl w:val="0"/>
-          <w:numId w:val="2"/>
-        </w:numPr>
-        <w:shd w:val="clear" w:color="auto" w:fill="2EC440"/>
-        <w:spacing w:after="0" w:line="276" w:lineRule="auto"/>
-        <w:ind w:left="-284" w:right="-455" w:hanging="142"/>
-        <w:textDirection w:val="btLr"/>
-        <w:rPr>
-          <w:rFonts w:ascii="Arial Nova Cond Light" w:hAnsi="Arial Nova Cond Light" w:cs="Times New Roman"/>
-          <w:b/>
-          <w:bCs/>
-          <w:color w:val="000000" w:themeColor="text1"/>
-          <w:sz w:val="20"/>
-          <w:szCs w:val="20"/>
-        </w:rPr>
-      </w:pPr>
-      <w:r>
-        <w:rPr>
-          <w:rFonts w:ascii="Arial Nova Cond Light" w:hAnsi="Arial Nova Cond Light" w:cs="Times New Roman"/>
-          <w:b/>
-          <w:bCs/>
-          <w:color w:val="000000" w:themeColor="text1"/>
-          <w:sz w:val="20"/>
-          <w:szCs w:val="20"/>
-        </w:rPr>
-        <w:t xml:space="preserve">RESULTADOS DE LA EVALUACIÓN DIAGNOSTICA: </w:t>
-      </w:r>
-      <w:r>
-        <w:rPr>
-          <w:rFonts w:ascii="Arial Nova Cond Light" w:hAnsi="Arial Nova Cond Light" w:cs="Times New Roman"/>
-          <w:b/>
-          <w:bCs/>
-          <w:color w:val="000000" w:themeColor="text1"/>
-          <w:sz w:val="20"/>
-          <w:szCs w:val="20"/>
-        </w:rPr>
-        <w:tab/>
-      </w:r>
-    </w:p>
-    <w:p>
-      <w:pPr>
-        <w:spacing w:after="0" w:line="276" w:lineRule="auto"/>
-        <w:ind w:right="-455"/>
-        <w:rPr>
-          <w:rFonts w:ascii="Arial Nova Cond Light" w:hAnsi="Arial Nova Cond Light" w:cs="Times New Roman"/>
-          <w:b/>
-          <w:bCs/>
-          <w:color w:val="000000" w:themeColor="text1"/>
-          <w:sz w:val="20"/>
-          <w:szCs w:val="20"/>
-        </w:rPr>
-      </w:pPr>
-    </w:p>
-    <w:tbl>
-      <w:tblPr>
-        <w:tblStyle w:val="Tablaconcuadrcula"/>
-        <w:tblW w:w="14885" w:type="dxa"/>
-        <w:tblInd w:w="-441" w:type="dxa"/>
-        <w:tblBorders>
-          <w:top w:val="double" w:sz="4" w:space="0" w:color="47D459" w:themeColor="accent3" w:themeTint="99"/>
-          <w:left w:val="double" w:sz="4" w:space="0" w:color="47D459" w:themeColor="accent3" w:themeTint="99"/>
-          <w:bottom w:val="double" w:sz="4" w:space="0" w:color="47D459" w:themeColor="accent3" w:themeTint="99"/>
-          <w:right w:val="double" w:sz="4" w:space="0" w:color="47D459" w:themeColor="accent3" w:themeTint="99"/>
-          <w:insideH w:val="double" w:sz="4" w:space="0" w:color="47D459" w:themeColor="accent3" w:themeTint="99"/>
-          <w:insideV w:val="double" w:sz="4" w:space="0" w:color="47D459" w:themeColor="accent3" w:themeTint="99"/>
-        </w:tblBorders>
-        <w:tblLook w:val="04A0" w:firstRow="1" w:lastRow="0" w:firstColumn="1" w:lastColumn="0" w:noHBand="0" w:noVBand="1"/>
-      </w:tblPr>
-      <w:tblGrid>
-        <w:gridCol w:w="1547"/>
-        <w:gridCol w:w="1002"/>
-        <w:gridCol w:w="1089"/>
-        <w:gridCol w:w="1093"/>
-        <w:gridCol w:w="1538"/>
-        <w:gridCol w:w="1368"/>
-        <w:gridCol w:w="999"/>
-        <w:gridCol w:w="1288"/>
-        <w:gridCol w:w="1701"/>
-        <w:gridCol w:w="1134"/>
-        <w:gridCol w:w="992"/>
-        <w:gridCol w:w="1134"/>
-      </w:tblGrid>
-      <w:tr>
-        <w:trPr>
-          <w:trHeight w:val="265"/>
-        </w:trPr>
-        <w:tc>
-          <w:tcPr>
-            <w:tcW w:w="1547" w:type="dxa"/>
-            <w:shd w:val="clear" w:color="auto" w:fill="84E290" w:themeFill="accent3" w:themeFillTint="66"/>
-            <w:vAlign w:val="center"/>
-          </w:tcPr>
-          <w:p>
-            <w:pPr>
-              <w:pStyle w:val="Prrafodelista"/>
-              <w:spacing w:line="276" w:lineRule="auto"/>
-              <w:ind w:left="0"/>
-              <w:jc w:val="center"/>
-              <w:rPr>
-                <w:rFonts w:ascii="Arial Nova Cond Light" w:hAnsi="Arial Nova Cond Light" w:cs="Times New Roman"/>
-                <w:b/>
-                <w:bCs/>
-                <w:color w:val="000000" w:themeColor="text1"/>
-                <w:sz w:val="20"/>
-                <w:szCs w:val="20"/>
-              </w:rPr>
-            </w:pPr>
-            <w:r>
-              <w:rPr>
-                <w:rFonts w:ascii="Arial Nova Cond Light" w:hAnsi="Arial Nova Cond Light" w:cs="Times New Roman"/>
-                <w:b/>
-                <w:bCs/>
-                <w:color w:val="000000" w:themeColor="text1"/>
-                <w:sz w:val="20"/>
-                <w:szCs w:val="20"/>
-              </w:rPr>
-              <w:t xml:space="preserve">COMPETENCIA </w:t>
-            </w:r>
-          </w:p>
-          <w:p>
-            <w:pPr>
-              <w:pStyle w:val="Prrafodelista"/>
-              <w:spacing w:line="276" w:lineRule="auto"/>
-              <w:ind w:left="0"/>
-              <w:jc w:val="center"/>
-              <w:rPr>
-                <w:rFonts w:ascii="Arial Nova Cond Light" w:hAnsi="Arial Nova Cond Light" w:cs="Times New Roman"/>
-                <w:b/>
-                <w:bCs/>
-                <w:color w:val="000000" w:themeColor="text1"/>
-                <w:sz w:val="20"/>
-                <w:szCs w:val="20"/>
-              </w:rPr>
-            </w:pPr>
-            <w:r>
-              <w:rPr>
-                <w:rFonts w:ascii="Arial Nova Cond Light" w:hAnsi="Arial Nova Cond Light" w:cs="Times New Roman"/>
-                <w:b/>
-                <w:bCs/>
-                <w:color w:val="000000" w:themeColor="text1"/>
-                <w:sz w:val="20"/>
-                <w:szCs w:val="20"/>
-              </w:rPr>
-              <w:t>1</w:t>
-            </w:r>
-          </w:p>
-        </w:tc>
-        <w:tc>
-          <w:tcPr>
-            <w:tcW w:w="3184" w:type="dxa"/>
-            <w:gridSpan w:val="3"/>
-            <w:vAlign w:val="center"/>
-          </w:tcPr>
-          <w:p>
-            <w:pPr>
-              <w:pStyle w:val="Prrafodelista"/>
-              <w:spacing w:line="276" w:lineRule="auto"/>
-              <w:ind w:left="0" w:right="-455"/>
-              <w:jc w:val="center"/>
-              <w:rPr>
-                <w:rFonts w:ascii="Arial Nova Cond Light" w:hAnsi="Arial Nova Cond Light" w:cs="Times New Roman"/>
-                <w:b/>
-                <w:bCs/>
-                <w:color w:val="000000" w:themeColor="text1"/>
-                <w:sz w:val="20"/>
-                <w:szCs w:val="20"/>
-              </w:rPr>
-            </w:pPr>
-          </w:p>
-        </w:tc>
-        <w:tc>
-          <w:tcPr>
-            <w:tcW w:w="1538" w:type="dxa"/>
-            <w:shd w:val="clear" w:color="auto" w:fill="84E290" w:themeFill="accent3" w:themeFillTint="66"/>
-            <w:vAlign w:val="center"/>
-          </w:tcPr>
-          <w:p>
-            <w:pPr>
-              <w:pStyle w:val="Prrafodelista"/>
-              <w:spacing w:line="276" w:lineRule="auto"/>
-              <w:ind w:left="0" w:right="86"/>
-              <w:jc w:val="center"/>
-              <w:rPr>
-                <w:rFonts w:ascii="Arial Nova Cond Light" w:hAnsi="Arial Nova Cond Light" w:cs="Times New Roman"/>
-                <w:b/>
-                <w:bCs/>
-                <w:color w:val="000000" w:themeColor="text1"/>
-                <w:sz w:val="20"/>
-                <w:szCs w:val="20"/>
-              </w:rPr>
-            </w:pPr>
-            <w:r>
-              <w:rPr>
-                <w:rFonts w:ascii="Arial Nova Cond Light" w:hAnsi="Arial Nova Cond Light" w:cs="Times New Roman"/>
-                <w:b/>
-                <w:bCs/>
-                <w:color w:val="000000" w:themeColor="text1"/>
-                <w:sz w:val="20"/>
-                <w:szCs w:val="20"/>
-              </w:rPr>
-              <w:t>COMPETENCIA 2</w:t>
-            </w:r>
-          </w:p>
-        </w:tc>
-        <w:tc>
-          <w:tcPr>
-            <w:tcW w:w="3655" w:type="dxa"/>
-            <w:gridSpan w:val="3"/>
-            <w:vAlign w:val="center"/>
-          </w:tcPr>
-          <w:p>
-            <w:pPr>
-              <w:pStyle w:val="Prrafodelista"/>
-              <w:spacing w:line="276" w:lineRule="auto"/>
-              <w:ind w:left="0" w:right="-455"/>
-              <w:jc w:val="center"/>
-              <w:rPr>
-                <w:rFonts w:ascii="Arial Nova Cond Light" w:hAnsi="Arial Nova Cond Light" w:cs="Times New Roman"/>
-                <w:b/>
-                <w:bCs/>
-                <w:color w:val="000000" w:themeColor="text1"/>
-                <w:sz w:val="20"/>
-                <w:szCs w:val="20"/>
-              </w:rPr>
-            </w:pPr>
-          </w:p>
-        </w:tc>
-        <w:tc>
-          <w:tcPr>
-            <w:tcW w:w="1701" w:type="dxa"/>
-            <w:shd w:val="clear" w:color="auto" w:fill="84E290" w:themeFill="accent3" w:themeFillTint="66"/>
-            <w:vAlign w:val="center"/>
-          </w:tcPr>
-          <w:p>
-            <w:pPr>
-              <w:pStyle w:val="Prrafodelista"/>
-              <w:spacing w:line="276" w:lineRule="auto"/>
-              <w:ind w:left="0"/>
-              <w:jc w:val="center"/>
-              <w:rPr>
-                <w:rFonts w:ascii="Arial Nova Cond Light" w:hAnsi="Arial Nova Cond Light" w:cs="Times New Roman"/>
-                <w:b/>
-                <w:bCs/>
-                <w:color w:val="000000" w:themeColor="text1"/>
-                <w:sz w:val="20"/>
-                <w:szCs w:val="20"/>
-              </w:rPr>
-            </w:pPr>
-            <w:r>
-              <w:rPr>
-                <w:rFonts w:ascii="Arial Nova Cond Light" w:hAnsi="Arial Nova Cond Light" w:cs="Times New Roman"/>
-                <w:b/>
-                <w:bCs/>
-                <w:color w:val="000000" w:themeColor="text1"/>
-                <w:sz w:val="20"/>
-                <w:szCs w:val="20"/>
-              </w:rPr>
-              <w:t xml:space="preserve">COMPETENCIA </w:t>
-            </w:r>
-          </w:p>
-          <w:p>
-            <w:pPr>
-              <w:pStyle w:val="Prrafodelista"/>
-              <w:spacing w:line="276" w:lineRule="auto"/>
-              <w:ind w:left="0"/>
-              <w:jc w:val="center"/>
-              <w:rPr>
-                <w:rFonts w:ascii="Arial Nova Cond Light" w:hAnsi="Arial Nova Cond Light" w:cs="Times New Roman"/>
-                <w:b/>
-                <w:bCs/>
-                <w:color w:val="000000" w:themeColor="text1"/>
-                <w:sz w:val="20"/>
-                <w:szCs w:val="20"/>
-              </w:rPr>
-            </w:pPr>
-            <w:r>
-              <w:rPr>
-                <w:rFonts w:ascii="Arial Nova Cond Light" w:hAnsi="Arial Nova Cond Light" w:cs="Times New Roman"/>
-                <w:b/>
-                <w:bCs/>
-                <w:color w:val="000000" w:themeColor="text1"/>
-                <w:sz w:val="20"/>
-                <w:szCs w:val="20"/>
-              </w:rPr>
-              <w:t>3</w:t>
-            </w:r>
-          </w:p>
-        </w:tc>
-        <w:tc>
-          <w:tcPr>
-            <w:tcW w:w="1134" w:type="dxa"/>
-          </w:tcPr>
-          <w:p>
-            <w:pPr>
-              <w:pStyle w:val="Prrafodelista"/>
-              <w:spacing w:line="276" w:lineRule="auto"/>
-              <w:ind w:left="0" w:right="-455"/>
-              <w:rPr>
-                <w:rFonts w:ascii="Arial Nova Cond Light" w:hAnsi="Arial Nova Cond Light" w:cs="Times New Roman"/>
-                <w:b/>
-                <w:bCs/>
-                <w:color w:val="000000" w:themeColor="text1"/>
-                <w:sz w:val="20"/>
-                <w:szCs w:val="20"/>
-              </w:rPr>
-            </w:pPr>
-          </w:p>
-        </w:tc>
-        <w:tc>
-          <w:tcPr>
-            <w:tcW w:w="992" w:type="dxa"/>
-          </w:tcPr>
-          <w:p>
-            <w:pPr>
-              <w:pStyle w:val="Prrafodelista"/>
-              <w:spacing w:line="276" w:lineRule="auto"/>
-              <w:ind w:left="0" w:right="-455"/>
-              <w:rPr>
-                <w:rFonts w:ascii="Arial Nova Cond Light" w:hAnsi="Arial Nova Cond Light" w:cs="Times New Roman"/>
-                <w:b/>
-                <w:bCs/>
-                <w:color w:val="000000" w:themeColor="text1"/>
-                <w:sz w:val="20"/>
-                <w:szCs w:val="20"/>
-              </w:rPr>
-            </w:pPr>
-          </w:p>
-        </w:tc>
-        <w:tc>
-          <w:tcPr>
-            <w:tcW w:w="1134" w:type="dxa"/>
-          </w:tcPr>
-          <w:p>
-            <w:pPr>
-              <w:pStyle w:val="Prrafodelista"/>
-              <w:spacing w:line="276" w:lineRule="auto"/>
-              <w:ind w:left="0" w:right="-455"/>
-              <w:rPr>
-                <w:rFonts w:ascii="Arial Nova Cond Light" w:hAnsi="Arial Nova Cond Light" w:cs="Times New Roman"/>
-                <w:b/>
-                <w:bCs/>
-                <w:color w:val="000000" w:themeColor="text1"/>
-                <w:sz w:val="20"/>
-                <w:szCs w:val="20"/>
-              </w:rPr>
-            </w:pPr>
-          </w:p>
-        </w:tc>
-      </w:tr>
-      <w:tr>
-        <w:trPr>
-          <w:trHeight w:val="265"/>
-        </w:trPr>
-        <w:tc>
-          <w:tcPr>
-            <w:tcW w:w="1547" w:type="dxa"/>
-            <w:shd w:val="clear" w:color="auto" w:fill="C1F0C7" w:themeFill="accent3" w:themeFillTint="33"/>
-            <w:vAlign w:val="center"/>
-          </w:tcPr>
-          <w:p>
-            <w:pPr>
-              <w:pStyle w:val="Prrafodelista"/>
-              <w:spacing w:line="276" w:lineRule="auto"/>
-              <w:ind w:left="0"/>
-              <w:jc w:val="center"/>
-              <w:rPr>
-                <w:rFonts w:ascii="Arial Nova Cond Light" w:hAnsi="Arial Nova Cond Light" w:cs="Times New Roman"/>
-                <w:b/>
-                <w:bCs/>
-                <w:color w:val="000000" w:themeColor="text1"/>
-                <w:sz w:val="20"/>
-                <w:szCs w:val="20"/>
-              </w:rPr>
-            </w:pPr>
-            <w:r>
-              <w:rPr>
-                <w:rFonts w:ascii="Arial Nova Cond Light" w:hAnsi="Arial Nova Cond Light" w:cs="Times New Roman"/>
-                <w:b/>
-                <w:bCs/>
-                <w:color w:val="000000" w:themeColor="text1"/>
-                <w:sz w:val="20"/>
-                <w:szCs w:val="20"/>
-              </w:rPr>
-              <w:t>NIVELES DE LOGRO</w:t>
-            </w:r>
-          </w:p>
-        </w:tc>
-        <w:tc>
-          <w:tcPr>
-            <w:tcW w:w="1002" w:type="dxa"/>
-            <w:shd w:val="clear" w:color="auto" w:fill="C1F0C7" w:themeFill="accent3" w:themeFillTint="33"/>
-          </w:tcPr>
-          <w:p>
-            <w:pPr>
-              <w:pStyle w:val="Prrafodelista"/>
-              <w:spacing w:line="276" w:lineRule="auto"/>
-              <w:ind w:left="0"/>
-              <w:jc w:val="center"/>
-              <w:rPr>
-                <w:rFonts w:ascii="Arial Nova Cond Light" w:hAnsi="Arial Nova Cond Light" w:cs="Times New Roman"/>
-                <w:b/>
-                <w:bCs/>
-                <w:color w:val="000000" w:themeColor="text1"/>
-                <w:sz w:val="20"/>
-                <w:szCs w:val="20"/>
-              </w:rPr>
-            </w:pPr>
-            <w:r>
-              <w:rPr>
-                <w:rFonts w:ascii="Arial Nova Cond Light" w:hAnsi="Arial Nova Cond Light" w:cs="Times New Roman"/>
-                <w:b/>
-                <w:bCs/>
-                <w:color w:val="000000" w:themeColor="text1"/>
-                <w:sz w:val="20"/>
-                <w:szCs w:val="20"/>
-              </w:rPr>
-              <w:t>Cantidad</w:t>
-            </w:r>
-          </w:p>
-        </w:tc>
-        <w:tc>
-          <w:tcPr>
-            <w:tcW w:w="1089" w:type="dxa"/>
-            <w:shd w:val="clear" w:color="auto" w:fill="C1F0C7" w:themeFill="accent3" w:themeFillTint="33"/>
-          </w:tcPr>
-          <w:p>
-            <w:pPr>
-              <w:pStyle w:val="Prrafodelista"/>
-              <w:spacing w:line="276" w:lineRule="auto"/>
-              <w:ind w:left="0" w:right="62"/>
-              <w:jc w:val="center"/>
-              <w:rPr>
-                <w:rFonts w:ascii="Arial Nova Cond Light" w:hAnsi="Arial Nova Cond Light" w:cs="Times New Roman"/>
-                <w:b/>
-                <w:bCs/>
-                <w:color w:val="000000" w:themeColor="text1"/>
-                <w:sz w:val="20"/>
-                <w:szCs w:val="20"/>
-              </w:rPr>
-            </w:pPr>
-            <w:r>
-              <w:rPr>
-                <w:rFonts w:ascii="Arial Nova Cond Light" w:hAnsi="Arial Nova Cond Light" w:cs="Times New Roman"/>
-                <w:b/>
-                <w:bCs/>
-                <w:color w:val="000000" w:themeColor="text1"/>
-                <w:sz w:val="20"/>
-                <w:szCs w:val="20"/>
-              </w:rPr>
-              <w:t>%</w:t>
-            </w:r>
-          </w:p>
-        </w:tc>
-        <w:tc>
-          <w:tcPr>
-            <w:tcW w:w="1093" w:type="dxa"/>
-            <w:shd w:val="clear" w:color="auto" w:fill="C1F0C7" w:themeFill="accent3" w:themeFillTint="33"/>
-          </w:tcPr>
-          <w:p>
-            <w:pPr>
-              <w:pStyle w:val="Prrafodelista"/>
-              <w:spacing w:line="276" w:lineRule="auto"/>
-              <w:ind w:left="0"/>
-              <w:jc w:val="center"/>
-              <w:rPr>
-                <w:rFonts w:ascii="Arial Nova Cond Light" w:hAnsi="Arial Nova Cond Light" w:cs="Times New Roman"/>
-                <w:b/>
-                <w:bCs/>
-                <w:color w:val="000000" w:themeColor="text1"/>
-                <w:sz w:val="20"/>
-                <w:szCs w:val="20"/>
-              </w:rPr>
-            </w:pPr>
-            <w:r>
-              <w:rPr>
-                <w:rFonts w:ascii="Arial Nova Cond Light" w:hAnsi="Arial Nova Cond Light" w:cs="Times New Roman"/>
-                <w:b/>
-                <w:bCs/>
-                <w:color w:val="000000" w:themeColor="text1"/>
-                <w:sz w:val="20"/>
-                <w:szCs w:val="20"/>
-              </w:rPr>
-              <w:t>META</w:t>
-            </w:r>
-          </w:p>
-        </w:tc>
-        <w:tc>
-          <w:tcPr>
-            <w:tcW w:w="1538" w:type="dxa"/>
-            <w:shd w:val="clear" w:color="auto" w:fill="C1F0C7" w:themeFill="accent3" w:themeFillTint="33"/>
-            <w:vAlign w:val="center"/>
-          </w:tcPr>
-          <w:p>
-            <w:pPr>
-              <w:pStyle w:val="Prrafodelista"/>
-              <w:spacing w:line="276" w:lineRule="auto"/>
-              <w:ind w:left="0" w:right="86"/>
-              <w:jc w:val="center"/>
-              <w:rPr>
-                <w:rFonts w:ascii="Arial Nova Cond Light" w:hAnsi="Arial Nova Cond Light" w:cs="Times New Roman"/>
-                <w:b/>
-                <w:bCs/>
-                <w:color w:val="000000" w:themeColor="text1"/>
-                <w:sz w:val="20"/>
-                <w:szCs w:val="20"/>
-              </w:rPr>
-            </w:pPr>
-            <w:r>
-              <w:rPr>
-                <w:rFonts w:ascii="Arial Nova Cond Light" w:hAnsi="Arial Nova Cond Light" w:cs="Times New Roman"/>
-                <w:b/>
-                <w:bCs/>
-                <w:color w:val="000000" w:themeColor="text1"/>
-                <w:sz w:val="20"/>
-                <w:szCs w:val="20"/>
-              </w:rPr>
-              <w:t>NIVELES DE LOGRO</w:t>
-            </w:r>
-          </w:p>
-        </w:tc>
-        <w:tc>
-          <w:tcPr>
-            <w:tcW w:w="1368" w:type="dxa"/>
-            <w:shd w:val="clear" w:color="auto" w:fill="C1F0C7" w:themeFill="accent3" w:themeFillTint="33"/>
-          </w:tcPr>
-          <w:p>
-            <w:pPr>
-              <w:pStyle w:val="Prrafodelista"/>
-              <w:spacing w:line="276" w:lineRule="auto"/>
-              <w:ind w:left="0" w:right="30"/>
-              <w:jc w:val="center"/>
-              <w:rPr>
-                <w:rFonts w:ascii="Arial Nova Cond Light" w:hAnsi="Arial Nova Cond Light" w:cs="Times New Roman"/>
-                <w:b/>
-                <w:bCs/>
-                <w:color w:val="000000" w:themeColor="text1"/>
-                <w:sz w:val="20"/>
-                <w:szCs w:val="20"/>
-              </w:rPr>
-            </w:pPr>
-            <w:r>
-              <w:rPr>
-                <w:rFonts w:ascii="Arial Nova Cond Light" w:hAnsi="Arial Nova Cond Light" w:cs="Times New Roman"/>
-                <w:b/>
-                <w:bCs/>
-                <w:color w:val="000000" w:themeColor="text1"/>
-                <w:sz w:val="20"/>
-                <w:szCs w:val="20"/>
-              </w:rPr>
-              <w:t>Cantidad</w:t>
-            </w:r>
-          </w:p>
-        </w:tc>
-        <w:tc>
-          <w:tcPr>
-            <w:tcW w:w="999" w:type="dxa"/>
-            <w:shd w:val="clear" w:color="auto" w:fill="C1F0C7" w:themeFill="accent3" w:themeFillTint="33"/>
-          </w:tcPr>
-          <w:p>
-            <w:pPr>
-              <w:pStyle w:val="Prrafodelista"/>
-              <w:spacing w:line="276" w:lineRule="auto"/>
-              <w:ind w:left="0" w:right="174"/>
-              <w:jc w:val="center"/>
-              <w:rPr>
-                <w:rFonts w:ascii="Arial Nova Cond Light" w:hAnsi="Arial Nova Cond Light" w:cs="Times New Roman"/>
-                <w:b/>
-                <w:bCs/>
-                <w:color w:val="000000" w:themeColor="text1"/>
-                <w:sz w:val="20"/>
-                <w:szCs w:val="20"/>
-              </w:rPr>
-            </w:pPr>
-            <w:r>
-              <w:rPr>
-                <w:rFonts w:ascii="Arial Nova Cond Light" w:hAnsi="Arial Nova Cond Light" w:cs="Times New Roman"/>
-                <w:b/>
-                <w:bCs/>
-                <w:color w:val="000000" w:themeColor="text1"/>
-                <w:sz w:val="20"/>
-                <w:szCs w:val="20"/>
-              </w:rPr>
-              <w:t>%</w:t>
-            </w:r>
-          </w:p>
-        </w:tc>
-        <w:tc>
-          <w:tcPr>
-            <w:tcW w:w="1288" w:type="dxa"/>
-            <w:shd w:val="clear" w:color="auto" w:fill="C1F0C7" w:themeFill="accent3" w:themeFillTint="33"/>
-          </w:tcPr>
-          <w:p>
-            <w:pPr>
-              <w:pStyle w:val="Prrafodelista"/>
-              <w:spacing w:line="276" w:lineRule="auto"/>
-              <w:ind w:left="0"/>
-              <w:jc w:val="center"/>
-              <w:rPr>
-                <w:rFonts w:ascii="Arial Nova Cond Light" w:hAnsi="Arial Nova Cond Light" w:cs="Times New Roman"/>
-                <w:b/>
-                <w:bCs/>
-                <w:color w:val="000000" w:themeColor="text1"/>
-                <w:sz w:val="20"/>
-                <w:szCs w:val="20"/>
-              </w:rPr>
-            </w:pPr>
-            <w:r>
-              <w:rPr>
-                <w:rFonts w:ascii="Arial Nova Cond Light" w:hAnsi="Arial Nova Cond Light" w:cs="Times New Roman"/>
-                <w:b/>
-                <w:bCs/>
-                <w:color w:val="000000" w:themeColor="text1"/>
-                <w:sz w:val="20"/>
-                <w:szCs w:val="20"/>
-              </w:rPr>
-              <w:t>META</w:t>
-            </w:r>
-          </w:p>
-        </w:tc>
-        <w:tc>
-          <w:tcPr>
-            <w:tcW w:w="1701" w:type="dxa"/>
-            <w:shd w:val="clear" w:color="auto" w:fill="C1F0C7" w:themeFill="accent3" w:themeFillTint="33"/>
-            <w:vAlign w:val="center"/>
-          </w:tcPr>
-          <w:p>
-            <w:pPr>
-              <w:pStyle w:val="Prrafodelista"/>
-              <w:spacing w:line="276" w:lineRule="auto"/>
-              <w:ind w:left="0" w:right="170"/>
-              <w:jc w:val="center"/>
-              <w:rPr>
-                <w:rFonts w:ascii="Arial Nova Cond Light" w:hAnsi="Arial Nova Cond Light" w:cs="Times New Roman"/>
-                <w:b/>
-                <w:bCs/>
-                <w:color w:val="000000" w:themeColor="text1"/>
-                <w:sz w:val="20"/>
-                <w:szCs w:val="20"/>
-              </w:rPr>
-            </w:pPr>
-            <w:r>
-              <w:rPr>
-                <w:rFonts w:ascii="Arial Nova Cond Light" w:hAnsi="Arial Nova Cond Light" w:cs="Times New Roman"/>
-                <w:b/>
-                <w:bCs/>
-                <w:color w:val="000000" w:themeColor="text1"/>
-                <w:sz w:val="20"/>
-                <w:szCs w:val="20"/>
-              </w:rPr>
-              <w:t>NIVELES DE LOGRO</w:t>
-            </w:r>
-          </w:p>
-        </w:tc>
-        <w:tc>
-          <w:tcPr>
-            <w:tcW w:w="1134" w:type="dxa"/>
-            <w:shd w:val="clear" w:color="auto" w:fill="C1F0C7" w:themeFill="accent3" w:themeFillTint="33"/>
-          </w:tcPr>
-          <w:p>
-            <w:pPr>
-              <w:pStyle w:val="Prrafodelista"/>
-              <w:spacing w:line="276" w:lineRule="auto"/>
-              <w:ind w:left="0"/>
-              <w:jc w:val="center"/>
-              <w:rPr>
-                <w:rFonts w:ascii="Arial Nova Cond Light" w:hAnsi="Arial Nova Cond Light" w:cs="Times New Roman"/>
-                <w:b/>
-                <w:bCs/>
-                <w:color w:val="000000" w:themeColor="text1"/>
-                <w:sz w:val="20"/>
-                <w:szCs w:val="20"/>
-              </w:rPr>
-            </w:pPr>
-            <w:r>
-              <w:rPr>
-                <w:rFonts w:ascii="Arial Nova Cond Light" w:hAnsi="Arial Nova Cond Light" w:cs="Times New Roman"/>
-                <w:b/>
-                <w:bCs/>
-                <w:color w:val="000000" w:themeColor="text1"/>
-                <w:sz w:val="20"/>
-                <w:szCs w:val="20"/>
-              </w:rPr>
-              <w:t>Cantidad</w:t>
-            </w:r>
-          </w:p>
-        </w:tc>
-        <w:tc>
-          <w:tcPr>
-            <w:tcW w:w="992" w:type="dxa"/>
-            <w:shd w:val="clear" w:color="auto" w:fill="C1F0C7" w:themeFill="accent3" w:themeFillTint="33"/>
-          </w:tcPr>
-          <w:p>
-            <w:pPr>
-              <w:pStyle w:val="Prrafodelista"/>
-              <w:spacing w:line="276" w:lineRule="auto"/>
-              <w:ind w:left="0"/>
-              <w:jc w:val="center"/>
-              <w:rPr>
-                <w:rFonts w:ascii="Arial Nova Cond Light" w:hAnsi="Arial Nova Cond Light" w:cs="Times New Roman"/>
-                <w:b/>
-                <w:bCs/>
-                <w:color w:val="000000" w:themeColor="text1"/>
-                <w:sz w:val="20"/>
-                <w:szCs w:val="20"/>
-              </w:rPr>
-            </w:pPr>
-            <w:r>
-              <w:rPr>
-                <w:rFonts w:ascii="Arial Nova Cond Light" w:hAnsi="Arial Nova Cond Light" w:cs="Times New Roman"/>
-                <w:b/>
-                <w:bCs/>
-                <w:color w:val="000000" w:themeColor="text1"/>
-                <w:sz w:val="20"/>
-                <w:szCs w:val="20"/>
-              </w:rPr>
-              <w:t>%</w:t>
-            </w:r>
-          </w:p>
-        </w:tc>
-        <w:tc>
-          <w:tcPr>
-            <w:tcW w:w="1134" w:type="dxa"/>
-            <w:shd w:val="clear" w:color="auto" w:fill="C1F0C7" w:themeFill="accent3" w:themeFillTint="33"/>
-          </w:tcPr>
-          <w:p>
-            <w:pPr>
-              <w:pStyle w:val="Prrafodelista"/>
-              <w:spacing w:line="276" w:lineRule="auto"/>
-              <w:ind w:left="0"/>
-              <w:jc w:val="center"/>
-              <w:rPr>
-                <w:rFonts w:ascii="Arial Nova Cond Light" w:hAnsi="Arial Nova Cond Light" w:cs="Times New Roman"/>
-                <w:b/>
-                <w:bCs/>
-                <w:color w:val="000000" w:themeColor="text1"/>
-                <w:sz w:val="20"/>
-                <w:szCs w:val="20"/>
-              </w:rPr>
-            </w:pPr>
-            <w:r>
-              <w:rPr>
-                <w:rFonts w:ascii="Arial Nova Cond Light" w:hAnsi="Arial Nova Cond Light" w:cs="Times New Roman"/>
-                <w:b/>
-                <w:bCs/>
-                <w:color w:val="000000" w:themeColor="text1"/>
-                <w:sz w:val="20"/>
-                <w:szCs w:val="20"/>
-              </w:rPr>
-              <w:t>META</w:t>
-            </w:r>
-          </w:p>
-        </w:tc>
-      </w:tr>
-      <w:tr>
-        <w:trPr>
-          <w:trHeight w:val="265"/>
-        </w:trPr>
-        <w:tc>
-          <w:tcPr>
-            <w:tcW w:w="1547" w:type="dxa"/>
-            <w:shd w:val="clear" w:color="auto" w:fill="C1F0C7" w:themeFill="accent3" w:themeFillTint="33"/>
-            <w:vAlign w:val="center"/>
-          </w:tcPr>
-          <w:p>
-            <w:pPr>
-              <w:pStyle w:val="Prrafodelista"/>
-              <w:spacing w:line="276" w:lineRule="auto"/>
-              <w:ind w:left="0"/>
-              <w:jc w:val="center"/>
-              <w:rPr>
-                <w:rFonts w:ascii="Arial Nova Cond Light" w:hAnsi="Arial Nova Cond Light" w:cs="Times New Roman"/>
-                <w:b/>
-                <w:bCs/>
-                <w:color w:val="000000" w:themeColor="text1"/>
-                <w:sz w:val="20"/>
-                <w:szCs w:val="20"/>
-              </w:rPr>
-            </w:pPr>
-            <w:r>
-              <w:rPr>
-                <w:rFonts w:ascii="Arial Nova Cond Light" w:hAnsi="Arial Nova Cond Light" w:cs="Times New Roman"/>
-                <w:b/>
-                <w:bCs/>
-                <w:color w:val="000000" w:themeColor="text1"/>
-                <w:sz w:val="20"/>
-                <w:szCs w:val="20"/>
-              </w:rPr>
-              <w:t>Nivel destacado</w:t>
-            </w:r>
-          </w:p>
-        </w:tc>
-        <w:tc>
-          <w:tcPr>
-            <w:tcW w:w="1002" w:type="dxa"/>
-          </w:tcPr>
-          <w:p>
-            <w:pPr>
-              <w:pStyle w:val="Prrafodelista"/>
-              <w:spacing w:line="276" w:lineRule="auto"/>
-              <w:ind w:left="0" w:right="-455"/>
-              <w:rPr>
-                <w:rFonts w:ascii="Arial Nova Cond Light" w:hAnsi="Arial Nova Cond Light" w:cs="Times New Roman"/>
-                <w:b/>
-                <w:bCs/>
-                <w:color w:val="000000" w:themeColor="text1"/>
-                <w:sz w:val="20"/>
-                <w:szCs w:val="20"/>
-              </w:rPr>
-            </w:pPr>
-          </w:p>
-        </w:tc>
-        <w:tc>
-          <w:tcPr>
-            <w:tcW w:w="1089" w:type="dxa"/>
-          </w:tcPr>
-          <w:p>
-            <w:pPr>
-              <w:pStyle w:val="Prrafodelista"/>
-              <w:spacing w:line="276" w:lineRule="auto"/>
-              <w:ind w:left="0" w:right="-455"/>
-              <w:rPr>
-                <w:rFonts w:ascii="Arial Nova Cond Light" w:hAnsi="Arial Nova Cond Light" w:cs="Times New Roman"/>
-                <w:b/>
-                <w:bCs/>
-                <w:color w:val="000000" w:themeColor="text1"/>
-                <w:sz w:val="20"/>
-                <w:szCs w:val="20"/>
-              </w:rPr>
-            </w:pPr>
-          </w:p>
-        </w:tc>
-        <w:tc>
-          <w:tcPr>
-            <w:tcW w:w="1093" w:type="dxa"/>
-          </w:tcPr>
-          <w:p>
-            <w:pPr>
-              <w:pStyle w:val="Prrafodelista"/>
-              <w:spacing w:line="276" w:lineRule="auto"/>
-              <w:ind w:left="0" w:right="-455"/>
-              <w:rPr>
-                <w:rFonts w:ascii="Arial Nova Cond Light" w:hAnsi="Arial Nova Cond Light" w:cs="Times New Roman"/>
-                <w:b/>
-                <w:bCs/>
-                <w:color w:val="000000" w:themeColor="text1"/>
-                <w:sz w:val="20"/>
-                <w:szCs w:val="20"/>
-              </w:rPr>
-            </w:pPr>
-          </w:p>
-        </w:tc>
-        <w:tc>
-          <w:tcPr>
-            <w:tcW w:w="1538" w:type="dxa"/>
-            <w:shd w:val="clear" w:color="auto" w:fill="C1F0C7" w:themeFill="accent3" w:themeFillTint="33"/>
-            <w:vAlign w:val="center"/>
-          </w:tcPr>
-          <w:p>
-            <w:pPr>
-              <w:pStyle w:val="Prrafodelista"/>
-              <w:spacing w:line="276" w:lineRule="auto"/>
-              <w:ind w:left="0" w:right="86"/>
-              <w:jc w:val="center"/>
-              <w:rPr>
-                <w:rFonts w:ascii="Arial Nova Cond Light" w:hAnsi="Arial Nova Cond Light" w:cs="Times New Roman"/>
-                <w:b/>
-                <w:bCs/>
-                <w:color w:val="000000" w:themeColor="text1"/>
-                <w:sz w:val="20"/>
-                <w:szCs w:val="20"/>
-              </w:rPr>
-            </w:pPr>
-            <w:r>
-              <w:rPr>
-                <w:rFonts w:ascii="Arial Nova Cond Light" w:hAnsi="Arial Nova Cond Light" w:cs="Times New Roman"/>
-                <w:b/>
-                <w:bCs/>
-                <w:color w:val="000000" w:themeColor="text1"/>
-                <w:sz w:val="20"/>
-                <w:szCs w:val="20"/>
-              </w:rPr>
-              <w:t>Nivel destacado</w:t>
-            </w:r>
-          </w:p>
-        </w:tc>
-        <w:tc>
-          <w:tcPr>
-            <w:tcW w:w="1368" w:type="dxa"/>
-          </w:tcPr>
-          <w:p>
-            <w:pPr>
-              <w:pStyle w:val="Prrafodelista"/>
-              <w:spacing w:line="276" w:lineRule="auto"/>
-              <w:ind w:left="0" w:right="-455"/>
-              <w:rPr>
-                <w:rFonts w:ascii="Arial Nova Cond Light" w:hAnsi="Arial Nova Cond Light" w:cs="Times New Roman"/>
-                <w:b/>
-                <w:bCs/>
-                <w:color w:val="000000" w:themeColor="text1"/>
-                <w:sz w:val="20"/>
-                <w:szCs w:val="20"/>
-              </w:rPr>
-            </w:pPr>
-          </w:p>
-        </w:tc>
-        <w:tc>
-          <w:tcPr>
-            <w:tcW w:w="999" w:type="dxa"/>
-          </w:tcPr>
-          <w:p>
-            <w:pPr>
-              <w:pStyle w:val="Prrafodelista"/>
-              <w:spacing w:line="276" w:lineRule="auto"/>
-              <w:ind w:left="0" w:right="-455"/>
-              <w:rPr>
-                <w:rFonts w:ascii="Arial Nova Cond Light" w:hAnsi="Arial Nova Cond Light" w:cs="Times New Roman"/>
-                <w:b/>
-                <w:bCs/>
-                <w:color w:val="000000" w:themeColor="text1"/>
-                <w:sz w:val="20"/>
-                <w:szCs w:val="20"/>
-              </w:rPr>
-            </w:pPr>
-          </w:p>
-        </w:tc>
-        <w:tc>
-          <w:tcPr>
-            <w:tcW w:w="1288" w:type="dxa"/>
-          </w:tcPr>
-          <w:p>
-            <w:pPr>
-              <w:pStyle w:val="Prrafodelista"/>
-              <w:spacing w:line="276" w:lineRule="auto"/>
-              <w:ind w:left="0" w:right="-455"/>
-              <w:rPr>
-                <w:rFonts w:ascii="Arial Nova Cond Light" w:hAnsi="Arial Nova Cond Light" w:cs="Times New Roman"/>
-                <w:b/>
-                <w:bCs/>
-                <w:color w:val="000000" w:themeColor="text1"/>
-                <w:sz w:val="20"/>
-                <w:szCs w:val="20"/>
-              </w:rPr>
-            </w:pPr>
-          </w:p>
-        </w:tc>
-        <w:tc>
-          <w:tcPr>
-            <w:tcW w:w="1701" w:type="dxa"/>
-            <w:vAlign w:val="center"/>
-          </w:tcPr>
-          <w:p>
-            <w:pPr>
-              <w:pStyle w:val="Prrafodelista"/>
-              <w:spacing w:line="276" w:lineRule="auto"/>
-              <w:ind w:left="0" w:right="170"/>
-              <w:jc w:val="center"/>
-              <w:rPr>
-                <w:rFonts w:ascii="Arial Nova Cond Light" w:hAnsi="Arial Nova Cond Light" w:cs="Times New Roman"/>
-                <w:b/>
-                <w:bCs/>
-                <w:color w:val="000000" w:themeColor="text1"/>
-                <w:sz w:val="20"/>
-                <w:szCs w:val="20"/>
-              </w:rPr>
-            </w:pPr>
-            <w:r>
-              <w:rPr>
-                <w:rFonts w:ascii="Arial Nova Cond Light" w:hAnsi="Arial Nova Cond Light" w:cs="Times New Roman"/>
-                <w:b/>
-                <w:bCs/>
-                <w:color w:val="000000" w:themeColor="text1"/>
-                <w:sz w:val="20"/>
-                <w:szCs w:val="20"/>
-              </w:rPr>
-              <w:t>Nivel destacado</w:t>
-            </w:r>
-          </w:p>
-        </w:tc>
-        <w:tc>
-          <w:tcPr>
-            <w:tcW w:w="1134" w:type="dxa"/>
-          </w:tcPr>
-          <w:p>
-            <w:pPr>
-              <w:pStyle w:val="Prrafodelista"/>
-              <w:spacing w:line="276" w:lineRule="auto"/>
-              <w:ind w:left="0" w:right="-455"/>
-              <w:rPr>
-                <w:rFonts w:ascii="Arial Nova Cond Light" w:hAnsi="Arial Nova Cond Light" w:cs="Times New Roman"/>
-                <w:b/>
-                <w:bCs/>
-                <w:color w:val="000000" w:themeColor="text1"/>
-                <w:sz w:val="20"/>
-                <w:szCs w:val="20"/>
-              </w:rPr>
-            </w:pPr>
-          </w:p>
-        </w:tc>
-        <w:tc>
-          <w:tcPr>
-            <w:tcW w:w="992" w:type="dxa"/>
-          </w:tcPr>
-          <w:p>
-            <w:pPr>
-              <w:pStyle w:val="Prrafodelista"/>
-              <w:spacing w:line="276" w:lineRule="auto"/>
-              <w:ind w:left="0" w:right="-455"/>
-              <w:rPr>
-                <w:rFonts w:ascii="Arial Nova Cond Light" w:hAnsi="Arial Nova Cond Light" w:cs="Times New Roman"/>
-                <w:b/>
-                <w:bCs/>
-                <w:color w:val="000000" w:themeColor="text1"/>
-                <w:sz w:val="20"/>
-                <w:szCs w:val="20"/>
-              </w:rPr>
-            </w:pPr>
-          </w:p>
-        </w:tc>
-        <w:tc>
-          <w:tcPr>
-            <w:tcW w:w="1134" w:type="dxa"/>
-          </w:tcPr>
-          <w:p>
-            <w:pPr>
-              <w:pStyle w:val="Prrafodelista"/>
-              <w:spacing w:line="276" w:lineRule="auto"/>
-              <w:ind w:left="0" w:right="-455"/>
-              <w:rPr>
-                <w:rFonts w:ascii="Arial Nova Cond Light" w:hAnsi="Arial Nova Cond Light" w:cs="Times New Roman"/>
-                <w:b/>
-                <w:bCs/>
-                <w:color w:val="000000" w:themeColor="text1"/>
-                <w:sz w:val="20"/>
-                <w:szCs w:val="20"/>
-              </w:rPr>
-            </w:pPr>
-          </w:p>
-        </w:tc>
-      </w:tr>
-      <w:tr>
-        <w:trPr>
-          <w:trHeight w:val="265"/>
-        </w:trPr>
-        <w:tc>
-          <w:tcPr>
-            <w:tcW w:w="1547" w:type="dxa"/>
-            <w:shd w:val="clear" w:color="auto" w:fill="C1F0C7" w:themeFill="accent3" w:themeFillTint="33"/>
-            <w:vAlign w:val="center"/>
-          </w:tcPr>
-          <w:p>
-            <w:pPr>
-              <w:pStyle w:val="Prrafodelista"/>
-              <w:spacing w:line="276" w:lineRule="auto"/>
-              <w:ind w:left="0"/>
-              <w:jc w:val="center"/>
-              <w:rPr>
-                <w:rFonts w:ascii="Arial Nova Cond Light" w:hAnsi="Arial Nova Cond Light" w:cs="Times New Roman"/>
-                <w:b/>
-                <w:bCs/>
-                <w:color w:val="000000" w:themeColor="text1"/>
-                <w:sz w:val="20"/>
-                <w:szCs w:val="20"/>
-              </w:rPr>
-            </w:pPr>
-            <w:r>
-              <w:rPr>
-                <w:rFonts w:ascii="Arial Nova Cond Light" w:hAnsi="Arial Nova Cond Light" w:cs="Times New Roman"/>
-                <w:b/>
-                <w:bCs/>
-                <w:color w:val="000000" w:themeColor="text1"/>
-                <w:sz w:val="20"/>
-                <w:szCs w:val="20"/>
-              </w:rPr>
-              <w:t>Nivel esperado</w:t>
-            </w:r>
-          </w:p>
-        </w:tc>
-        <w:tc>
-          <w:tcPr>
-            <w:tcW w:w="1002" w:type="dxa"/>
-          </w:tcPr>
-          <w:p>
-            <w:pPr>
-              <w:pStyle w:val="Prrafodelista"/>
-              <w:spacing w:line="276" w:lineRule="auto"/>
-              <w:ind w:left="0" w:right="-455"/>
-              <w:rPr>
-                <w:rFonts w:ascii="Arial Nova Cond Light" w:hAnsi="Arial Nova Cond Light" w:cs="Times New Roman"/>
-                <w:b/>
-                <w:bCs/>
-                <w:color w:val="000000" w:themeColor="text1"/>
-                <w:sz w:val="20"/>
-                <w:szCs w:val="20"/>
-              </w:rPr>
-            </w:pPr>
-          </w:p>
-        </w:tc>
-        <w:tc>
-          <w:tcPr>
-            <w:tcW w:w="1089" w:type="dxa"/>
-          </w:tcPr>
-          <w:p>
-            <w:pPr>
-              <w:pStyle w:val="Prrafodelista"/>
-              <w:spacing w:line="276" w:lineRule="auto"/>
-              <w:ind w:left="0" w:right="-455"/>
-              <w:rPr>
-                <w:rFonts w:ascii="Arial Nova Cond Light" w:hAnsi="Arial Nova Cond Light" w:cs="Times New Roman"/>
-                <w:b/>
-                <w:bCs/>
-                <w:color w:val="000000" w:themeColor="text1"/>
-                <w:sz w:val="20"/>
-                <w:szCs w:val="20"/>
-              </w:rPr>
-            </w:pPr>
-          </w:p>
-        </w:tc>
-        <w:tc>
-          <w:tcPr>
-            <w:tcW w:w="1093" w:type="dxa"/>
-          </w:tcPr>
-          <w:p>
-            <w:pPr>
-              <w:pStyle w:val="Prrafodelista"/>
-              <w:spacing w:line="276" w:lineRule="auto"/>
-              <w:ind w:left="0" w:right="-455"/>
-              <w:rPr>
-                <w:rFonts w:ascii="Arial Nova Cond Light" w:hAnsi="Arial Nova Cond Light" w:cs="Times New Roman"/>
-                <w:b/>
-                <w:bCs/>
-                <w:color w:val="000000" w:themeColor="text1"/>
-                <w:sz w:val="20"/>
-                <w:szCs w:val="20"/>
-              </w:rPr>
-            </w:pPr>
-          </w:p>
-        </w:tc>
-        <w:tc>
-          <w:tcPr>
-            <w:tcW w:w="1538" w:type="dxa"/>
-            <w:shd w:val="clear" w:color="auto" w:fill="C1F0C7" w:themeFill="accent3" w:themeFillTint="33"/>
-            <w:vAlign w:val="center"/>
-          </w:tcPr>
-          <w:p>
-            <w:pPr>
-              <w:pStyle w:val="Prrafodelista"/>
-              <w:spacing w:line="276" w:lineRule="auto"/>
-              <w:ind w:left="0" w:right="86"/>
-              <w:jc w:val="center"/>
-              <w:rPr>
-                <w:rFonts w:ascii="Arial Nova Cond Light" w:hAnsi="Arial Nova Cond Light" w:cs="Times New Roman"/>
-                <w:b/>
-                <w:bCs/>
-                <w:color w:val="000000" w:themeColor="text1"/>
-                <w:sz w:val="20"/>
-                <w:szCs w:val="20"/>
-              </w:rPr>
-            </w:pPr>
-            <w:r>
-              <w:rPr>
-                <w:rFonts w:ascii="Arial Nova Cond Light" w:hAnsi="Arial Nova Cond Light" w:cs="Times New Roman"/>
-                <w:b/>
-                <w:bCs/>
-                <w:color w:val="000000" w:themeColor="text1"/>
-                <w:sz w:val="20"/>
-                <w:szCs w:val="20"/>
-              </w:rPr>
-              <w:t>Nivel esperado</w:t>
-            </w:r>
-          </w:p>
-        </w:tc>
-        <w:tc>
-          <w:tcPr>
-            <w:tcW w:w="1368" w:type="dxa"/>
-          </w:tcPr>
-          <w:p>
-            <w:pPr>
-              <w:pStyle w:val="Prrafodelista"/>
-              <w:spacing w:line="276" w:lineRule="auto"/>
-              <w:ind w:left="0" w:right="-455"/>
-              <w:rPr>
-                <w:rFonts w:ascii="Arial Nova Cond Light" w:hAnsi="Arial Nova Cond Light" w:cs="Times New Roman"/>
-                <w:b/>
-                <w:bCs/>
-                <w:color w:val="000000" w:themeColor="text1"/>
-                <w:sz w:val="20"/>
-                <w:szCs w:val="20"/>
-              </w:rPr>
-            </w:pPr>
-          </w:p>
-        </w:tc>
-        <w:tc>
-          <w:tcPr>
-            <w:tcW w:w="999" w:type="dxa"/>
-          </w:tcPr>
-          <w:p>
-            <w:pPr>
-              <w:pStyle w:val="Prrafodelista"/>
-              <w:spacing w:line="276" w:lineRule="auto"/>
-              <w:ind w:left="0" w:right="-455"/>
-              <w:rPr>
-                <w:rFonts w:ascii="Arial Nova Cond Light" w:hAnsi="Arial Nova Cond Light" w:cs="Times New Roman"/>
-                <w:b/>
-                <w:bCs/>
-                <w:color w:val="000000" w:themeColor="text1"/>
-                <w:sz w:val="20"/>
-                <w:szCs w:val="20"/>
-              </w:rPr>
-            </w:pPr>
-          </w:p>
-        </w:tc>
-        <w:tc>
-          <w:tcPr>
-            <w:tcW w:w="1288" w:type="dxa"/>
-          </w:tcPr>
-          <w:p>
-            <w:pPr>
-              <w:pStyle w:val="Prrafodelista"/>
-              <w:spacing w:line="276" w:lineRule="auto"/>
-              <w:ind w:left="0" w:right="-455"/>
-              <w:rPr>
-                <w:rFonts w:ascii="Arial Nova Cond Light" w:hAnsi="Arial Nova Cond Light" w:cs="Times New Roman"/>
-                <w:b/>
-                <w:bCs/>
-                <w:color w:val="000000" w:themeColor="text1"/>
-                <w:sz w:val="20"/>
-                <w:szCs w:val="20"/>
-              </w:rPr>
-            </w:pPr>
-          </w:p>
-        </w:tc>
-        <w:tc>
-          <w:tcPr>
-            <w:tcW w:w="1701" w:type="dxa"/>
-            <w:vAlign w:val="center"/>
-          </w:tcPr>
-          <w:p>
-            <w:pPr>
-              <w:pStyle w:val="Prrafodelista"/>
-              <w:spacing w:line="276" w:lineRule="auto"/>
-              <w:ind w:left="0" w:right="170"/>
-              <w:jc w:val="center"/>
-              <w:rPr>
-                <w:rFonts w:ascii="Arial Nova Cond Light" w:hAnsi="Arial Nova Cond Light" w:cs="Times New Roman"/>
-                <w:b/>
-                <w:bCs/>
-                <w:color w:val="000000" w:themeColor="text1"/>
-                <w:sz w:val="20"/>
-                <w:szCs w:val="20"/>
-              </w:rPr>
-            </w:pPr>
-            <w:r>
-              <w:rPr>
-                <w:rFonts w:ascii="Arial Nova Cond Light" w:hAnsi="Arial Nova Cond Light" w:cs="Times New Roman"/>
-                <w:b/>
-                <w:bCs/>
-                <w:color w:val="000000" w:themeColor="text1"/>
-                <w:sz w:val="20"/>
-                <w:szCs w:val="20"/>
-              </w:rPr>
-              <w:t>Nivel esperado</w:t>
-            </w:r>
-          </w:p>
-        </w:tc>
-        <w:tc>
-          <w:tcPr>
-            <w:tcW w:w="1134" w:type="dxa"/>
-          </w:tcPr>
-          <w:p>
-            <w:pPr>
-              <w:pStyle w:val="Prrafodelista"/>
-              <w:spacing w:line="276" w:lineRule="auto"/>
-              <w:ind w:left="0" w:right="-455"/>
-              <w:rPr>
-                <w:rFonts w:ascii="Arial Nova Cond Light" w:hAnsi="Arial Nova Cond Light" w:cs="Times New Roman"/>
-                <w:b/>
-                <w:bCs/>
-                <w:color w:val="000000" w:themeColor="text1"/>
-                <w:sz w:val="20"/>
-                <w:szCs w:val="20"/>
-              </w:rPr>
-            </w:pPr>
-          </w:p>
-        </w:tc>
-        <w:tc>
-          <w:tcPr>
-            <w:tcW w:w="992" w:type="dxa"/>
-          </w:tcPr>
-          <w:p>
-            <w:pPr>
-              <w:pStyle w:val="Prrafodelista"/>
-              <w:spacing w:line="276" w:lineRule="auto"/>
-              <w:ind w:left="0" w:right="-455"/>
-              <w:rPr>
-                <w:rFonts w:ascii="Arial Nova Cond Light" w:hAnsi="Arial Nova Cond Light" w:cs="Times New Roman"/>
-                <w:b/>
-                <w:bCs/>
-                <w:color w:val="000000" w:themeColor="text1"/>
-                <w:sz w:val="20"/>
-                <w:szCs w:val="20"/>
-              </w:rPr>
-            </w:pPr>
-          </w:p>
-        </w:tc>
-        <w:tc>
-          <w:tcPr>
-            <w:tcW w:w="1134" w:type="dxa"/>
-          </w:tcPr>
-          <w:p>
-            <w:pPr>
-              <w:pStyle w:val="Prrafodelista"/>
-              <w:spacing w:line="276" w:lineRule="auto"/>
-              <w:ind w:left="0" w:right="-455"/>
-              <w:rPr>
-                <w:rFonts w:ascii="Arial Nova Cond Light" w:hAnsi="Arial Nova Cond Light" w:cs="Times New Roman"/>
-                <w:b/>
-                <w:bCs/>
-                <w:color w:val="000000" w:themeColor="text1"/>
-                <w:sz w:val="20"/>
-                <w:szCs w:val="20"/>
-              </w:rPr>
-            </w:pPr>
-          </w:p>
-        </w:tc>
-      </w:tr>
-      <w:tr>
-        <w:trPr>
-          <w:trHeight w:val="265"/>
-        </w:trPr>
-        <w:tc>
-          <w:tcPr>
-            <w:tcW w:w="1547" w:type="dxa"/>
-            <w:shd w:val="clear" w:color="auto" w:fill="C1F0C7" w:themeFill="accent3" w:themeFillTint="33"/>
-            <w:vAlign w:val="center"/>
-          </w:tcPr>
-          <w:p>
-            <w:pPr>
-              <w:pStyle w:val="Prrafodelista"/>
-              <w:spacing w:line="276" w:lineRule="auto"/>
-              <w:ind w:left="0"/>
-              <w:jc w:val="center"/>
-              <w:rPr>
-                <w:rFonts w:ascii="Arial Nova Cond Light" w:hAnsi="Arial Nova Cond Light" w:cs="Times New Roman"/>
-                <w:b/>
-                <w:bCs/>
-                <w:color w:val="000000" w:themeColor="text1"/>
-                <w:sz w:val="20"/>
-                <w:szCs w:val="20"/>
-              </w:rPr>
-            </w:pPr>
-            <w:r>
-              <w:rPr>
-                <w:rFonts w:ascii="Arial Nova Cond Light" w:hAnsi="Arial Nova Cond Light" w:cs="Times New Roman"/>
-                <w:b/>
-                <w:bCs/>
-                <w:color w:val="000000" w:themeColor="text1"/>
-                <w:sz w:val="20"/>
-                <w:szCs w:val="20"/>
-              </w:rPr>
-              <w:t>Nivel inicio</w:t>
-            </w:r>
-          </w:p>
-        </w:tc>
-        <w:tc>
-          <w:tcPr>
-            <w:tcW w:w="1002" w:type="dxa"/>
-          </w:tcPr>
-          <w:p>
-            <w:pPr>
-              <w:pStyle w:val="Prrafodelista"/>
-              <w:spacing w:line="276" w:lineRule="auto"/>
-              <w:ind w:left="0" w:right="-455"/>
-              <w:rPr>
-                <w:rFonts w:ascii="Arial Nova Cond Light" w:hAnsi="Arial Nova Cond Light" w:cs="Times New Roman"/>
-                <w:b/>
-                <w:bCs/>
-                <w:color w:val="000000" w:themeColor="text1"/>
-                <w:sz w:val="20"/>
-                <w:szCs w:val="20"/>
-              </w:rPr>
-            </w:pPr>
-          </w:p>
-        </w:tc>
-        <w:tc>
-          <w:tcPr>
-            <w:tcW w:w="1089" w:type="dxa"/>
-          </w:tcPr>
-          <w:p>
-            <w:pPr>
-              <w:pStyle w:val="Prrafodelista"/>
-              <w:spacing w:line="276" w:lineRule="auto"/>
-              <w:ind w:left="0" w:right="-455"/>
-              <w:rPr>
-                <w:rFonts w:ascii="Arial Nova Cond Light" w:hAnsi="Arial Nova Cond Light" w:cs="Times New Roman"/>
-                <w:b/>
-                <w:bCs/>
-                <w:color w:val="000000" w:themeColor="text1"/>
-                <w:sz w:val="20"/>
-                <w:szCs w:val="20"/>
-              </w:rPr>
-            </w:pPr>
-          </w:p>
-        </w:tc>
-        <w:tc>
-          <w:tcPr>
-            <w:tcW w:w="1093" w:type="dxa"/>
-          </w:tcPr>
-          <w:p>
-            <w:pPr>
-              <w:pStyle w:val="Prrafodelista"/>
-              <w:spacing w:line="276" w:lineRule="auto"/>
-              <w:ind w:left="0" w:right="-455"/>
-              <w:rPr>
-                <w:rFonts w:ascii="Arial Nova Cond Light" w:hAnsi="Arial Nova Cond Light" w:cs="Times New Roman"/>
-                <w:b/>
-                <w:bCs/>
-                <w:color w:val="000000" w:themeColor="text1"/>
-                <w:sz w:val="20"/>
-                <w:szCs w:val="20"/>
-              </w:rPr>
-            </w:pPr>
-          </w:p>
-        </w:tc>
-        <w:tc>
-          <w:tcPr>
-            <w:tcW w:w="1538" w:type="dxa"/>
-            <w:shd w:val="clear" w:color="auto" w:fill="C1F0C7" w:themeFill="accent3" w:themeFillTint="33"/>
-            <w:vAlign w:val="center"/>
-          </w:tcPr>
-          <w:p>
-            <w:pPr>
-              <w:pStyle w:val="Prrafodelista"/>
-              <w:spacing w:line="276" w:lineRule="auto"/>
-              <w:ind w:left="0" w:right="86"/>
-              <w:jc w:val="center"/>
-              <w:rPr>
-                <w:rFonts w:ascii="Arial Nova Cond Light" w:hAnsi="Arial Nova Cond Light" w:cs="Times New Roman"/>
-                <w:b/>
-                <w:bCs/>
-                <w:color w:val="000000" w:themeColor="text1"/>
-                <w:sz w:val="20"/>
-                <w:szCs w:val="20"/>
-              </w:rPr>
-            </w:pPr>
-            <w:r>
-              <w:rPr>
-                <w:rFonts w:ascii="Arial Nova Cond Light" w:hAnsi="Arial Nova Cond Light" w:cs="Times New Roman"/>
-                <w:b/>
-                <w:bCs/>
-                <w:color w:val="000000" w:themeColor="text1"/>
-                <w:sz w:val="20"/>
-                <w:szCs w:val="20"/>
-              </w:rPr>
-              <w:t>Nivel inicio</w:t>
-            </w:r>
-          </w:p>
-        </w:tc>
-        <w:tc>
-          <w:tcPr>
-            <w:tcW w:w="1368" w:type="dxa"/>
-          </w:tcPr>
-          <w:p>
-            <w:pPr>
-              <w:pStyle w:val="Prrafodelista"/>
-              <w:spacing w:line="276" w:lineRule="auto"/>
-              <w:ind w:left="0" w:right="-455"/>
-              <w:rPr>
-                <w:rFonts w:ascii="Arial Nova Cond Light" w:hAnsi="Arial Nova Cond Light" w:cs="Times New Roman"/>
-                <w:b/>
-                <w:bCs/>
-                <w:color w:val="000000" w:themeColor="text1"/>
-                <w:sz w:val="20"/>
-                <w:szCs w:val="20"/>
-              </w:rPr>
-            </w:pPr>
-          </w:p>
-        </w:tc>
-        <w:tc>
-          <w:tcPr>
-            <w:tcW w:w="999" w:type="dxa"/>
-          </w:tcPr>
-          <w:p>
-            <w:pPr>
-              <w:pStyle w:val="Prrafodelista"/>
-              <w:spacing w:line="276" w:lineRule="auto"/>
-              <w:ind w:left="0" w:right="-455"/>
-              <w:rPr>
-                <w:rFonts w:ascii="Arial Nova Cond Light" w:hAnsi="Arial Nova Cond Light" w:cs="Times New Roman"/>
-                <w:b/>
-                <w:bCs/>
-                <w:color w:val="000000" w:themeColor="text1"/>
-                <w:sz w:val="20"/>
-                <w:szCs w:val="20"/>
-              </w:rPr>
-            </w:pPr>
-          </w:p>
-        </w:tc>
-        <w:tc>
-          <w:tcPr>
-            <w:tcW w:w="1288" w:type="dxa"/>
-          </w:tcPr>
-          <w:p>
-            <w:pPr>
-              <w:pStyle w:val="Prrafodelista"/>
-              <w:spacing w:line="276" w:lineRule="auto"/>
-              <w:ind w:left="0" w:right="-455"/>
-              <w:rPr>
-                <w:rFonts w:ascii="Arial Nova Cond Light" w:hAnsi="Arial Nova Cond Light" w:cs="Times New Roman"/>
-                <w:b/>
-                <w:bCs/>
-                <w:color w:val="000000" w:themeColor="text1"/>
-                <w:sz w:val="20"/>
-                <w:szCs w:val="20"/>
-              </w:rPr>
-            </w:pPr>
-          </w:p>
-        </w:tc>
-        <w:tc>
-          <w:tcPr>
-            <w:tcW w:w="1701" w:type="dxa"/>
-            <w:vAlign w:val="center"/>
-          </w:tcPr>
-          <w:p>
-            <w:pPr>
-              <w:pStyle w:val="Prrafodelista"/>
-              <w:spacing w:line="276" w:lineRule="auto"/>
-              <w:ind w:left="0" w:right="170"/>
-              <w:jc w:val="center"/>
-              <w:rPr>
-                <w:rFonts w:ascii="Arial Nova Cond Light" w:hAnsi="Arial Nova Cond Light" w:cs="Times New Roman"/>
-                <w:b/>
-                <w:bCs/>
-                <w:color w:val="000000" w:themeColor="text1"/>
-                <w:sz w:val="20"/>
-                <w:szCs w:val="20"/>
-              </w:rPr>
-            </w:pPr>
-            <w:r>
-              <w:rPr>
-                <w:rFonts w:ascii="Arial Nova Cond Light" w:hAnsi="Arial Nova Cond Light" w:cs="Times New Roman"/>
-                <w:b/>
-                <w:bCs/>
-                <w:color w:val="000000" w:themeColor="text1"/>
-                <w:sz w:val="20"/>
-                <w:szCs w:val="20"/>
-              </w:rPr>
-              <w:t>Nivel inicio</w:t>
-            </w:r>
-          </w:p>
-        </w:tc>
-        <w:tc>
-          <w:tcPr>
-            <w:tcW w:w="1134" w:type="dxa"/>
-          </w:tcPr>
-          <w:p>
-            <w:pPr>
-              <w:pStyle w:val="Prrafodelista"/>
-              <w:spacing w:line="276" w:lineRule="auto"/>
-              <w:ind w:left="0" w:right="-455"/>
-              <w:rPr>
-                <w:rFonts w:ascii="Arial Nova Cond Light" w:hAnsi="Arial Nova Cond Light" w:cs="Times New Roman"/>
-                <w:b/>
-                <w:bCs/>
-                <w:color w:val="000000" w:themeColor="text1"/>
-                <w:sz w:val="20"/>
-                <w:szCs w:val="20"/>
-              </w:rPr>
-            </w:pPr>
-          </w:p>
-        </w:tc>
-        <w:tc>
-          <w:tcPr>
-            <w:tcW w:w="992" w:type="dxa"/>
-          </w:tcPr>
-          <w:p>
-            <w:pPr>
-              <w:pStyle w:val="Prrafodelista"/>
-              <w:spacing w:line="276" w:lineRule="auto"/>
-              <w:ind w:left="0" w:right="-455"/>
-              <w:rPr>
-                <w:rFonts w:ascii="Arial Nova Cond Light" w:hAnsi="Arial Nova Cond Light" w:cs="Times New Roman"/>
-                <w:b/>
-                <w:bCs/>
-                <w:color w:val="000000" w:themeColor="text1"/>
-                <w:sz w:val="20"/>
-                <w:szCs w:val="20"/>
-              </w:rPr>
-            </w:pPr>
-          </w:p>
-        </w:tc>
-        <w:tc>
-          <w:tcPr>
-            <w:tcW w:w="1134" w:type="dxa"/>
-          </w:tcPr>
-          <w:p>
-            <w:pPr>
-              <w:pStyle w:val="Prrafodelista"/>
-              <w:spacing w:line="276" w:lineRule="auto"/>
-              <w:ind w:left="0" w:right="-455"/>
-              <w:rPr>
-                <w:rFonts w:ascii="Arial Nova Cond Light" w:hAnsi="Arial Nova Cond Light" w:cs="Times New Roman"/>
-                <w:b/>
-                <w:bCs/>
-                <w:color w:val="000000" w:themeColor="text1"/>
-                <w:sz w:val="20"/>
-                <w:szCs w:val="20"/>
-              </w:rPr>
-            </w:pPr>
-          </w:p>
-        </w:tc>
-      </w:tr>
-      <w:tr>
-        <w:trPr>
-          <w:trHeight w:val="265"/>
-        </w:trPr>
-        <w:tc>
-          <w:tcPr>
-            <w:tcW w:w="1547" w:type="dxa"/>
-            <w:shd w:val="clear" w:color="auto" w:fill="C1F0C7" w:themeFill="accent3" w:themeFillTint="33"/>
-            <w:vAlign w:val="center"/>
-          </w:tcPr>
-          <w:p>
-            <w:pPr>
-              <w:pStyle w:val="Prrafodelista"/>
-              <w:spacing w:line="276" w:lineRule="auto"/>
-              <w:ind w:left="0"/>
-              <w:jc w:val="center"/>
-              <w:rPr>
-                <w:rFonts w:ascii="Arial Nova Cond Light" w:hAnsi="Arial Nova Cond Light" w:cs="Times New Roman"/>
-                <w:b/>
-                <w:bCs/>
-                <w:color w:val="000000" w:themeColor="text1"/>
-                <w:sz w:val="20"/>
-                <w:szCs w:val="20"/>
-              </w:rPr>
-            </w:pPr>
-            <w:r>
-              <w:rPr>
-                <w:rFonts w:ascii="Arial Nova Cond Light" w:hAnsi="Arial Nova Cond Light" w:cs="Times New Roman"/>
-                <w:b/>
-                <w:bCs/>
-                <w:color w:val="000000" w:themeColor="text1"/>
-                <w:sz w:val="20"/>
-                <w:szCs w:val="20"/>
-              </w:rPr>
-              <w:t>Previo al grado</w:t>
-            </w:r>
-          </w:p>
-        </w:tc>
-        <w:tc>
-          <w:tcPr>
-            <w:tcW w:w="1002" w:type="dxa"/>
-          </w:tcPr>
-          <w:p>
-            <w:pPr>
-              <w:pStyle w:val="Prrafodelista"/>
-              <w:spacing w:line="276" w:lineRule="auto"/>
-              <w:ind w:left="0" w:right="-455"/>
-              <w:rPr>
-                <w:rFonts w:ascii="Arial Nova Cond Light" w:hAnsi="Arial Nova Cond Light" w:cs="Times New Roman"/>
-                <w:b/>
-                <w:bCs/>
-                <w:color w:val="000000" w:themeColor="text1"/>
-                <w:sz w:val="20"/>
-                <w:szCs w:val="20"/>
-              </w:rPr>
-            </w:pPr>
-          </w:p>
-        </w:tc>
-        <w:tc>
-          <w:tcPr>
-            <w:tcW w:w="1089" w:type="dxa"/>
-          </w:tcPr>
-          <w:p>
-            <w:pPr>
-              <w:pStyle w:val="Prrafodelista"/>
-              <w:spacing w:line="276" w:lineRule="auto"/>
-              <w:ind w:left="0" w:right="-455"/>
-              <w:rPr>
-                <w:rFonts w:ascii="Arial Nova Cond Light" w:hAnsi="Arial Nova Cond Light" w:cs="Times New Roman"/>
-                <w:b/>
-                <w:bCs/>
-                <w:color w:val="000000" w:themeColor="text1"/>
-                <w:sz w:val="20"/>
-                <w:szCs w:val="20"/>
-              </w:rPr>
-            </w:pPr>
-          </w:p>
-        </w:tc>
-        <w:tc>
-          <w:tcPr>
-            <w:tcW w:w="1093" w:type="dxa"/>
-          </w:tcPr>
-          <w:p>
-            <w:pPr>
-              <w:pStyle w:val="Prrafodelista"/>
-              <w:spacing w:line="276" w:lineRule="auto"/>
-              <w:ind w:left="0" w:right="-455"/>
-              <w:rPr>
-                <w:rFonts w:ascii="Arial Nova Cond Light" w:hAnsi="Arial Nova Cond Light" w:cs="Times New Roman"/>
-                <w:b/>
-                <w:bCs/>
-                <w:color w:val="000000" w:themeColor="text1"/>
-                <w:sz w:val="20"/>
-                <w:szCs w:val="20"/>
-              </w:rPr>
-            </w:pPr>
-          </w:p>
-        </w:tc>
-        <w:tc>
-          <w:tcPr>
-            <w:tcW w:w="1538" w:type="dxa"/>
-            <w:shd w:val="clear" w:color="auto" w:fill="C1F0C7" w:themeFill="accent3" w:themeFillTint="33"/>
-            <w:vAlign w:val="center"/>
-          </w:tcPr>
-          <w:p>
-            <w:pPr>
-              <w:pStyle w:val="Prrafodelista"/>
-              <w:spacing w:line="276" w:lineRule="auto"/>
-              <w:ind w:left="0" w:right="86"/>
-              <w:jc w:val="center"/>
-              <w:rPr>
-                <w:rFonts w:ascii="Arial Nova Cond Light" w:hAnsi="Arial Nova Cond Light" w:cs="Times New Roman"/>
-                <w:b/>
-                <w:bCs/>
-                <w:color w:val="000000" w:themeColor="text1"/>
-                <w:sz w:val="20"/>
-                <w:szCs w:val="20"/>
-              </w:rPr>
-            </w:pPr>
-            <w:r>
-              <w:rPr>
-                <w:rFonts w:ascii="Arial Nova Cond Light" w:hAnsi="Arial Nova Cond Light" w:cs="Times New Roman"/>
-                <w:b/>
-                <w:bCs/>
-                <w:color w:val="000000" w:themeColor="text1"/>
-                <w:sz w:val="20"/>
-                <w:szCs w:val="20"/>
-              </w:rPr>
-              <w:t>Previo al grado</w:t>
-            </w:r>
-          </w:p>
-        </w:tc>
-        <w:tc>
-          <w:tcPr>
-            <w:tcW w:w="1368" w:type="dxa"/>
-          </w:tcPr>
-          <w:p>
-            <w:pPr>
-              <w:pStyle w:val="Prrafodelista"/>
-              <w:spacing w:line="276" w:lineRule="auto"/>
-              <w:ind w:left="0" w:right="-455"/>
-              <w:rPr>
-                <w:rFonts w:ascii="Arial Nova Cond Light" w:hAnsi="Arial Nova Cond Light" w:cs="Times New Roman"/>
-                <w:b/>
-                <w:bCs/>
-                <w:color w:val="000000" w:themeColor="text1"/>
-                <w:sz w:val="20"/>
-                <w:szCs w:val="20"/>
-              </w:rPr>
-            </w:pPr>
-          </w:p>
-        </w:tc>
-        <w:tc>
-          <w:tcPr>
-            <w:tcW w:w="999" w:type="dxa"/>
-          </w:tcPr>
-          <w:p>
-            <w:pPr>
-              <w:pStyle w:val="Prrafodelista"/>
-              <w:spacing w:line="276" w:lineRule="auto"/>
-              <w:ind w:left="0" w:right="-455"/>
-              <w:rPr>
-                <w:rFonts w:ascii="Arial Nova Cond Light" w:hAnsi="Arial Nova Cond Light" w:cs="Times New Roman"/>
-                <w:b/>
-                <w:bCs/>
-                <w:color w:val="000000" w:themeColor="text1"/>
-                <w:sz w:val="20"/>
-                <w:szCs w:val="20"/>
-              </w:rPr>
-            </w:pPr>
-          </w:p>
-        </w:tc>
-        <w:tc>
-          <w:tcPr>
-            <w:tcW w:w="1288" w:type="dxa"/>
-          </w:tcPr>
-          <w:p>
-            <w:pPr>
-              <w:pStyle w:val="Prrafodelista"/>
-              <w:spacing w:line="276" w:lineRule="auto"/>
-              <w:ind w:left="0" w:right="-455"/>
-              <w:rPr>
-                <w:rFonts w:ascii="Arial Nova Cond Light" w:hAnsi="Arial Nova Cond Light" w:cs="Times New Roman"/>
-                <w:b/>
-                <w:bCs/>
-                <w:color w:val="000000" w:themeColor="text1"/>
-                <w:sz w:val="20"/>
-                <w:szCs w:val="20"/>
-              </w:rPr>
-            </w:pPr>
-          </w:p>
-        </w:tc>
-        <w:tc>
-          <w:tcPr>
-            <w:tcW w:w="1701" w:type="dxa"/>
-            <w:vAlign w:val="center"/>
-          </w:tcPr>
-          <w:p>
-            <w:pPr>
-              <w:pStyle w:val="Prrafodelista"/>
-              <w:spacing w:line="276" w:lineRule="auto"/>
-              <w:ind w:left="0" w:right="170"/>
-              <w:jc w:val="center"/>
-              <w:rPr>
-                <w:rFonts w:ascii="Arial Nova Cond Light" w:hAnsi="Arial Nova Cond Light" w:cs="Times New Roman"/>
-                <w:b/>
-                <w:bCs/>
-                <w:color w:val="000000" w:themeColor="text1"/>
-                <w:sz w:val="20"/>
-                <w:szCs w:val="20"/>
-              </w:rPr>
-            </w:pPr>
-            <w:r>
-              <w:rPr>
-                <w:rFonts w:ascii="Arial Nova Cond Light" w:hAnsi="Arial Nova Cond Light" w:cs="Times New Roman"/>
-                <w:b/>
-                <w:bCs/>
-                <w:color w:val="000000" w:themeColor="text1"/>
-                <w:sz w:val="20"/>
-                <w:szCs w:val="20"/>
-              </w:rPr>
-              <w:t>Previo al grado</w:t>
-            </w:r>
-          </w:p>
-        </w:tc>
-        <w:tc>
-          <w:tcPr>
-            <w:tcW w:w="1134" w:type="dxa"/>
-          </w:tcPr>
-          <w:p>
-            <w:pPr>
-              <w:pStyle w:val="Prrafodelista"/>
-              <w:spacing w:line="276" w:lineRule="auto"/>
-              <w:ind w:left="0" w:right="-455"/>
-              <w:rPr>
-                <w:rFonts w:ascii="Arial Nova Cond Light" w:hAnsi="Arial Nova Cond Light" w:cs="Times New Roman"/>
-                <w:b/>
-                <w:bCs/>
-                <w:color w:val="000000" w:themeColor="text1"/>
-                <w:sz w:val="20"/>
-                <w:szCs w:val="20"/>
-              </w:rPr>
-            </w:pPr>
-          </w:p>
-        </w:tc>
-        <w:tc>
-          <w:tcPr>
-            <w:tcW w:w="992" w:type="dxa"/>
-          </w:tcPr>
-          <w:p>
-            <w:pPr>
-              <w:pStyle w:val="Prrafodelista"/>
-              <w:spacing w:line="276" w:lineRule="auto"/>
-              <w:ind w:left="0" w:right="-455"/>
-              <w:rPr>
-                <w:rFonts w:ascii="Arial Nova Cond Light" w:hAnsi="Arial Nova Cond Light" w:cs="Times New Roman"/>
-                <w:b/>
-                <w:bCs/>
-                <w:color w:val="000000" w:themeColor="text1"/>
-                <w:sz w:val="20"/>
-                <w:szCs w:val="20"/>
-              </w:rPr>
-            </w:pPr>
-          </w:p>
-        </w:tc>
-        <w:tc>
-          <w:tcPr>
-            <w:tcW w:w="1134" w:type="dxa"/>
-          </w:tcPr>
-          <w:p>
-            <w:pPr>
-              <w:pStyle w:val="Prrafodelista"/>
-              <w:spacing w:line="276" w:lineRule="auto"/>
-              <w:ind w:left="0" w:right="-455"/>
-              <w:rPr>
-                <w:rFonts w:ascii="Arial Nova Cond Light" w:hAnsi="Arial Nova Cond Light" w:cs="Times New Roman"/>
-                <w:b/>
-                <w:bCs/>
-                <w:color w:val="000000" w:themeColor="text1"/>
-                <w:sz w:val="20"/>
-                <w:szCs w:val="20"/>
-              </w:rPr>
-            </w:pPr>
-          </w:p>
-        </w:tc>
-      </w:tr>
-      <w:tr>
-        <w:trPr>
-          <w:trHeight w:val="311"/>
-        </w:trPr>
-        <w:tc>
-          <w:tcPr>
-            <w:tcW w:w="1547" w:type="dxa"/>
-            <w:shd w:val="clear" w:color="auto" w:fill="C1F0C7" w:themeFill="accent3" w:themeFillTint="33"/>
-            <w:vAlign w:val="center"/>
-          </w:tcPr>
-          <w:p>
-            <w:pPr>
-              <w:pStyle w:val="Prrafodelista"/>
-              <w:spacing w:line="276" w:lineRule="auto"/>
-              <w:ind w:left="0"/>
-              <w:jc w:val="center"/>
-              <w:rPr>
-                <w:rFonts w:ascii="Arial Nova Cond Light" w:hAnsi="Arial Nova Cond Light" w:cs="Times New Roman"/>
-                <w:b/>
-                <w:bCs/>
-                <w:color w:val="000000" w:themeColor="text1"/>
-                <w:sz w:val="20"/>
-                <w:szCs w:val="20"/>
-              </w:rPr>
-            </w:pPr>
-            <w:r>
-              <w:rPr>
-                <w:rFonts w:ascii="Arial Nova Cond Light" w:hAnsi="Arial Nova Cond Light" w:cs="Times New Roman"/>
-                <w:b/>
-                <w:bCs/>
-                <w:color w:val="000000" w:themeColor="text1"/>
-                <w:sz w:val="20"/>
-                <w:szCs w:val="20"/>
-              </w:rPr>
-              <w:t>TOTAL, DE ESTUDIANTES</w:t>
-            </w:r>
-          </w:p>
-        </w:tc>
-        <w:tc>
-          <w:tcPr>
-            <w:tcW w:w="1002" w:type="dxa"/>
-          </w:tcPr>
-          <w:p>
-            <w:pPr>
-              <w:pStyle w:val="Prrafodelista"/>
-              <w:spacing w:line="276" w:lineRule="auto"/>
-              <w:ind w:left="0" w:right="-455"/>
-              <w:rPr>
-                <w:rFonts w:ascii="Arial Nova Cond Light" w:hAnsi="Arial Nova Cond Light" w:cs="Times New Roman"/>
-                <w:b/>
-                <w:bCs/>
-                <w:color w:val="000000" w:themeColor="text1"/>
-                <w:sz w:val="20"/>
-                <w:szCs w:val="20"/>
-              </w:rPr>
-            </w:pPr>
-          </w:p>
-        </w:tc>
-        <w:tc>
-          <w:tcPr>
-            <w:tcW w:w="1089" w:type="dxa"/>
-          </w:tcPr>
-          <w:p>
-            <w:pPr>
-              <w:pStyle w:val="Prrafodelista"/>
-              <w:spacing w:line="276" w:lineRule="auto"/>
-              <w:ind w:left="0" w:right="-455"/>
-              <w:rPr>
-                <w:rFonts w:ascii="Arial Nova Cond Light" w:hAnsi="Arial Nova Cond Light" w:cs="Times New Roman"/>
-                <w:b/>
-                <w:bCs/>
-                <w:color w:val="000000" w:themeColor="text1"/>
-                <w:sz w:val="20"/>
-                <w:szCs w:val="20"/>
-              </w:rPr>
-            </w:pPr>
-          </w:p>
-        </w:tc>
-        <w:tc>
-          <w:tcPr>
-            <w:tcW w:w="1093" w:type="dxa"/>
-          </w:tcPr>
-          <w:p>
-            <w:pPr>
-              <w:pStyle w:val="Prrafodelista"/>
-              <w:spacing w:line="276" w:lineRule="auto"/>
-              <w:ind w:left="0" w:right="-455"/>
-              <w:rPr>
-                <w:rFonts w:ascii="Arial Nova Cond Light" w:hAnsi="Arial Nova Cond Light" w:cs="Times New Roman"/>
-                <w:b/>
-                <w:bCs/>
-                <w:color w:val="000000" w:themeColor="text1"/>
-                <w:sz w:val="20"/>
-                <w:szCs w:val="20"/>
-              </w:rPr>
-            </w:pPr>
-          </w:p>
-        </w:tc>
-        <w:tc>
-          <w:tcPr>
-            <w:tcW w:w="1538" w:type="dxa"/>
-            <w:shd w:val="clear" w:color="auto" w:fill="C1F0C7" w:themeFill="accent3" w:themeFillTint="33"/>
-            <w:vAlign w:val="center"/>
-          </w:tcPr>
-          <w:p>
-            <w:pPr>
-              <w:pStyle w:val="Prrafodelista"/>
-              <w:spacing w:line="276" w:lineRule="auto"/>
-              <w:ind w:left="0" w:right="86"/>
-              <w:jc w:val="center"/>
-              <w:rPr>
-                <w:rFonts w:ascii="Arial Nova Cond Light" w:hAnsi="Arial Nova Cond Light" w:cs="Times New Roman"/>
-                <w:b/>
-                <w:bCs/>
-                <w:color w:val="000000" w:themeColor="text1"/>
-                <w:sz w:val="20"/>
-                <w:szCs w:val="20"/>
-              </w:rPr>
-            </w:pPr>
-            <w:r>
-              <w:rPr>
-                <w:rFonts w:ascii="Arial Nova Cond Light" w:hAnsi="Arial Nova Cond Light" w:cs="Times New Roman"/>
-                <w:b/>
-                <w:bCs/>
-                <w:color w:val="000000" w:themeColor="text1"/>
-                <w:sz w:val="20"/>
-                <w:szCs w:val="20"/>
-              </w:rPr>
-              <w:t>TOTAL, DE ESTUDIANTES</w:t>
-            </w:r>
-          </w:p>
-        </w:tc>
-        <w:tc>
-          <w:tcPr>
-            <w:tcW w:w="1368" w:type="dxa"/>
-          </w:tcPr>
-          <w:p>
-            <w:pPr>
-              <w:pStyle w:val="Prrafodelista"/>
-              <w:spacing w:line="276" w:lineRule="auto"/>
-              <w:ind w:left="0" w:right="-455"/>
-              <w:rPr>
-                <w:rFonts w:ascii="Arial Nova Cond Light" w:hAnsi="Arial Nova Cond Light" w:cs="Times New Roman"/>
-                <w:b/>
-                <w:bCs/>
-                <w:color w:val="000000" w:themeColor="text1"/>
-                <w:sz w:val="20"/>
-                <w:szCs w:val="20"/>
-              </w:rPr>
-            </w:pPr>
-          </w:p>
-        </w:tc>
-        <w:tc>
-          <w:tcPr>
-            <w:tcW w:w="999" w:type="dxa"/>
-          </w:tcPr>
-          <w:p>
-            <w:pPr>
-              <w:pStyle w:val="Prrafodelista"/>
-              <w:spacing w:line="276" w:lineRule="auto"/>
-              <w:ind w:left="0" w:right="-455"/>
-              <w:rPr>
-                <w:rFonts w:ascii="Arial Nova Cond Light" w:hAnsi="Arial Nova Cond Light" w:cs="Times New Roman"/>
-                <w:b/>
-                <w:bCs/>
-                <w:color w:val="000000" w:themeColor="text1"/>
-                <w:sz w:val="20"/>
-                <w:szCs w:val="20"/>
-              </w:rPr>
-            </w:pPr>
-          </w:p>
-        </w:tc>
-        <w:tc>
-          <w:tcPr>
-            <w:tcW w:w="1288" w:type="dxa"/>
-          </w:tcPr>
-          <w:p>
-            <w:pPr>
-              <w:pStyle w:val="Prrafodelista"/>
-              <w:spacing w:line="276" w:lineRule="auto"/>
-              <w:ind w:left="0" w:right="-455"/>
-              <w:rPr>
-                <w:rFonts w:ascii="Arial Nova Cond Light" w:hAnsi="Arial Nova Cond Light" w:cs="Times New Roman"/>
-                <w:b/>
-                <w:bCs/>
-                <w:color w:val="000000" w:themeColor="text1"/>
-                <w:sz w:val="20"/>
-                <w:szCs w:val="20"/>
-              </w:rPr>
-            </w:pPr>
-          </w:p>
-        </w:tc>
-        <w:tc>
-          <w:tcPr>
-            <w:tcW w:w="1701" w:type="dxa"/>
-            <w:vAlign w:val="center"/>
-          </w:tcPr>
-          <w:p>
-            <w:pPr>
-              <w:pStyle w:val="Prrafodelista"/>
-              <w:spacing w:line="276" w:lineRule="auto"/>
-              <w:ind w:left="0" w:right="170"/>
-              <w:jc w:val="center"/>
-              <w:rPr>
-                <w:rFonts w:ascii="Arial Nova Cond Light" w:hAnsi="Arial Nova Cond Light" w:cs="Times New Roman"/>
-                <w:b/>
-                <w:bCs/>
-                <w:color w:val="000000" w:themeColor="text1"/>
-                <w:sz w:val="20"/>
-                <w:szCs w:val="20"/>
-              </w:rPr>
-            </w:pPr>
-            <w:r>
-              <w:rPr>
-                <w:rFonts w:ascii="Arial Nova Cond Light" w:hAnsi="Arial Nova Cond Light" w:cs="Times New Roman"/>
-                <w:b/>
-                <w:bCs/>
-                <w:color w:val="000000" w:themeColor="text1"/>
-                <w:sz w:val="20"/>
-                <w:szCs w:val="20"/>
-              </w:rPr>
-              <w:t>TOTAL, DE ESTUDIANTES</w:t>
-            </w:r>
-          </w:p>
-        </w:tc>
-        <w:tc>
-          <w:tcPr>
-            <w:tcW w:w="1134" w:type="dxa"/>
-          </w:tcPr>
-          <w:p>
-            <w:pPr>
-              <w:pStyle w:val="Prrafodelista"/>
-              <w:spacing w:line="276" w:lineRule="auto"/>
-              <w:ind w:left="0" w:right="-455"/>
-              <w:rPr>
-                <w:rFonts w:ascii="Arial Nova Cond Light" w:hAnsi="Arial Nova Cond Light" w:cs="Times New Roman"/>
-                <w:b/>
-                <w:bCs/>
-                <w:color w:val="000000" w:themeColor="text1"/>
-                <w:sz w:val="20"/>
-                <w:szCs w:val="20"/>
-              </w:rPr>
-            </w:pPr>
-          </w:p>
-        </w:tc>
-        <w:tc>
-          <w:tcPr>
-            <w:tcW w:w="992" w:type="dxa"/>
-          </w:tcPr>
-          <w:p>
-            <w:pPr>
-              <w:pStyle w:val="Prrafodelista"/>
-              <w:spacing w:line="276" w:lineRule="auto"/>
-              <w:ind w:left="0" w:right="-455"/>
-              <w:rPr>
-                <w:rFonts w:ascii="Arial Nova Cond Light" w:hAnsi="Arial Nova Cond Light" w:cs="Times New Roman"/>
-                <w:b/>
-                <w:bCs/>
-                <w:color w:val="000000" w:themeColor="text1"/>
-                <w:sz w:val="20"/>
-                <w:szCs w:val="20"/>
-              </w:rPr>
-            </w:pPr>
-          </w:p>
-        </w:tc>
-        <w:tc>
-          <w:tcPr>
-            <w:tcW w:w="1134" w:type="dxa"/>
-          </w:tcPr>
-          <w:p>
-            <w:pPr>
-              <w:pStyle w:val="Prrafodelista"/>
-              <w:spacing w:line="276" w:lineRule="auto"/>
-              <w:ind w:left="0" w:right="-455"/>
-              <w:rPr>
-                <w:rFonts w:ascii="Arial Nova Cond Light" w:hAnsi="Arial Nova Cond Light" w:cs="Times New Roman"/>
-                <w:b/>
-                <w:bCs/>
-                <w:color w:val="000000" w:themeColor="text1"/>
-                <w:sz w:val="20"/>
-                <w:szCs w:val="20"/>
-              </w:rPr>
-            </w:pPr>
-          </w:p>
-        </w:tc>
-      </w:tr>
-    </w:tbl>
-    <w:p>
-      <w:pPr>
-        <w:pStyle w:val="Prrafodelista"/>
-        <w:spacing w:after="0" w:line="276" w:lineRule="auto"/>
-        <w:ind w:left="-284" w:right="-455"/>
-        <w:textDirection w:val="btLr"/>
-        <w:rPr>
-          <w:rFonts w:ascii="Arial Nova Cond Light" w:hAnsi="Arial Nova Cond Light" w:cs="Times New Roman"/>
-          <w:b/>
-          <w:bCs/>
-          <w:color w:val="000000" w:themeColor="text1"/>
-        </w:rPr>
-      </w:pPr>
-    </w:p>
-    <w:p>
-      <w:pPr>
-        <w:pStyle w:val="Prrafodelista"/>
-        <w:spacing w:after="0" w:line="276" w:lineRule="auto"/>
-        <w:ind w:left="-284" w:right="-455"/>
-        <w:textDirection w:val="btLr"/>
-        <w:rPr>
-          <w:rFonts w:ascii="Arial Nova Cond Light" w:hAnsi="Arial Nova Cond Light" w:cs="Times New Roman"/>
-          <w:b/>
-          <w:bCs/>
-          <w:color w:val="000000" w:themeColor="text1"/>
-        </w:rPr>
-      </w:pPr>
-    </w:p>
     <w:p>
       <w:pPr>
         <w:pStyle w:val="Prrafodelista"/>
@@ -13166,13 +9087,13 @@
         <w:tblLook w:val="04A0" w:firstRow="1" w:lastRow="0" w:firstColumn="1" w:lastColumn="0" w:noHBand="0" w:noVBand="1"/>
       </w:tblPr>
       <w:tblGrid>
-        <w:gridCol w:w="875"/>
-        <w:gridCol w:w="1095"/>
-        <w:gridCol w:w="1726"/>
-        <w:gridCol w:w="6169"/>
-        <w:gridCol w:w="2015"/>
-        <w:gridCol w:w="1634"/>
-        <w:gridCol w:w="1337"/>
+        <w:gridCol w:w="818"/>
+        <w:gridCol w:w="1018"/>
+        <w:gridCol w:w="5379"/>
+        <w:gridCol w:w="1984"/>
+        <w:gridCol w:w="2693"/>
+        <w:gridCol w:w="1560"/>
+        <w:gridCol w:w="1399"/>
       </w:tblGrid>
       <w:tr>
         <w:trPr>
@@ -13181,7 +9102,7 @@
         </w:trPr>
         <w:tc>
           <w:tcPr>
-            <w:tcW w:w="875" w:type="dxa"/>
+            <w:tcW w:w="818" w:type="dxa"/>
             <w:shd w:val="clear" w:color="auto" w:fill="C1F0C7" w:themeFill="accent3" w:themeFillTint="33"/>
             <w:vAlign w:val="center"/>
           </w:tcPr>
@@ -13215,7 +9136,7 @@
         </w:tc>
         <w:tc>
           <w:tcPr>
-            <w:tcW w:w="1095" w:type="dxa"/>
+            <w:tcW w:w="1018" w:type="dxa"/>
             <w:shd w:val="clear" w:color="auto" w:fill="C1F0C7" w:themeFill="accent3" w:themeFillTint="33"/>
             <w:vAlign w:val="center"/>
           </w:tcPr>
@@ -13248,7 +9169,7 @@
         </w:tc>
         <w:tc>
           <w:tcPr>
-            <w:tcW w:w="1726" w:type="dxa"/>
+            <w:tcW w:w="5379" w:type="dxa"/>
             <w:shd w:val="clear" w:color="auto" w:fill="C1F0C7" w:themeFill="accent3" w:themeFillTint="33"/>
             <w:vAlign w:val="center"/>
           </w:tcPr>
@@ -13275,13 +9196,35 @@
                 <w:sz w:val="20"/>
                 <w:szCs w:val="20"/>
               </w:rPr>
-              <w:t>PROBLEMA / POTENCIALIDAD</w:t>
-            </w:r>
-          </w:p>
-        </w:tc>
-        <w:tc>
-          <w:tcPr>
-            <w:tcW w:w="6169" w:type="dxa"/>
+              <w:t>SITUACIÓN SIGNIF</w:t>
+            </w:r>
+            <w:r>
+              <w:rPr>
+                <w:rFonts w:ascii="Arial Nova Cond" w:hAnsi="Arial Nova Cond" w:cs="Times New Roman"/>
+                <w:b/>
+                <w:bCs/>
+                <w:color w:val="000000" w:themeColor="text1"/>
+                <w:sz w:val="20"/>
+                <w:szCs w:val="20"/>
+              </w:rPr>
+              <w:t>I</w:t>
+            </w:r>
+            <w:r>
+              <w:rPr>
+                <w:rFonts w:ascii="Arial Nova Cond" w:hAnsi="Arial Nova Cond" w:cs="Times New Roman"/>
+                <w:b/>
+                <w:bCs/>
+                <w:color w:val="000000" w:themeColor="text1"/>
+                <w:sz w:val="20"/>
+                <w:szCs w:val="20"/>
+              </w:rPr>
+              <w:t>CATIVA</w:t>
+            </w:r>
+          </w:p>
+        </w:tc>
+        <w:tc>
+          <w:tcPr>
+            <w:tcW w:w="1984" w:type="dxa"/>
             <w:shd w:val="clear" w:color="auto" w:fill="C1F0C7" w:themeFill="accent3" w:themeFillTint="33"/>
             <w:vAlign w:val="center"/>
           </w:tcPr>
@@ -13308,7 +9251,7 @@
                 <w:sz w:val="20"/>
                 <w:szCs w:val="20"/>
               </w:rPr>
-              <w:t>SITUACIÓN SIGNIF</w:t>
+              <w:t>TÍTULO DE LA UNIDAD DID</w:t>
             </w:r>
             <w:r>
               <w:rPr>
@@ -13319,7 +9262,7 @@
                 <w:sz w:val="20"/>
                 <w:szCs w:val="20"/>
               </w:rPr>
-              <w:t>I</w:t>
+              <w:t>Á</w:t>
             </w:r>
             <w:r>
               <w:rPr>
@@ -13330,13 +9273,24 @@
                 <w:sz w:val="20"/>
                 <w:szCs w:val="20"/>
               </w:rPr>
-              <w:t>CATIVA</w:t>
-            </w:r>
-          </w:p>
-        </w:tc>
-        <w:tc>
-          <w:tcPr>
-            <w:tcW w:w="2015" w:type="dxa"/>
+              <w:t>CTICA</w:t>
+            </w:r>
+            <w:r>
+              <w:rPr>
+                <w:rFonts w:ascii="Arial Nova Cond" w:hAnsi="Arial Nova Cond" w:cs="Times New Roman"/>
+                <w:b/>
+                <w:bCs/>
+                <w:color w:val="000000" w:themeColor="text1"/>
+                <w:sz w:val="20"/>
+                <w:szCs w:val="20"/>
+              </w:rPr>
+              <w:t>.</w:t>
+            </w:r>
+          </w:p>
+        </w:tc>
+        <w:tc>
+          <w:tcPr>
+            <w:tcW w:w="2693" w:type="dxa"/>
             <w:shd w:val="clear" w:color="auto" w:fill="C1F0C7" w:themeFill="accent3" w:themeFillTint="33"/>
             <w:vAlign w:val="center"/>
           </w:tcPr>
@@ -13363,9 +9317,21 @@
                 <w:sz w:val="20"/>
                 <w:szCs w:val="20"/>
               </w:rPr>
-              <w:t>TÍTULO DE LA UNIDAD DID</w:t>
-            </w:r>
-            <w:r>
+              <w:t>CAMPO TEMATICO</w:t>
+            </w:r>
+          </w:p>
+        </w:tc>
+        <w:tc>
+          <w:tcPr>
+            <w:tcW w:w="1560" w:type="dxa"/>
+            <w:shd w:val="clear" w:color="auto" w:fill="C1F0C7" w:themeFill="accent3" w:themeFillTint="33"/>
+            <w:vAlign w:val="center"/>
+          </w:tcPr>
+          <w:p>
+            <w:pPr>
+              <w:pStyle w:val="Prrafodelista"/>
+              <w:ind w:left="0"/>
+              <w:jc w:val="center"/>
               <w:rPr>
                 <w:rFonts w:ascii="Arial Nova Cond" w:hAnsi="Arial Nova Cond" w:cs="Times New Roman"/>
                 <w:b/>
@@ -13374,8 +9340,7 @@
                 <w:sz w:val="20"/>
                 <w:szCs w:val="20"/>
               </w:rPr>
-              <w:t>Á</w:t>
-            </w:r>
+            </w:pPr>
             <w:r>
               <w:rPr>
                 <w:rFonts w:ascii="Arial Nova Cond" w:hAnsi="Arial Nova Cond" w:cs="Times New Roman"/>
@@ -13385,57 +9350,13 @@
                 <w:sz w:val="20"/>
                 <w:szCs w:val="20"/>
               </w:rPr>
-              <w:t>CTICA</w:t>
-            </w:r>
-            <w:r>
-              <w:rPr>
-                <w:rFonts w:ascii="Arial Nova Cond" w:hAnsi="Arial Nova Cond" w:cs="Times New Roman"/>
-                <w:b/>
-                <w:bCs/>
-                <w:color w:val="000000" w:themeColor="text1"/>
-                <w:sz w:val="20"/>
-                <w:szCs w:val="20"/>
-              </w:rPr>
-              <w:t>.</w:t>
-            </w:r>
-          </w:p>
-        </w:tc>
-        <w:tc>
-          <w:tcPr>
-            <w:tcW w:w="1634" w:type="dxa"/>
-            <w:shd w:val="clear" w:color="auto" w:fill="C1F0C7" w:themeFill="accent3" w:themeFillTint="33"/>
-            <w:vAlign w:val="center"/>
-          </w:tcPr>
-          <w:p>
-            <w:pPr>
-              <w:pStyle w:val="Prrafodelista"/>
-              <w:ind w:left="0"/>
-              <w:jc w:val="center"/>
-              <w:rPr>
-                <w:rFonts w:ascii="Arial Nova Cond" w:hAnsi="Arial Nova Cond" w:cs="Times New Roman"/>
-                <w:b/>
-                <w:bCs/>
-                <w:color w:val="000000" w:themeColor="text1"/>
-                <w:sz w:val="20"/>
-                <w:szCs w:val="20"/>
-              </w:rPr>
-            </w:pPr>
-            <w:r>
-              <w:rPr>
-                <w:rFonts w:ascii="Arial Nova Cond" w:hAnsi="Arial Nova Cond" w:cs="Times New Roman"/>
-                <w:b/>
-                <w:bCs/>
-                <w:color w:val="000000" w:themeColor="text1"/>
-                <w:sz w:val="20"/>
-                <w:szCs w:val="20"/>
-              </w:rPr>
               <w:t>COMPETENCIAS</w:t>
             </w:r>
           </w:p>
         </w:tc>
         <w:tc>
           <w:tcPr>
-            <w:tcW w:w="1337" w:type="dxa"/>
+            <w:tcW w:w="1399" w:type="dxa"/>
             <w:shd w:val="clear" w:color="auto" w:fill="C1F0C7" w:themeFill="accent3" w:themeFillTint="33"/>
             <w:vAlign w:val="center"/>
           </w:tcPr>
@@ -13474,7 +9395,7 @@
         </w:trPr>
         <w:tc>
           <w:tcPr>
-            <w:tcW w:w="875" w:type="dxa"/>
+            <w:tcW w:w="818" w:type="dxa"/>
             <w:vMerge w:val="restart"/>
             <w:vAlign w:val="center"/>
           </w:tcPr>
@@ -13513,7 +9434,7 @@
         </w:tc>
         <w:tc>
           <w:tcPr>
-            <w:tcW w:w="1095" w:type="dxa"/>
+            <w:tcW w:w="1018" w:type="dxa"/>
             <w:vAlign w:val="center"/>
           </w:tcPr>
           <w:p>
@@ -13551,7 +9472,7 @@
         </w:tc>
         <w:tc>
           <w:tcPr>
-            <w:tcW w:w="1726" w:type="dxa"/>
+            <w:tcW w:w="5379" w:type="dxa"/>
             <w:vAlign w:val="center"/>
           </w:tcPr>
           <w:p>
@@ -13579,47 +9500,13 @@
                 <w:szCs w:val="20"/>
                 <w:lang w:val="es-ES_tradnl"/>
               </w:rPr>
-              <w:t>{{problemapotencialidad0}}</w:t>
-            </w:r>
-          </w:p>
-        </w:tc>
-        <w:tc>
-          <w:tcPr>
-            <w:tcW w:w="6169" w:type="dxa"/>
-            <w:vAlign w:val="center"/>
-          </w:tcPr>
-          <w:p>
-            <w:pPr>
-              <w:pStyle w:val="Prrafodelista"/>
-              <w:tabs>
-                <w:tab w:val="left" w:pos="0"/>
-                <w:tab w:val="left" w:pos="142"/>
-                <w:tab w:val="left" w:pos="284"/>
-              </w:tabs>
-              <w:spacing w:line="276" w:lineRule="auto"/>
-              <w:ind w:left="0"/>
-              <w:jc w:val="both"/>
-              <w:rPr>
-                <w:rFonts w:ascii="Arial Nova Cond" w:eastAsia="Calibri" w:hAnsi="Arial Nova Cond" w:cs="Times New Roman"/>
-                <w:sz w:val="20"/>
-                <w:szCs w:val="20"/>
-                <w:lang w:val="es-ES_tradnl"/>
-              </w:rPr>
-            </w:pPr>
-            <w:r>
-              <w:rPr>
-                <w:rFonts w:ascii="Arial Nova Cond" w:eastAsia="Calibri" w:hAnsi="Arial Nova Cond" w:cs="Times New Roman"/>
-                <w:sz w:val="20"/>
-                <w:szCs w:val="20"/>
-                <w:lang w:val="es-ES_tradnl"/>
-              </w:rPr>
-              <w:t>{{situacionsignificativa0}}</w:t>
-            </w:r>
-          </w:p>
-        </w:tc>
-        <w:tc>
-          <w:tcPr>
-            <w:tcW w:w="2015" w:type="dxa"/>
+              <w:t xml:space="preserve">{{situacionsignificativa0}} </w:t>
+            </w:r>
+          </w:p>
+        </w:tc>
+        <w:tc>
+          <w:tcPr>
+            <w:tcW w:w="1984" w:type="dxa"/>
             <w:vAlign w:val="center"/>
           </w:tcPr>
           <w:p>
@@ -13650,7 +9537,7 @@
         </w:tc>
         <w:tc>
           <w:tcPr>
-            <w:tcW w:w="1634" w:type="dxa"/>
+            <w:tcW w:w="2693" w:type="dxa"/>
             <w:vAlign w:val="center"/>
           </w:tcPr>
           <w:p>
@@ -13675,13 +9562,13 @@
                 <w:sz w:val="20"/>
                 <w:szCs w:val="20"/>
               </w:rPr>
-              <w:t>{{competencias0}}</w:t>
-            </w:r>
-          </w:p>
-        </w:tc>
-        <w:tc>
-          <w:tcPr>
-            <w:tcW w:w="1337" w:type="dxa"/>
+              <w:t>{{campotematico0}}</w:t>
+            </w:r>
+          </w:p>
+        </w:tc>
+        <w:tc>
+          <w:tcPr>
+            <w:tcW w:w="1560" w:type="dxa"/>
             <w:vAlign w:val="center"/>
           </w:tcPr>
           <w:p>
@@ -13689,7 +9576,38 @@
               <w:autoSpaceDE w:val="0"/>
               <w:autoSpaceDN w:val="0"/>
               <w:adjustRightInd w:val="0"/>
-              <w:jc w:val="center"/>
+              <w:jc w:val="both"/>
+              <w:rPr>
+                <w:rFonts w:ascii="Arial Nova Cond" w:hAnsi="Arial Nova Cond" w:cs="Arial"/>
+                <w:color w:val="000000"/>
+                <w:kern w:val="0"/>
+                <w:sz w:val="20"/>
+                <w:szCs w:val="20"/>
+              </w:rPr>
+            </w:pPr>
+            <w:r>
+              <w:rPr>
+                <w:rFonts w:ascii="Arial Nova Cond" w:hAnsi="Arial Nova Cond" w:cs="Arial"/>
+                <w:color w:val="000000"/>
+                <w:kern w:val="0"/>
+                <w:sz w:val="20"/>
+                <w:szCs w:val="20"/>
+              </w:rPr>
+              <w:t>{{competencias0}}</w:t>
+            </w:r>
+          </w:p>
+        </w:tc>
+        <w:tc>
+          <w:tcPr>
+            <w:tcW w:w="1399" w:type="dxa"/>
+            <w:vAlign w:val="center"/>
+          </w:tcPr>
+          <w:p>
+            <w:pPr>
+              <w:autoSpaceDE w:val="0"/>
+              <w:autoSpaceDN w:val="0"/>
+              <w:adjustRightInd w:val="0"/>
+              <w:jc w:val="both"/>
               <w:rPr>
                 <w:rFonts w:ascii="Arial Nova Cond" w:hAnsi="Arial Nova Cond" w:cs="Arial"/>
                 <w:color w:val="000000"/>
@@ -13718,7 +9636,7 @@
         </w:trPr>
         <w:tc>
           <w:tcPr>
-            <w:tcW w:w="875" w:type="dxa"/>
+            <w:tcW w:w="818" w:type="dxa"/>
             <w:vMerge/>
             <w:vAlign w:val="center"/>
           </w:tcPr>
@@ -13746,7 +9664,7 @@
         </w:tc>
         <w:tc>
           <w:tcPr>
-            <w:tcW w:w="1095" w:type="dxa"/>
+            <w:tcW w:w="1018" w:type="dxa"/>
             <w:vAlign w:val="center"/>
           </w:tcPr>
           <w:p>
@@ -13784,33 +9702,7 @@
         </w:tc>
         <w:tc>
           <w:tcPr>
-            <w:tcW w:w="1726" w:type="dxa"/>
-            <w:vAlign w:val="center"/>
-          </w:tcPr>
-          <w:p>
-            <w:pPr>
-              <w:pStyle w:val="NormalWeb"/>
-              <w:jc w:val="both"/>
-              <w:rPr>
-                <w:rFonts w:ascii="Arial Nova Cond" w:hAnsi="Arial Nova Cond"/>
-                <w:sz w:val="20"/>
-                <w:szCs w:val="20"/>
-              </w:rPr>
-            </w:pPr>
-            <w:r>
-              <w:rPr>
-                <w:rFonts w:ascii="Arial Nova Cond" w:eastAsia="Calibri" w:hAnsi="Arial Nova Cond"/>
-                <w:sz w:val="20"/>
-                <w:szCs w:val="20"/>
-                <w:lang w:val="es-ES_tradnl"/>
-              </w:rPr>
-              <w:t>{{problemapotencialidad1}}</w:t>
-            </w:r>
-          </w:p>
-        </w:tc>
-        <w:tc>
-          <w:tcPr>
-            <w:tcW w:w="6169" w:type="dxa"/>
+            <w:tcW w:w="5379" w:type="dxa"/>
             <w:vAlign w:val="center"/>
           </w:tcPr>
           <w:p>
@@ -13844,7 +9736,7 @@
         </w:tc>
         <w:tc>
           <w:tcPr>
-            <w:tcW w:w="2015" w:type="dxa"/>
+            <w:tcW w:w="1984" w:type="dxa"/>
             <w:vAlign w:val="center"/>
           </w:tcPr>
           <w:p>
@@ -13875,7 +9767,7 @@
         </w:tc>
         <w:tc>
           <w:tcPr>
-            <w:tcW w:w="1634" w:type="dxa"/>
+            <w:tcW w:w="2693" w:type="dxa"/>
             <w:vAlign w:val="center"/>
           </w:tcPr>
           <w:p>
@@ -13900,13 +9792,13 @@
                 <w:sz w:val="20"/>
                 <w:szCs w:val="20"/>
               </w:rPr>
-              <w:t>{{competencias1}}</w:t>
-            </w:r>
-          </w:p>
-        </w:tc>
-        <w:tc>
-          <w:tcPr>
-            <w:tcW w:w="1337" w:type="dxa"/>
+              <w:t>{{campotematico1}}</w:t>
+            </w:r>
+          </w:p>
+        </w:tc>
+        <w:tc>
+          <w:tcPr>
+            <w:tcW w:w="1560" w:type="dxa"/>
             <w:vAlign w:val="center"/>
           </w:tcPr>
           <w:p>
@@ -13914,7 +9806,38 @@
               <w:autoSpaceDE w:val="0"/>
               <w:autoSpaceDN w:val="0"/>
               <w:adjustRightInd w:val="0"/>
-              <w:jc w:val="center"/>
+              <w:jc w:val="both"/>
+              <w:rPr>
+                <w:rFonts w:ascii="Arial Nova Cond" w:hAnsi="Arial Nova Cond" w:cs="Arial"/>
+                <w:color w:val="000000"/>
+                <w:kern w:val="0"/>
+                <w:sz w:val="20"/>
+                <w:szCs w:val="20"/>
+              </w:rPr>
+            </w:pPr>
+            <w:r>
+              <w:rPr>
+                <w:rFonts w:ascii="Arial Nova Cond" w:hAnsi="Arial Nova Cond" w:cs="Arial"/>
+                <w:color w:val="000000"/>
+                <w:kern w:val="0"/>
+                <w:sz w:val="20"/>
+                <w:szCs w:val="20"/>
+              </w:rPr>
+              <w:t>{{competencias1}}</w:t>
+            </w:r>
+          </w:p>
+        </w:tc>
+        <w:tc>
+          <w:tcPr>
+            <w:tcW w:w="1399" w:type="dxa"/>
+            <w:vAlign w:val="center"/>
+          </w:tcPr>
+          <w:p>
+            <w:pPr>
+              <w:autoSpaceDE w:val="0"/>
+              <w:autoSpaceDN w:val="0"/>
+              <w:adjustRightInd w:val="0"/>
+              <w:jc w:val="both"/>
               <w:rPr>
                 <w:rFonts w:ascii="Arial Nova Cond" w:hAnsi="Arial Nova Cond" w:cs="Arial"/>
                 <w:color w:val="000000"/>
@@ -13943,7 +9866,7 @@
         </w:trPr>
         <w:tc>
           <w:tcPr>
-            <w:tcW w:w="875" w:type="dxa"/>
+            <w:tcW w:w="818" w:type="dxa"/>
             <w:vMerge/>
             <w:vAlign w:val="center"/>
           </w:tcPr>
@@ -13971,7 +9894,7 @@
         </w:tc>
         <w:tc>
           <w:tcPr>
-            <w:tcW w:w="1095" w:type="dxa"/>
+            <w:tcW w:w="1018" w:type="dxa"/>
             <w:vAlign w:val="center"/>
           </w:tcPr>
           <w:p>
@@ -14009,33 +9932,7 @@
         </w:tc>
         <w:tc>
           <w:tcPr>
-            <w:tcW w:w="1726" w:type="dxa"/>
-            <w:vAlign w:val="center"/>
-          </w:tcPr>
-          <w:p>
-            <w:pPr>
-              <w:pStyle w:val="NormalWeb"/>
-              <w:jc w:val="both"/>
-              <w:rPr>
-                <w:rFonts w:ascii="Arial Nova Cond" w:eastAsia="Calibri" w:hAnsi="Arial Nova Cond"/>
-                <w:sz w:val="20"/>
-                <w:szCs w:val="20"/>
-              </w:rPr>
-            </w:pPr>
-            <w:r>
-              <w:rPr>
-                <w:rFonts w:ascii="Arial Nova Cond" w:eastAsia="Calibri" w:hAnsi="Arial Nova Cond"/>
-                <w:sz w:val="20"/>
-                <w:szCs w:val="20"/>
-                <w:lang w:val="es-ES_tradnl"/>
-              </w:rPr>
-              <w:t>{{problemapotencialidad2}}</w:t>
-            </w:r>
-          </w:p>
-        </w:tc>
-        <w:tc>
-          <w:tcPr>
-            <w:tcW w:w="6169" w:type="dxa"/>
+            <w:tcW w:w="5379" w:type="dxa"/>
             <w:vAlign w:val="center"/>
           </w:tcPr>
           <w:p>
@@ -14069,7 +9966,7 @@
         </w:tc>
         <w:tc>
           <w:tcPr>
-            <w:tcW w:w="2015" w:type="dxa"/>
+            <w:tcW w:w="1984" w:type="dxa"/>
             <w:vAlign w:val="center"/>
           </w:tcPr>
           <w:p>
@@ -14100,7 +9997,7 @@
         </w:tc>
         <w:tc>
           <w:tcPr>
-            <w:tcW w:w="1634" w:type="dxa"/>
+            <w:tcW w:w="2693" w:type="dxa"/>
             <w:vAlign w:val="center"/>
           </w:tcPr>
           <w:p>
@@ -14125,13 +10022,13 @@
                 <w:sz w:val="20"/>
                 <w:szCs w:val="20"/>
               </w:rPr>
-              <w:t>{{competencias2}}</w:t>
-            </w:r>
-          </w:p>
-        </w:tc>
-        <w:tc>
-          <w:tcPr>
-            <w:tcW w:w="1337" w:type="dxa"/>
+              <w:t>{{campotematico2}}</w:t>
+            </w:r>
+          </w:p>
+        </w:tc>
+        <w:tc>
+          <w:tcPr>
+            <w:tcW w:w="1560" w:type="dxa"/>
             <w:vAlign w:val="center"/>
           </w:tcPr>
           <w:p>
@@ -14139,7 +10036,38 @@
               <w:autoSpaceDE w:val="0"/>
               <w:autoSpaceDN w:val="0"/>
               <w:adjustRightInd w:val="0"/>
-              <w:jc w:val="center"/>
+              <w:jc w:val="both"/>
+              <w:rPr>
+                <w:rFonts w:ascii="Arial Nova Cond" w:hAnsi="Arial Nova Cond" w:cs="Arial"/>
+                <w:color w:val="000000"/>
+                <w:kern w:val="0"/>
+                <w:sz w:val="20"/>
+                <w:szCs w:val="20"/>
+              </w:rPr>
+            </w:pPr>
+            <w:r>
+              <w:rPr>
+                <w:rFonts w:ascii="Arial Nova Cond" w:hAnsi="Arial Nova Cond" w:cs="Arial"/>
+                <w:color w:val="000000"/>
+                <w:kern w:val="0"/>
+                <w:sz w:val="20"/>
+                <w:szCs w:val="20"/>
+              </w:rPr>
+              <w:t>{{competencias2}}</w:t>
+            </w:r>
+          </w:p>
+        </w:tc>
+        <w:tc>
+          <w:tcPr>
+            <w:tcW w:w="1399" w:type="dxa"/>
+            <w:vAlign w:val="center"/>
+          </w:tcPr>
+          <w:p>
+            <w:pPr>
+              <w:autoSpaceDE w:val="0"/>
+              <w:autoSpaceDN w:val="0"/>
+              <w:adjustRightInd w:val="0"/>
+              <w:jc w:val="both"/>
               <w:rPr>
                 <w:rFonts w:ascii="Arial Nova Cond" w:hAnsi="Arial Nova Cond" w:cs="Arial"/>
                 <w:color w:val="000000"/>
@@ -14168,7 +10096,7 @@
         </w:trPr>
         <w:tc>
           <w:tcPr>
-            <w:tcW w:w="875" w:type="dxa"/>
+            <w:tcW w:w="818" w:type="dxa"/>
             <w:vMerge w:val="restart"/>
             <w:vAlign w:val="center"/>
           </w:tcPr>
@@ -14207,7 +10135,7 @@
         </w:tc>
         <w:tc>
           <w:tcPr>
-            <w:tcW w:w="1095" w:type="dxa"/>
+            <w:tcW w:w="1018" w:type="dxa"/>
             <w:vAlign w:val="center"/>
           </w:tcPr>
           <w:p>
@@ -14245,32 +10173,7 @@
         </w:tc>
         <w:tc>
           <w:tcPr>
-            <w:tcW w:w="1726" w:type="dxa"/>
-            <w:vAlign w:val="center"/>
-          </w:tcPr>
-          <w:p>
-            <w:pPr>
-              <w:pStyle w:val="Sinespaciado"/>
-              <w:jc w:val="both"/>
-              <w:rPr>
-                <w:rFonts w:ascii="Arial Nova Cond" w:hAnsi="Arial Nova Cond"/>
-                <w:sz w:val="20"/>
-                <w:szCs w:val="20"/>
-              </w:rPr>
-            </w:pPr>
-            <w:r>
-              <w:rPr>
-                <w:rFonts w:ascii="Arial Nova Cond" w:eastAsia="Calibri" w:hAnsi="Arial Nova Cond"/>
-                <w:sz w:val="20"/>
-                <w:szCs w:val="20"/>
-              </w:rPr>
-              <w:t>{{problemapotencialidad3}}</w:t>
-            </w:r>
-          </w:p>
-        </w:tc>
-        <w:tc>
-          <w:tcPr>
-            <w:tcW w:w="6169" w:type="dxa"/>
+            <w:tcW w:w="5379" w:type="dxa"/>
             <w:vAlign w:val="center"/>
           </w:tcPr>
           <w:p>
@@ -14305,7 +10208,7 @@
         </w:tc>
         <w:tc>
           <w:tcPr>
-            <w:tcW w:w="2015" w:type="dxa"/>
+            <w:tcW w:w="1984" w:type="dxa"/>
             <w:vAlign w:val="center"/>
           </w:tcPr>
           <w:p>
@@ -14336,7 +10239,7 @@
         </w:tc>
         <w:tc>
           <w:tcPr>
-            <w:tcW w:w="1634" w:type="dxa"/>
+            <w:tcW w:w="2693" w:type="dxa"/>
             <w:vAlign w:val="center"/>
           </w:tcPr>
           <w:p>
@@ -14361,13 +10264,13 @@
                 <w:sz w:val="20"/>
                 <w:szCs w:val="20"/>
               </w:rPr>
-              <w:t>{{competencias3}}</w:t>
-            </w:r>
-          </w:p>
-        </w:tc>
-        <w:tc>
-          <w:tcPr>
-            <w:tcW w:w="1337" w:type="dxa"/>
+              <w:t>{{campotematico3}}</w:t>
+            </w:r>
+          </w:p>
+        </w:tc>
+        <w:tc>
+          <w:tcPr>
+            <w:tcW w:w="1560" w:type="dxa"/>
             <w:vAlign w:val="center"/>
           </w:tcPr>
           <w:p>
@@ -14375,7 +10278,38 @@
               <w:autoSpaceDE w:val="0"/>
               <w:autoSpaceDN w:val="0"/>
               <w:adjustRightInd w:val="0"/>
-              <w:jc w:val="center"/>
+              <w:jc w:val="both"/>
+              <w:rPr>
+                <w:rFonts w:ascii="Arial Nova Cond" w:hAnsi="Arial Nova Cond" w:cs="Arial"/>
+                <w:color w:val="000000"/>
+                <w:kern w:val="0"/>
+                <w:sz w:val="20"/>
+                <w:szCs w:val="20"/>
+              </w:rPr>
+            </w:pPr>
+            <w:r>
+              <w:rPr>
+                <w:rFonts w:ascii="Arial Nova Cond" w:hAnsi="Arial Nova Cond" w:cs="Arial"/>
+                <w:color w:val="000000"/>
+                <w:kern w:val="0"/>
+                <w:sz w:val="20"/>
+                <w:szCs w:val="20"/>
+              </w:rPr>
+              <w:t>{{competencias3}}</w:t>
+            </w:r>
+          </w:p>
+        </w:tc>
+        <w:tc>
+          <w:tcPr>
+            <w:tcW w:w="1399" w:type="dxa"/>
+            <w:vAlign w:val="center"/>
+          </w:tcPr>
+          <w:p>
+            <w:pPr>
+              <w:autoSpaceDE w:val="0"/>
+              <w:autoSpaceDN w:val="0"/>
+              <w:adjustRightInd w:val="0"/>
+              <w:jc w:val="both"/>
               <w:rPr>
                 <w:rFonts w:ascii="Arial Nova Cond" w:hAnsi="Arial Nova Cond" w:cs="Arial"/>
                 <w:color w:val="000000"/>
@@ -14404,7 +10338,7 @@
         </w:trPr>
         <w:tc>
           <w:tcPr>
-            <w:tcW w:w="875" w:type="dxa"/>
+            <w:tcW w:w="818" w:type="dxa"/>
             <w:vMerge/>
             <w:vAlign w:val="center"/>
           </w:tcPr>
@@ -14432,7 +10366,7 @@
         </w:tc>
         <w:tc>
           <w:tcPr>
-            <w:tcW w:w="1095" w:type="dxa"/>
+            <w:tcW w:w="1018" w:type="dxa"/>
             <w:vAlign w:val="center"/>
           </w:tcPr>
           <w:p>
@@ -14470,32 +10404,7 @@
         </w:tc>
         <w:tc>
           <w:tcPr>
-            <w:tcW w:w="1726" w:type="dxa"/>
-            <w:vAlign w:val="center"/>
-          </w:tcPr>
-          <w:p>
-            <w:pPr>
-              <w:pStyle w:val="Sinespaciado"/>
-              <w:jc w:val="both"/>
-              <w:rPr>
-                <w:rFonts w:ascii="Arial Nova Cond" w:hAnsi="Arial Nova Cond"/>
-                <w:sz w:val="20"/>
-                <w:szCs w:val="20"/>
-              </w:rPr>
-            </w:pPr>
-            <w:r>
-              <w:rPr>
-                <w:rFonts w:ascii="Arial Nova Cond" w:eastAsia="Calibri" w:hAnsi="Arial Nova Cond"/>
-                <w:sz w:val="20"/>
-                <w:szCs w:val="20"/>
-              </w:rPr>
-              <w:t>{{problemapotencialidad4}}</w:t>
-            </w:r>
-          </w:p>
-        </w:tc>
-        <w:tc>
-          <w:tcPr>
-            <w:tcW w:w="6169" w:type="dxa"/>
+            <w:tcW w:w="5379" w:type="dxa"/>
             <w:vAlign w:val="center"/>
           </w:tcPr>
           <w:p>
@@ -14530,7 +10439,7 @@
         </w:tc>
         <w:tc>
           <w:tcPr>
-            <w:tcW w:w="2015" w:type="dxa"/>
+            <w:tcW w:w="1984" w:type="dxa"/>
             <w:vAlign w:val="center"/>
           </w:tcPr>
           <w:p>
@@ -14561,7 +10470,7 @@
         </w:tc>
         <w:tc>
           <w:tcPr>
-            <w:tcW w:w="1634" w:type="dxa"/>
+            <w:tcW w:w="2693" w:type="dxa"/>
             <w:vAlign w:val="center"/>
           </w:tcPr>
           <w:p>
@@ -14586,13 +10495,13 @@
                 <w:sz w:val="20"/>
                 <w:szCs w:val="20"/>
               </w:rPr>
-              <w:t>{{competencias4}}</w:t>
-            </w:r>
-          </w:p>
-        </w:tc>
-        <w:tc>
-          <w:tcPr>
-            <w:tcW w:w="1337" w:type="dxa"/>
+              <w:t>{{campotematico4}}</w:t>
+            </w:r>
+          </w:p>
+        </w:tc>
+        <w:tc>
+          <w:tcPr>
+            <w:tcW w:w="1560" w:type="dxa"/>
             <w:vAlign w:val="center"/>
           </w:tcPr>
           <w:p>
@@ -14600,7 +10509,38 @@
               <w:autoSpaceDE w:val="0"/>
               <w:autoSpaceDN w:val="0"/>
               <w:adjustRightInd w:val="0"/>
-              <w:jc w:val="center"/>
+              <w:jc w:val="both"/>
+              <w:rPr>
+                <w:rFonts w:ascii="Arial Nova Cond" w:hAnsi="Arial Nova Cond" w:cs="Arial"/>
+                <w:color w:val="000000"/>
+                <w:kern w:val="0"/>
+                <w:sz w:val="20"/>
+                <w:szCs w:val="20"/>
+              </w:rPr>
+            </w:pPr>
+            <w:r>
+              <w:rPr>
+                <w:rFonts w:ascii="Arial Nova Cond" w:hAnsi="Arial Nova Cond" w:cs="Arial"/>
+                <w:color w:val="000000"/>
+                <w:kern w:val="0"/>
+                <w:sz w:val="20"/>
+                <w:szCs w:val="20"/>
+              </w:rPr>
+              <w:t>{{competencias4}}</w:t>
+            </w:r>
+          </w:p>
+        </w:tc>
+        <w:tc>
+          <w:tcPr>
+            <w:tcW w:w="1399" w:type="dxa"/>
+            <w:vAlign w:val="center"/>
+          </w:tcPr>
+          <w:p>
+            <w:pPr>
+              <w:autoSpaceDE w:val="0"/>
+              <w:autoSpaceDN w:val="0"/>
+              <w:adjustRightInd w:val="0"/>
+              <w:jc w:val="both"/>
               <w:rPr>
                 <w:rFonts w:ascii="Arial Nova Cond" w:hAnsi="Arial Nova Cond" w:cs="Arial"/>
                 <w:color w:val="000000"/>
@@ -14629,7 +10569,7 @@
         </w:trPr>
         <w:tc>
           <w:tcPr>
-            <w:tcW w:w="875" w:type="dxa"/>
+            <w:tcW w:w="818" w:type="dxa"/>
             <w:vMerge w:val="restart"/>
             <w:vAlign w:val="center"/>
           </w:tcPr>
@@ -14668,7 +10608,7 @@
         </w:tc>
         <w:tc>
           <w:tcPr>
-            <w:tcW w:w="1095" w:type="dxa"/>
+            <w:tcW w:w="1018" w:type="dxa"/>
             <w:vAlign w:val="center"/>
           </w:tcPr>
           <w:p>
@@ -14706,33 +10646,7 @@
         </w:tc>
         <w:tc>
           <w:tcPr>
-            <w:tcW w:w="1726" w:type="dxa"/>
-            <w:vAlign w:val="center"/>
-          </w:tcPr>
-          <w:p>
-            <w:pPr>
-              <w:pStyle w:val="Sinespaciado"/>
-              <w:jc w:val="both"/>
-              <w:rPr>
-                <w:rFonts w:ascii="Arial Nova Cond" w:hAnsi="Arial Nova Cond"/>
-                <w:color w:val="000000" w:themeColor="text1"/>
-                <w:sz w:val="20"/>
-                <w:szCs w:val="20"/>
-              </w:rPr>
-            </w:pPr>
-            <w:r>
-              <w:rPr>
-                <w:rFonts w:ascii="Arial Nova Cond" w:eastAsia="Calibri" w:hAnsi="Arial Nova Cond"/>
-                <w:sz w:val="20"/>
-                <w:szCs w:val="20"/>
-              </w:rPr>
-              <w:t>{{problemapotencialidad5}}</w:t>
-            </w:r>
-          </w:p>
-        </w:tc>
-        <w:tc>
-          <w:tcPr>
-            <w:tcW w:w="6169" w:type="dxa"/>
+            <w:tcW w:w="5379" w:type="dxa"/>
             <w:vAlign w:val="center"/>
           </w:tcPr>
           <w:p>
@@ -14761,13 +10675,13 @@
                 <w:szCs w:val="20"/>
                 <w:lang w:val="es-ES_tradnl"/>
               </w:rPr>
-              <w:t>{{situacionsignificativa5}}</w:t>
-            </w:r>
-          </w:p>
-        </w:tc>
-        <w:tc>
-          <w:tcPr>
-            <w:tcW w:w="2015" w:type="dxa"/>
+              <w:t xml:space="preserve">{{situacionsignificativa5}} </w:t>
+            </w:r>
+          </w:p>
+        </w:tc>
+        <w:tc>
+          <w:tcPr>
+            <w:tcW w:w="1984" w:type="dxa"/>
             <w:vAlign w:val="center"/>
           </w:tcPr>
           <w:p>
@@ -14798,7 +10712,7 @@
         </w:tc>
         <w:tc>
           <w:tcPr>
-            <w:tcW w:w="1634" w:type="dxa"/>
+            <w:tcW w:w="2693" w:type="dxa"/>
             <w:vAlign w:val="center"/>
           </w:tcPr>
           <w:p>
@@ -14823,13 +10737,13 @@
                 <w:sz w:val="20"/>
                 <w:szCs w:val="20"/>
               </w:rPr>
-              <w:t>{{competencias5}}</w:t>
-            </w:r>
-          </w:p>
-        </w:tc>
-        <w:tc>
-          <w:tcPr>
-            <w:tcW w:w="1337" w:type="dxa"/>
+              <w:t>{{campotematico5}}</w:t>
+            </w:r>
+          </w:p>
+        </w:tc>
+        <w:tc>
+          <w:tcPr>
+            <w:tcW w:w="1560" w:type="dxa"/>
             <w:vAlign w:val="center"/>
           </w:tcPr>
           <w:p>
@@ -14837,7 +10751,38 @@
               <w:autoSpaceDE w:val="0"/>
               <w:autoSpaceDN w:val="0"/>
               <w:adjustRightInd w:val="0"/>
-              <w:jc w:val="center"/>
+              <w:jc w:val="both"/>
+              <w:rPr>
+                <w:rFonts w:ascii="Arial Nova Cond" w:hAnsi="Arial Nova Cond" w:cs="Arial"/>
+                <w:color w:val="000000"/>
+                <w:kern w:val="0"/>
+                <w:sz w:val="20"/>
+                <w:szCs w:val="20"/>
+              </w:rPr>
+            </w:pPr>
+            <w:r>
+              <w:rPr>
+                <w:rFonts w:ascii="Arial Nova Cond" w:hAnsi="Arial Nova Cond" w:cs="Arial"/>
+                <w:color w:val="000000"/>
+                <w:kern w:val="0"/>
+                <w:sz w:val="20"/>
+                <w:szCs w:val="20"/>
+              </w:rPr>
+              <w:t>{{competencias5}}</w:t>
+            </w:r>
+          </w:p>
+        </w:tc>
+        <w:tc>
+          <w:tcPr>
+            <w:tcW w:w="1399" w:type="dxa"/>
+            <w:vAlign w:val="center"/>
+          </w:tcPr>
+          <w:p>
+            <w:pPr>
+              <w:autoSpaceDE w:val="0"/>
+              <w:autoSpaceDN w:val="0"/>
+              <w:adjustRightInd w:val="0"/>
+              <w:jc w:val="both"/>
               <w:rPr>
                 <w:rFonts w:ascii="Arial Nova Cond" w:hAnsi="Arial Nova Cond" w:cs="Arial"/>
                 <w:color w:val="000000"/>
@@ -14866,7 +10811,7 @@
         </w:trPr>
         <w:tc>
           <w:tcPr>
-            <w:tcW w:w="875" w:type="dxa"/>
+            <w:tcW w:w="818" w:type="dxa"/>
             <w:vMerge/>
             <w:vAlign w:val="center"/>
           </w:tcPr>
@@ -14894,7 +10839,7 @@
         </w:tc>
         <w:tc>
           <w:tcPr>
-            <w:tcW w:w="1095" w:type="dxa"/>
+            <w:tcW w:w="1018" w:type="dxa"/>
             <w:vAlign w:val="center"/>
           </w:tcPr>
           <w:p>
@@ -14932,32 +10877,7 @@
         </w:tc>
         <w:tc>
           <w:tcPr>
-            <w:tcW w:w="1726" w:type="dxa"/>
-            <w:vAlign w:val="center"/>
-          </w:tcPr>
-          <w:p>
-            <w:pPr>
-              <w:pStyle w:val="Sinespaciado"/>
-              <w:jc w:val="both"/>
-              <w:rPr>
-                <w:rFonts w:ascii="Arial Nova Cond" w:hAnsi="Arial Nova Cond"/>
-                <w:sz w:val="20"/>
-                <w:szCs w:val="20"/>
-              </w:rPr>
-            </w:pPr>
-            <w:r>
-              <w:rPr>
-                <w:rFonts w:ascii="Arial Nova Cond" w:eastAsia="Calibri" w:hAnsi="Arial Nova Cond"/>
-                <w:sz w:val="20"/>
-                <w:szCs w:val="20"/>
-              </w:rPr>
-              <w:t>{{problemapotencialidad6}}</w:t>
-            </w:r>
-          </w:p>
-        </w:tc>
-        <w:tc>
-          <w:tcPr>
-            <w:tcW w:w="6169" w:type="dxa"/>
+            <w:tcW w:w="5379" w:type="dxa"/>
             <w:vAlign w:val="center"/>
           </w:tcPr>
           <w:p>
@@ -14991,7 +10911,7 @@
         </w:tc>
         <w:tc>
           <w:tcPr>
-            <w:tcW w:w="2015" w:type="dxa"/>
+            <w:tcW w:w="1984" w:type="dxa"/>
             <w:vAlign w:val="center"/>
           </w:tcPr>
           <w:p>
@@ -15022,7 +10942,7 @@
         </w:tc>
         <w:tc>
           <w:tcPr>
-            <w:tcW w:w="1634" w:type="dxa"/>
+            <w:tcW w:w="2693" w:type="dxa"/>
             <w:vAlign w:val="center"/>
           </w:tcPr>
           <w:p>
@@ -15047,13 +10967,13 @@
                 <w:sz w:val="20"/>
                 <w:szCs w:val="20"/>
               </w:rPr>
-              <w:t>{{competencias6}}</w:t>
-            </w:r>
-          </w:p>
-        </w:tc>
-        <w:tc>
-          <w:tcPr>
-            <w:tcW w:w="1337" w:type="dxa"/>
+              <w:t>{{campotematico6}}</w:t>
+            </w:r>
+          </w:p>
+        </w:tc>
+        <w:tc>
+          <w:tcPr>
+            <w:tcW w:w="1560" w:type="dxa"/>
             <w:vAlign w:val="center"/>
           </w:tcPr>
           <w:p>
@@ -15061,7 +10981,38 @@
               <w:autoSpaceDE w:val="0"/>
               <w:autoSpaceDN w:val="0"/>
               <w:adjustRightInd w:val="0"/>
-              <w:jc w:val="center"/>
+              <w:jc w:val="both"/>
+              <w:rPr>
+                <w:rFonts w:ascii="Arial Nova Cond" w:hAnsi="Arial Nova Cond" w:cs="Arial"/>
+                <w:color w:val="000000"/>
+                <w:kern w:val="0"/>
+                <w:sz w:val="20"/>
+                <w:szCs w:val="20"/>
+              </w:rPr>
+            </w:pPr>
+            <w:r>
+              <w:rPr>
+                <w:rFonts w:ascii="Arial Nova Cond" w:hAnsi="Arial Nova Cond" w:cs="Arial"/>
+                <w:color w:val="000000"/>
+                <w:kern w:val="0"/>
+                <w:sz w:val="20"/>
+                <w:szCs w:val="20"/>
+              </w:rPr>
+              <w:t>{{competencias6}}</w:t>
+            </w:r>
+          </w:p>
+        </w:tc>
+        <w:tc>
+          <w:tcPr>
+            <w:tcW w:w="1399" w:type="dxa"/>
+            <w:vAlign w:val="center"/>
+          </w:tcPr>
+          <w:p>
+            <w:pPr>
+              <w:autoSpaceDE w:val="0"/>
+              <w:autoSpaceDN w:val="0"/>
+              <w:adjustRightInd w:val="0"/>
+              <w:jc w:val="both"/>
               <w:rPr>
                 <w:rFonts w:ascii="Arial Nova Cond" w:hAnsi="Arial Nova Cond" w:cs="Arial"/>
                 <w:color w:val="000000"/>
@@ -15090,7 +11041,7 @@
         </w:trPr>
         <w:tc>
           <w:tcPr>
-            <w:tcW w:w="875" w:type="dxa"/>
+            <w:tcW w:w="818" w:type="dxa"/>
             <w:vMerge w:val="restart"/>
             <w:vAlign w:val="center"/>
           </w:tcPr>
@@ -15129,7 +11080,7 @@
         </w:tc>
         <w:tc>
           <w:tcPr>
-            <w:tcW w:w="1095" w:type="dxa"/>
+            <w:tcW w:w="1018" w:type="dxa"/>
             <w:vAlign w:val="center"/>
           </w:tcPr>
           <w:p>
@@ -15167,7 +11118,7 @@
         </w:tc>
         <w:tc>
           <w:tcPr>
-            <w:tcW w:w="1726" w:type="dxa"/>
+            <w:tcW w:w="5379" w:type="dxa"/>
             <w:vAlign w:val="center"/>
           </w:tcPr>
           <w:p>
@@ -15180,62 +11131,28 @@
               </w:tabs>
               <w:spacing w:line="276" w:lineRule="auto"/>
               <w:ind w:left="0"/>
+              <w:jc w:val="both"/>
+              <w:rPr>
+                <w:rFonts w:ascii="Arial Nova Cond" w:hAnsi="Arial Nova Cond"/>
+                <w:color w:val="000000" w:themeColor="text1"/>
+                <w:sz w:val="20"/>
+                <w:szCs w:val="20"/>
+              </w:rPr>
+            </w:pPr>
+            <w:r>
               <w:rPr>
                 <w:rFonts w:ascii="Arial Nova Cond" w:eastAsia="Calibri" w:hAnsi="Arial Nova Cond" w:cs="Times New Roman"/>
-                <w:color w:val="000000" w:themeColor="text1"/>
                 <w:sz w:val="20"/>
                 <w:szCs w:val="20"/>
                 <w:lang w:val="es-ES_tradnl"/>
               </w:rPr>
-            </w:pPr>
-            <w:r>
-              <w:rPr>
-                <w:rFonts w:ascii="Arial Nova Cond" w:eastAsia="Calibri" w:hAnsi="Arial Nova Cond" w:cs="Times New Roman"/>
-                <w:sz w:val="20"/>
-                <w:szCs w:val="20"/>
-                <w:lang w:val="es-ES_tradnl"/>
-              </w:rPr>
-              <w:t>{{problemapotencialidad7}}</w:t>
-            </w:r>
-          </w:p>
-        </w:tc>
-        <w:tc>
-          <w:tcPr>
-            <w:tcW w:w="6169" w:type="dxa"/>
-            <w:vAlign w:val="center"/>
-          </w:tcPr>
-          <w:p>
-            <w:pPr>
-              <w:pStyle w:val="Prrafodelista"/>
-              <w:tabs>
-                <w:tab w:val="left" w:pos="0"/>
-                <w:tab w:val="left" w:pos="142"/>
-                <w:tab w:val="left" w:pos="284"/>
-              </w:tabs>
-              <w:spacing w:line="276" w:lineRule="auto"/>
-              <w:ind w:left="0"/>
-              <w:jc w:val="both"/>
-              <w:rPr>
-                <w:rFonts w:ascii="Arial Nova Cond" w:hAnsi="Arial Nova Cond"/>
-                <w:color w:val="000000" w:themeColor="text1"/>
-                <w:sz w:val="20"/>
-                <w:szCs w:val="20"/>
-              </w:rPr>
-            </w:pPr>
-            <w:r>
-              <w:rPr>
-                <w:rFonts w:ascii="Arial Nova Cond" w:eastAsia="Calibri" w:hAnsi="Arial Nova Cond" w:cs="Times New Roman"/>
-                <w:sz w:val="20"/>
-                <w:szCs w:val="20"/>
-                <w:lang w:val="es-ES_tradnl"/>
-              </w:rPr>
               <w:t>{{situacionsignificativa7}}</w:t>
             </w:r>
           </w:p>
         </w:tc>
         <w:tc>
           <w:tcPr>
-            <w:tcW w:w="2015" w:type="dxa"/>
+            <w:tcW w:w="1984" w:type="dxa"/>
             <w:vAlign w:val="center"/>
           </w:tcPr>
           <w:p>
@@ -15266,7 +11183,7 @@
         </w:tc>
         <w:tc>
           <w:tcPr>
-            <w:tcW w:w="1634" w:type="dxa"/>
+            <w:tcW w:w="2693" w:type="dxa"/>
             <w:vAlign w:val="center"/>
           </w:tcPr>
           <w:p>
@@ -15291,13 +11208,13 @@
                 <w:sz w:val="20"/>
                 <w:szCs w:val="20"/>
               </w:rPr>
-              <w:t>{{competencias7}}</w:t>
-            </w:r>
-          </w:p>
-        </w:tc>
-        <w:tc>
-          <w:tcPr>
-            <w:tcW w:w="1337" w:type="dxa"/>
+              <w:t>{{campotematico7}}</w:t>
+            </w:r>
+          </w:p>
+        </w:tc>
+        <w:tc>
+          <w:tcPr>
+            <w:tcW w:w="1560" w:type="dxa"/>
             <w:vAlign w:val="center"/>
           </w:tcPr>
           <w:p>
@@ -15305,7 +11222,38 @@
               <w:autoSpaceDE w:val="0"/>
               <w:autoSpaceDN w:val="0"/>
               <w:adjustRightInd w:val="0"/>
-              <w:jc w:val="center"/>
+              <w:jc w:val="both"/>
+              <w:rPr>
+                <w:rFonts w:ascii="Arial Nova Cond" w:hAnsi="Arial Nova Cond" w:cs="Arial"/>
+                <w:color w:val="000000"/>
+                <w:kern w:val="0"/>
+                <w:sz w:val="20"/>
+                <w:szCs w:val="20"/>
+              </w:rPr>
+            </w:pPr>
+            <w:r>
+              <w:rPr>
+                <w:rFonts w:ascii="Arial Nova Cond" w:hAnsi="Arial Nova Cond" w:cs="Arial"/>
+                <w:color w:val="000000"/>
+                <w:kern w:val="0"/>
+                <w:sz w:val="20"/>
+                <w:szCs w:val="20"/>
+              </w:rPr>
+              <w:t>{{competencias7}}</w:t>
+            </w:r>
+          </w:p>
+        </w:tc>
+        <w:tc>
+          <w:tcPr>
+            <w:tcW w:w="1399" w:type="dxa"/>
+            <w:vAlign w:val="center"/>
+          </w:tcPr>
+          <w:p>
+            <w:pPr>
+              <w:autoSpaceDE w:val="0"/>
+              <w:autoSpaceDN w:val="0"/>
+              <w:adjustRightInd w:val="0"/>
+              <w:jc w:val="both"/>
               <w:rPr>
                 <w:rFonts w:ascii="Arial Nova Cond" w:hAnsi="Arial Nova Cond" w:cs="Arial"/>
                 <w:color w:val="000000"/>
@@ -15334,7 +11282,7 @@
         </w:trPr>
         <w:tc>
           <w:tcPr>
-            <w:tcW w:w="875" w:type="dxa"/>
+            <w:tcW w:w="818" w:type="dxa"/>
             <w:vMerge/>
             <w:vAlign w:val="center"/>
           </w:tcPr>
@@ -15362,7 +11310,7 @@
         </w:tc>
         <w:tc>
           <w:tcPr>
-            <w:tcW w:w="1095" w:type="dxa"/>
+            <w:tcW w:w="1018" w:type="dxa"/>
             <w:vAlign w:val="center"/>
           </w:tcPr>
           <w:p>
@@ -15400,7 +11348,7 @@
         </w:tc>
         <w:tc>
           <w:tcPr>
-            <w:tcW w:w="1726" w:type="dxa"/>
+            <w:tcW w:w="5379" w:type="dxa"/>
             <w:vAlign w:val="center"/>
           </w:tcPr>
           <w:p>
@@ -15413,6 +11361,7 @@
               </w:tabs>
               <w:spacing w:line="276" w:lineRule="auto"/>
               <w:ind w:left="0"/>
+              <w:jc w:val="both"/>
               <w:rPr>
                 <w:rFonts w:ascii="Arial Nova Cond" w:eastAsia="Calibri" w:hAnsi="Arial Nova Cond" w:cs="Times New Roman"/>
                 <w:color w:val="000000" w:themeColor="text1"/>
@@ -15428,48 +11377,13 @@
                 <w:szCs w:val="20"/>
                 <w:lang w:val="es-ES_tradnl"/>
               </w:rPr>
-              <w:t>{{problemapotencialidad8}}</w:t>
-            </w:r>
-          </w:p>
-        </w:tc>
-        <w:tc>
-          <w:tcPr>
-            <w:tcW w:w="6169" w:type="dxa"/>
-            <w:vAlign w:val="center"/>
-          </w:tcPr>
-          <w:p>
-            <w:pPr>
-              <w:pStyle w:val="Prrafodelista"/>
-              <w:tabs>
-                <w:tab w:val="left" w:pos="0"/>
-                <w:tab w:val="left" w:pos="142"/>
-                <w:tab w:val="left" w:pos="284"/>
-              </w:tabs>
-              <w:spacing w:line="276" w:lineRule="auto"/>
-              <w:ind w:left="0"/>
-              <w:jc w:val="both"/>
-              <w:rPr>
-                <w:rFonts w:ascii="Arial Nova Cond" w:eastAsia="Calibri" w:hAnsi="Arial Nova Cond" w:cs="Times New Roman"/>
-                <w:color w:val="000000" w:themeColor="text1"/>
-                <w:sz w:val="20"/>
-                <w:szCs w:val="20"/>
-                <w:lang w:val="es-ES_tradnl"/>
-              </w:rPr>
-            </w:pPr>
-            <w:r>
-              <w:rPr>
-                <w:rFonts w:ascii="Arial Nova Cond" w:eastAsia="Calibri" w:hAnsi="Arial Nova Cond" w:cs="Times New Roman"/>
-                <w:sz w:val="20"/>
-                <w:szCs w:val="20"/>
-                <w:lang w:val="es-ES_tradnl"/>
-              </w:rPr>
               <w:t>{{situacionsignificativa8}}</w:t>
             </w:r>
           </w:p>
         </w:tc>
         <w:tc>
           <w:tcPr>
-            <w:tcW w:w="2015" w:type="dxa"/>
+            <w:tcW w:w="1984" w:type="dxa"/>
             <w:vAlign w:val="center"/>
           </w:tcPr>
           <w:p>
@@ -15499,7 +11413,7 @@
         </w:tc>
         <w:tc>
           <w:tcPr>
-            <w:tcW w:w="1634" w:type="dxa"/>
+            <w:tcW w:w="2693" w:type="dxa"/>
             <w:vAlign w:val="center"/>
           </w:tcPr>
           <w:p>
@@ -15524,13 +11438,13 @@
                 <w:sz w:val="20"/>
                 <w:szCs w:val="20"/>
               </w:rPr>
-              <w:t>{{competencias8}}</w:t>
-            </w:r>
-          </w:p>
-        </w:tc>
-        <w:tc>
-          <w:tcPr>
-            <w:tcW w:w="1337" w:type="dxa"/>
+              <w:t>{{campotematico8}}</w:t>
+            </w:r>
+          </w:p>
+        </w:tc>
+        <w:tc>
+          <w:tcPr>
+            <w:tcW w:w="1560" w:type="dxa"/>
             <w:vAlign w:val="center"/>
           </w:tcPr>
           <w:p>
@@ -15538,7 +11452,38 @@
               <w:autoSpaceDE w:val="0"/>
               <w:autoSpaceDN w:val="0"/>
               <w:adjustRightInd w:val="0"/>
-              <w:jc w:val="center"/>
+              <w:jc w:val="both"/>
+              <w:rPr>
+                <w:rFonts w:ascii="Arial Nova Cond" w:hAnsi="Arial Nova Cond" w:cs="Arial"/>
+                <w:color w:val="000000"/>
+                <w:kern w:val="0"/>
+                <w:sz w:val="20"/>
+                <w:szCs w:val="20"/>
+              </w:rPr>
+            </w:pPr>
+            <w:r>
+              <w:rPr>
+                <w:rFonts w:ascii="Arial Nova Cond" w:hAnsi="Arial Nova Cond" w:cs="Arial"/>
+                <w:color w:val="000000"/>
+                <w:kern w:val="0"/>
+                <w:sz w:val="20"/>
+                <w:szCs w:val="20"/>
+              </w:rPr>
+              <w:t>{{competencias8}}</w:t>
+            </w:r>
+          </w:p>
+        </w:tc>
+        <w:tc>
+          <w:tcPr>
+            <w:tcW w:w="1399" w:type="dxa"/>
+            <w:vAlign w:val="center"/>
+          </w:tcPr>
+          <w:p>
+            <w:pPr>
+              <w:autoSpaceDE w:val="0"/>
+              <w:autoSpaceDN w:val="0"/>
+              <w:adjustRightInd w:val="0"/>
+              <w:jc w:val="both"/>
               <w:rPr>
                 <w:rFonts w:ascii="Arial Nova Cond" w:hAnsi="Arial Nova Cond" w:cs="Arial"/>
                 <w:color w:val="000000"/>
@@ -15680,13 +11625,17 @@
                 <w:rFonts w:ascii="Arial Nova Cond Light" w:hAnsi="Arial Nova Cond Light" w:cs="Times New Roman"/>
                 <w:b/>
                 <w:bCs/>
-              </w:rPr>
-            </w:pPr>
-            <w:r>
-              <w:rPr>
-                <w:rFonts w:ascii="Arial Nova Cond Light" w:hAnsi="Arial Nova Cond Light" w:cs="Times New Roman"/>
-                <w:b/>
-                <w:bCs/>
+                <w:sz w:val="20"/>
+                <w:szCs w:val="20"/>
+              </w:rPr>
+            </w:pPr>
+            <w:r>
+              <w:rPr>
+                <w:rFonts w:ascii="Arial Nova Cond Light" w:hAnsi="Arial Nova Cond Light" w:cs="Times New Roman"/>
+                <w:b/>
+                <w:bCs/>
+                <w:sz w:val="20"/>
+                <w:szCs w:val="20"/>
               </w:rPr>
               <w:t>DIMENSIONES</w:t>
             </w:r>
@@ -15711,14 +11660,18 @@
                 <w:b/>
                 <w:bCs/>
                 <w:color w:val="000000" w:themeColor="text1"/>
-              </w:rPr>
-            </w:pPr>
-            <w:r>
-              <w:rPr>
-                <w:rFonts w:ascii="Arial Nova Cond Light" w:hAnsi="Arial Nova Cond Light" w:cs="Times New Roman"/>
-                <w:b/>
-                <w:bCs/>
-                <w:color w:val="000000" w:themeColor="text1"/>
+                <w:sz w:val="20"/>
+                <w:szCs w:val="20"/>
+              </w:rPr>
+            </w:pPr>
+            <w:r>
+              <w:rPr>
+                <w:rFonts w:ascii="Arial Nova Cond Light" w:hAnsi="Arial Nova Cond Light" w:cs="Times New Roman"/>
+                <w:b/>
+                <w:bCs/>
+                <w:color w:val="000000" w:themeColor="text1"/>
+                <w:sz w:val="20"/>
+                <w:szCs w:val="20"/>
               </w:rPr>
               <w:t>UNIDADES DE APRENDIZAJE</w:t>
             </w:r>
@@ -15740,13 +11693,17 @@
                 <w:b/>
                 <w:bCs/>
                 <w:color w:val="000000" w:themeColor="text1"/>
-              </w:rPr>
-            </w:pPr>
-            <w:r>
-              <w:rPr>
-                <w:rFonts w:ascii="Arial Nova Cond Light" w:hAnsi="Arial Nova Cond Light" w:cs="Times New Roman"/>
-                <w:b/>
-                <w:bCs/>
+                <w:sz w:val="20"/>
+                <w:szCs w:val="20"/>
+              </w:rPr>
+            </w:pPr>
+            <w:r>
+              <w:rPr>
+                <w:rFonts w:ascii="Arial Nova Cond Light" w:hAnsi="Arial Nova Cond Light" w:cs="Times New Roman"/>
+                <w:b/>
+                <w:bCs/>
+                <w:sz w:val="20"/>
+                <w:szCs w:val="20"/>
               </w:rPr>
               <w:t xml:space="preserve">CAPACIDADES </w:t>
             </w:r>
@@ -15772,6 +11729,8 @@
                 <w:rFonts w:ascii="Arial Nova Cond Light" w:hAnsi="Arial Nova Cond Light"/>
                 <w:b/>
                 <w:bCs/>
+                <w:sz w:val="20"/>
+                <w:szCs w:val="20"/>
               </w:rPr>
             </w:pPr>
           </w:p>
@@ -15790,6 +11749,8 @@
                 <w:rFonts w:ascii="Arial Nova Cond Light" w:hAnsi="Arial Nova Cond Light"/>
                 <w:b/>
                 <w:bCs/>
+                <w:sz w:val="20"/>
+                <w:szCs w:val="20"/>
               </w:rPr>
             </w:pPr>
             <w:r>
@@ -15797,6 +11758,8 @@
                 <w:rFonts w:ascii="Arial Nova Cond Light" w:hAnsi="Arial Nova Cond Light"/>
                 <w:b/>
                 <w:bCs/>
+                <w:sz w:val="20"/>
+                <w:szCs w:val="20"/>
               </w:rPr>
               <w:t>Bimestre 1</w:t>
             </w:r>
@@ -15816,6 +11779,8 @@
                 <w:rFonts w:ascii="Arial Nova Cond Light" w:hAnsi="Arial Nova Cond Light"/>
                 <w:b/>
                 <w:bCs/>
+                <w:sz w:val="20"/>
+                <w:szCs w:val="20"/>
               </w:rPr>
             </w:pPr>
             <w:r>
@@ -15823,6 +11788,8 @@
                 <w:rFonts w:ascii="Arial Nova Cond Light" w:hAnsi="Arial Nova Cond Light"/>
                 <w:b/>
                 <w:bCs/>
+                <w:sz w:val="20"/>
+                <w:szCs w:val="20"/>
               </w:rPr>
               <w:t>Bimestre 2</w:t>
             </w:r>
@@ -15842,6 +11809,8 @@
                 <w:rFonts w:ascii="Arial Nova Cond Light" w:hAnsi="Arial Nova Cond Light"/>
                 <w:b/>
                 <w:bCs/>
+                <w:sz w:val="20"/>
+                <w:szCs w:val="20"/>
               </w:rPr>
             </w:pPr>
             <w:r>
@@ -15849,6 +11818,8 @@
                 <w:rFonts w:ascii="Arial Nova Cond Light" w:hAnsi="Arial Nova Cond Light"/>
                 <w:b/>
                 <w:bCs/>
+                <w:sz w:val="20"/>
+                <w:szCs w:val="20"/>
               </w:rPr>
               <w:t>Bimestre 3</w:t>
             </w:r>
@@ -15868,6 +11839,8 @@
                 <w:rFonts w:ascii="Arial Nova Cond Light" w:hAnsi="Arial Nova Cond Light"/>
                 <w:b/>
                 <w:bCs/>
+                <w:sz w:val="20"/>
+                <w:szCs w:val="20"/>
               </w:rPr>
             </w:pPr>
             <w:r>
@@ -15875,6 +11848,8 @@
                 <w:rFonts w:ascii="Arial Nova Cond Light" w:hAnsi="Arial Nova Cond Light"/>
                 <w:b/>
                 <w:bCs/>
+                <w:sz w:val="20"/>
+                <w:szCs w:val="20"/>
               </w:rPr>
               <w:t>Bimestre 4</w:t>
             </w:r>
@@ -15896,6 +11871,8 @@
                 <w:b/>
                 <w:bCs/>
                 <w:color w:val="000000" w:themeColor="text1"/>
+                <w:sz w:val="20"/>
+                <w:szCs w:val="20"/>
               </w:rPr>
             </w:pPr>
           </w:p>
@@ -15920,6 +11897,8 @@
                 <w:rFonts w:ascii="Arial Nova Cond Light" w:hAnsi="Arial Nova Cond Light"/>
                 <w:b/>
                 <w:bCs/>
+                <w:sz w:val="20"/>
+                <w:szCs w:val="20"/>
               </w:rPr>
             </w:pPr>
           </w:p>
@@ -15937,6 +11916,8 @@
                 <w:rFonts w:ascii="Arial Nova Cond Light" w:hAnsi="Arial Nova Cond Light"/>
                 <w:b/>
                 <w:bCs/>
+                <w:sz w:val="20"/>
+                <w:szCs w:val="20"/>
               </w:rPr>
             </w:pPr>
             <w:r>
@@ -15944,6 +11925,8 @@
                 <w:rFonts w:ascii="Arial Nova Cond Light" w:hAnsi="Arial Nova Cond Light"/>
                 <w:b/>
                 <w:bCs/>
+                <w:sz w:val="20"/>
+                <w:szCs w:val="20"/>
               </w:rPr>
               <w:t>U0</w:t>
             </w:r>
@@ -15962,6 +11945,8 @@
                 <w:rFonts w:ascii="Arial Nova Cond Light" w:hAnsi="Arial Nova Cond Light"/>
                 <w:b/>
                 <w:bCs/>
+                <w:sz w:val="20"/>
+                <w:szCs w:val="20"/>
               </w:rPr>
             </w:pPr>
             <w:r>
@@ -15969,6 +11954,8 @@
                 <w:rFonts w:ascii="Arial Nova Cond Light" w:hAnsi="Arial Nova Cond Light"/>
                 <w:b/>
                 <w:bCs/>
+                <w:sz w:val="20"/>
+                <w:szCs w:val="20"/>
               </w:rPr>
               <w:t>U1</w:t>
             </w:r>
@@ -15987,6 +11974,8 @@
                 <w:rFonts w:ascii="Arial Nova Cond Light" w:hAnsi="Arial Nova Cond Light"/>
                 <w:b/>
                 <w:bCs/>
+                <w:sz w:val="20"/>
+                <w:szCs w:val="20"/>
               </w:rPr>
             </w:pPr>
             <w:r>
@@ -15994,6 +11983,8 @@
                 <w:rFonts w:ascii="Arial Nova Cond Light" w:hAnsi="Arial Nova Cond Light"/>
                 <w:b/>
                 <w:bCs/>
+                <w:sz w:val="20"/>
+                <w:szCs w:val="20"/>
               </w:rPr>
               <w:t>U2</w:t>
             </w:r>
@@ -16012,6 +12003,8 @@
                 <w:rFonts w:ascii="Arial Nova Cond Light" w:hAnsi="Arial Nova Cond Light"/>
                 <w:b/>
                 <w:bCs/>
+                <w:sz w:val="20"/>
+                <w:szCs w:val="20"/>
               </w:rPr>
             </w:pPr>
             <w:r>
@@ -16019,6 +12012,8 @@
                 <w:rFonts w:ascii="Arial Nova Cond Light" w:hAnsi="Arial Nova Cond Light"/>
                 <w:b/>
                 <w:bCs/>
+                <w:sz w:val="20"/>
+                <w:szCs w:val="20"/>
               </w:rPr>
               <w:t>U3</w:t>
             </w:r>
@@ -16037,6 +12032,8 @@
                 <w:rFonts w:ascii="Arial Nova Cond Light" w:hAnsi="Arial Nova Cond Light"/>
                 <w:b/>
                 <w:bCs/>
+                <w:sz w:val="20"/>
+                <w:szCs w:val="20"/>
               </w:rPr>
             </w:pPr>
             <w:r>
@@ -16044,6 +12041,8 @@
                 <w:rFonts w:ascii="Arial Nova Cond Light" w:hAnsi="Arial Nova Cond Light"/>
                 <w:b/>
                 <w:bCs/>
+                <w:sz w:val="20"/>
+                <w:szCs w:val="20"/>
               </w:rPr>
               <w:t>U4</w:t>
             </w:r>
@@ -16062,6 +12061,8 @@
                 <w:rFonts w:ascii="Arial Nova Cond Light" w:hAnsi="Arial Nova Cond Light"/>
                 <w:b/>
                 <w:bCs/>
+                <w:sz w:val="20"/>
+                <w:szCs w:val="20"/>
               </w:rPr>
             </w:pPr>
             <w:r>
@@ -16069,6 +12070,8 @@
                 <w:rFonts w:ascii="Arial Nova Cond Light" w:hAnsi="Arial Nova Cond Light"/>
                 <w:b/>
                 <w:bCs/>
+                <w:sz w:val="20"/>
+                <w:szCs w:val="20"/>
               </w:rPr>
               <w:t>U5</w:t>
             </w:r>
@@ -16087,6 +12090,8 @@
                 <w:rFonts w:ascii="Arial Nova Cond Light" w:hAnsi="Arial Nova Cond Light"/>
                 <w:b/>
                 <w:bCs/>
+                <w:sz w:val="20"/>
+                <w:szCs w:val="20"/>
               </w:rPr>
             </w:pPr>
             <w:r>
@@ -16094,6 +12099,8 @@
                 <w:rFonts w:ascii="Arial Nova Cond Light" w:hAnsi="Arial Nova Cond Light"/>
                 <w:b/>
                 <w:bCs/>
+                <w:sz w:val="20"/>
+                <w:szCs w:val="20"/>
               </w:rPr>
               <w:t>U6</w:t>
             </w:r>
@@ -16112,6 +12119,8 @@
                 <w:rFonts w:ascii="Arial Nova Cond Light" w:hAnsi="Arial Nova Cond Light"/>
                 <w:b/>
                 <w:bCs/>
+                <w:sz w:val="20"/>
+                <w:szCs w:val="20"/>
               </w:rPr>
             </w:pPr>
             <w:r>
@@ -16119,6 +12128,8 @@
                 <w:rFonts w:ascii="Arial Nova Cond Light" w:hAnsi="Arial Nova Cond Light"/>
                 <w:b/>
                 <w:bCs/>
+                <w:sz w:val="20"/>
+                <w:szCs w:val="20"/>
               </w:rPr>
               <w:t>U7</w:t>
             </w:r>
@@ -16137,6 +12148,8 @@
                 <w:rFonts w:ascii="Arial Nova Cond Light" w:hAnsi="Arial Nova Cond Light"/>
                 <w:b/>
                 <w:bCs/>
+                <w:sz w:val="20"/>
+                <w:szCs w:val="20"/>
               </w:rPr>
             </w:pPr>
             <w:r>
@@ -16144,6 +12157,8 @@
                 <w:rFonts w:ascii="Arial Nova Cond Light" w:hAnsi="Arial Nova Cond Light"/>
                 <w:b/>
                 <w:bCs/>
+                <w:sz w:val="20"/>
+                <w:szCs w:val="20"/>
               </w:rPr>
               <w:t>U8</w:t>
             </w:r>
@@ -16164,6 +12179,8 @@
                 <w:rFonts w:ascii="Arial Nova Cond Light" w:hAnsi="Arial Nova Cond Light"/>
                 <w:b/>
                 <w:bCs/>
+                <w:sz w:val="20"/>
+                <w:szCs w:val="20"/>
               </w:rPr>
             </w:pPr>
           </w:p>
@@ -16172,7 +12189,7 @@
       <w:tr>
         <w:trPr>
           <w:cantSplit/>
-          <w:trHeight w:val="1727"/>
+          <w:trHeight w:val="1329"/>
           <w:jc w:val="center"/>
         </w:trPr>
         <w:tc>
@@ -16190,6 +12207,8 @@
               <w:ind w:left="172" w:hanging="141"/>
               <w:rPr>
                 <w:rFonts w:ascii="Arial Nova Cond Light" w:hAnsi="Arial Nova Cond Light" w:cstheme="minorHAnsi"/>
+                <w:sz w:val="20"/>
+                <w:szCs w:val="20"/>
               </w:rPr>
             </w:pPr>
             <w:r>
@@ -16198,6 +12217,8 @@
                 <w:b/>
                 <w:bCs/>
                 <w:color w:val="7030A0"/>
+                <w:sz w:val="20"/>
+                <w:szCs w:val="20"/>
               </w:rPr>
               <w:t>DIMENSIÓN PERSONAL</w:t>
             </w:r>
@@ -16216,6 +12237,8 @@
                 <w:rFonts w:ascii="Arial Nova Cond Light" w:hAnsi="Arial Nova Cond Light" w:cstheme="minorHAnsi"/>
                 <w:b/>
                 <w:bCs/>
+                <w:sz w:val="20"/>
+                <w:szCs w:val="20"/>
               </w:rPr>
             </w:pPr>
             <w:r>
@@ -16223,6 +12246,8 @@
                 <w:rFonts w:ascii="Arial Nova Cond Light" w:hAnsi="Arial Nova Cond Light" w:cstheme="minorHAnsi"/>
                 <w:b/>
                 <w:bCs/>
+                <w:sz w:val="20"/>
+                <w:szCs w:val="20"/>
               </w:rPr>
               <w:t>X</w:t>
             </w:r>
@@ -16241,6 +12266,8 @@
                 <w:rFonts w:ascii="Arial Nova Cond Light" w:hAnsi="Arial Nova Cond Light" w:cstheme="minorHAnsi"/>
                 <w:b/>
                 <w:bCs/>
+                <w:sz w:val="20"/>
+                <w:szCs w:val="20"/>
               </w:rPr>
             </w:pPr>
             <w:r>
@@ -16248,6 +12275,8 @@
                 <w:rFonts w:ascii="Arial Nova Cond Light" w:hAnsi="Arial Nova Cond Light" w:cstheme="minorHAnsi"/>
                 <w:b/>
                 <w:bCs/>
+                <w:sz w:val="20"/>
+                <w:szCs w:val="20"/>
               </w:rPr>
               <w:t>X</w:t>
             </w:r>
@@ -16266,6 +12295,8 @@
                 <w:rFonts w:ascii="Arial Nova Cond Light" w:hAnsi="Arial Nova Cond Light" w:cstheme="minorHAnsi"/>
                 <w:b/>
                 <w:bCs/>
+                <w:sz w:val="20"/>
+                <w:szCs w:val="20"/>
               </w:rPr>
             </w:pPr>
           </w:p>
@@ -16283,6 +12314,8 @@
                 <w:rFonts w:ascii="Arial Nova Cond Light" w:hAnsi="Arial Nova Cond Light" w:cstheme="minorHAnsi"/>
                 <w:b/>
                 <w:bCs/>
+                <w:sz w:val="20"/>
+                <w:szCs w:val="20"/>
               </w:rPr>
             </w:pPr>
             <w:r>
@@ -16290,6 +12323,8 @@
                 <w:rFonts w:ascii="Arial Nova Cond Light" w:hAnsi="Arial Nova Cond Light" w:cstheme="minorHAnsi"/>
                 <w:b/>
                 <w:bCs/>
+                <w:sz w:val="20"/>
+                <w:szCs w:val="20"/>
               </w:rPr>
               <w:t>X</w:t>
             </w:r>
@@ -16308,6 +12343,8 @@
                 <w:rFonts w:ascii="Arial Nova Cond Light" w:hAnsi="Arial Nova Cond Light" w:cstheme="minorHAnsi"/>
                 <w:b/>
                 <w:bCs/>
+                <w:sz w:val="20"/>
+                <w:szCs w:val="20"/>
               </w:rPr>
             </w:pPr>
             <w:r>
@@ -16315,6 +12352,8 @@
                 <w:rFonts w:ascii="Arial Nova Cond Light" w:hAnsi="Arial Nova Cond Light" w:cstheme="minorHAnsi"/>
                 <w:b/>
                 <w:bCs/>
+                <w:sz w:val="20"/>
+                <w:szCs w:val="20"/>
               </w:rPr>
               <w:t>X</w:t>
             </w:r>
@@ -16333,6 +12372,8 @@
                 <w:rFonts w:ascii="Arial Nova Cond Light" w:hAnsi="Arial Nova Cond Light" w:cstheme="minorHAnsi"/>
                 <w:b/>
                 <w:bCs/>
+                <w:sz w:val="20"/>
+                <w:szCs w:val="20"/>
               </w:rPr>
             </w:pPr>
             <w:r>
@@ -16340,6 +12381,8 @@
                 <w:rFonts w:ascii="Arial Nova Cond Light" w:hAnsi="Arial Nova Cond Light" w:cstheme="minorHAnsi"/>
                 <w:b/>
                 <w:bCs/>
+                <w:sz w:val="20"/>
+                <w:szCs w:val="20"/>
               </w:rPr>
               <w:t>X</w:t>
             </w:r>
@@ -16358,6 +12401,8 @@
                 <w:rFonts w:ascii="Arial Nova Cond Light" w:hAnsi="Arial Nova Cond Light" w:cstheme="minorHAnsi"/>
                 <w:b/>
                 <w:bCs/>
+                <w:sz w:val="20"/>
+                <w:szCs w:val="20"/>
               </w:rPr>
             </w:pPr>
             <w:r>
@@ -16365,6 +12410,8 @@
                 <w:rFonts w:ascii="Arial Nova Cond Light" w:hAnsi="Arial Nova Cond Light" w:cstheme="minorHAnsi"/>
                 <w:b/>
                 <w:bCs/>
+                <w:sz w:val="20"/>
+                <w:szCs w:val="20"/>
               </w:rPr>
               <w:t>X</w:t>
             </w:r>
@@ -16383,6 +12430,8 @@
                 <w:rFonts w:ascii="Arial Nova Cond Light" w:hAnsi="Arial Nova Cond Light" w:cstheme="minorHAnsi"/>
                 <w:b/>
                 <w:bCs/>
+                <w:sz w:val="20"/>
+                <w:szCs w:val="20"/>
               </w:rPr>
             </w:pPr>
             <w:r>
@@ -16390,6 +12439,8 @@
                 <w:rFonts w:ascii="Arial Nova Cond Light" w:hAnsi="Arial Nova Cond Light" w:cstheme="minorHAnsi"/>
                 <w:b/>
                 <w:bCs/>
+                <w:sz w:val="20"/>
+                <w:szCs w:val="20"/>
               </w:rPr>
               <w:t>X</w:t>
             </w:r>
@@ -16408,6 +12459,8 @@
                 <w:rFonts w:ascii="Arial Nova Cond Light" w:hAnsi="Arial Nova Cond Light" w:cstheme="minorHAnsi"/>
                 <w:b/>
                 <w:bCs/>
+                <w:sz w:val="20"/>
+                <w:szCs w:val="20"/>
               </w:rPr>
             </w:pPr>
             <w:r>
@@ -16415,6 +12468,8 @@
                 <w:rFonts w:ascii="Arial Nova Cond Light" w:hAnsi="Arial Nova Cond Light" w:cstheme="minorHAnsi"/>
                 <w:b/>
                 <w:bCs/>
+                <w:sz w:val="20"/>
+                <w:szCs w:val="20"/>
               </w:rPr>
               <w:t>X</w:t>
             </w:r>
@@ -16431,12 +12486,16 @@
               <w:jc w:val="both"/>
               <w:rPr>
                 <w:rFonts w:ascii="Arial Nova Cond Light" w:hAnsi="Arial Nova Cond Light" w:cstheme="minorHAnsi"/>
+                <w:sz w:val="20"/>
+                <w:szCs w:val="20"/>
               </w:rPr>
             </w:pPr>
             <w:r>
               <w:rPr>
                 <w:rFonts w:ascii="Arial Nova Cond Light" w:eastAsia="Times New Roman" w:hAnsi="Arial Nova Cond Light" w:cs="Arial"/>
                 <w:bCs/>
+                <w:sz w:val="20"/>
+                <w:szCs w:val="20"/>
                 <w:lang w:eastAsia="es-ES"/>
               </w:rPr>
               <w:t xml:space="preserve">El estudiante se conoce a sí mismo, autorregula sus emociones y toma decisiones responsables, lo que contribuye a la construcción de su identidad, a formar un estilo de vida saludable, al desarrollo de su proyecto de vida y a su desenvolvimiento autónomo. </w:t>
@@ -16447,7 +12506,7 @@
       <w:tr>
         <w:trPr>
           <w:cantSplit/>
-          <w:trHeight w:val="1398"/>
+          <w:trHeight w:val="1248"/>
           <w:jc w:val="center"/>
         </w:trPr>
         <w:tc>
@@ -16465,6 +12524,8 @@
               <w:ind w:left="172" w:hanging="141"/>
               <w:rPr>
                 <w:rFonts w:ascii="Arial Nova Cond Light" w:hAnsi="Arial Nova Cond Light" w:cstheme="minorHAnsi"/>
+                <w:sz w:val="20"/>
+                <w:szCs w:val="20"/>
               </w:rPr>
             </w:pPr>
             <w:r>
@@ -16473,6 +12534,8 @@
                 <w:b/>
                 <w:bCs/>
                 <w:color w:val="0068A5"/>
+                <w:sz w:val="20"/>
+                <w:szCs w:val="20"/>
               </w:rPr>
               <w:t>DIMENSIÓN SOCIAL</w:t>
             </w:r>
@@ -16491,6 +12554,8 @@
                 <w:rFonts w:ascii="Arial Nova Cond Light" w:hAnsi="Arial Nova Cond Light" w:cstheme="minorHAnsi"/>
                 <w:b/>
                 <w:bCs/>
+                <w:sz w:val="20"/>
+                <w:szCs w:val="20"/>
               </w:rPr>
             </w:pPr>
             <w:r>
@@ -16498,6 +12563,8 @@
                 <w:rFonts w:ascii="Arial Nova Cond Light" w:hAnsi="Arial Nova Cond Light" w:cstheme="minorHAnsi"/>
                 <w:b/>
                 <w:bCs/>
+                <w:sz w:val="20"/>
+                <w:szCs w:val="20"/>
               </w:rPr>
               <w:t>X</w:t>
             </w:r>
@@ -16516,6 +12583,8 @@
                 <w:rFonts w:ascii="Arial Nova Cond Light" w:hAnsi="Arial Nova Cond Light" w:cstheme="minorHAnsi"/>
                 <w:b/>
                 <w:bCs/>
+                <w:sz w:val="20"/>
+                <w:szCs w:val="20"/>
               </w:rPr>
             </w:pPr>
             <w:r>
@@ -16523,6 +12592,8 @@
                 <w:rFonts w:ascii="Arial Nova Cond Light" w:hAnsi="Arial Nova Cond Light" w:cstheme="minorHAnsi"/>
                 <w:b/>
                 <w:bCs/>
+                <w:sz w:val="20"/>
+                <w:szCs w:val="20"/>
               </w:rPr>
               <w:t>X</w:t>
             </w:r>
@@ -16541,6 +12612,8 @@
                 <w:rFonts w:ascii="Arial Nova Cond Light" w:hAnsi="Arial Nova Cond Light" w:cstheme="minorHAnsi"/>
                 <w:b/>
                 <w:bCs/>
+                <w:sz w:val="20"/>
+                <w:szCs w:val="20"/>
               </w:rPr>
             </w:pPr>
             <w:r>
@@ -16548,6 +12621,8 @@
                 <w:rFonts w:ascii="Arial Nova Cond Light" w:hAnsi="Arial Nova Cond Light" w:cstheme="minorHAnsi"/>
                 <w:b/>
                 <w:bCs/>
+                <w:sz w:val="20"/>
+                <w:szCs w:val="20"/>
               </w:rPr>
               <w:t>X</w:t>
             </w:r>
@@ -16566,6 +12641,8 @@
                 <w:rFonts w:ascii="Arial Nova Cond Light" w:hAnsi="Arial Nova Cond Light" w:cstheme="minorHAnsi"/>
                 <w:b/>
                 <w:bCs/>
+                <w:sz w:val="20"/>
+                <w:szCs w:val="20"/>
               </w:rPr>
             </w:pPr>
           </w:p>
@@ -16583,6 +12660,8 @@
                 <w:rFonts w:ascii="Arial Nova Cond Light" w:hAnsi="Arial Nova Cond Light" w:cstheme="minorHAnsi"/>
                 <w:b/>
                 <w:bCs/>
+                <w:sz w:val="20"/>
+                <w:szCs w:val="20"/>
               </w:rPr>
             </w:pPr>
             <w:r>
@@ -16590,6 +12669,8 @@
                 <w:rFonts w:ascii="Arial Nova Cond Light" w:hAnsi="Arial Nova Cond Light" w:cstheme="minorHAnsi"/>
                 <w:b/>
                 <w:bCs/>
+                <w:sz w:val="20"/>
+                <w:szCs w:val="20"/>
               </w:rPr>
               <w:t>X</w:t>
             </w:r>
@@ -16608,6 +12689,8 @@
                 <w:rFonts w:ascii="Arial Nova Cond Light" w:hAnsi="Arial Nova Cond Light" w:cstheme="minorHAnsi"/>
                 <w:b/>
                 <w:bCs/>
+                <w:sz w:val="20"/>
+                <w:szCs w:val="20"/>
               </w:rPr>
             </w:pPr>
             <w:r>
@@ -16615,6 +12698,8 @@
                 <w:rFonts w:ascii="Arial Nova Cond Light" w:hAnsi="Arial Nova Cond Light" w:cstheme="minorHAnsi"/>
                 <w:b/>
                 <w:bCs/>
+                <w:sz w:val="20"/>
+                <w:szCs w:val="20"/>
               </w:rPr>
               <w:t>X</w:t>
             </w:r>
@@ -16633,6 +12718,8 @@
                 <w:rFonts w:ascii="Arial Nova Cond Light" w:hAnsi="Arial Nova Cond Light" w:cstheme="minorHAnsi"/>
                 <w:b/>
                 <w:bCs/>
+                <w:sz w:val="20"/>
+                <w:szCs w:val="20"/>
               </w:rPr>
             </w:pPr>
             <w:r>
@@ -16640,6 +12727,8 @@
                 <w:rFonts w:ascii="Arial Nova Cond Light" w:hAnsi="Arial Nova Cond Light" w:cstheme="minorHAnsi"/>
                 <w:b/>
                 <w:bCs/>
+                <w:sz w:val="20"/>
+                <w:szCs w:val="20"/>
               </w:rPr>
               <w:t>X</w:t>
             </w:r>
@@ -16658,6 +12747,8 @@
                 <w:rFonts w:ascii="Arial Nova Cond Light" w:hAnsi="Arial Nova Cond Light" w:cstheme="minorHAnsi"/>
                 <w:b/>
                 <w:bCs/>
+                <w:sz w:val="20"/>
+                <w:szCs w:val="20"/>
               </w:rPr>
             </w:pPr>
             <w:r>
@@ -16665,6 +12756,8 @@
                 <w:rFonts w:ascii="Arial Nova Cond Light" w:hAnsi="Arial Nova Cond Light" w:cstheme="minorHAnsi"/>
                 <w:b/>
                 <w:bCs/>
+                <w:sz w:val="20"/>
+                <w:szCs w:val="20"/>
               </w:rPr>
               <w:t>X</w:t>
             </w:r>
@@ -16683,6 +12776,8 @@
                 <w:rFonts w:ascii="Arial Nova Cond Light" w:hAnsi="Arial Nova Cond Light" w:cstheme="minorHAnsi"/>
                 <w:b/>
                 <w:bCs/>
+                <w:sz w:val="20"/>
+                <w:szCs w:val="20"/>
               </w:rPr>
             </w:pPr>
             <w:r>
@@ -16690,6 +12785,8 @@
                 <w:rFonts w:ascii="Arial Nova Cond Light" w:hAnsi="Arial Nova Cond Light" w:cstheme="minorHAnsi"/>
                 <w:b/>
                 <w:bCs/>
+                <w:sz w:val="20"/>
+                <w:szCs w:val="20"/>
               </w:rPr>
               <w:t>X</w:t>
             </w:r>
@@ -16706,12 +12803,16 @@
               <w:jc w:val="both"/>
               <w:rPr>
                 <w:rFonts w:ascii="Arial Nova Cond Light" w:hAnsi="Arial Nova Cond Light" w:cstheme="minorHAnsi"/>
+                <w:sz w:val="20"/>
+                <w:szCs w:val="20"/>
               </w:rPr>
             </w:pPr>
             <w:r>
               <w:rPr>
                 <w:rFonts w:ascii="Arial Nova Cond Light" w:eastAsia="Times New Roman" w:hAnsi="Arial Nova Cond Light" w:cs="Arial"/>
                 <w:bCs/>
+                <w:sz w:val="20"/>
+                <w:szCs w:val="20"/>
                 <w:lang w:eastAsia="es-ES"/>
               </w:rPr>
               <w:t>El estudiante emplea sus recursos personales para una apropiada interacción social con las personas de diferentes entornos, contribuye a una convivencia democrática, inclusiva e intercultural, y realiza acciones que promueven el bien común.</w:t>
@@ -16722,7 +12823,7 @@
       <w:tr>
         <w:trPr>
           <w:cantSplit/>
-          <w:trHeight w:val="1390"/>
+          <w:trHeight w:val="1238"/>
           <w:jc w:val="center"/>
         </w:trPr>
         <w:tc>
@@ -16740,6 +12841,8 @@
               <w:ind w:left="172" w:hanging="141"/>
               <w:rPr>
                 <w:rFonts w:ascii="Arial Nova Cond Light" w:hAnsi="Arial Nova Cond Light" w:cstheme="minorHAnsi"/>
+                <w:sz w:val="20"/>
+                <w:szCs w:val="20"/>
               </w:rPr>
             </w:pPr>
             <w:r>
@@ -16748,6 +12851,8 @@
                 <w:b/>
                 <w:bCs/>
                 <w:color w:val="CC2F04"/>
+                <w:sz w:val="20"/>
+                <w:szCs w:val="20"/>
               </w:rPr>
               <w:t>DIMENSIÓN DE LOS APRENDIZAJES</w:t>
             </w:r>
@@ -16766,6 +12871,8 @@
                 <w:rFonts w:ascii="Arial Nova Cond Light" w:hAnsi="Arial Nova Cond Light" w:cstheme="minorHAnsi"/>
                 <w:b/>
                 <w:bCs/>
+                <w:sz w:val="20"/>
+                <w:szCs w:val="20"/>
               </w:rPr>
             </w:pPr>
           </w:p>
@@ -16783,6 +12890,8 @@
                 <w:rFonts w:ascii="Arial Nova Cond Light" w:hAnsi="Arial Nova Cond Light" w:cstheme="minorHAnsi"/>
                 <w:b/>
                 <w:bCs/>
+                <w:sz w:val="20"/>
+                <w:szCs w:val="20"/>
               </w:rPr>
             </w:pPr>
           </w:p>
@@ -16800,6 +12909,8 @@
                 <w:rFonts w:ascii="Arial Nova Cond Light" w:hAnsi="Arial Nova Cond Light" w:cstheme="minorHAnsi"/>
                 <w:b/>
                 <w:bCs/>
+                <w:sz w:val="20"/>
+                <w:szCs w:val="20"/>
               </w:rPr>
             </w:pPr>
             <w:r>
@@ -16807,6 +12918,8 @@
                 <w:rFonts w:ascii="Arial Nova Cond Light" w:hAnsi="Arial Nova Cond Light" w:cstheme="minorHAnsi"/>
                 <w:b/>
                 <w:bCs/>
+                <w:sz w:val="20"/>
+                <w:szCs w:val="20"/>
               </w:rPr>
               <w:t>X</w:t>
             </w:r>
@@ -16825,6 +12938,8 @@
                 <w:rFonts w:ascii="Arial Nova Cond Light" w:hAnsi="Arial Nova Cond Light" w:cstheme="minorHAnsi"/>
                 <w:b/>
                 <w:bCs/>
+                <w:sz w:val="20"/>
+                <w:szCs w:val="20"/>
               </w:rPr>
             </w:pPr>
             <w:r>
@@ -16832,6 +12947,8 @@
                 <w:rFonts w:ascii="Arial Nova Cond Light" w:hAnsi="Arial Nova Cond Light" w:cstheme="minorHAnsi"/>
                 <w:b/>
                 <w:bCs/>
+                <w:sz w:val="20"/>
+                <w:szCs w:val="20"/>
               </w:rPr>
               <w:t>X</w:t>
             </w:r>
@@ -16850,6 +12967,8 @@
                 <w:rFonts w:ascii="Arial Nova Cond Light" w:hAnsi="Arial Nova Cond Light" w:cstheme="minorHAnsi"/>
                 <w:b/>
                 <w:bCs/>
+                <w:sz w:val="20"/>
+                <w:szCs w:val="20"/>
               </w:rPr>
             </w:pPr>
           </w:p>
@@ -16867,6 +12986,8 @@
                 <w:rFonts w:ascii="Arial Nova Cond Light" w:hAnsi="Arial Nova Cond Light" w:cstheme="minorHAnsi"/>
                 <w:b/>
                 <w:bCs/>
+                <w:sz w:val="20"/>
+                <w:szCs w:val="20"/>
               </w:rPr>
             </w:pPr>
           </w:p>
@@ -16884,6 +13005,8 @@
                 <w:rFonts w:ascii="Arial Nova Cond Light" w:hAnsi="Arial Nova Cond Light" w:cstheme="minorHAnsi"/>
                 <w:b/>
                 <w:bCs/>
+                <w:sz w:val="20"/>
+                <w:szCs w:val="20"/>
               </w:rPr>
             </w:pPr>
           </w:p>
@@ -16901,6 +13024,8 @@
                 <w:rFonts w:ascii="Arial Nova Cond Light" w:hAnsi="Arial Nova Cond Light" w:cstheme="minorHAnsi"/>
                 <w:b/>
                 <w:bCs/>
+                <w:sz w:val="20"/>
+                <w:szCs w:val="20"/>
               </w:rPr>
             </w:pPr>
           </w:p>
@@ -16918,6 +13043,8 @@
                 <w:rFonts w:ascii="Arial Nova Cond Light" w:hAnsi="Arial Nova Cond Light" w:cstheme="minorHAnsi"/>
                 <w:b/>
                 <w:bCs/>
+                <w:sz w:val="20"/>
+                <w:szCs w:val="20"/>
               </w:rPr>
             </w:pPr>
           </w:p>
@@ -16933,12 +13060,16 @@
               <w:jc w:val="both"/>
               <w:rPr>
                 <w:rFonts w:ascii="Arial Nova Cond Light" w:hAnsi="Arial Nova Cond Light" w:cstheme="minorHAnsi"/>
+                <w:sz w:val="20"/>
+                <w:szCs w:val="20"/>
               </w:rPr>
             </w:pPr>
             <w:r>
               <w:rPr>
                 <w:rFonts w:ascii="Arial Nova Cond Light" w:eastAsia="Times New Roman" w:hAnsi="Arial Nova Cond Light" w:cs="Arial"/>
                 <w:bCs/>
+                <w:sz w:val="20"/>
+                <w:szCs w:val="20"/>
                 <w:lang w:eastAsia="es-ES"/>
               </w:rPr>
               <w:t>El estudiante es consciente de su proceso de aprendizaje, organiza sus acciones para alcanzar sus metas, y mejorar su desempeño, lo que contribuye a que gradualmente asuma la gestión de su propio aprendizaje.</w:t>
@@ -16966,13 +13097,17 @@
                 <w:rFonts w:ascii="Arial Nova Cond Light" w:hAnsi="Arial Nova Cond Light" w:cs="Times New Roman"/>
                 <w:b/>
                 <w:bCs/>
-              </w:rPr>
-            </w:pPr>
-            <w:r>
-              <w:rPr>
-                <w:rFonts w:ascii="Arial Nova Cond Light" w:hAnsi="Arial Nova Cond Light" w:cs="Times New Roman"/>
-                <w:b/>
-                <w:bCs/>
+                <w:sz w:val="20"/>
+                <w:szCs w:val="20"/>
+              </w:rPr>
+            </w:pPr>
+            <w:r>
+              <w:rPr>
+                <w:rFonts w:ascii="Arial Nova Cond Light" w:hAnsi="Arial Nova Cond Light" w:cs="Times New Roman"/>
+                <w:b/>
+                <w:bCs/>
+                <w:sz w:val="20"/>
+                <w:szCs w:val="20"/>
               </w:rPr>
               <w:t>COMPETENCIAS TRANSVERSALES</w:t>
             </w:r>
@@ -16993,13 +13128,17 @@
               <w:spacing w:line="276" w:lineRule="auto"/>
               <w:rPr>
                 <w:rFonts w:ascii="Arial Nova Cond Light" w:hAnsi="Arial Nova Cond Light" w:cstheme="minorHAnsi"/>
-              </w:rPr>
-            </w:pPr>
-            <w:r>
-              <w:rPr>
-                <w:rFonts w:ascii="Arial Nova Cond Light" w:hAnsi="Arial Nova Cond Light" w:cs="Times New Roman"/>
-                <w:b/>
-                <w:bCs/>
+                <w:sz w:val="20"/>
+                <w:szCs w:val="20"/>
+              </w:rPr>
+            </w:pPr>
+            <w:r>
+              <w:rPr>
+                <w:rFonts w:ascii="Arial Nova Cond Light" w:hAnsi="Arial Nova Cond Light" w:cs="Times New Roman"/>
+                <w:b/>
+                <w:bCs/>
+                <w:sz w:val="20"/>
+                <w:szCs w:val="20"/>
               </w:rPr>
               <w:t>COMPETENCIAS</w:t>
             </w:r>
@@ -17018,13 +13157,17 @@
                 <w:rFonts w:ascii="Arial Nova Cond Light" w:hAnsi="Arial Nova Cond Light" w:cs="Times New Roman"/>
                 <w:b/>
                 <w:bCs/>
-              </w:rPr>
-            </w:pPr>
-            <w:r>
-              <w:rPr>
-                <w:rFonts w:ascii="Arial Nova Cond Light" w:hAnsi="Arial Nova Cond Light" w:cs="Times New Roman"/>
-                <w:b/>
-                <w:bCs/>
+                <w:sz w:val="20"/>
+                <w:szCs w:val="20"/>
+              </w:rPr>
+            </w:pPr>
+            <w:r>
+              <w:rPr>
+                <w:rFonts w:ascii="Arial Nova Cond Light" w:hAnsi="Arial Nova Cond Light" w:cs="Times New Roman"/>
+                <w:b/>
+                <w:bCs/>
+                <w:sz w:val="20"/>
+                <w:szCs w:val="20"/>
               </w:rPr>
               <w:t>CAPACIDADES</w:t>
             </w:r>
@@ -17040,6 +13183,8 @@
               <w:jc w:val="center"/>
               <w:rPr>
                 <w:rFonts w:ascii="Arial Nova Cond Light" w:hAnsi="Arial Nova Cond Light" w:cstheme="minorHAnsi"/>
+                <w:sz w:val="20"/>
+                <w:szCs w:val="20"/>
               </w:rPr>
             </w:pPr>
             <w:r>
@@ -17047,6 +13192,8 @@
                 <w:rFonts w:ascii="Arial Nova Cond Light" w:hAnsi="Arial Nova Cond Light"/>
                 <w:b/>
                 <w:bCs/>
+                <w:sz w:val="20"/>
+                <w:szCs w:val="20"/>
               </w:rPr>
               <w:t>U0</w:t>
             </w:r>
@@ -17062,6 +13209,8 @@
               <w:jc w:val="center"/>
               <w:rPr>
                 <w:rFonts w:ascii="Arial Nova Cond Light" w:hAnsi="Arial Nova Cond Light" w:cstheme="minorHAnsi"/>
+                <w:sz w:val="20"/>
+                <w:szCs w:val="20"/>
               </w:rPr>
             </w:pPr>
             <w:r>
@@ -17069,6 +13218,8 @@
                 <w:rFonts w:ascii="Arial Nova Cond Light" w:hAnsi="Arial Nova Cond Light"/>
                 <w:b/>
                 <w:bCs/>
+                <w:sz w:val="20"/>
+                <w:szCs w:val="20"/>
               </w:rPr>
               <w:t>U1</w:t>
             </w:r>
@@ -17084,6 +13235,8 @@
               <w:jc w:val="center"/>
               <w:rPr>
                 <w:rFonts w:ascii="Arial Nova Cond Light" w:hAnsi="Arial Nova Cond Light" w:cstheme="minorHAnsi"/>
+                <w:sz w:val="20"/>
+                <w:szCs w:val="20"/>
               </w:rPr>
             </w:pPr>
             <w:r>
@@ -17091,6 +13244,8 @@
                 <w:rFonts w:ascii="Arial Nova Cond Light" w:hAnsi="Arial Nova Cond Light"/>
                 <w:b/>
                 <w:bCs/>
+                <w:sz w:val="20"/>
+                <w:szCs w:val="20"/>
               </w:rPr>
               <w:t>U2</w:t>
             </w:r>
@@ -17106,6 +13261,8 @@
               <w:jc w:val="center"/>
               <w:rPr>
                 <w:rFonts w:ascii="Arial Nova Cond Light" w:hAnsi="Arial Nova Cond Light" w:cstheme="minorHAnsi"/>
+                <w:sz w:val="20"/>
+                <w:szCs w:val="20"/>
               </w:rPr>
             </w:pPr>
             <w:r>
@@ -17113,6 +13270,8 @@
                 <w:rFonts w:ascii="Arial Nova Cond Light" w:hAnsi="Arial Nova Cond Light"/>
                 <w:b/>
                 <w:bCs/>
+                <w:sz w:val="20"/>
+                <w:szCs w:val="20"/>
               </w:rPr>
               <w:t>U3</w:t>
             </w:r>
@@ -17128,6 +13287,8 @@
               <w:jc w:val="center"/>
               <w:rPr>
                 <w:rFonts w:ascii="Arial Nova Cond Light" w:hAnsi="Arial Nova Cond Light" w:cstheme="minorHAnsi"/>
+                <w:sz w:val="20"/>
+                <w:szCs w:val="20"/>
               </w:rPr>
             </w:pPr>
             <w:r>
@@ -17135,6 +13296,8 @@
                 <w:rFonts w:ascii="Arial Nova Cond Light" w:hAnsi="Arial Nova Cond Light"/>
                 <w:b/>
                 <w:bCs/>
+                <w:sz w:val="20"/>
+                <w:szCs w:val="20"/>
               </w:rPr>
               <w:t>U4</w:t>
             </w:r>
@@ -17150,6 +13313,8 @@
               <w:jc w:val="center"/>
               <w:rPr>
                 <w:rFonts w:ascii="Arial Nova Cond Light" w:hAnsi="Arial Nova Cond Light" w:cstheme="minorHAnsi"/>
+                <w:sz w:val="20"/>
+                <w:szCs w:val="20"/>
               </w:rPr>
             </w:pPr>
             <w:r>
@@ -17157,6 +13322,8 @@
                 <w:rFonts w:ascii="Arial Nova Cond Light" w:hAnsi="Arial Nova Cond Light"/>
                 <w:b/>
                 <w:bCs/>
+                <w:sz w:val="20"/>
+                <w:szCs w:val="20"/>
               </w:rPr>
               <w:t>U5</w:t>
             </w:r>
@@ -17172,6 +13339,8 @@
               <w:jc w:val="center"/>
               <w:rPr>
                 <w:rFonts w:ascii="Arial Nova Cond Light" w:hAnsi="Arial Nova Cond Light" w:cstheme="minorHAnsi"/>
+                <w:sz w:val="20"/>
+                <w:szCs w:val="20"/>
               </w:rPr>
             </w:pPr>
             <w:r>
@@ -17179,6 +13348,8 @@
                 <w:rFonts w:ascii="Arial Nova Cond Light" w:hAnsi="Arial Nova Cond Light"/>
                 <w:b/>
                 <w:bCs/>
+                <w:sz w:val="20"/>
+                <w:szCs w:val="20"/>
               </w:rPr>
               <w:t>U6</w:t>
             </w:r>
@@ -17194,6 +13365,8 @@
               <w:jc w:val="center"/>
               <w:rPr>
                 <w:rFonts w:ascii="Arial Nova Cond Light" w:hAnsi="Arial Nova Cond Light" w:cstheme="minorHAnsi"/>
+                <w:sz w:val="20"/>
+                <w:szCs w:val="20"/>
               </w:rPr>
             </w:pPr>
             <w:r>
@@ -17201,6 +13374,8 @@
                 <w:rFonts w:ascii="Arial Nova Cond Light" w:hAnsi="Arial Nova Cond Light"/>
                 <w:b/>
                 <w:bCs/>
+                <w:sz w:val="20"/>
+                <w:szCs w:val="20"/>
               </w:rPr>
               <w:t>U7</w:t>
             </w:r>
@@ -17216,6 +13391,8 @@
               <w:jc w:val="center"/>
               <w:rPr>
                 <w:rFonts w:ascii="Arial Nova Cond Light" w:hAnsi="Arial Nova Cond Light" w:cstheme="minorHAnsi"/>
+                <w:sz w:val="20"/>
+                <w:szCs w:val="20"/>
               </w:rPr>
             </w:pPr>
             <w:r>
@@ -17223,6 +13400,8 @@
                 <w:rFonts w:ascii="Arial Nova Cond Light" w:hAnsi="Arial Nova Cond Light"/>
                 <w:b/>
                 <w:bCs/>
+                <w:sz w:val="20"/>
+                <w:szCs w:val="20"/>
               </w:rPr>
               <w:t>U8</w:t>
             </w:r>
@@ -17239,13 +13418,17 @@
               <w:jc w:val="center"/>
               <w:rPr>
                 <w:rFonts w:ascii="Arial Nova Cond Light" w:hAnsi="Arial Nova Cond Light" w:cstheme="minorHAnsi"/>
-              </w:rPr>
-            </w:pPr>
-            <w:r>
-              <w:rPr>
-                <w:rFonts w:ascii="Arial Nova Cond Light" w:hAnsi="Arial Nova Cond Light" w:cs="Times New Roman"/>
-                <w:b/>
-                <w:bCs/>
+                <w:sz w:val="20"/>
+                <w:szCs w:val="20"/>
+              </w:rPr>
+            </w:pPr>
+            <w:r>
+              <w:rPr>
+                <w:rFonts w:ascii="Arial Nova Cond Light" w:hAnsi="Arial Nova Cond Light" w:cs="Times New Roman"/>
+                <w:b/>
+                <w:bCs/>
+                <w:sz w:val="20"/>
+                <w:szCs w:val="20"/>
               </w:rPr>
               <w:t>DEFINICIÓN DE CAPACIDADES</w:t>
             </w:r>
@@ -17271,12 +13454,16 @@
               <w:rPr>
                 <w:rFonts w:ascii="Arial Nova Cond Light" w:hAnsi="Arial Nova Cond Light" w:cstheme="minorHAnsi"/>
                 <w:b/>
-              </w:rPr>
-            </w:pPr>
-            <w:r>
-              <w:rPr>
-                <w:rFonts w:ascii="Arial Nova Cond Light" w:hAnsi="Arial Nova Cond Light" w:cs="Times New Roman"/>
-                <w:b/>
+                <w:sz w:val="20"/>
+                <w:szCs w:val="20"/>
+              </w:rPr>
+            </w:pPr>
+            <w:r>
+              <w:rPr>
+                <w:rFonts w:ascii="Arial Nova Cond Light" w:hAnsi="Arial Nova Cond Light" w:cs="Times New Roman"/>
+                <w:b/>
+                <w:sz w:val="20"/>
+                <w:szCs w:val="20"/>
               </w:rPr>
               <w:t>SE DESENVUELVE EN ENTORNOS VIRTUALES GENERADOS POR LAS TIC</w:t>
             </w:r>
@@ -17297,6 +13484,8 @@
                 <w:rFonts w:ascii="Arial Nova Cond Light" w:hAnsi="Arial Nova Cond Light" w:cs="Times New Roman"/>
                 <w:b/>
                 <w:bCs/>
+                <w:sz w:val="20"/>
+                <w:szCs w:val="20"/>
               </w:rPr>
             </w:pPr>
             <w:r>
@@ -17304,6 +13493,8 @@
                 <w:rFonts w:ascii="Arial Nova Cond Light" w:hAnsi="Arial Nova Cond Light"/>
                 <w:b/>
                 <w:bCs/>
+                <w:sz w:val="20"/>
+                <w:szCs w:val="20"/>
               </w:rPr>
               <w:t xml:space="preserve">Personaliza entornos virtuales:  </w:t>
             </w:r>
@@ -17316,6 +13507,8 @@
                 <w:rFonts w:ascii="Arial Nova Cond Light" w:hAnsi="Arial Nova Cond Light" w:cs="Times New Roman"/>
                 <w:b/>
                 <w:bCs/>
+                <w:sz w:val="20"/>
+                <w:szCs w:val="20"/>
               </w:rPr>
             </w:pPr>
           </w:p>
@@ -17333,6 +13526,8 @@
                 <w:rFonts w:ascii="Arial Nova Cond Light" w:hAnsi="Arial Nova Cond Light"/>
                 <w:b/>
                 <w:bCs/>
+                <w:sz w:val="20"/>
+                <w:szCs w:val="20"/>
               </w:rPr>
             </w:pPr>
             <w:r>
@@ -17340,6 +13535,8 @@
                 <w:rFonts w:ascii="Arial Nova Cond Light" w:hAnsi="Arial Nova Cond Light"/>
                 <w:b/>
                 <w:bCs/>
+                <w:sz w:val="20"/>
+                <w:szCs w:val="20"/>
               </w:rPr>
               <w:t>X</w:t>
             </w:r>
@@ -17358,6 +13555,8 @@
                 <w:rFonts w:ascii="Arial Nova Cond Light" w:hAnsi="Arial Nova Cond Light"/>
                 <w:b/>
                 <w:bCs/>
+                <w:sz w:val="20"/>
+                <w:szCs w:val="20"/>
               </w:rPr>
             </w:pPr>
             <w:r>
@@ -17365,6 +13564,8 @@
                 <w:rFonts w:ascii="Arial Nova Cond Light" w:hAnsi="Arial Nova Cond Light"/>
                 <w:b/>
                 <w:bCs/>
+                <w:sz w:val="20"/>
+                <w:szCs w:val="20"/>
               </w:rPr>
               <w:t>X</w:t>
             </w:r>
@@ -17383,6 +13584,8 @@
                 <w:rFonts w:ascii="Arial Nova Cond Light" w:hAnsi="Arial Nova Cond Light"/>
                 <w:b/>
                 <w:bCs/>
+                <w:sz w:val="20"/>
+                <w:szCs w:val="20"/>
               </w:rPr>
             </w:pPr>
             <w:r>
@@ -17390,6 +13593,8 @@
                 <w:rFonts w:ascii="Arial Nova Cond Light" w:hAnsi="Arial Nova Cond Light"/>
                 <w:b/>
                 <w:bCs/>
+                <w:sz w:val="20"/>
+                <w:szCs w:val="20"/>
               </w:rPr>
               <w:t>X</w:t>
             </w:r>
@@ -17408,6 +13613,8 @@
                 <w:rFonts w:ascii="Arial Nova Cond Light" w:hAnsi="Arial Nova Cond Light"/>
                 <w:b/>
                 <w:bCs/>
+                <w:sz w:val="20"/>
+                <w:szCs w:val="20"/>
               </w:rPr>
             </w:pPr>
             <w:r>
@@ -17415,6 +13622,8 @@
                 <w:rFonts w:ascii="Arial Nova Cond Light" w:hAnsi="Arial Nova Cond Light"/>
                 <w:b/>
                 <w:bCs/>
+                <w:sz w:val="20"/>
+                <w:szCs w:val="20"/>
               </w:rPr>
               <w:t>X</w:t>
             </w:r>
@@ -17433,6 +13642,8 @@
                 <w:rFonts w:ascii="Arial Nova Cond Light" w:hAnsi="Arial Nova Cond Light"/>
                 <w:b/>
                 <w:bCs/>
+                <w:sz w:val="20"/>
+                <w:szCs w:val="20"/>
               </w:rPr>
             </w:pPr>
             <w:r>
@@ -17440,6 +13651,8 @@
                 <w:rFonts w:ascii="Arial Nova Cond Light" w:hAnsi="Arial Nova Cond Light"/>
                 <w:b/>
                 <w:bCs/>
+                <w:sz w:val="20"/>
+                <w:szCs w:val="20"/>
               </w:rPr>
               <w:t>X</w:t>
             </w:r>
@@ -17458,6 +13671,8 @@
                 <w:rFonts w:ascii="Arial Nova Cond Light" w:hAnsi="Arial Nova Cond Light"/>
                 <w:b/>
                 <w:bCs/>
+                <w:sz w:val="20"/>
+                <w:szCs w:val="20"/>
               </w:rPr>
             </w:pPr>
             <w:r>
@@ -17465,6 +13680,8 @@
                 <w:rFonts w:ascii="Arial Nova Cond Light" w:hAnsi="Arial Nova Cond Light"/>
                 <w:b/>
                 <w:bCs/>
+                <w:sz w:val="20"/>
+                <w:szCs w:val="20"/>
               </w:rPr>
               <w:t>X</w:t>
             </w:r>
@@ -17483,6 +13700,8 @@
                 <w:rFonts w:ascii="Arial Nova Cond Light" w:hAnsi="Arial Nova Cond Light"/>
                 <w:b/>
                 <w:bCs/>
+                <w:sz w:val="20"/>
+                <w:szCs w:val="20"/>
               </w:rPr>
             </w:pPr>
             <w:r>
@@ -17490,6 +13709,8 @@
                 <w:rFonts w:ascii="Arial Nova Cond Light" w:hAnsi="Arial Nova Cond Light"/>
                 <w:b/>
                 <w:bCs/>
+                <w:sz w:val="20"/>
+                <w:szCs w:val="20"/>
               </w:rPr>
               <w:t>X</w:t>
             </w:r>
@@ -17508,6 +13729,8 @@
                 <w:rFonts w:ascii="Arial Nova Cond Light" w:hAnsi="Arial Nova Cond Light"/>
                 <w:b/>
                 <w:bCs/>
+                <w:sz w:val="20"/>
+                <w:szCs w:val="20"/>
               </w:rPr>
             </w:pPr>
             <w:r>
@@ -17515,6 +13738,8 @@
                 <w:rFonts w:ascii="Arial Nova Cond Light" w:hAnsi="Arial Nova Cond Light"/>
                 <w:b/>
                 <w:bCs/>
+                <w:sz w:val="20"/>
+                <w:szCs w:val="20"/>
               </w:rPr>
               <w:t>X</w:t>
             </w:r>
@@ -17533,6 +13758,8 @@
                 <w:rFonts w:ascii="Arial Nova Cond Light" w:hAnsi="Arial Nova Cond Light"/>
                 <w:b/>
                 <w:bCs/>
+                <w:sz w:val="20"/>
+                <w:szCs w:val="20"/>
               </w:rPr>
             </w:pPr>
             <w:r>
@@ -17540,6 +13767,8 @@
                 <w:rFonts w:ascii="Arial Nova Cond Light" w:hAnsi="Arial Nova Cond Light"/>
                 <w:b/>
                 <w:bCs/>
+                <w:sz w:val="20"/>
+                <w:szCs w:val="20"/>
               </w:rPr>
               <w:t>X</w:t>
             </w:r>
@@ -17558,12 +13787,16 @@
                 <w:rFonts w:ascii="Arial Nova Cond Light" w:hAnsi="Arial Nova Cond Light" w:cs="Times New Roman"/>
                 <w:b/>
                 <w:bCs/>
+                <w:sz w:val="20"/>
+                <w:szCs w:val="20"/>
               </w:rPr>
             </w:pPr>
             <w:r>
               <w:rPr>
                 <w:rFonts w:ascii="Arial Nova Cond Light" w:hAnsi="Arial Nova Cond Light"/>
                 <w:bCs/>
+                <w:sz w:val="20"/>
+                <w:szCs w:val="20"/>
               </w:rPr>
               <w:t xml:space="preserve">Consiste en adecuar la apariencia y funcionalidad de los entornos virtuales de acuerdo con las actividades, valores, cultura y personalidad. </w:t>
             </w:r>
@@ -17587,6 +13820,8 @@
               <w:rPr>
                 <w:rFonts w:ascii="Arial Nova Cond Light" w:hAnsi="Arial Nova Cond Light" w:cstheme="minorHAnsi"/>
                 <w:b/>
+                <w:sz w:val="20"/>
+                <w:szCs w:val="20"/>
               </w:rPr>
             </w:pPr>
           </w:p>
@@ -17604,6 +13839,8 @@
                 <w:rFonts w:ascii="Arial Nova Cond Light" w:hAnsi="Arial Nova Cond Light" w:cs="Times New Roman"/>
                 <w:b/>
                 <w:bCs/>
+                <w:sz w:val="20"/>
+                <w:szCs w:val="20"/>
               </w:rPr>
             </w:pPr>
             <w:r>
@@ -17611,6 +13848,8 @@
                 <w:rFonts w:ascii="Arial Nova Cond Light" w:hAnsi="Arial Nova Cond Light"/>
                 <w:b/>
                 <w:bCs/>
+                <w:sz w:val="20"/>
+                <w:szCs w:val="20"/>
               </w:rPr>
               <w:t xml:space="preserve">Gestiona información del entorno virtual:  </w:t>
             </w:r>
@@ -17629,6 +13868,8 @@
                 <w:rFonts w:ascii="Arial Nova Cond Light" w:hAnsi="Arial Nova Cond Light"/>
                 <w:b/>
                 <w:bCs/>
+                <w:sz w:val="20"/>
+                <w:szCs w:val="20"/>
               </w:rPr>
             </w:pPr>
           </w:p>
@@ -17646,6 +13887,8 @@
                 <w:rFonts w:ascii="Arial Nova Cond Light" w:hAnsi="Arial Nova Cond Light"/>
                 <w:b/>
                 <w:bCs/>
+                <w:sz w:val="20"/>
+                <w:szCs w:val="20"/>
               </w:rPr>
             </w:pPr>
             <w:r>
@@ -17653,6 +13896,8 @@
                 <w:rFonts w:ascii="Arial Nova Cond Light" w:hAnsi="Arial Nova Cond Light"/>
                 <w:b/>
                 <w:bCs/>
+                <w:sz w:val="20"/>
+                <w:szCs w:val="20"/>
               </w:rPr>
               <w:t>X</w:t>
             </w:r>
@@ -17671,6 +13916,8 @@
                 <w:rFonts w:ascii="Arial Nova Cond Light" w:hAnsi="Arial Nova Cond Light"/>
                 <w:b/>
                 <w:bCs/>
+                <w:sz w:val="20"/>
+                <w:szCs w:val="20"/>
               </w:rPr>
             </w:pPr>
             <w:r>
@@ -17678,6 +13925,8 @@
                 <w:rFonts w:ascii="Arial Nova Cond Light" w:hAnsi="Arial Nova Cond Light"/>
                 <w:b/>
                 <w:bCs/>
+                <w:sz w:val="20"/>
+                <w:szCs w:val="20"/>
               </w:rPr>
               <w:t>X</w:t>
             </w:r>
@@ -17696,6 +13945,8 @@
                 <w:rFonts w:ascii="Arial Nova Cond Light" w:hAnsi="Arial Nova Cond Light"/>
                 <w:b/>
                 <w:bCs/>
+                <w:sz w:val="20"/>
+                <w:szCs w:val="20"/>
               </w:rPr>
             </w:pPr>
             <w:r>
@@ -17703,6 +13954,8 @@
                 <w:rFonts w:ascii="Arial Nova Cond Light" w:hAnsi="Arial Nova Cond Light"/>
                 <w:b/>
                 <w:bCs/>
+                <w:sz w:val="20"/>
+                <w:szCs w:val="20"/>
               </w:rPr>
               <w:t>X</w:t>
             </w:r>
@@ -17721,6 +13974,8 @@
                 <w:rFonts w:ascii="Arial Nova Cond Light" w:hAnsi="Arial Nova Cond Light"/>
                 <w:b/>
                 <w:bCs/>
+                <w:sz w:val="20"/>
+                <w:szCs w:val="20"/>
               </w:rPr>
             </w:pPr>
             <w:r>
@@ -17728,6 +13983,8 @@
                 <w:rFonts w:ascii="Arial Nova Cond Light" w:hAnsi="Arial Nova Cond Light"/>
                 <w:b/>
                 <w:bCs/>
+                <w:sz w:val="20"/>
+                <w:szCs w:val="20"/>
               </w:rPr>
               <w:t>X</w:t>
             </w:r>
@@ -17746,6 +14003,8 @@
                 <w:rFonts w:ascii="Arial Nova Cond Light" w:hAnsi="Arial Nova Cond Light"/>
                 <w:b/>
                 <w:bCs/>
+                <w:sz w:val="20"/>
+                <w:szCs w:val="20"/>
               </w:rPr>
             </w:pPr>
             <w:r>
@@ -17753,6 +14012,8 @@
                 <w:rFonts w:ascii="Arial Nova Cond Light" w:hAnsi="Arial Nova Cond Light"/>
                 <w:b/>
                 <w:bCs/>
+                <w:sz w:val="20"/>
+                <w:szCs w:val="20"/>
               </w:rPr>
               <w:t>X</w:t>
             </w:r>
@@ -17771,6 +14032,8 @@
                 <w:rFonts w:ascii="Arial Nova Cond Light" w:hAnsi="Arial Nova Cond Light"/>
                 <w:b/>
                 <w:bCs/>
+                <w:sz w:val="20"/>
+                <w:szCs w:val="20"/>
               </w:rPr>
             </w:pPr>
             <w:r>
@@ -17778,6 +14041,8 @@
                 <w:rFonts w:ascii="Arial Nova Cond Light" w:hAnsi="Arial Nova Cond Light"/>
                 <w:b/>
                 <w:bCs/>
+                <w:sz w:val="20"/>
+                <w:szCs w:val="20"/>
               </w:rPr>
               <w:t>X</w:t>
             </w:r>
@@ -17796,6 +14061,8 @@
                 <w:rFonts w:ascii="Arial Nova Cond Light" w:hAnsi="Arial Nova Cond Light"/>
                 <w:b/>
                 <w:bCs/>
+                <w:sz w:val="20"/>
+                <w:szCs w:val="20"/>
               </w:rPr>
             </w:pPr>
             <w:r>
@@ -17803,6 +14070,8 @@
                 <w:rFonts w:ascii="Arial Nova Cond Light" w:hAnsi="Arial Nova Cond Light"/>
                 <w:b/>
                 <w:bCs/>
+                <w:sz w:val="20"/>
+                <w:szCs w:val="20"/>
               </w:rPr>
               <w:t>X</w:t>
             </w:r>
@@ -17821,6 +14090,8 @@
                 <w:rFonts w:ascii="Arial Nova Cond Light" w:hAnsi="Arial Nova Cond Light"/>
                 <w:b/>
                 <w:bCs/>
+                <w:sz w:val="20"/>
+                <w:szCs w:val="20"/>
               </w:rPr>
             </w:pPr>
             <w:r>
@@ -17828,6 +14099,8 @@
                 <w:rFonts w:ascii="Arial Nova Cond Light" w:hAnsi="Arial Nova Cond Light"/>
                 <w:b/>
                 <w:bCs/>
+                <w:sz w:val="20"/>
+                <w:szCs w:val="20"/>
               </w:rPr>
               <w:t>X</w:t>
             </w:r>
@@ -17846,12 +14119,16 @@
                 <w:rFonts w:ascii="Arial Nova Cond Light" w:hAnsi="Arial Nova Cond Light" w:cs="Times New Roman"/>
                 <w:b/>
                 <w:bCs/>
+                <w:sz w:val="20"/>
+                <w:szCs w:val="20"/>
               </w:rPr>
             </w:pPr>
             <w:r>
               <w:rPr>
                 <w:rFonts w:ascii="Arial Nova Cond Light" w:hAnsi="Arial Nova Cond Light"/>
                 <w:bCs/>
+                <w:sz w:val="20"/>
+                <w:szCs w:val="20"/>
               </w:rPr>
               <w:t xml:space="preserve">Consiste en organizar y sistematizar la información del entorno virtual de manera ética y pertinente tomando en cuenta sus tipos y niveles, así como la relevancia para sus actividades. </w:t>
             </w:r>
@@ -17875,6 +14152,8 @@
               <w:rPr>
                 <w:rFonts w:ascii="Arial Nova Cond Light" w:hAnsi="Arial Nova Cond Light" w:cstheme="minorHAnsi"/>
                 <w:b/>
+                <w:sz w:val="20"/>
+                <w:szCs w:val="20"/>
               </w:rPr>
             </w:pPr>
           </w:p>
@@ -17892,6 +14171,8 @@
                 <w:rFonts w:ascii="Arial Nova Cond Light" w:hAnsi="Arial Nova Cond Light" w:cs="Times New Roman"/>
                 <w:b/>
                 <w:bCs/>
+                <w:sz w:val="20"/>
+                <w:szCs w:val="20"/>
               </w:rPr>
             </w:pPr>
             <w:r>
@@ -17899,6 +14180,8 @@
                 <w:rFonts w:ascii="Arial Nova Cond Light" w:hAnsi="Arial Nova Cond Light"/>
                 <w:b/>
                 <w:bCs/>
+                <w:sz w:val="20"/>
+                <w:szCs w:val="20"/>
               </w:rPr>
               <w:t>Interactúa en entornos virtuales:</w:t>
             </w:r>
@@ -17917,6 +14200,8 @@
                 <w:rFonts w:ascii="Arial Nova Cond Light" w:hAnsi="Arial Nova Cond Light"/>
                 <w:b/>
                 <w:bCs/>
+                <w:sz w:val="20"/>
+                <w:szCs w:val="20"/>
               </w:rPr>
             </w:pPr>
           </w:p>
@@ -17934,6 +14219,8 @@
                 <w:rFonts w:ascii="Arial Nova Cond Light" w:hAnsi="Arial Nova Cond Light"/>
                 <w:b/>
                 <w:bCs/>
+                <w:sz w:val="20"/>
+                <w:szCs w:val="20"/>
               </w:rPr>
             </w:pPr>
             <w:r>
@@ -17941,6 +14228,8 @@
                 <w:rFonts w:ascii="Arial Nova Cond Light" w:hAnsi="Arial Nova Cond Light"/>
                 <w:b/>
                 <w:bCs/>
+                <w:sz w:val="20"/>
+                <w:szCs w:val="20"/>
               </w:rPr>
               <w:t>X</w:t>
             </w:r>
@@ -17959,6 +14248,8 @@
                 <w:rFonts w:ascii="Arial Nova Cond Light" w:hAnsi="Arial Nova Cond Light"/>
                 <w:b/>
                 <w:bCs/>
+                <w:sz w:val="20"/>
+                <w:szCs w:val="20"/>
               </w:rPr>
             </w:pPr>
             <w:r>
@@ -17966,6 +14257,8 @@
                 <w:rFonts w:ascii="Arial Nova Cond Light" w:hAnsi="Arial Nova Cond Light"/>
                 <w:b/>
                 <w:bCs/>
+                <w:sz w:val="20"/>
+                <w:szCs w:val="20"/>
               </w:rPr>
               <w:t>X</w:t>
             </w:r>
@@ -17984,6 +14277,8 @@
                 <w:rFonts w:ascii="Arial Nova Cond Light" w:hAnsi="Arial Nova Cond Light"/>
                 <w:b/>
                 <w:bCs/>
+                <w:sz w:val="20"/>
+                <w:szCs w:val="20"/>
               </w:rPr>
             </w:pPr>
             <w:r>
@@ -17991,6 +14286,8 @@
                 <w:rFonts w:ascii="Arial Nova Cond Light" w:hAnsi="Arial Nova Cond Light"/>
                 <w:b/>
                 <w:bCs/>
+                <w:sz w:val="20"/>
+                <w:szCs w:val="20"/>
               </w:rPr>
               <w:t>X</w:t>
             </w:r>
@@ -18009,6 +14306,8 @@
                 <w:rFonts w:ascii="Arial Nova Cond Light" w:hAnsi="Arial Nova Cond Light"/>
                 <w:b/>
                 <w:bCs/>
+                <w:sz w:val="20"/>
+                <w:szCs w:val="20"/>
               </w:rPr>
             </w:pPr>
             <w:r>
@@ -18016,6 +14315,8 @@
                 <w:rFonts w:ascii="Arial Nova Cond Light" w:hAnsi="Arial Nova Cond Light"/>
                 <w:b/>
                 <w:bCs/>
+                <w:sz w:val="20"/>
+                <w:szCs w:val="20"/>
               </w:rPr>
               <w:t>X</w:t>
             </w:r>
@@ -18034,6 +14335,8 @@
                 <w:rFonts w:ascii="Arial Nova Cond Light" w:hAnsi="Arial Nova Cond Light"/>
                 <w:b/>
                 <w:bCs/>
+                <w:sz w:val="20"/>
+                <w:szCs w:val="20"/>
               </w:rPr>
             </w:pPr>
             <w:r>
@@ -18041,6 +14344,8 @@
                 <w:rFonts w:ascii="Arial Nova Cond Light" w:hAnsi="Arial Nova Cond Light"/>
                 <w:b/>
                 <w:bCs/>
+                <w:sz w:val="20"/>
+                <w:szCs w:val="20"/>
               </w:rPr>
               <w:t>X</w:t>
             </w:r>
@@ -18059,6 +14364,8 @@
                 <w:rFonts w:ascii="Arial Nova Cond Light" w:hAnsi="Arial Nova Cond Light"/>
                 <w:b/>
                 <w:bCs/>
+                <w:sz w:val="20"/>
+                <w:szCs w:val="20"/>
               </w:rPr>
             </w:pPr>
             <w:r>
@@ -18066,6 +14373,8 @@
                 <w:rFonts w:ascii="Arial Nova Cond Light" w:hAnsi="Arial Nova Cond Light"/>
                 <w:b/>
                 <w:bCs/>
+                <w:sz w:val="20"/>
+                <w:szCs w:val="20"/>
               </w:rPr>
               <w:t>X</w:t>
             </w:r>
@@ -18084,6 +14393,8 @@
                 <w:rFonts w:ascii="Arial Nova Cond Light" w:hAnsi="Arial Nova Cond Light"/>
                 <w:b/>
                 <w:bCs/>
+                <w:sz w:val="20"/>
+                <w:szCs w:val="20"/>
               </w:rPr>
             </w:pPr>
             <w:r>
@@ -18091,6 +14402,8 @@
                 <w:rFonts w:ascii="Arial Nova Cond Light" w:hAnsi="Arial Nova Cond Light"/>
                 <w:b/>
                 <w:bCs/>
+                <w:sz w:val="20"/>
+                <w:szCs w:val="20"/>
               </w:rPr>
               <w:t>X</w:t>
             </w:r>
@@ -18109,6 +14422,8 @@
                 <w:rFonts w:ascii="Arial Nova Cond Light" w:hAnsi="Arial Nova Cond Light"/>
                 <w:b/>
                 <w:bCs/>
+                <w:sz w:val="20"/>
+                <w:szCs w:val="20"/>
               </w:rPr>
             </w:pPr>
             <w:r>
@@ -18116,6 +14431,8 @@
                 <w:rFonts w:ascii="Arial Nova Cond Light" w:hAnsi="Arial Nova Cond Light"/>
                 <w:b/>
                 <w:bCs/>
+                <w:sz w:val="20"/>
+                <w:szCs w:val="20"/>
               </w:rPr>
               <w:t>X</w:t>
             </w:r>
@@ -18134,14 +14451,38 @@
                 <w:rFonts w:ascii="Arial Nova Cond Light" w:hAnsi="Arial Nova Cond Light" w:cs="Times New Roman"/>
                 <w:b/>
                 <w:bCs/>
+                <w:sz w:val="20"/>
+                <w:szCs w:val="20"/>
               </w:rPr>
             </w:pPr>
             <w:r>
               <w:rPr>
                 <w:rFonts w:ascii="Arial Nova Cond Light" w:hAnsi="Arial Nova Cond Light"/>
                 <w:bCs/>
-              </w:rPr>
-              <w:t xml:space="preserve">Consiste en organizar e interpretar las interacciones con otros para realizar actividades en conjunto y construir vínculos coherentes según la edad, valores y contexto socio-cultural. </w:t>
+                <w:sz w:val="20"/>
+                <w:szCs w:val="20"/>
+              </w:rPr>
+              <w:t xml:space="preserve">Consiste en organizar e interpretar las interacciones con otros para realizar actividades en conjunto y construir vínculos coherentes según la edad, valores y contexto </w:t>
+            </w:r>
+            <w:proofErr w:type="gramStart"/>
+            <w:r>
+              <w:rPr>
+                <w:rFonts w:ascii="Arial Nova Cond Light" w:hAnsi="Arial Nova Cond Light"/>
+                <w:bCs/>
+                <w:sz w:val="20"/>
+                <w:szCs w:val="20"/>
+              </w:rPr>
+              <w:t>socio-cultural</w:t>
+            </w:r>
+            <w:proofErr w:type="gramEnd"/>
+            <w:r>
+              <w:rPr>
+                <w:rFonts w:ascii="Arial Nova Cond Light" w:hAnsi="Arial Nova Cond Light"/>
+                <w:bCs/>
+                <w:sz w:val="20"/>
+                <w:szCs w:val="20"/>
+              </w:rPr>
+              <w:t xml:space="preserve">. </w:t>
             </w:r>
           </w:p>
         </w:tc>
@@ -18163,6 +14504,8 @@
               <w:rPr>
                 <w:rFonts w:ascii="Arial Nova Cond Light" w:hAnsi="Arial Nova Cond Light" w:cstheme="minorHAnsi"/>
                 <w:b/>
+                <w:sz w:val="20"/>
+                <w:szCs w:val="20"/>
               </w:rPr>
             </w:pPr>
           </w:p>
@@ -18180,6 +14523,8 @@
                 <w:rFonts w:ascii="Arial Nova Cond Light" w:hAnsi="Arial Nova Cond Light" w:cs="Times New Roman"/>
                 <w:b/>
                 <w:bCs/>
+                <w:sz w:val="20"/>
+                <w:szCs w:val="20"/>
               </w:rPr>
             </w:pPr>
             <w:r>
@@ -18187,6 +14532,8 @@
                 <w:rFonts w:ascii="Arial Nova Cond Light" w:hAnsi="Arial Nova Cond Light"/>
                 <w:b/>
                 <w:bCs/>
+                <w:sz w:val="20"/>
+                <w:szCs w:val="20"/>
               </w:rPr>
               <w:t>Crea objetos virtuales en diversos formatos:</w:t>
             </w:r>
@@ -18205,6 +14552,8 @@
                 <w:rFonts w:ascii="Arial Nova Cond Light" w:hAnsi="Arial Nova Cond Light"/>
                 <w:b/>
                 <w:bCs/>
+                <w:sz w:val="20"/>
+                <w:szCs w:val="20"/>
               </w:rPr>
             </w:pPr>
           </w:p>
@@ -18222,6 +14571,8 @@
                 <w:rFonts w:ascii="Arial Nova Cond Light" w:hAnsi="Arial Nova Cond Light"/>
                 <w:b/>
                 <w:bCs/>
+                <w:sz w:val="20"/>
+                <w:szCs w:val="20"/>
               </w:rPr>
             </w:pPr>
             <w:r>
@@ -18229,6 +14580,8 @@
                 <w:rFonts w:ascii="Arial Nova Cond Light" w:hAnsi="Arial Nova Cond Light"/>
                 <w:b/>
                 <w:bCs/>
+                <w:sz w:val="20"/>
+                <w:szCs w:val="20"/>
               </w:rPr>
               <w:t>X</w:t>
             </w:r>
@@ -18247,6 +14600,8 @@
                 <w:rFonts w:ascii="Arial Nova Cond Light" w:hAnsi="Arial Nova Cond Light"/>
                 <w:b/>
                 <w:bCs/>
+                <w:sz w:val="20"/>
+                <w:szCs w:val="20"/>
               </w:rPr>
             </w:pPr>
             <w:r>
@@ -18254,6 +14609,8 @@
                 <w:rFonts w:ascii="Arial Nova Cond Light" w:hAnsi="Arial Nova Cond Light"/>
                 <w:b/>
                 <w:bCs/>
+                <w:sz w:val="20"/>
+                <w:szCs w:val="20"/>
               </w:rPr>
               <w:t>X</w:t>
             </w:r>
@@ -18272,6 +14629,8 @@
                 <w:rFonts w:ascii="Arial Nova Cond Light" w:hAnsi="Arial Nova Cond Light"/>
                 <w:b/>
                 <w:bCs/>
+                <w:sz w:val="20"/>
+                <w:szCs w:val="20"/>
               </w:rPr>
             </w:pPr>
             <w:r>
@@ -18279,6 +14638,8 @@
                 <w:rFonts w:ascii="Arial Nova Cond Light" w:hAnsi="Arial Nova Cond Light"/>
                 <w:b/>
                 <w:bCs/>
+                <w:sz w:val="20"/>
+                <w:szCs w:val="20"/>
               </w:rPr>
               <w:t>X</w:t>
             </w:r>
@@ -18297,6 +14658,8 @@
                 <w:rFonts w:ascii="Arial Nova Cond Light" w:hAnsi="Arial Nova Cond Light"/>
                 <w:b/>
                 <w:bCs/>
+                <w:sz w:val="20"/>
+                <w:szCs w:val="20"/>
               </w:rPr>
             </w:pPr>
             <w:r>
@@ -18304,6 +14667,8 @@
                 <w:rFonts w:ascii="Arial Nova Cond Light" w:hAnsi="Arial Nova Cond Light"/>
                 <w:b/>
                 <w:bCs/>
+                <w:sz w:val="20"/>
+                <w:szCs w:val="20"/>
               </w:rPr>
               <w:t>X</w:t>
             </w:r>
@@ -18322,6 +14687,8 @@
                 <w:rFonts w:ascii="Arial Nova Cond Light" w:hAnsi="Arial Nova Cond Light"/>
                 <w:b/>
                 <w:bCs/>
+                <w:sz w:val="20"/>
+                <w:szCs w:val="20"/>
               </w:rPr>
             </w:pPr>
             <w:r>
@@ -18329,6 +14696,8 @@
                 <w:rFonts w:ascii="Arial Nova Cond Light" w:hAnsi="Arial Nova Cond Light"/>
                 <w:b/>
                 <w:bCs/>
+                <w:sz w:val="20"/>
+                <w:szCs w:val="20"/>
               </w:rPr>
               <w:t>X</w:t>
             </w:r>
@@ -18347,6 +14716,8 @@
                 <w:rFonts w:ascii="Arial Nova Cond Light" w:hAnsi="Arial Nova Cond Light"/>
                 <w:b/>
                 <w:bCs/>
+                <w:sz w:val="20"/>
+                <w:szCs w:val="20"/>
               </w:rPr>
             </w:pPr>
             <w:r>
@@ -18354,6 +14725,8 @@
                 <w:rFonts w:ascii="Arial Nova Cond Light" w:hAnsi="Arial Nova Cond Light"/>
                 <w:b/>
                 <w:bCs/>
+                <w:sz w:val="20"/>
+                <w:szCs w:val="20"/>
               </w:rPr>
               <w:t>X</w:t>
             </w:r>
@@ -18372,6 +14745,8 @@
                 <w:rFonts w:ascii="Arial Nova Cond Light" w:hAnsi="Arial Nova Cond Light"/>
                 <w:b/>
                 <w:bCs/>
+                <w:sz w:val="20"/>
+                <w:szCs w:val="20"/>
               </w:rPr>
             </w:pPr>
             <w:r>
@@ -18379,6 +14754,8 @@
                 <w:rFonts w:ascii="Arial Nova Cond Light" w:hAnsi="Arial Nova Cond Light"/>
                 <w:b/>
                 <w:bCs/>
+                <w:sz w:val="20"/>
+                <w:szCs w:val="20"/>
               </w:rPr>
               <w:t>X</w:t>
             </w:r>
@@ -18397,6 +14774,8 @@
                 <w:rFonts w:ascii="Arial Nova Cond Light" w:hAnsi="Arial Nova Cond Light"/>
                 <w:b/>
                 <w:bCs/>
+                <w:sz w:val="20"/>
+                <w:szCs w:val="20"/>
               </w:rPr>
             </w:pPr>
             <w:r>
@@ -18404,6 +14783,8 @@
                 <w:rFonts w:ascii="Arial Nova Cond Light" w:hAnsi="Arial Nova Cond Light"/>
                 <w:b/>
                 <w:bCs/>
+                <w:sz w:val="20"/>
+                <w:szCs w:val="20"/>
               </w:rPr>
               <w:t>X</w:t>
             </w:r>
@@ -18421,12 +14802,16 @@
               <w:rPr>
                 <w:rFonts w:ascii="Arial Nova Cond Light" w:hAnsi="Arial Nova Cond Light"/>
                 <w:bCs/>
+                <w:sz w:val="20"/>
+                <w:szCs w:val="20"/>
               </w:rPr>
             </w:pPr>
             <w:r>
               <w:rPr>
                 <w:rFonts w:ascii="Arial Nova Cond Light" w:hAnsi="Arial Nova Cond Light"/>
                 <w:bCs/>
+                <w:sz w:val="20"/>
+                <w:szCs w:val="20"/>
               </w:rPr>
               <w:t xml:space="preserve">Es construir materiales digitales con diversos propósitos. Es el resultado de un proceso de mejoras sucesivas y retroalimentación desde el contexto escolar y en su vida cotidiana. </w:t>
             </w:r>
@@ -18452,12 +14837,16 @@
               <w:rPr>
                 <w:rFonts w:ascii="Arial Nova Cond Light" w:hAnsi="Arial Nova Cond Light" w:cstheme="minorHAnsi"/>
                 <w:b/>
-              </w:rPr>
-            </w:pPr>
-            <w:r>
-              <w:rPr>
-                <w:rFonts w:ascii="Arial Nova Cond Light" w:hAnsi="Arial Nova Cond Light" w:cs="Times New Roman"/>
-                <w:b/>
+                <w:sz w:val="20"/>
+                <w:szCs w:val="20"/>
+              </w:rPr>
+            </w:pPr>
+            <w:r>
+              <w:rPr>
+                <w:rFonts w:ascii="Arial Nova Cond Light" w:hAnsi="Arial Nova Cond Light" w:cs="Times New Roman"/>
+                <w:b/>
+                <w:sz w:val="20"/>
+                <w:szCs w:val="20"/>
               </w:rPr>
               <w:t>GESTIONA SU APRENDIZAJE DE MANERA AUTÓNOMA</w:t>
             </w:r>
@@ -18476,6 +14865,8 @@
                 <w:rFonts w:ascii="Arial Nova Cond Light" w:hAnsi="Arial Nova Cond Light" w:cs="Times New Roman"/>
                 <w:b/>
                 <w:bCs/>
+                <w:sz w:val="20"/>
+                <w:szCs w:val="20"/>
               </w:rPr>
             </w:pPr>
             <w:r>
@@ -18483,6 +14874,8 @@
                 <w:rFonts w:ascii="Arial Nova Cond Light" w:hAnsi="Arial Nova Cond Light"/>
                 <w:b/>
                 <w:bCs/>
+                <w:sz w:val="20"/>
+                <w:szCs w:val="20"/>
               </w:rPr>
               <w:t>Define metas de aprendizaje</w:t>
             </w:r>
@@ -18490,6 +14883,8 @@
               <w:rPr>
                 <w:rFonts w:ascii="Arial Nova Cond Light" w:hAnsi="Arial Nova Cond Light"/>
                 <w:bCs/>
+                <w:sz w:val="20"/>
+                <w:szCs w:val="20"/>
               </w:rPr>
               <w:t xml:space="preserve">. </w:t>
             </w:r>
@@ -18508,6 +14903,8 @@
                 <w:rFonts w:ascii="Arial Nova Cond Light" w:hAnsi="Arial Nova Cond Light"/>
                 <w:b/>
                 <w:bCs/>
+                <w:sz w:val="20"/>
+                <w:szCs w:val="20"/>
               </w:rPr>
             </w:pPr>
             <w:r>
@@ -18515,6 +14912,8 @@
                 <w:rFonts w:ascii="Arial Nova Cond Light" w:hAnsi="Arial Nova Cond Light"/>
                 <w:b/>
                 <w:bCs/>
+                <w:sz w:val="20"/>
+                <w:szCs w:val="20"/>
               </w:rPr>
               <w:t>X</w:t>
             </w:r>
@@ -18533,6 +14932,8 @@
                 <w:rFonts w:ascii="Arial Nova Cond Light" w:hAnsi="Arial Nova Cond Light"/>
                 <w:b/>
                 <w:bCs/>
+                <w:sz w:val="20"/>
+                <w:szCs w:val="20"/>
               </w:rPr>
             </w:pPr>
             <w:r>
@@ -18540,6 +14941,8 @@
                 <w:rFonts w:ascii="Arial Nova Cond Light" w:hAnsi="Arial Nova Cond Light"/>
                 <w:b/>
                 <w:bCs/>
+                <w:sz w:val="20"/>
+                <w:szCs w:val="20"/>
               </w:rPr>
               <w:t>X</w:t>
             </w:r>
@@ -18558,6 +14961,8 @@
                 <w:rFonts w:ascii="Arial Nova Cond Light" w:hAnsi="Arial Nova Cond Light"/>
                 <w:b/>
                 <w:bCs/>
+                <w:sz w:val="20"/>
+                <w:szCs w:val="20"/>
               </w:rPr>
             </w:pPr>
             <w:r>
@@ -18565,6 +14970,8 @@
                 <w:rFonts w:ascii="Arial Nova Cond Light" w:hAnsi="Arial Nova Cond Light"/>
                 <w:b/>
                 <w:bCs/>
+                <w:sz w:val="20"/>
+                <w:szCs w:val="20"/>
               </w:rPr>
               <w:t>X</w:t>
             </w:r>
@@ -18583,6 +14990,8 @@
                 <w:rFonts w:ascii="Arial Nova Cond Light" w:hAnsi="Arial Nova Cond Light"/>
                 <w:b/>
                 <w:bCs/>
+                <w:sz w:val="20"/>
+                <w:szCs w:val="20"/>
               </w:rPr>
             </w:pPr>
             <w:r>
@@ -18590,6 +14999,8 @@
                 <w:rFonts w:ascii="Arial Nova Cond Light" w:hAnsi="Arial Nova Cond Light"/>
                 <w:b/>
                 <w:bCs/>
+                <w:sz w:val="20"/>
+                <w:szCs w:val="20"/>
               </w:rPr>
               <w:t>X</w:t>
             </w:r>
@@ -18608,6 +15019,8 @@
                 <w:rFonts w:ascii="Arial Nova Cond Light" w:hAnsi="Arial Nova Cond Light"/>
                 <w:b/>
                 <w:bCs/>
+                <w:sz w:val="20"/>
+                <w:szCs w:val="20"/>
               </w:rPr>
             </w:pPr>
             <w:r>
@@ -18615,6 +15028,8 @@
                 <w:rFonts w:ascii="Arial Nova Cond Light" w:hAnsi="Arial Nova Cond Light"/>
                 <w:b/>
                 <w:bCs/>
+                <w:sz w:val="20"/>
+                <w:szCs w:val="20"/>
               </w:rPr>
               <w:t>X</w:t>
             </w:r>
@@ -18633,6 +15048,8 @@
                 <w:rFonts w:ascii="Arial Nova Cond Light" w:hAnsi="Arial Nova Cond Light"/>
                 <w:b/>
                 <w:bCs/>
+                <w:sz w:val="20"/>
+                <w:szCs w:val="20"/>
               </w:rPr>
             </w:pPr>
             <w:r>
@@ -18640,6 +15057,8 @@
                 <w:rFonts w:ascii="Arial Nova Cond Light" w:hAnsi="Arial Nova Cond Light"/>
                 <w:b/>
                 <w:bCs/>
+                <w:sz w:val="20"/>
+                <w:szCs w:val="20"/>
               </w:rPr>
               <w:t>X</w:t>
             </w:r>
@@ -18658,6 +15077,8 @@
                 <w:rFonts w:ascii="Arial Nova Cond Light" w:hAnsi="Arial Nova Cond Light"/>
                 <w:b/>
                 <w:bCs/>
+                <w:sz w:val="20"/>
+                <w:szCs w:val="20"/>
               </w:rPr>
             </w:pPr>
             <w:r>
@@ -18665,6 +15086,8 @@
                 <w:rFonts w:ascii="Arial Nova Cond Light" w:hAnsi="Arial Nova Cond Light"/>
                 <w:b/>
                 <w:bCs/>
+                <w:sz w:val="20"/>
+                <w:szCs w:val="20"/>
               </w:rPr>
               <w:t>X</w:t>
             </w:r>
@@ -18683,6 +15106,8 @@
                 <w:rFonts w:ascii="Arial Nova Cond Light" w:hAnsi="Arial Nova Cond Light"/>
                 <w:b/>
                 <w:bCs/>
+                <w:sz w:val="20"/>
+                <w:szCs w:val="20"/>
               </w:rPr>
             </w:pPr>
             <w:r>
@@ -18690,6 +15115,8 @@
                 <w:rFonts w:ascii="Arial Nova Cond Light" w:hAnsi="Arial Nova Cond Light"/>
                 <w:b/>
                 <w:bCs/>
+                <w:sz w:val="20"/>
+                <w:szCs w:val="20"/>
               </w:rPr>
               <w:t>X</w:t>
             </w:r>
@@ -18708,6 +15135,8 @@
                 <w:rFonts w:ascii="Arial Nova Cond Light" w:hAnsi="Arial Nova Cond Light"/>
                 <w:b/>
                 <w:bCs/>
+                <w:sz w:val="20"/>
+                <w:szCs w:val="20"/>
               </w:rPr>
             </w:pPr>
             <w:r>
@@ -18715,6 +15144,8 @@
                 <w:rFonts w:ascii="Arial Nova Cond Light" w:hAnsi="Arial Nova Cond Light"/>
                 <w:b/>
                 <w:bCs/>
+                <w:sz w:val="20"/>
+                <w:szCs w:val="20"/>
               </w:rPr>
               <w:t>X</w:t>
             </w:r>
@@ -18733,12 +15164,16 @@
                 <w:rFonts w:ascii="Arial Nova Cond Light" w:hAnsi="Arial Nova Cond Light" w:cs="Times New Roman"/>
                 <w:b/>
                 <w:bCs/>
+                <w:sz w:val="20"/>
+                <w:szCs w:val="20"/>
               </w:rPr>
             </w:pPr>
             <w:r>
               <w:rPr>
                 <w:rFonts w:ascii="Arial Nova Cond Light" w:hAnsi="Arial Nova Cond Light"/>
                 <w:bCs/>
+                <w:sz w:val="20"/>
+                <w:szCs w:val="20"/>
               </w:rPr>
               <w:t>Es darse cuenta y comprender aquello que se necesita aprender para resolver una tarea dada. Es reconocer los saberes, las habilidades y los recursos que están a su alcance y si estos le permitirán lograr la tarea, para que a partir de ello pueda plantear metas viables.</w:t>
             </w:r>
@@ -18759,6 +15194,8 @@
               <w:spacing w:line="276" w:lineRule="auto"/>
               <w:rPr>
                 <w:rFonts w:ascii="Arial Nova Cond Light" w:hAnsi="Arial Nova Cond Light" w:cstheme="minorHAnsi"/>
+                <w:sz w:val="20"/>
+                <w:szCs w:val="20"/>
               </w:rPr>
             </w:pPr>
           </w:p>
@@ -18776,6 +15213,8 @@
                 <w:rFonts w:ascii="Arial Nova Cond Light" w:hAnsi="Arial Nova Cond Light" w:cs="Times New Roman"/>
                 <w:b/>
                 <w:bCs/>
+                <w:sz w:val="20"/>
+                <w:szCs w:val="20"/>
               </w:rPr>
             </w:pPr>
             <w:r>
@@ -18783,6 +15222,8 @@
                 <w:rFonts w:ascii="Arial Nova Cond Light" w:hAnsi="Arial Nova Cond Light"/>
                 <w:b/>
                 <w:bCs/>
+                <w:sz w:val="20"/>
+                <w:szCs w:val="20"/>
               </w:rPr>
               <w:t>Organiza acciones estratégicas para alcanzar sus metas.</w:t>
             </w:r>
@@ -18801,6 +15242,8 @@
                 <w:rFonts w:ascii="Arial Nova Cond Light" w:hAnsi="Arial Nova Cond Light"/>
                 <w:b/>
                 <w:bCs/>
+                <w:sz w:val="20"/>
+                <w:szCs w:val="20"/>
               </w:rPr>
             </w:pPr>
           </w:p>
@@ -18818,6 +15261,8 @@
                 <w:rFonts w:ascii="Arial Nova Cond Light" w:hAnsi="Arial Nova Cond Light"/>
                 <w:b/>
                 <w:bCs/>
+                <w:sz w:val="20"/>
+                <w:szCs w:val="20"/>
               </w:rPr>
             </w:pPr>
             <w:r>
@@ -18825,6 +15270,8 @@
                 <w:rFonts w:ascii="Arial Nova Cond Light" w:hAnsi="Arial Nova Cond Light"/>
                 <w:b/>
                 <w:bCs/>
+                <w:sz w:val="20"/>
+                <w:szCs w:val="20"/>
               </w:rPr>
               <w:t>X</w:t>
             </w:r>
@@ -18843,6 +15290,8 @@
                 <w:rFonts w:ascii="Arial Nova Cond Light" w:hAnsi="Arial Nova Cond Light"/>
                 <w:b/>
                 <w:bCs/>
+                <w:sz w:val="20"/>
+                <w:szCs w:val="20"/>
               </w:rPr>
             </w:pPr>
             <w:r>
@@ -18850,6 +15299,8 @@
                 <w:rFonts w:ascii="Arial Nova Cond Light" w:hAnsi="Arial Nova Cond Light"/>
                 <w:b/>
                 <w:bCs/>
+                <w:sz w:val="20"/>
+                <w:szCs w:val="20"/>
               </w:rPr>
               <w:t>X</w:t>
             </w:r>
@@ -18868,6 +15319,8 @@
                 <w:rFonts w:ascii="Arial Nova Cond Light" w:hAnsi="Arial Nova Cond Light"/>
                 <w:b/>
                 <w:bCs/>
+                <w:sz w:val="20"/>
+                <w:szCs w:val="20"/>
               </w:rPr>
             </w:pPr>
             <w:r>
@@ -18875,6 +15328,8 @@
                 <w:rFonts w:ascii="Arial Nova Cond Light" w:hAnsi="Arial Nova Cond Light"/>
                 <w:b/>
                 <w:bCs/>
+                <w:sz w:val="20"/>
+                <w:szCs w:val="20"/>
               </w:rPr>
               <w:t>X</w:t>
             </w:r>
@@ -18893,6 +15348,8 @@
                 <w:rFonts w:ascii="Arial Nova Cond Light" w:hAnsi="Arial Nova Cond Light"/>
                 <w:b/>
                 <w:bCs/>
+                <w:sz w:val="20"/>
+                <w:szCs w:val="20"/>
               </w:rPr>
             </w:pPr>
             <w:r>
@@ -18900,6 +15357,8 @@
                 <w:rFonts w:ascii="Arial Nova Cond Light" w:hAnsi="Arial Nova Cond Light"/>
                 <w:b/>
                 <w:bCs/>
+                <w:sz w:val="20"/>
+                <w:szCs w:val="20"/>
               </w:rPr>
               <w:t>X</w:t>
             </w:r>
@@ -18918,6 +15377,8 @@
                 <w:rFonts w:ascii="Arial Nova Cond Light" w:hAnsi="Arial Nova Cond Light"/>
                 <w:b/>
                 <w:bCs/>
+                <w:sz w:val="20"/>
+                <w:szCs w:val="20"/>
               </w:rPr>
             </w:pPr>
             <w:r>
@@ -18925,6 +15386,8 @@
                 <w:rFonts w:ascii="Arial Nova Cond Light" w:hAnsi="Arial Nova Cond Light"/>
                 <w:b/>
                 <w:bCs/>
+                <w:sz w:val="20"/>
+                <w:szCs w:val="20"/>
               </w:rPr>
               <w:t>X</w:t>
             </w:r>
@@ -18943,6 +15406,8 @@
                 <w:rFonts w:ascii="Arial Nova Cond Light" w:hAnsi="Arial Nova Cond Light"/>
                 <w:b/>
                 <w:bCs/>
+                <w:sz w:val="20"/>
+                <w:szCs w:val="20"/>
               </w:rPr>
             </w:pPr>
             <w:r>
@@ -18950,6 +15415,8 @@
                 <w:rFonts w:ascii="Arial Nova Cond Light" w:hAnsi="Arial Nova Cond Light"/>
                 <w:b/>
                 <w:bCs/>
+                <w:sz w:val="20"/>
+                <w:szCs w:val="20"/>
               </w:rPr>
               <w:t>X</w:t>
             </w:r>
@@ -18968,6 +15435,8 @@
                 <w:rFonts w:ascii="Arial Nova Cond Light" w:hAnsi="Arial Nova Cond Light"/>
                 <w:b/>
                 <w:bCs/>
+                <w:sz w:val="20"/>
+                <w:szCs w:val="20"/>
               </w:rPr>
             </w:pPr>
             <w:r>
@@ -18975,6 +15444,8 @@
                 <w:rFonts w:ascii="Arial Nova Cond Light" w:hAnsi="Arial Nova Cond Light"/>
                 <w:b/>
                 <w:bCs/>
+                <w:sz w:val="20"/>
+                <w:szCs w:val="20"/>
               </w:rPr>
               <w:t>X</w:t>
             </w:r>
@@ -18993,6 +15464,8 @@
                 <w:rFonts w:ascii="Arial Nova Cond Light" w:hAnsi="Arial Nova Cond Light"/>
                 <w:b/>
                 <w:bCs/>
+                <w:sz w:val="20"/>
+                <w:szCs w:val="20"/>
               </w:rPr>
             </w:pPr>
             <w:r>
@@ -19000,6 +15473,8 @@
                 <w:rFonts w:ascii="Arial Nova Cond Light" w:hAnsi="Arial Nova Cond Light"/>
                 <w:b/>
                 <w:bCs/>
+                <w:sz w:val="20"/>
+                <w:szCs w:val="20"/>
               </w:rPr>
               <w:t>X</w:t>
             </w:r>
@@ -19018,12 +15493,16 @@
                 <w:rFonts w:ascii="Arial Nova Cond Light" w:hAnsi="Arial Nova Cond Light" w:cs="Times New Roman"/>
                 <w:b/>
                 <w:bCs/>
+                <w:sz w:val="20"/>
+                <w:szCs w:val="20"/>
               </w:rPr>
             </w:pPr>
             <w:r>
               <w:rPr>
                 <w:rFonts w:ascii="Arial Nova Cond Light" w:hAnsi="Arial Nova Cond Light"/>
                 <w:bCs/>
+                <w:sz w:val="20"/>
+                <w:szCs w:val="20"/>
               </w:rPr>
               <w:t>Implica que debe pensar y proyectarse en cómo organizarse mirando el todo y las partes de su organización y determinar hasta dónde debe llegar para ser eficiente, así como establecer qué hacer para fijar los mecanismos que le permitan alcanzar sus temas de aprendizaje.</w:t>
             </w:r>
@@ -19045,6 +15524,8 @@
               <w:spacing w:line="276" w:lineRule="auto"/>
               <w:rPr>
                 <w:rFonts w:ascii="Arial Nova Cond Light" w:hAnsi="Arial Nova Cond Light" w:cstheme="minorHAnsi"/>
+                <w:sz w:val="20"/>
+                <w:szCs w:val="20"/>
               </w:rPr>
             </w:pPr>
           </w:p>
@@ -19062,6 +15543,8 @@
                 <w:rFonts w:ascii="Arial Nova Cond Light" w:hAnsi="Arial Nova Cond Light" w:cs="Times New Roman"/>
                 <w:b/>
                 <w:bCs/>
+                <w:sz w:val="20"/>
+                <w:szCs w:val="20"/>
               </w:rPr>
             </w:pPr>
             <w:r>
@@ -19069,6 +15552,8 @@
                 <w:rFonts w:ascii="Arial Nova Cond Light" w:hAnsi="Arial Nova Cond Light"/>
                 <w:b/>
                 <w:bCs/>
+                <w:sz w:val="20"/>
+                <w:szCs w:val="20"/>
               </w:rPr>
               <w:t>Monitorea y ajusta su desempeño durante el proceso de aprendizaje.</w:t>
             </w:r>
@@ -19087,6 +15572,8 @@
                 <w:rFonts w:ascii="Arial Nova Cond Light" w:hAnsi="Arial Nova Cond Light"/>
                 <w:b/>
                 <w:bCs/>
+                <w:sz w:val="20"/>
+                <w:szCs w:val="20"/>
               </w:rPr>
             </w:pPr>
           </w:p>
@@ -19104,6 +15591,8 @@
                 <w:rFonts w:ascii="Arial Nova Cond Light" w:hAnsi="Arial Nova Cond Light"/>
                 <w:b/>
                 <w:bCs/>
+                <w:sz w:val="20"/>
+                <w:szCs w:val="20"/>
               </w:rPr>
             </w:pPr>
             <w:r>
@@ -19111,6 +15600,8 @@
                 <w:rFonts w:ascii="Arial Nova Cond Light" w:hAnsi="Arial Nova Cond Light"/>
                 <w:b/>
                 <w:bCs/>
+                <w:sz w:val="20"/>
+                <w:szCs w:val="20"/>
               </w:rPr>
               <w:t>X</w:t>
             </w:r>
@@ -19129,6 +15620,8 @@
                 <w:rFonts w:ascii="Arial Nova Cond Light" w:hAnsi="Arial Nova Cond Light"/>
                 <w:b/>
                 <w:bCs/>
+                <w:sz w:val="20"/>
+                <w:szCs w:val="20"/>
               </w:rPr>
             </w:pPr>
             <w:r>
@@ -19136,6 +15629,8 @@
                 <w:rFonts w:ascii="Arial Nova Cond Light" w:hAnsi="Arial Nova Cond Light"/>
                 <w:b/>
                 <w:bCs/>
+                <w:sz w:val="20"/>
+                <w:szCs w:val="20"/>
               </w:rPr>
               <w:t>X</w:t>
             </w:r>
@@ -19154,6 +15649,8 @@
                 <w:rFonts w:ascii="Arial Nova Cond Light" w:hAnsi="Arial Nova Cond Light"/>
                 <w:b/>
                 <w:bCs/>
+                <w:sz w:val="20"/>
+                <w:szCs w:val="20"/>
               </w:rPr>
             </w:pPr>
             <w:r>
@@ -19161,6 +15658,8 @@
                 <w:rFonts w:ascii="Arial Nova Cond Light" w:hAnsi="Arial Nova Cond Light"/>
                 <w:b/>
                 <w:bCs/>
+                <w:sz w:val="20"/>
+                <w:szCs w:val="20"/>
               </w:rPr>
               <w:t>X</w:t>
             </w:r>
@@ -19179,6 +15678,8 @@
                 <w:rFonts w:ascii="Arial Nova Cond Light" w:hAnsi="Arial Nova Cond Light"/>
                 <w:b/>
                 <w:bCs/>
+                <w:sz w:val="20"/>
+                <w:szCs w:val="20"/>
               </w:rPr>
             </w:pPr>
             <w:r>
@@ -19186,6 +15687,8 @@
                 <w:rFonts w:ascii="Arial Nova Cond Light" w:hAnsi="Arial Nova Cond Light"/>
                 <w:b/>
                 <w:bCs/>
+                <w:sz w:val="20"/>
+                <w:szCs w:val="20"/>
               </w:rPr>
               <w:t>X</w:t>
             </w:r>
@@ -19204,6 +15707,8 @@
                 <w:rFonts w:ascii="Arial Nova Cond Light" w:hAnsi="Arial Nova Cond Light"/>
                 <w:b/>
                 <w:bCs/>
+                <w:sz w:val="20"/>
+                <w:szCs w:val="20"/>
               </w:rPr>
             </w:pPr>
             <w:r>
@@ -19211,6 +15716,8 @@
                 <w:rFonts w:ascii="Arial Nova Cond Light" w:hAnsi="Arial Nova Cond Light"/>
                 <w:b/>
                 <w:bCs/>
+                <w:sz w:val="20"/>
+                <w:szCs w:val="20"/>
               </w:rPr>
               <w:t>X</w:t>
             </w:r>
@@ -19229,6 +15736,8 @@
                 <w:rFonts w:ascii="Arial Nova Cond Light" w:hAnsi="Arial Nova Cond Light"/>
                 <w:b/>
                 <w:bCs/>
+                <w:sz w:val="20"/>
+                <w:szCs w:val="20"/>
               </w:rPr>
             </w:pPr>
             <w:r>
@@ -19236,6 +15745,8 @@
                 <w:rFonts w:ascii="Arial Nova Cond Light" w:hAnsi="Arial Nova Cond Light"/>
                 <w:b/>
                 <w:bCs/>
+                <w:sz w:val="20"/>
+                <w:szCs w:val="20"/>
               </w:rPr>
               <w:t>X</w:t>
             </w:r>
@@ -19254,6 +15765,8 @@
                 <w:rFonts w:ascii="Arial Nova Cond Light" w:hAnsi="Arial Nova Cond Light"/>
                 <w:b/>
                 <w:bCs/>
+                <w:sz w:val="20"/>
+                <w:szCs w:val="20"/>
               </w:rPr>
             </w:pPr>
             <w:r>
@@ -19261,6 +15774,8 @@
                 <w:rFonts w:ascii="Arial Nova Cond Light" w:hAnsi="Arial Nova Cond Light"/>
                 <w:b/>
                 <w:bCs/>
+                <w:sz w:val="20"/>
+                <w:szCs w:val="20"/>
               </w:rPr>
               <w:t>X</w:t>
             </w:r>
@@ -19279,6 +15794,8 @@
                 <w:rFonts w:ascii="Arial Nova Cond Light" w:hAnsi="Arial Nova Cond Light"/>
                 <w:b/>
                 <w:bCs/>
+                <w:sz w:val="20"/>
+                <w:szCs w:val="20"/>
               </w:rPr>
             </w:pPr>
             <w:r>
@@ -19286,6 +15803,8 @@
                 <w:rFonts w:ascii="Arial Nova Cond Light" w:hAnsi="Arial Nova Cond Light"/>
                 <w:b/>
                 <w:bCs/>
+                <w:sz w:val="20"/>
+                <w:szCs w:val="20"/>
               </w:rPr>
               <w:t>X</w:t>
             </w:r>
@@ -19304,12 +15823,16 @@
                 <w:rFonts w:ascii="Arial Nova Cond Light" w:hAnsi="Arial Nova Cond Light" w:cs="Times New Roman"/>
                 <w:b/>
                 <w:bCs/>
+                <w:sz w:val="20"/>
+                <w:szCs w:val="20"/>
               </w:rPr>
             </w:pPr>
             <w:r>
               <w:rPr>
                 <w:rFonts w:ascii="Arial Nova Cond Light" w:hAnsi="Arial Nova Cond Light"/>
                 <w:bCs/>
+                <w:sz w:val="20"/>
+                <w:szCs w:val="20"/>
               </w:rPr>
               <w:t>Es hacer seguimiento de su propio grado de avance con relación a las metas de aprendizaje que se ha propuesto, mostrando confianza en sí mismo y capacidad para autorregularse. Evalúa si las acciones seleccionadas y su planificación son las más pertinentes para alcanzar sus metas de aprendizaje. Implica la disposición e iniciativa para hacer ajustes oportunos a sus acciones con el fin de lograr los resultados previstos.</w:t>
             </w:r>
@@ -19336,13 +15859,17 @@
                 <w:rFonts w:ascii="Arial Nova Cond Light" w:hAnsi="Arial Nova Cond Light" w:cs="Times New Roman"/>
                 <w:b/>
                 <w:bCs/>
-              </w:rPr>
-            </w:pPr>
-            <w:r>
-              <w:rPr>
-                <w:rFonts w:ascii="Arial Nova Cond Light" w:hAnsi="Arial Nova Cond Light" w:cs="Times New Roman"/>
-                <w:b/>
-                <w:bCs/>
+                <w:sz w:val="20"/>
+                <w:szCs w:val="20"/>
+              </w:rPr>
+            </w:pPr>
+            <w:r>
+              <w:rPr>
+                <w:rFonts w:ascii="Arial Nova Cond Light" w:hAnsi="Arial Nova Cond Light" w:cs="Times New Roman"/>
+                <w:b/>
+                <w:bCs/>
+                <w:sz w:val="20"/>
+                <w:szCs w:val="20"/>
               </w:rPr>
               <w:t>ENFOQUES TRANSVERSALES</w:t>
             </w:r>
@@ -19364,13 +15891,16 @@
               <w:spacing w:line="276" w:lineRule="auto"/>
               <w:rPr>
                 <w:rFonts w:ascii="Arial Nova Cond Light" w:hAnsi="Arial Nova Cond Light" w:cs="Times New Roman"/>
-              </w:rPr>
-            </w:pPr>
-            <w:r>
-              <w:rPr>
-                <w:rFonts w:ascii="Arial Nova Cond Light" w:hAnsi="Arial Nova Cond Light" w:cs="Times New Roman"/>
-              </w:rPr>
-              <w:lastRenderedPageBreak/>
+                <w:sz w:val="20"/>
+                <w:szCs w:val="20"/>
+              </w:rPr>
+            </w:pPr>
+            <w:r>
+              <w:rPr>
+                <w:rFonts w:ascii="Arial Nova Cond Light" w:hAnsi="Arial Nova Cond Light" w:cs="Times New Roman"/>
+                <w:sz w:val="20"/>
+                <w:szCs w:val="20"/>
+              </w:rPr>
               <w:t>Enfoque de derechos.</w:t>
             </w:r>
           </w:p>
@@ -19388,6 +15918,8 @@
                 <w:rFonts w:ascii="Arial Nova Cond Light" w:hAnsi="Arial Nova Cond Light"/>
                 <w:b/>
                 <w:bCs/>
+                <w:sz w:val="20"/>
+                <w:szCs w:val="20"/>
               </w:rPr>
             </w:pPr>
           </w:p>
@@ -19405,6 +15937,8 @@
                 <w:rFonts w:ascii="Arial Nova Cond Light" w:hAnsi="Arial Nova Cond Light"/>
                 <w:b/>
                 <w:bCs/>
+                <w:sz w:val="20"/>
+                <w:szCs w:val="20"/>
               </w:rPr>
             </w:pPr>
           </w:p>
@@ -19422,6 +15956,8 @@
                 <w:rFonts w:ascii="Arial Nova Cond Light" w:hAnsi="Arial Nova Cond Light"/>
                 <w:b/>
                 <w:bCs/>
+                <w:sz w:val="20"/>
+                <w:szCs w:val="20"/>
               </w:rPr>
             </w:pPr>
           </w:p>
@@ -19439,6 +15975,8 @@
                 <w:rFonts w:ascii="Arial Nova Cond Light" w:hAnsi="Arial Nova Cond Light"/>
                 <w:b/>
                 <w:bCs/>
+                <w:sz w:val="20"/>
+                <w:szCs w:val="20"/>
               </w:rPr>
             </w:pPr>
           </w:p>
@@ -19456,6 +15994,8 @@
                 <w:rFonts w:ascii="Arial Nova Cond Light" w:hAnsi="Arial Nova Cond Light"/>
                 <w:b/>
                 <w:bCs/>
+                <w:sz w:val="20"/>
+                <w:szCs w:val="20"/>
               </w:rPr>
             </w:pPr>
           </w:p>
@@ -19473,6 +16013,8 @@
                 <w:rFonts w:ascii="Arial Nova Cond Light" w:hAnsi="Arial Nova Cond Light"/>
                 <w:b/>
                 <w:bCs/>
+                <w:sz w:val="20"/>
+                <w:szCs w:val="20"/>
               </w:rPr>
             </w:pPr>
           </w:p>
@@ -19490,6 +16032,8 @@
                 <w:rFonts w:ascii="Arial Nova Cond Light" w:hAnsi="Arial Nova Cond Light"/>
                 <w:b/>
                 <w:bCs/>
+                <w:sz w:val="20"/>
+                <w:szCs w:val="20"/>
               </w:rPr>
             </w:pPr>
           </w:p>
@@ -19507,6 +16051,8 @@
                 <w:rFonts w:ascii="Arial Nova Cond Light" w:hAnsi="Arial Nova Cond Light"/>
                 <w:b/>
                 <w:bCs/>
+                <w:sz w:val="20"/>
+                <w:szCs w:val="20"/>
               </w:rPr>
             </w:pPr>
           </w:p>
@@ -19524,6 +16070,8 @@
                 <w:rFonts w:ascii="Arial Nova Cond Light" w:hAnsi="Arial Nova Cond Light"/>
                 <w:b/>
                 <w:bCs/>
+                <w:sz w:val="20"/>
+                <w:szCs w:val="20"/>
               </w:rPr>
             </w:pPr>
           </w:p>
@@ -19542,6 +16090,8 @@
                 <w:rFonts w:ascii="Arial Nova Cond Light" w:hAnsi="Arial Nova Cond Light" w:cs="Times New Roman"/>
                 <w:b/>
                 <w:bCs/>
+                <w:sz w:val="20"/>
+                <w:szCs w:val="20"/>
               </w:rPr>
             </w:pPr>
           </w:p>
@@ -19562,11 +16112,15 @@
               <w:spacing w:line="276" w:lineRule="auto"/>
               <w:rPr>
                 <w:rFonts w:ascii="Arial Nova Cond Light" w:hAnsi="Arial Nova Cond Light" w:cs="Times New Roman"/>
-              </w:rPr>
-            </w:pPr>
-            <w:r>
-              <w:rPr>
-                <w:rFonts w:ascii="Arial Nova Cond Light" w:hAnsi="Arial Nova Cond Light" w:cs="Times New Roman"/>
+                <w:sz w:val="20"/>
+                <w:szCs w:val="20"/>
+              </w:rPr>
+            </w:pPr>
+            <w:r>
+              <w:rPr>
+                <w:rFonts w:ascii="Arial Nova Cond Light" w:hAnsi="Arial Nova Cond Light" w:cs="Times New Roman"/>
+                <w:sz w:val="20"/>
+                <w:szCs w:val="20"/>
               </w:rPr>
               <w:t>Enfoque Inclusivo o de atención a la diversidad.</w:t>
             </w:r>
@@ -19585,6 +16139,8 @@
                 <w:rFonts w:ascii="Arial Nova Cond Light" w:hAnsi="Arial Nova Cond Light"/>
                 <w:b/>
                 <w:bCs/>
+                <w:sz w:val="20"/>
+                <w:szCs w:val="20"/>
               </w:rPr>
             </w:pPr>
           </w:p>
@@ -19602,6 +16158,8 @@
                 <w:rFonts w:ascii="Arial Nova Cond Light" w:hAnsi="Arial Nova Cond Light"/>
                 <w:b/>
                 <w:bCs/>
+                <w:sz w:val="20"/>
+                <w:szCs w:val="20"/>
               </w:rPr>
             </w:pPr>
           </w:p>
@@ -19619,6 +16177,8 @@
                 <w:rFonts w:ascii="Arial Nova Cond Light" w:hAnsi="Arial Nova Cond Light"/>
                 <w:b/>
                 <w:bCs/>
+                <w:sz w:val="20"/>
+                <w:szCs w:val="20"/>
               </w:rPr>
             </w:pPr>
           </w:p>
@@ -19636,6 +16196,8 @@
                 <w:rFonts w:ascii="Arial Nova Cond Light" w:hAnsi="Arial Nova Cond Light"/>
                 <w:b/>
                 <w:bCs/>
+                <w:sz w:val="20"/>
+                <w:szCs w:val="20"/>
               </w:rPr>
             </w:pPr>
           </w:p>
@@ -19653,6 +16215,8 @@
                 <w:rFonts w:ascii="Arial Nova Cond Light" w:hAnsi="Arial Nova Cond Light"/>
                 <w:b/>
                 <w:bCs/>
+                <w:sz w:val="20"/>
+                <w:szCs w:val="20"/>
               </w:rPr>
             </w:pPr>
             <w:r>
@@ -19660,6 +16224,8 @@
                 <w:rFonts w:ascii="Arial Nova Cond Light" w:hAnsi="Arial Nova Cond Light"/>
                 <w:b/>
                 <w:bCs/>
+                <w:sz w:val="20"/>
+                <w:szCs w:val="20"/>
               </w:rPr>
               <w:t>X</w:t>
             </w:r>
@@ -19678,6 +16244,8 @@
                 <w:rFonts w:ascii="Arial Nova Cond Light" w:hAnsi="Arial Nova Cond Light"/>
                 <w:b/>
                 <w:bCs/>
+                <w:sz w:val="20"/>
+                <w:szCs w:val="20"/>
               </w:rPr>
             </w:pPr>
           </w:p>
@@ -19695,6 +16263,8 @@
                 <w:rFonts w:ascii="Arial Nova Cond Light" w:hAnsi="Arial Nova Cond Light"/>
                 <w:b/>
                 <w:bCs/>
+                <w:sz w:val="20"/>
+                <w:szCs w:val="20"/>
               </w:rPr>
             </w:pPr>
           </w:p>
@@ -19712,6 +16282,8 @@
                 <w:rFonts w:ascii="Arial Nova Cond Light" w:hAnsi="Arial Nova Cond Light"/>
                 <w:b/>
                 <w:bCs/>
+                <w:sz w:val="20"/>
+                <w:szCs w:val="20"/>
               </w:rPr>
             </w:pPr>
             <w:r>
@@ -19719,6 +16291,8 @@
                 <w:rFonts w:ascii="Arial Nova Cond Light" w:hAnsi="Arial Nova Cond Light"/>
                 <w:b/>
                 <w:bCs/>
+                <w:sz w:val="20"/>
+                <w:szCs w:val="20"/>
               </w:rPr>
               <w:t>X</w:t>
             </w:r>
@@ -19737,6 +16311,8 @@
                 <w:rFonts w:ascii="Arial Nova Cond Light" w:hAnsi="Arial Nova Cond Light"/>
                 <w:b/>
                 <w:bCs/>
+                <w:sz w:val="20"/>
+                <w:szCs w:val="20"/>
               </w:rPr>
             </w:pPr>
           </w:p>
@@ -19755,6 +16331,8 @@
                 <w:rFonts w:ascii="Arial Nova Cond Light" w:hAnsi="Arial Nova Cond Light" w:cs="Times New Roman"/>
                 <w:b/>
                 <w:bCs/>
+                <w:sz w:val="20"/>
+                <w:szCs w:val="20"/>
               </w:rPr>
             </w:pPr>
           </w:p>
@@ -19775,11 +16353,15 @@
               <w:spacing w:line="276" w:lineRule="auto"/>
               <w:rPr>
                 <w:rFonts w:ascii="Arial Nova Cond Light" w:hAnsi="Arial Nova Cond Light" w:cs="Times New Roman"/>
-              </w:rPr>
-            </w:pPr>
-            <w:r>
-              <w:rPr>
-                <w:rFonts w:ascii="Arial Nova Cond Light" w:hAnsi="Arial Nova Cond Light" w:cs="Times New Roman"/>
+                <w:sz w:val="20"/>
+                <w:szCs w:val="20"/>
+              </w:rPr>
+            </w:pPr>
+            <w:r>
+              <w:rPr>
+                <w:rFonts w:ascii="Arial Nova Cond Light" w:hAnsi="Arial Nova Cond Light" w:cs="Times New Roman"/>
+                <w:sz w:val="20"/>
+                <w:szCs w:val="20"/>
               </w:rPr>
               <w:t xml:space="preserve">Enfoque Intercultural. </w:t>
             </w:r>
@@ -19798,6 +16380,8 @@
                 <w:rFonts w:ascii="Arial Nova Cond Light" w:hAnsi="Arial Nova Cond Light"/>
                 <w:b/>
                 <w:bCs/>
+                <w:sz w:val="20"/>
+                <w:szCs w:val="20"/>
               </w:rPr>
             </w:pPr>
           </w:p>
@@ -19815,6 +16399,8 @@
                 <w:rFonts w:ascii="Arial Nova Cond Light" w:hAnsi="Arial Nova Cond Light"/>
                 <w:b/>
                 <w:bCs/>
+                <w:sz w:val="20"/>
+                <w:szCs w:val="20"/>
               </w:rPr>
             </w:pPr>
           </w:p>
@@ -19832,6 +16418,8 @@
                 <w:rFonts w:ascii="Arial Nova Cond Light" w:hAnsi="Arial Nova Cond Light"/>
                 <w:b/>
                 <w:bCs/>
+                <w:sz w:val="20"/>
+                <w:szCs w:val="20"/>
               </w:rPr>
             </w:pPr>
             <w:r>
@@ -19839,6 +16427,8 @@
                 <w:rFonts w:ascii="Arial Nova Cond Light" w:hAnsi="Arial Nova Cond Light"/>
                 <w:b/>
                 <w:bCs/>
+                <w:sz w:val="20"/>
+                <w:szCs w:val="20"/>
               </w:rPr>
               <w:t>X</w:t>
             </w:r>
@@ -19857,6 +16447,8 @@
                 <w:rFonts w:ascii="Arial Nova Cond Light" w:hAnsi="Arial Nova Cond Light"/>
                 <w:b/>
                 <w:bCs/>
+                <w:sz w:val="20"/>
+                <w:szCs w:val="20"/>
               </w:rPr>
             </w:pPr>
           </w:p>
@@ -19874,6 +16466,8 @@
                 <w:rFonts w:ascii="Arial Nova Cond Light" w:hAnsi="Arial Nova Cond Light"/>
                 <w:b/>
                 <w:bCs/>
+                <w:sz w:val="20"/>
+                <w:szCs w:val="20"/>
               </w:rPr>
             </w:pPr>
           </w:p>
@@ -19891,6 +16485,8 @@
                 <w:rFonts w:ascii="Arial Nova Cond Light" w:hAnsi="Arial Nova Cond Light"/>
                 <w:b/>
                 <w:bCs/>
+                <w:sz w:val="20"/>
+                <w:szCs w:val="20"/>
               </w:rPr>
             </w:pPr>
           </w:p>
@@ -19908,6 +16504,8 @@
                 <w:rFonts w:ascii="Arial Nova Cond Light" w:hAnsi="Arial Nova Cond Light"/>
                 <w:b/>
                 <w:bCs/>
+                <w:sz w:val="20"/>
+                <w:szCs w:val="20"/>
               </w:rPr>
             </w:pPr>
             <w:r>
@@ -19915,6 +16513,8 @@
                 <w:rFonts w:ascii="Arial Nova Cond Light" w:hAnsi="Arial Nova Cond Light"/>
                 <w:b/>
                 <w:bCs/>
+                <w:sz w:val="20"/>
+                <w:szCs w:val="20"/>
               </w:rPr>
               <w:t>X</w:t>
             </w:r>
@@ -19933,6 +16533,8 @@
                 <w:rFonts w:ascii="Arial Nova Cond Light" w:hAnsi="Arial Nova Cond Light"/>
                 <w:b/>
                 <w:bCs/>
+                <w:sz w:val="20"/>
+                <w:szCs w:val="20"/>
               </w:rPr>
             </w:pPr>
           </w:p>
@@ -19950,6 +16552,8 @@
                 <w:rFonts w:ascii="Arial Nova Cond Light" w:hAnsi="Arial Nova Cond Light"/>
                 <w:b/>
                 <w:bCs/>
+                <w:sz w:val="20"/>
+                <w:szCs w:val="20"/>
               </w:rPr>
             </w:pPr>
           </w:p>
@@ -19968,6 +16572,8 @@
                 <w:rFonts w:ascii="Arial Nova Cond Light" w:hAnsi="Arial Nova Cond Light" w:cs="Times New Roman"/>
                 <w:b/>
                 <w:bCs/>
+                <w:sz w:val="20"/>
+                <w:szCs w:val="20"/>
               </w:rPr>
             </w:pPr>
           </w:p>
@@ -19988,11 +16594,15 @@
               <w:spacing w:line="276" w:lineRule="auto"/>
               <w:rPr>
                 <w:rFonts w:ascii="Arial Nova Cond Light" w:hAnsi="Arial Nova Cond Light" w:cs="Times New Roman"/>
-              </w:rPr>
-            </w:pPr>
-            <w:r>
-              <w:rPr>
-                <w:rFonts w:ascii="Arial Nova Cond Light" w:hAnsi="Arial Nova Cond Light" w:cs="Times New Roman"/>
+                <w:sz w:val="20"/>
+                <w:szCs w:val="20"/>
+              </w:rPr>
+            </w:pPr>
+            <w:r>
+              <w:rPr>
+                <w:rFonts w:ascii="Arial Nova Cond Light" w:hAnsi="Arial Nova Cond Light" w:cs="Times New Roman"/>
+                <w:sz w:val="20"/>
+                <w:szCs w:val="20"/>
               </w:rPr>
               <w:t>Enfoque igualdad de género.</w:t>
             </w:r>
@@ -20011,6 +16621,8 @@
                 <w:rFonts w:ascii="Arial Nova Cond Light" w:hAnsi="Arial Nova Cond Light"/>
                 <w:b/>
                 <w:bCs/>
+                <w:sz w:val="20"/>
+                <w:szCs w:val="20"/>
               </w:rPr>
             </w:pPr>
           </w:p>
@@ -20028,6 +16640,8 @@
                 <w:rFonts w:ascii="Arial Nova Cond Light" w:hAnsi="Arial Nova Cond Light"/>
                 <w:b/>
                 <w:bCs/>
+                <w:sz w:val="20"/>
+                <w:szCs w:val="20"/>
               </w:rPr>
             </w:pPr>
             <w:r>
@@ -20035,6 +16649,8 @@
                 <w:rFonts w:ascii="Arial Nova Cond Light" w:hAnsi="Arial Nova Cond Light"/>
                 <w:b/>
                 <w:bCs/>
+                <w:sz w:val="20"/>
+                <w:szCs w:val="20"/>
               </w:rPr>
               <w:t>X</w:t>
             </w:r>
@@ -20053,6 +16669,8 @@
                 <w:rFonts w:ascii="Arial Nova Cond Light" w:hAnsi="Arial Nova Cond Light"/>
                 <w:b/>
                 <w:bCs/>
+                <w:sz w:val="20"/>
+                <w:szCs w:val="20"/>
               </w:rPr>
             </w:pPr>
           </w:p>
@@ -20070,6 +16688,8 @@
                 <w:rFonts w:ascii="Arial Nova Cond Light" w:hAnsi="Arial Nova Cond Light"/>
                 <w:b/>
                 <w:bCs/>
+                <w:sz w:val="20"/>
+                <w:szCs w:val="20"/>
               </w:rPr>
             </w:pPr>
           </w:p>
@@ -20087,6 +16707,8 @@
                 <w:rFonts w:ascii="Arial Nova Cond Light" w:hAnsi="Arial Nova Cond Light"/>
                 <w:b/>
                 <w:bCs/>
+                <w:sz w:val="20"/>
+                <w:szCs w:val="20"/>
               </w:rPr>
             </w:pPr>
           </w:p>
@@ -20104,6 +16726,8 @@
                 <w:rFonts w:ascii="Arial Nova Cond Light" w:hAnsi="Arial Nova Cond Light"/>
                 <w:b/>
                 <w:bCs/>
+                <w:sz w:val="20"/>
+                <w:szCs w:val="20"/>
               </w:rPr>
             </w:pPr>
           </w:p>
@@ -20121,6 +16745,8 @@
                 <w:rFonts w:ascii="Arial Nova Cond Light" w:hAnsi="Arial Nova Cond Light"/>
                 <w:b/>
                 <w:bCs/>
+                <w:sz w:val="20"/>
+                <w:szCs w:val="20"/>
               </w:rPr>
             </w:pPr>
           </w:p>
@@ -20138,6 +16764,8 @@
                 <w:rFonts w:ascii="Arial Nova Cond Light" w:hAnsi="Arial Nova Cond Light"/>
                 <w:b/>
                 <w:bCs/>
+                <w:sz w:val="20"/>
+                <w:szCs w:val="20"/>
               </w:rPr>
             </w:pPr>
           </w:p>
@@ -20155,6 +16783,8 @@
                 <w:rFonts w:ascii="Arial Nova Cond Light" w:hAnsi="Arial Nova Cond Light"/>
                 <w:b/>
                 <w:bCs/>
+                <w:sz w:val="20"/>
+                <w:szCs w:val="20"/>
               </w:rPr>
             </w:pPr>
           </w:p>
@@ -20173,6 +16803,8 @@
                 <w:rFonts w:ascii="Arial Nova Cond Light" w:hAnsi="Arial Nova Cond Light" w:cs="Times New Roman"/>
                 <w:b/>
                 <w:bCs/>
+                <w:sz w:val="20"/>
+                <w:szCs w:val="20"/>
               </w:rPr>
             </w:pPr>
           </w:p>
@@ -20193,11 +16825,15 @@
               <w:spacing w:line="276" w:lineRule="auto"/>
               <w:rPr>
                 <w:rFonts w:ascii="Arial Nova Cond Light" w:hAnsi="Arial Nova Cond Light" w:cs="Times New Roman"/>
-              </w:rPr>
-            </w:pPr>
-            <w:r>
-              <w:rPr>
-                <w:rFonts w:ascii="Arial Nova Cond Light" w:hAnsi="Arial Nova Cond Light" w:cs="Times New Roman"/>
+                <w:sz w:val="20"/>
+                <w:szCs w:val="20"/>
+              </w:rPr>
+            </w:pPr>
+            <w:r>
+              <w:rPr>
+                <w:rFonts w:ascii="Arial Nova Cond Light" w:hAnsi="Arial Nova Cond Light" w:cs="Times New Roman"/>
+                <w:sz w:val="20"/>
+                <w:szCs w:val="20"/>
               </w:rPr>
               <w:t xml:space="preserve">Enfoque ambiental </w:t>
             </w:r>
@@ -20216,6 +16852,8 @@
                 <w:rFonts w:ascii="Arial Nova Cond Light" w:hAnsi="Arial Nova Cond Light"/>
                 <w:b/>
                 <w:bCs/>
+                <w:sz w:val="20"/>
+                <w:szCs w:val="20"/>
               </w:rPr>
             </w:pPr>
           </w:p>
@@ -20233,6 +16871,8 @@
                 <w:rFonts w:ascii="Arial Nova Cond Light" w:hAnsi="Arial Nova Cond Light"/>
                 <w:b/>
                 <w:bCs/>
+                <w:sz w:val="20"/>
+                <w:szCs w:val="20"/>
               </w:rPr>
             </w:pPr>
           </w:p>
@@ -20250,6 +16890,8 @@
                 <w:rFonts w:ascii="Arial Nova Cond Light" w:hAnsi="Arial Nova Cond Light"/>
                 <w:b/>
                 <w:bCs/>
+                <w:sz w:val="20"/>
+                <w:szCs w:val="20"/>
               </w:rPr>
             </w:pPr>
             <w:r>
@@ -20257,6 +16899,8 @@
                 <w:rFonts w:ascii="Arial Nova Cond Light" w:hAnsi="Arial Nova Cond Light"/>
                 <w:b/>
                 <w:bCs/>
+                <w:sz w:val="20"/>
+                <w:szCs w:val="20"/>
               </w:rPr>
               <w:t>X</w:t>
             </w:r>
@@ -20275,6 +16919,8 @@
                 <w:rFonts w:ascii="Arial Nova Cond Light" w:hAnsi="Arial Nova Cond Light"/>
                 <w:b/>
                 <w:bCs/>
+                <w:sz w:val="20"/>
+                <w:szCs w:val="20"/>
               </w:rPr>
             </w:pPr>
           </w:p>
@@ -20292,6 +16938,8 @@
                 <w:rFonts w:ascii="Arial Nova Cond Light" w:hAnsi="Arial Nova Cond Light"/>
                 <w:b/>
                 <w:bCs/>
+                <w:sz w:val="20"/>
+                <w:szCs w:val="20"/>
               </w:rPr>
             </w:pPr>
           </w:p>
@@ -20309,6 +16957,8 @@
                 <w:rFonts w:ascii="Arial Nova Cond Light" w:hAnsi="Arial Nova Cond Light"/>
                 <w:b/>
                 <w:bCs/>
+                <w:sz w:val="20"/>
+                <w:szCs w:val="20"/>
               </w:rPr>
             </w:pPr>
           </w:p>
@@ -20326,6 +16976,8 @@
                 <w:rFonts w:ascii="Arial Nova Cond Light" w:hAnsi="Arial Nova Cond Light"/>
                 <w:b/>
                 <w:bCs/>
+                <w:sz w:val="20"/>
+                <w:szCs w:val="20"/>
               </w:rPr>
             </w:pPr>
           </w:p>
@@ -20343,6 +16995,8 @@
                 <w:rFonts w:ascii="Arial Nova Cond Light" w:hAnsi="Arial Nova Cond Light"/>
                 <w:b/>
                 <w:bCs/>
+                <w:sz w:val="20"/>
+                <w:szCs w:val="20"/>
               </w:rPr>
             </w:pPr>
           </w:p>
@@ -20360,6 +17014,8 @@
                 <w:rFonts w:ascii="Arial Nova Cond Light" w:hAnsi="Arial Nova Cond Light"/>
                 <w:b/>
                 <w:bCs/>
+                <w:sz w:val="20"/>
+                <w:szCs w:val="20"/>
               </w:rPr>
             </w:pPr>
           </w:p>
@@ -20378,6 +17034,8 @@
                 <w:rFonts w:ascii="Arial Nova Cond Light" w:hAnsi="Arial Nova Cond Light" w:cs="Times New Roman"/>
                 <w:b/>
                 <w:bCs/>
+                <w:sz w:val="20"/>
+                <w:szCs w:val="20"/>
               </w:rPr>
             </w:pPr>
           </w:p>
@@ -20398,11 +17056,15 @@
               <w:spacing w:line="276" w:lineRule="auto"/>
               <w:rPr>
                 <w:rFonts w:ascii="Arial Nova Cond Light" w:hAnsi="Arial Nova Cond Light" w:cs="Times New Roman"/>
-              </w:rPr>
-            </w:pPr>
-            <w:r>
-              <w:rPr>
-                <w:rFonts w:ascii="Arial Nova Cond Light" w:hAnsi="Arial Nova Cond Light" w:cs="Times New Roman"/>
+                <w:sz w:val="20"/>
+                <w:szCs w:val="20"/>
+              </w:rPr>
+            </w:pPr>
+            <w:r>
+              <w:rPr>
+                <w:rFonts w:ascii="Arial Nova Cond Light" w:hAnsi="Arial Nova Cond Light" w:cs="Times New Roman"/>
+                <w:sz w:val="20"/>
+                <w:szCs w:val="20"/>
               </w:rPr>
               <w:t>Enfoque Búsqueda de la excelencia.</w:t>
             </w:r>
@@ -20421,6 +17083,8 @@
                 <w:rFonts w:ascii="Arial Nova Cond Light" w:hAnsi="Arial Nova Cond Light"/>
                 <w:b/>
                 <w:bCs/>
+                <w:sz w:val="20"/>
+                <w:szCs w:val="20"/>
               </w:rPr>
             </w:pPr>
           </w:p>
@@ -20438,6 +17102,8 @@
                 <w:rFonts w:ascii="Arial Nova Cond Light" w:hAnsi="Arial Nova Cond Light"/>
                 <w:b/>
                 <w:bCs/>
+                <w:sz w:val="20"/>
+                <w:szCs w:val="20"/>
               </w:rPr>
             </w:pPr>
             <w:r>
@@ -20445,6 +17111,8 @@
                 <w:rFonts w:ascii="Arial Nova Cond Light" w:hAnsi="Arial Nova Cond Light"/>
                 <w:b/>
                 <w:bCs/>
+                <w:sz w:val="20"/>
+                <w:szCs w:val="20"/>
               </w:rPr>
               <w:t>X</w:t>
             </w:r>
@@ -20463,6 +17131,8 @@
                 <w:rFonts w:ascii="Arial Nova Cond Light" w:hAnsi="Arial Nova Cond Light"/>
                 <w:b/>
                 <w:bCs/>
+                <w:sz w:val="20"/>
+                <w:szCs w:val="20"/>
               </w:rPr>
             </w:pPr>
           </w:p>
@@ -20480,6 +17150,8 @@
                 <w:rFonts w:ascii="Arial Nova Cond Light" w:hAnsi="Arial Nova Cond Light"/>
                 <w:b/>
                 <w:bCs/>
+                <w:sz w:val="20"/>
+                <w:szCs w:val="20"/>
               </w:rPr>
             </w:pPr>
             <w:r>
@@ -20487,6 +17159,8 @@
                 <w:rFonts w:ascii="Arial Nova Cond Light" w:hAnsi="Arial Nova Cond Light"/>
                 <w:b/>
                 <w:bCs/>
+                <w:sz w:val="20"/>
+                <w:szCs w:val="20"/>
               </w:rPr>
               <w:t>X</w:t>
             </w:r>
@@ -20505,6 +17179,8 @@
                 <w:rFonts w:ascii="Arial Nova Cond Light" w:hAnsi="Arial Nova Cond Light"/>
                 <w:b/>
                 <w:bCs/>
+                <w:sz w:val="20"/>
+                <w:szCs w:val="20"/>
               </w:rPr>
             </w:pPr>
           </w:p>
@@ -20522,6 +17198,8 @@
                 <w:rFonts w:ascii="Arial Nova Cond Light" w:hAnsi="Arial Nova Cond Light"/>
                 <w:b/>
                 <w:bCs/>
+                <w:sz w:val="20"/>
+                <w:szCs w:val="20"/>
               </w:rPr>
             </w:pPr>
           </w:p>
@@ -20539,6 +17217,8 @@
                 <w:rFonts w:ascii="Arial Nova Cond Light" w:hAnsi="Arial Nova Cond Light"/>
                 <w:b/>
                 <w:bCs/>
+                <w:sz w:val="20"/>
+                <w:szCs w:val="20"/>
               </w:rPr>
             </w:pPr>
             <w:r>
@@ -20546,6 +17226,8 @@
                 <w:rFonts w:ascii="Arial Nova Cond Light" w:hAnsi="Arial Nova Cond Light"/>
                 <w:b/>
                 <w:bCs/>
+                <w:sz w:val="20"/>
+                <w:szCs w:val="20"/>
               </w:rPr>
               <w:t>X</w:t>
             </w:r>
@@ -20564,6 +17246,8 @@
                 <w:rFonts w:ascii="Arial Nova Cond Light" w:hAnsi="Arial Nova Cond Light"/>
                 <w:b/>
                 <w:bCs/>
+                <w:sz w:val="20"/>
+                <w:szCs w:val="20"/>
               </w:rPr>
             </w:pPr>
           </w:p>
@@ -20581,6 +17265,8 @@
                 <w:rFonts w:ascii="Arial Nova Cond Light" w:hAnsi="Arial Nova Cond Light"/>
                 <w:b/>
                 <w:bCs/>
+                <w:sz w:val="20"/>
+                <w:szCs w:val="20"/>
               </w:rPr>
             </w:pPr>
           </w:p>
@@ -20599,6 +17285,8 @@
                 <w:rFonts w:ascii="Arial Nova Cond Light" w:hAnsi="Arial Nova Cond Light" w:cs="Times New Roman"/>
                 <w:b/>
                 <w:bCs/>
+                <w:sz w:val="20"/>
+                <w:szCs w:val="20"/>
               </w:rPr>
             </w:pPr>
           </w:p>
@@ -20619,11 +17307,15 @@
               <w:spacing w:line="276" w:lineRule="auto"/>
               <w:rPr>
                 <w:rFonts w:ascii="Arial Nova Cond Light" w:hAnsi="Arial Nova Cond Light" w:cs="Times New Roman"/>
-              </w:rPr>
-            </w:pPr>
-            <w:r>
-              <w:rPr>
-                <w:rFonts w:ascii="Arial Nova Cond Light" w:hAnsi="Arial Nova Cond Light" w:cs="Times New Roman"/>
+                <w:sz w:val="20"/>
+                <w:szCs w:val="20"/>
+              </w:rPr>
+            </w:pPr>
+            <w:r>
+              <w:rPr>
+                <w:rFonts w:ascii="Arial Nova Cond Light" w:hAnsi="Arial Nova Cond Light" w:cs="Times New Roman"/>
+                <w:sz w:val="20"/>
+                <w:szCs w:val="20"/>
               </w:rPr>
               <w:t>Enfoque Orientación al bien común.</w:t>
             </w:r>
@@ -20642,6 +17334,8 @@
                 <w:rFonts w:ascii="Arial Nova Cond Light" w:hAnsi="Arial Nova Cond Light"/>
                 <w:b/>
                 <w:bCs/>
+                <w:sz w:val="20"/>
+                <w:szCs w:val="20"/>
               </w:rPr>
             </w:pPr>
           </w:p>
@@ -20659,6 +17353,8 @@
                 <w:rFonts w:ascii="Arial Nova Cond Light" w:hAnsi="Arial Nova Cond Light"/>
                 <w:b/>
                 <w:bCs/>
+                <w:sz w:val="20"/>
+                <w:szCs w:val="20"/>
               </w:rPr>
             </w:pPr>
           </w:p>
@@ -20676,6 +17372,8 @@
                 <w:rFonts w:ascii="Arial Nova Cond Light" w:hAnsi="Arial Nova Cond Light"/>
                 <w:b/>
                 <w:bCs/>
+                <w:sz w:val="20"/>
+                <w:szCs w:val="20"/>
               </w:rPr>
             </w:pPr>
           </w:p>
@@ -20693,6 +17391,8 @@
                 <w:rFonts w:ascii="Arial Nova Cond Light" w:hAnsi="Arial Nova Cond Light"/>
                 <w:b/>
                 <w:bCs/>
+                <w:sz w:val="20"/>
+                <w:szCs w:val="20"/>
               </w:rPr>
             </w:pPr>
             <w:r>
@@ -20700,6 +17400,8 @@
                 <w:rFonts w:ascii="Arial Nova Cond Light" w:hAnsi="Arial Nova Cond Light"/>
                 <w:b/>
                 <w:bCs/>
+                <w:sz w:val="20"/>
+                <w:szCs w:val="20"/>
               </w:rPr>
               <w:t>X</w:t>
             </w:r>
@@ -20718,6 +17420,8 @@
                 <w:rFonts w:ascii="Arial Nova Cond Light" w:hAnsi="Arial Nova Cond Light"/>
                 <w:b/>
                 <w:bCs/>
+                <w:sz w:val="20"/>
+                <w:szCs w:val="20"/>
               </w:rPr>
             </w:pPr>
             <w:r>
@@ -20725,6 +17429,8 @@
                 <w:rFonts w:ascii="Arial Nova Cond Light" w:hAnsi="Arial Nova Cond Light"/>
                 <w:b/>
                 <w:bCs/>
+                <w:sz w:val="20"/>
+                <w:szCs w:val="20"/>
               </w:rPr>
               <w:t>X</w:t>
             </w:r>
@@ -20743,6 +17449,8 @@
                 <w:rFonts w:ascii="Arial Nova Cond Light" w:hAnsi="Arial Nova Cond Light"/>
                 <w:b/>
                 <w:bCs/>
+                <w:sz w:val="20"/>
+                <w:szCs w:val="20"/>
               </w:rPr>
             </w:pPr>
             <w:r>
@@ -20750,6 +17458,8 @@
                 <w:rFonts w:ascii="Arial Nova Cond Light" w:hAnsi="Arial Nova Cond Light"/>
                 <w:b/>
                 <w:bCs/>
+                <w:sz w:val="20"/>
+                <w:szCs w:val="20"/>
               </w:rPr>
               <w:t>X</w:t>
             </w:r>
@@ -20768,6 +17478,8 @@
                 <w:rFonts w:ascii="Arial Nova Cond Light" w:hAnsi="Arial Nova Cond Light"/>
                 <w:b/>
                 <w:bCs/>
+                <w:sz w:val="20"/>
+                <w:szCs w:val="20"/>
               </w:rPr>
             </w:pPr>
           </w:p>
@@ -20785,6 +17497,8 @@
                 <w:rFonts w:ascii="Arial Nova Cond Light" w:hAnsi="Arial Nova Cond Light"/>
                 <w:b/>
                 <w:bCs/>
+                <w:sz w:val="20"/>
+                <w:szCs w:val="20"/>
               </w:rPr>
             </w:pPr>
             <w:r>
@@ -20792,6 +17506,8 @@
                 <w:rFonts w:ascii="Arial Nova Cond Light" w:hAnsi="Arial Nova Cond Light"/>
                 <w:b/>
                 <w:bCs/>
+                <w:sz w:val="20"/>
+                <w:szCs w:val="20"/>
               </w:rPr>
               <w:t>X</w:t>
             </w:r>
@@ -20810,6 +17526,8 @@
                 <w:rFonts w:ascii="Arial Nova Cond Light" w:hAnsi="Arial Nova Cond Light"/>
                 <w:b/>
                 <w:bCs/>
+                <w:sz w:val="20"/>
+                <w:szCs w:val="20"/>
               </w:rPr>
             </w:pPr>
             <w:r>
@@ -20817,6 +17535,8 @@
                 <w:rFonts w:ascii="Arial Nova Cond Light" w:hAnsi="Arial Nova Cond Light"/>
                 <w:b/>
                 <w:bCs/>
+                <w:sz w:val="20"/>
+                <w:szCs w:val="20"/>
               </w:rPr>
               <w:t>X</w:t>
             </w:r>
@@ -20836,12 +17556,27 @@
                 <w:rFonts w:ascii="Arial Nova Cond Light" w:hAnsi="Arial Nova Cond Light" w:cs="Times New Roman"/>
                 <w:b/>
                 <w:bCs/>
+                <w:sz w:val="20"/>
+                <w:szCs w:val="20"/>
               </w:rPr>
             </w:pPr>
           </w:p>
         </w:tc>
       </w:tr>
     </w:tbl>
+    <w:p>
+      <w:pPr>
+        <w:pStyle w:val="Prrafodelista"/>
+        <w:spacing w:line="276" w:lineRule="auto"/>
+        <w:ind w:left="-284" w:right="-455"/>
+        <w:rPr>
+          <w:rFonts w:ascii="Arial Nova Cond Light" w:hAnsi="Arial Nova Cond Light" w:cs="Times New Roman"/>
+          <w:b/>
+          <w:bCs/>
+          <w:color w:val="000000" w:themeColor="text1"/>
+        </w:rPr>
+      </w:pPr>
+    </w:p>
     <w:p>
       <w:pPr>
         <w:pStyle w:val="Prrafodelista"/>
@@ -20879,6 +17614,7 @@
           <w:bCs/>
           <w:color w:val="000000" w:themeColor="text1"/>
         </w:rPr>
+        <w:lastRenderedPageBreak/>
         <w:t>COMPETENCIAS</w:t>
       </w:r>
       <w:r>
@@ -21596,7 +18332,6 @@
                 <w:b/>
                 <w:lang w:eastAsia="es-ES"/>
               </w:rPr>
-              <w:lastRenderedPageBreak/>
               <w:t>ESTANDAR DE APRENDIZAJE</w:t>
             </w:r>
           </w:p>
@@ -21738,6 +18473,7 @@
                 <w:bCs/>
                 <w:lang w:eastAsia="es-ES"/>
               </w:rPr>
+              <w:lastRenderedPageBreak/>
               <w:t>Define metas de aprendizaje.</w:t>
             </w:r>
           </w:p>
@@ -22797,7 +19533,6 @@
                 <w:lang w:val="es-PE" w:eastAsia="en-US"/>
                 <w14:ligatures w14:val="standardContextual"/>
               </w:rPr>
-              <w:lastRenderedPageBreak/>
               <w:t>Interculturalidad</w:t>
             </w:r>
           </w:p>
@@ -24450,7 +21185,6 @@
           <w:bCs/>
           <w:color w:val="000000" w:themeColor="text1"/>
         </w:rPr>
-        <w:lastRenderedPageBreak/>
         <w:t>MATERIALES Y RECURSOS EDUCATIVOS:</w:t>
       </w:r>
       <w:r>
@@ -24641,6 +21375,7 @@
                 <w:rFonts w:ascii="Arial Nova Cond Light" w:hAnsi="Arial Nova Cond Light" w:cs="Times New Roman"/>
                 <w:color w:val="000000" w:themeColor="text1"/>
               </w:rPr>
+              <w:lastRenderedPageBreak/>
               <w:t xml:space="preserve">Videos </w:t>
             </w:r>
           </w:p>
@@ -24712,6 +21447,7 @@
                 <w:rFonts w:ascii="Arial Nova Cond Light" w:hAnsi="Arial Nova Cond Light"/>
                 <w:lang w:val="es-ES"/>
               </w:rPr>
+              <w:lastRenderedPageBreak/>
               <w:t>Pizarra, Plumones</w:t>
             </w:r>
           </w:p>
@@ -24775,6 +21511,7 @@
                 <w:rFonts w:ascii="Arial Nova Cond Light" w:hAnsi="Arial Nova Cond Light"/>
                 <w:lang w:val="es-ES"/>
               </w:rPr>
+              <w:lastRenderedPageBreak/>
               <w:t xml:space="preserve">Laptop </w:t>
             </w:r>
           </w:p>
@@ -25490,7 +22227,6 @@
                 <w:rFonts w:ascii="Arial Nova Cond Light" w:hAnsi="Arial Nova Cond Light" w:cs="Times New Roman"/>
                 <w:color w:val="000000" w:themeColor="text1"/>
               </w:rPr>
-              <w:lastRenderedPageBreak/>
               <w:t>Lista de cotejo</w:t>
             </w:r>
           </w:p>
@@ -25636,6 +22372,7 @@
           <w:bCs/>
           <w:color w:val="000000" w:themeColor="text1"/>
         </w:rPr>
+        <w:lastRenderedPageBreak/>
         <w:t>REFERENCIAS BIBLIOGRÁFICAS</w:t>
       </w:r>
       <w:r>
@@ -25769,7 +22506,6 @@
               </w:rPr>
               <w:t xml:space="preserve">Minedu (2016). Programa curricular de educación secundaria. Resolución Ministerial </w:t>
             </w:r>
-            <w:proofErr w:type="spellStart"/>
             <w:r>
               <w:rPr>
                 <w:rFonts w:ascii="Arial Nova Cond Light" w:eastAsia="Calibri" w:hAnsi="Arial Nova Cond Light" w:cs="Calibri Light"/>
@@ -25778,7 +22514,6 @@
               </w:rPr>
               <w:t>N°</w:t>
             </w:r>
-            <w:proofErr w:type="spellEnd"/>
             <w:r>
               <w:rPr>
                 <w:rFonts w:ascii="Arial Nova Cond Light" w:eastAsia="Calibri" w:hAnsi="Arial Nova Cond Light" w:cs="Calibri Light"/>
@@ -25812,7 +22547,6 @@
               </w:rPr>
               <w:t xml:space="preserve">Minedu (2016). Currículo Nacional de la educación básica. Resolución Ministerial </w:t>
             </w:r>
-            <w:proofErr w:type="spellStart"/>
             <w:r>
               <w:rPr>
                 <w:rFonts w:ascii="Arial Nova Cond Light" w:eastAsia="Calibri" w:hAnsi="Arial Nova Cond Light" w:cs="Calibri Light"/>
@@ -25821,7 +22555,6 @@
               </w:rPr>
               <w:t>N°</w:t>
             </w:r>
-            <w:proofErr w:type="spellEnd"/>
             <w:r>
               <w:rPr>
                 <w:rFonts w:ascii="Arial Nova Cond Light" w:eastAsia="Calibri" w:hAnsi="Arial Nova Cond Light" w:cs="Calibri Light"/>
@@ -26509,7 +23242,7 @@
 </file>
 
 <file path=word/endnotes.xml><?xml version="1.0" encoding="utf-8"?>
-<w:endnotes xmlns:wpc="http://schemas.microsoft.com/office/word/2010/wordprocessingCanvas" xmlns:cx="http://schemas.microsoft.com/office/drawing/2014/chartex" xmlns:cx1="http://schemas.microsoft.com/office/drawing/2015/9/8/chartex" xmlns:cx2="http://schemas.microsoft.com/office/drawing/2015/10/21/chartex" xmlns:cx3="http://schemas.microsoft.com/office/drawing/2016/5/9/chartex" xmlns:cx4="http://schemas.microsoft.com/office/drawing/2016/5/10/chartex" xmlns:cx5="http://schemas.microsoft.com/office/drawing/2016/5/11/chartex" xmlns:cx6="http://schemas.microsoft.com/office/drawing/2016/5/12/chartex" xmlns:cx7="http://schemas.microsoft.com/office/drawing/2016/5/13/chartex" xmlns:cx8="http://schemas.microsoft.com/office/drawing/2016/5/14/chartex" xmlns:mc="http://schemas.openxmlformats.org/markup-compatibility/2006" xmlns:aink="http://schemas.microsoft.com/office/drawing/2016/ink" xmlns:am3d="http://schemas.microsoft.com/office/drawing/2017/model3d" xmlns:o="urn:schemas-microsoft-com:office:office" xmlns:oel="http://schemas.microsoft.com/office/2019/extlst" xmlns:r="http://schemas.openxmlformats.org/officeDocument/2006/relationships" xmlns:m="http://schemas.openxmlformats.org/officeDocument/2006/math" xmlns:v="urn:schemas-microsoft-com:vml" xmlns:wp14="http://schemas.microsoft.com/office/word/2010/wordprocessingDrawing" xmlns:wp="http://schemas.openxmlformats.org/drawingml/2006/wordprocessingDrawing" xmlns:w10="urn:schemas-microsoft-com:office:word" xmlns:w="http://schemas.openxmlformats.org/wordprocessingml/2006/main" xmlns:w14="http://schemas.microsoft.com/office/word/2010/wordml" xmlns:w15="http://schemas.microsoft.com/office/word/2012/wordml" xmlns:w16cex="http://schemas.microsoft.com/office/word/2018/wordml/cex" xmlns:w16cid="http://schemas.microsoft.com/office/word/2016/wordml/cid" xmlns:w16="http://schemas.microsoft.com/office/word/2018/wordml" xmlns:w16du="http://schemas.microsoft.com/office/word/2023/wordml/word16du" xmlns:w16sdtdh="http://schemas.microsoft.com/office/word/2020/wordml/sdtdatahash" xmlns:w16se="http://schemas.microsoft.com/office/word/2015/wordml/symex" xmlns:wpg="http://schemas.microsoft.com/office/word/2010/wordprocessingGroup" xmlns:wpi="http://schemas.microsoft.com/office/word/2010/wordprocessingInk" xmlns:wne="http://schemas.microsoft.com/office/word/2006/wordml" xmlns:wps="http://schemas.microsoft.com/office/word/2010/wordprocessingShape" mc:Ignorable="w14 w15 w16se w16cid w16 w16cex w16sdtdh w16du wp14">
+<w:endnotes xmlns:wpc="http://schemas.microsoft.com/office/word/2010/wordprocessingCanvas" xmlns:cx="http://schemas.microsoft.com/office/drawing/2014/chartex" xmlns:cx1="http://schemas.microsoft.com/office/drawing/2015/9/8/chartex" xmlns:cx2="http://schemas.microsoft.com/office/drawing/2015/10/21/chartex" xmlns:cx3="http://schemas.microsoft.com/office/drawing/2016/5/9/chartex" xmlns:cx4="http://schemas.microsoft.com/office/drawing/2016/5/10/chartex" xmlns:cx5="http://schemas.microsoft.com/office/drawing/2016/5/11/chartex" xmlns:cx6="http://schemas.microsoft.com/office/drawing/2016/5/12/chartex" xmlns:cx7="http://schemas.microsoft.com/office/drawing/2016/5/13/chartex" xmlns:cx8="http://schemas.microsoft.com/office/drawing/2016/5/14/chartex" xmlns:mc="http://schemas.openxmlformats.org/markup-compatibility/2006" xmlns:aink="http://schemas.microsoft.com/office/drawing/2016/ink" xmlns:am3d="http://schemas.microsoft.com/office/drawing/2017/model3d" xmlns:o="urn:schemas-microsoft-com:office:office" xmlns:oel="http://schemas.microsoft.com/office/2019/extlst" xmlns:r="http://schemas.openxmlformats.org/officeDocument/2006/relationships" xmlns:m="http://schemas.openxmlformats.org/officeDocument/2006/math" xmlns:v="urn:schemas-microsoft-com:vml" xmlns:wp14="http://schemas.microsoft.com/office/word/2010/wordprocessingDrawing" xmlns:wp="http://schemas.openxmlformats.org/drawingml/2006/wordprocessingDrawing" xmlns:w10="urn:schemas-microsoft-com:office:word" xmlns:w="http://schemas.openxmlformats.org/wordprocessingml/2006/main" xmlns:w14="http://schemas.microsoft.com/office/word/2010/wordml" xmlns:w15="http://schemas.microsoft.com/office/word/2012/wordml" xmlns:w16cex="http://schemas.microsoft.com/office/word/2018/wordml/cex" xmlns:w16cid="http://schemas.microsoft.com/office/word/2016/wordml/cid" xmlns:w16="http://schemas.microsoft.com/office/word/2018/wordml" xmlns:w16du="http://schemas.microsoft.com/office/word/2023/wordml/word16du" xmlns:w16sdtdh="http://schemas.microsoft.com/office/word/2020/wordml/sdtdatahash" xmlns:w16sdtfl="http://schemas.microsoft.com/office/word/2024/wordml/sdtformatlock" xmlns:w16se="http://schemas.microsoft.com/office/word/2015/wordml/symex" xmlns:wpg="http://schemas.microsoft.com/office/word/2010/wordprocessingGroup" xmlns:wpi="http://schemas.microsoft.com/office/word/2010/wordprocessingInk" xmlns:wne="http://schemas.microsoft.com/office/word/2006/wordml" xmlns:wps="http://schemas.microsoft.com/office/word/2010/wordprocessingShape" mc:Ignorable="w14 w15 w16se w16cid w16 w16cex w16sdtdh w16sdtfl w16du wp14">
   <w:endnote w:type="separator" w:id="-1">
     <w:p>
       <w:pPr>
@@ -26534,7 +23267,7 @@
 </file>
 
 <file path=word/footer1.xml><?xml version="1.0" encoding="utf-8"?>
-<w:ftr xmlns:wpc="http://schemas.microsoft.com/office/word/2010/wordprocessingCanvas" xmlns:cx="http://schemas.microsoft.com/office/drawing/2014/chartex" xmlns:cx1="http://schemas.microsoft.com/office/drawing/2015/9/8/chartex" xmlns:cx2="http://schemas.microsoft.com/office/drawing/2015/10/21/chartex" xmlns:cx3="http://schemas.microsoft.com/office/drawing/2016/5/9/chartex" xmlns:cx4="http://schemas.microsoft.com/office/drawing/2016/5/10/chartex" xmlns:cx5="http://schemas.microsoft.com/office/drawing/2016/5/11/chartex" xmlns:cx6="http://schemas.microsoft.com/office/drawing/2016/5/12/chartex" xmlns:cx7="http://schemas.microsoft.com/office/drawing/2016/5/13/chartex" xmlns:cx8="http://schemas.microsoft.com/office/drawing/2016/5/14/chartex" xmlns:mc="http://schemas.openxmlformats.org/markup-compatibility/2006" xmlns:aink="http://schemas.microsoft.com/office/drawing/2016/ink" xmlns:am3d="http://schemas.microsoft.com/office/drawing/2017/model3d" xmlns:o="urn:schemas-microsoft-com:office:office" xmlns:oel="http://schemas.microsoft.com/office/2019/extlst" xmlns:r="http://schemas.openxmlformats.org/officeDocument/2006/relationships" xmlns:m="http://schemas.openxmlformats.org/officeDocument/2006/math" xmlns:v="urn:schemas-microsoft-com:vml" xmlns:wp14="http://schemas.microsoft.com/office/word/2010/wordprocessingDrawing" xmlns:wp="http://schemas.openxmlformats.org/drawingml/2006/wordprocessingDrawing" xmlns:w10="urn:schemas-microsoft-com:office:word" xmlns:w="http://schemas.openxmlformats.org/wordprocessingml/2006/main" xmlns:w14="http://schemas.microsoft.com/office/word/2010/wordml" xmlns:w15="http://schemas.microsoft.com/office/word/2012/wordml" xmlns:w16cex="http://schemas.microsoft.com/office/word/2018/wordml/cex" xmlns:w16cid="http://schemas.microsoft.com/office/word/2016/wordml/cid" xmlns:w16="http://schemas.microsoft.com/office/word/2018/wordml" xmlns:w16du="http://schemas.microsoft.com/office/word/2023/wordml/word16du" xmlns:w16sdtdh="http://schemas.microsoft.com/office/word/2020/wordml/sdtdatahash" xmlns:w16se="http://schemas.microsoft.com/office/word/2015/wordml/symex" xmlns:wpg="http://schemas.microsoft.com/office/word/2010/wordprocessingGroup" xmlns:wpi="http://schemas.microsoft.com/office/word/2010/wordprocessingInk" xmlns:wne="http://schemas.microsoft.com/office/word/2006/wordml" xmlns:wps="http://schemas.microsoft.com/office/word/2010/wordprocessingShape" mc:Ignorable="w14 w15 w16se w16cid w16 w16cex w16sdtdh w16du wp14">
+<w:ftr xmlns:wpc="http://schemas.microsoft.com/office/word/2010/wordprocessingCanvas" xmlns:cx="http://schemas.microsoft.com/office/drawing/2014/chartex" xmlns:cx1="http://schemas.microsoft.com/office/drawing/2015/9/8/chartex" xmlns:cx2="http://schemas.microsoft.com/office/drawing/2015/10/21/chartex" xmlns:cx3="http://schemas.microsoft.com/office/drawing/2016/5/9/chartex" xmlns:cx4="http://schemas.microsoft.com/office/drawing/2016/5/10/chartex" xmlns:cx5="http://schemas.microsoft.com/office/drawing/2016/5/11/chartex" xmlns:cx6="http://schemas.microsoft.com/office/drawing/2016/5/12/chartex" xmlns:cx7="http://schemas.microsoft.com/office/drawing/2016/5/13/chartex" xmlns:cx8="http://schemas.microsoft.com/office/drawing/2016/5/14/chartex" xmlns:mc="http://schemas.openxmlformats.org/markup-compatibility/2006" xmlns:aink="http://schemas.microsoft.com/office/drawing/2016/ink" xmlns:am3d="http://schemas.microsoft.com/office/drawing/2017/model3d" xmlns:o="urn:schemas-microsoft-com:office:office" xmlns:oel="http://schemas.microsoft.com/office/2019/extlst" xmlns:r="http://schemas.openxmlformats.org/officeDocument/2006/relationships" xmlns:m="http://schemas.openxmlformats.org/officeDocument/2006/math" xmlns:v="urn:schemas-microsoft-com:vml" xmlns:wp14="http://schemas.microsoft.com/office/word/2010/wordprocessingDrawing" xmlns:wp="http://schemas.openxmlformats.org/drawingml/2006/wordprocessingDrawing" xmlns:w10="urn:schemas-microsoft-com:office:word" xmlns:w="http://schemas.openxmlformats.org/wordprocessingml/2006/main" xmlns:w14="http://schemas.microsoft.com/office/word/2010/wordml" xmlns:w15="http://schemas.microsoft.com/office/word/2012/wordml" xmlns:w16cex="http://schemas.microsoft.com/office/word/2018/wordml/cex" xmlns:w16cid="http://schemas.microsoft.com/office/word/2016/wordml/cid" xmlns:w16="http://schemas.microsoft.com/office/word/2018/wordml" xmlns:w16du="http://schemas.microsoft.com/office/word/2023/wordml/word16du" xmlns:w16sdtdh="http://schemas.microsoft.com/office/word/2020/wordml/sdtdatahash" xmlns:w16sdtfl="http://schemas.microsoft.com/office/word/2024/wordml/sdtformatlock" xmlns:w16se="http://schemas.microsoft.com/office/word/2015/wordml/symex" xmlns:wpg="http://schemas.microsoft.com/office/word/2010/wordprocessingGroup" xmlns:wpi="http://schemas.microsoft.com/office/word/2010/wordprocessingInk" xmlns:wne="http://schemas.microsoft.com/office/word/2006/wordml" xmlns:wps="http://schemas.microsoft.com/office/word/2010/wordprocessingShape" mc:Ignorable="w14 w15 w16se w16cid w16 w16cex w16sdtdh w16sdtfl w16du wp14">
   <w:p>
     <w:pPr>
       <w:pStyle w:val="Piedepgina"/>
@@ -27013,7 +23746,7 @@
 </file>
 
 <file path=word/footnotes.xml><?xml version="1.0" encoding="utf-8"?>
-<w:footnotes xmlns:wpc="http://schemas.microsoft.com/office/word/2010/wordprocessingCanvas" xmlns:cx="http://schemas.microsoft.com/office/drawing/2014/chartex" xmlns:cx1="http://schemas.microsoft.com/office/drawing/2015/9/8/chartex" xmlns:cx2="http://schemas.microsoft.com/office/drawing/2015/10/21/chartex" xmlns:cx3="http://schemas.microsoft.com/office/drawing/2016/5/9/chartex" xmlns:cx4="http://schemas.microsoft.com/office/drawing/2016/5/10/chartex" xmlns:cx5="http://schemas.microsoft.com/office/drawing/2016/5/11/chartex" xmlns:cx6="http://schemas.microsoft.com/office/drawing/2016/5/12/chartex" xmlns:cx7="http://schemas.microsoft.com/office/drawing/2016/5/13/chartex" xmlns:cx8="http://schemas.microsoft.com/office/drawing/2016/5/14/chartex" xmlns:mc="http://schemas.openxmlformats.org/markup-compatibility/2006" xmlns:aink="http://schemas.microsoft.com/office/drawing/2016/ink" xmlns:am3d="http://schemas.microsoft.com/office/drawing/2017/model3d" xmlns:o="urn:schemas-microsoft-com:office:office" xmlns:oel="http://schemas.microsoft.com/office/2019/extlst" xmlns:r="http://schemas.openxmlformats.org/officeDocument/2006/relationships" xmlns:m="http://schemas.openxmlformats.org/officeDocument/2006/math" xmlns:v="urn:schemas-microsoft-com:vml" xmlns:wp14="http://schemas.microsoft.com/office/word/2010/wordprocessingDrawing" xmlns:wp="http://schemas.openxmlformats.org/drawingml/2006/wordprocessingDrawing" xmlns:w10="urn:schemas-microsoft-com:office:word" xmlns:w="http://schemas.openxmlformats.org/wordprocessingml/2006/main" xmlns:w14="http://schemas.microsoft.com/office/word/2010/wordml" xmlns:w15="http://schemas.microsoft.com/office/word/2012/wordml" xmlns:w16cex="http://schemas.microsoft.com/office/word/2018/wordml/cex" xmlns:w16cid="http://schemas.microsoft.com/office/word/2016/wordml/cid" xmlns:w16="http://schemas.microsoft.com/office/word/2018/wordml" xmlns:w16du="http://schemas.microsoft.com/office/word/2023/wordml/word16du" xmlns:w16sdtdh="http://schemas.microsoft.com/office/word/2020/wordml/sdtdatahash" xmlns:w16se="http://schemas.microsoft.com/office/word/2015/wordml/symex" xmlns:wpg="http://schemas.microsoft.com/office/word/2010/wordprocessingGroup" xmlns:wpi="http://schemas.microsoft.com/office/word/2010/wordprocessingInk" xmlns:wne="http://schemas.microsoft.com/office/word/2006/wordml" xmlns:wps="http://schemas.microsoft.com/office/word/2010/wordprocessingShape" mc:Ignorable="w14 w15 w16se w16cid w16 w16cex w16sdtdh w16du wp14">
+<w:footnotes xmlns:wpc="http://schemas.microsoft.com/office/word/2010/wordprocessingCanvas" xmlns:cx="http://schemas.microsoft.com/office/drawing/2014/chartex" xmlns:cx1="http://schemas.microsoft.com/office/drawing/2015/9/8/chartex" xmlns:cx2="http://schemas.microsoft.com/office/drawing/2015/10/21/chartex" xmlns:cx3="http://schemas.microsoft.com/office/drawing/2016/5/9/chartex" xmlns:cx4="http://schemas.microsoft.com/office/drawing/2016/5/10/chartex" xmlns:cx5="http://schemas.microsoft.com/office/drawing/2016/5/11/chartex" xmlns:cx6="http://schemas.microsoft.com/office/drawing/2016/5/12/chartex" xmlns:cx7="http://schemas.microsoft.com/office/drawing/2016/5/13/chartex" xmlns:cx8="http://schemas.microsoft.com/office/drawing/2016/5/14/chartex" xmlns:mc="http://schemas.openxmlformats.org/markup-compatibility/2006" xmlns:aink="http://schemas.microsoft.com/office/drawing/2016/ink" xmlns:am3d="http://schemas.microsoft.com/office/drawing/2017/model3d" xmlns:o="urn:schemas-microsoft-com:office:office" xmlns:oel="http://schemas.microsoft.com/office/2019/extlst" xmlns:r="http://schemas.openxmlformats.org/officeDocument/2006/relationships" xmlns:m="http://schemas.openxmlformats.org/officeDocument/2006/math" xmlns:v="urn:schemas-microsoft-com:vml" xmlns:wp14="http://schemas.microsoft.com/office/word/2010/wordprocessingDrawing" xmlns:wp="http://schemas.openxmlformats.org/drawingml/2006/wordprocessingDrawing" xmlns:w10="urn:schemas-microsoft-com:office:word" xmlns:w="http://schemas.openxmlformats.org/wordprocessingml/2006/main" xmlns:w14="http://schemas.microsoft.com/office/word/2010/wordml" xmlns:w15="http://schemas.microsoft.com/office/word/2012/wordml" xmlns:w16cex="http://schemas.microsoft.com/office/word/2018/wordml/cex" xmlns:w16cid="http://schemas.microsoft.com/office/word/2016/wordml/cid" xmlns:w16="http://schemas.microsoft.com/office/word/2018/wordml" xmlns:w16du="http://schemas.microsoft.com/office/word/2023/wordml/word16du" xmlns:w16sdtdh="http://schemas.microsoft.com/office/word/2020/wordml/sdtdatahash" xmlns:w16sdtfl="http://schemas.microsoft.com/office/word/2024/wordml/sdtformatlock" xmlns:w16se="http://schemas.microsoft.com/office/word/2015/wordml/symex" xmlns:wpg="http://schemas.microsoft.com/office/word/2010/wordprocessingGroup" xmlns:wpi="http://schemas.microsoft.com/office/word/2010/wordprocessingInk" xmlns:wne="http://schemas.microsoft.com/office/word/2006/wordml" xmlns:wps="http://schemas.microsoft.com/office/word/2010/wordprocessingShape" mc:Ignorable="w14 w15 w16se w16cid w16 w16cex w16sdtdh w16sdtfl w16du wp14">
   <w:footnote w:type="separator" w:id="-1">
     <w:p>
       <w:pPr>
@@ -27038,7 +23771,7 @@
 </file>
 
 <file path=word/header1.xml><?xml version="1.0" encoding="utf-8"?>
-<w:hdr xmlns:wpc="http://schemas.microsoft.com/office/word/2010/wordprocessingCanvas" xmlns:cx="http://schemas.microsoft.com/office/drawing/2014/chartex" xmlns:cx1="http://schemas.microsoft.com/office/drawing/2015/9/8/chartex" xmlns:cx2="http://schemas.microsoft.com/office/drawing/2015/10/21/chartex" xmlns:cx3="http://schemas.microsoft.com/office/drawing/2016/5/9/chartex" xmlns:cx4="http://schemas.microsoft.com/office/drawing/2016/5/10/chartex" xmlns:cx5="http://schemas.microsoft.com/office/drawing/2016/5/11/chartex" xmlns:cx6="http://schemas.microsoft.com/office/drawing/2016/5/12/chartex" xmlns:cx7="http://schemas.microsoft.com/office/drawing/2016/5/13/chartex" xmlns:cx8="http://schemas.microsoft.com/office/drawing/2016/5/14/chartex" xmlns:mc="http://schemas.openxmlformats.org/markup-compatibility/2006" xmlns:aink="http://schemas.microsoft.com/office/drawing/2016/ink" xmlns:am3d="http://schemas.microsoft.com/office/drawing/2017/model3d" xmlns:o="urn:schemas-microsoft-com:office:office" xmlns:oel="http://schemas.microsoft.com/office/2019/extlst" xmlns:r="http://schemas.openxmlformats.org/officeDocument/2006/relationships" xmlns:m="http://schemas.openxmlformats.org/officeDocument/2006/math" xmlns:v="urn:schemas-microsoft-com:vml" xmlns:wp14="http://schemas.microsoft.com/office/word/2010/wordprocessingDrawing" xmlns:wp="http://schemas.openxmlformats.org/drawingml/2006/wordprocessingDrawing" xmlns:w10="urn:schemas-microsoft-com:office:word" xmlns:w="http://schemas.openxmlformats.org/wordprocessingml/2006/main" xmlns:w14="http://schemas.microsoft.com/office/word/2010/wordml" xmlns:w15="http://schemas.microsoft.com/office/word/2012/wordml" xmlns:w16cex="http://schemas.microsoft.com/office/word/2018/wordml/cex" xmlns:w16cid="http://schemas.microsoft.com/office/word/2016/wordml/cid" xmlns:w16="http://schemas.microsoft.com/office/word/2018/wordml" xmlns:w16du="http://schemas.microsoft.com/office/word/2023/wordml/word16du" xmlns:w16sdtdh="http://schemas.microsoft.com/office/word/2020/wordml/sdtdatahash" xmlns:w16se="http://schemas.microsoft.com/office/word/2015/wordml/symex" xmlns:wpg="http://schemas.microsoft.com/office/word/2010/wordprocessingGroup" xmlns:wpi="http://schemas.microsoft.com/office/word/2010/wordprocessingInk" xmlns:wne="http://schemas.microsoft.com/office/word/2006/wordml" xmlns:wps="http://schemas.microsoft.com/office/word/2010/wordprocessingShape" mc:Ignorable="w14 w15 w16se w16cid w16 w16cex w16sdtdh w16du wp14">
+<w:hdr xmlns:wpc="http://schemas.microsoft.com/office/word/2010/wordprocessingCanvas" xmlns:cx="http://schemas.microsoft.com/office/drawing/2014/chartex" xmlns:cx1="http://schemas.microsoft.com/office/drawing/2015/9/8/chartex" xmlns:cx2="http://schemas.microsoft.com/office/drawing/2015/10/21/chartex" xmlns:cx3="http://schemas.microsoft.com/office/drawing/2016/5/9/chartex" xmlns:cx4="http://schemas.microsoft.com/office/drawing/2016/5/10/chartex" xmlns:cx5="http://schemas.microsoft.com/office/drawing/2016/5/11/chartex" xmlns:cx6="http://schemas.microsoft.com/office/drawing/2016/5/12/chartex" xmlns:cx7="http://schemas.microsoft.com/office/drawing/2016/5/13/chartex" xmlns:cx8="http://schemas.microsoft.com/office/drawing/2016/5/14/chartex" xmlns:mc="http://schemas.openxmlformats.org/markup-compatibility/2006" xmlns:aink="http://schemas.microsoft.com/office/drawing/2016/ink" xmlns:am3d="http://schemas.microsoft.com/office/drawing/2017/model3d" xmlns:o="urn:schemas-microsoft-com:office:office" xmlns:oel="http://schemas.microsoft.com/office/2019/extlst" xmlns:r="http://schemas.openxmlformats.org/officeDocument/2006/relationships" xmlns:m="http://schemas.openxmlformats.org/officeDocument/2006/math" xmlns:v="urn:schemas-microsoft-com:vml" xmlns:wp14="http://schemas.microsoft.com/office/word/2010/wordprocessingDrawing" xmlns:wp="http://schemas.openxmlformats.org/drawingml/2006/wordprocessingDrawing" xmlns:w10="urn:schemas-microsoft-com:office:word" xmlns:w="http://schemas.openxmlformats.org/wordprocessingml/2006/main" xmlns:w14="http://schemas.microsoft.com/office/word/2010/wordml" xmlns:w15="http://schemas.microsoft.com/office/word/2012/wordml" xmlns:w16cex="http://schemas.microsoft.com/office/word/2018/wordml/cex" xmlns:w16cid="http://schemas.microsoft.com/office/word/2016/wordml/cid" xmlns:w16="http://schemas.microsoft.com/office/word/2018/wordml" xmlns:w16du="http://schemas.microsoft.com/office/word/2023/wordml/word16du" xmlns:w16sdtdh="http://schemas.microsoft.com/office/word/2020/wordml/sdtdatahash" xmlns:w16sdtfl="http://schemas.microsoft.com/office/word/2024/wordml/sdtformatlock" xmlns:w16se="http://schemas.microsoft.com/office/word/2015/wordml/symex" xmlns:wpg="http://schemas.microsoft.com/office/word/2010/wordprocessingGroup" xmlns:wpi="http://schemas.microsoft.com/office/word/2010/wordprocessingInk" xmlns:wne="http://schemas.microsoft.com/office/word/2006/wordml" xmlns:wps="http://schemas.microsoft.com/office/word/2010/wordprocessingShape" mc:Ignorable="w14 w15 w16se w16cid w16 w16cex w16sdtdh w16sdtfl w16du wp14">
   <w:tbl>
     <w:tblPr>
       <w:tblStyle w:val="Tablaconcuadrcula"/>
@@ -27328,7 +24061,7 @@
 </file>
 
 <file path=word/numbering.xml><?xml version="1.0" encoding="utf-8"?>
-<w:numbering xmlns:wpc="http://schemas.microsoft.com/office/word/2010/wordprocessingCanvas" xmlns:cx="http://schemas.microsoft.com/office/drawing/2014/chartex" xmlns:cx1="http://schemas.microsoft.com/office/drawing/2015/9/8/chartex" xmlns:cx2="http://schemas.microsoft.com/office/drawing/2015/10/21/chartex" xmlns:cx3="http://schemas.microsoft.com/office/drawing/2016/5/9/chartex" xmlns:cx4="http://schemas.microsoft.com/office/drawing/2016/5/10/chartex" xmlns:cx5="http://schemas.microsoft.com/office/drawing/2016/5/11/chartex" xmlns:cx6="http://schemas.microsoft.com/office/drawing/2016/5/12/chartex" xmlns:cx7="http://schemas.microsoft.com/office/drawing/2016/5/13/chartex" xmlns:cx8="http://schemas.microsoft.com/office/drawing/2016/5/14/chartex" xmlns:mc="http://schemas.openxmlformats.org/markup-compatibility/2006" xmlns:aink="http://schemas.microsoft.com/office/drawing/2016/ink" xmlns:am3d="http://schemas.microsoft.com/office/drawing/2017/model3d" xmlns:o="urn:schemas-microsoft-com:office:office" xmlns:oel="http://schemas.microsoft.com/office/2019/extlst" xmlns:r="http://schemas.openxmlformats.org/officeDocument/2006/relationships" xmlns:m="http://schemas.openxmlformats.org/officeDocument/2006/math" xmlns:v="urn:schemas-microsoft-com:vml" xmlns:wp14="http://schemas.microsoft.com/office/word/2010/wordprocessingDrawing" xmlns:wp="http://schemas.openxmlformats.org/drawingml/2006/wordprocessingDrawing" xmlns:w10="urn:schemas-microsoft-com:office:word" xmlns:w="http://schemas.openxmlformats.org/wordprocessingml/2006/main" xmlns:w14="http://schemas.microsoft.com/office/word/2010/wordml" xmlns:w15="http://schemas.microsoft.com/office/word/2012/wordml" xmlns:w16cex="http://schemas.microsoft.com/office/word/2018/wordml/cex" xmlns:w16cid="http://schemas.microsoft.com/office/word/2016/wordml/cid" xmlns:w16="http://schemas.microsoft.com/office/word/2018/wordml" xmlns:w16du="http://schemas.microsoft.com/office/word/2023/wordml/word16du" xmlns:w16sdtdh="http://schemas.microsoft.com/office/word/2020/wordml/sdtdatahash" xmlns:w16se="http://schemas.microsoft.com/office/word/2015/wordml/symex" xmlns:wpg="http://schemas.microsoft.com/office/word/2010/wordprocessingGroup" xmlns:wpi="http://schemas.microsoft.com/office/word/2010/wordprocessingInk" xmlns:wne="http://schemas.microsoft.com/office/word/2006/wordml" xmlns:wps="http://schemas.microsoft.com/office/word/2010/wordprocessingShape" mc:Ignorable="w14 w15 w16se w16cid w16 w16cex w16sdtdh w16du wp14">
+<w:numbering xmlns:wpc="http://schemas.microsoft.com/office/word/2010/wordprocessingCanvas" xmlns:cx="http://schemas.microsoft.com/office/drawing/2014/chartex" xmlns:cx1="http://schemas.microsoft.com/office/drawing/2015/9/8/chartex" xmlns:cx2="http://schemas.microsoft.com/office/drawing/2015/10/21/chartex" xmlns:cx3="http://schemas.microsoft.com/office/drawing/2016/5/9/chartex" xmlns:cx4="http://schemas.microsoft.com/office/drawing/2016/5/10/chartex" xmlns:cx5="http://schemas.microsoft.com/office/drawing/2016/5/11/chartex" xmlns:cx6="http://schemas.microsoft.com/office/drawing/2016/5/12/chartex" xmlns:cx7="http://schemas.microsoft.com/office/drawing/2016/5/13/chartex" xmlns:cx8="http://schemas.microsoft.com/office/drawing/2016/5/14/chartex" xmlns:mc="http://schemas.openxmlformats.org/markup-compatibility/2006" xmlns:aink="http://schemas.microsoft.com/office/drawing/2016/ink" xmlns:am3d="http://schemas.microsoft.com/office/drawing/2017/model3d" xmlns:o="urn:schemas-microsoft-com:office:office" xmlns:oel="http://schemas.microsoft.com/office/2019/extlst" xmlns:r="http://schemas.openxmlformats.org/officeDocument/2006/relationships" xmlns:m="http://schemas.openxmlformats.org/officeDocument/2006/math" xmlns:v="urn:schemas-microsoft-com:vml" xmlns:wp14="http://schemas.microsoft.com/office/word/2010/wordprocessingDrawing" xmlns:wp="http://schemas.openxmlformats.org/drawingml/2006/wordprocessingDrawing" xmlns:w10="urn:schemas-microsoft-com:office:word" xmlns:w="http://schemas.openxmlformats.org/wordprocessingml/2006/main" xmlns:w14="http://schemas.microsoft.com/office/word/2010/wordml" xmlns:w15="http://schemas.microsoft.com/office/word/2012/wordml" xmlns:w16cex="http://schemas.microsoft.com/office/word/2018/wordml/cex" xmlns:w16cid="http://schemas.microsoft.com/office/word/2016/wordml/cid" xmlns:w16="http://schemas.microsoft.com/office/word/2018/wordml" xmlns:w16du="http://schemas.microsoft.com/office/word/2023/wordml/word16du" xmlns:w16sdtdh="http://schemas.microsoft.com/office/word/2020/wordml/sdtdatahash" xmlns:w16sdtfl="http://schemas.microsoft.com/office/word/2024/wordml/sdtformatlock" xmlns:w16se="http://schemas.microsoft.com/office/word/2015/wordml/symex" xmlns:wpg="http://schemas.microsoft.com/office/word/2010/wordprocessingGroup" xmlns:wpi="http://schemas.microsoft.com/office/word/2010/wordprocessingInk" xmlns:wne="http://schemas.microsoft.com/office/word/2006/wordml" xmlns:wps="http://schemas.microsoft.com/office/word/2010/wordprocessingShape" mc:Ignorable="w14 w15 w16se w16cid w16 w16cex w16sdtdh w16sdtfl w16du wp14">
   <w:abstractNum w:abstractNumId="0" w15:restartNumberingAfterBreak="0">
     <w:nsid w:val="01C74B0D"/>
     <w:multiLevelType w:val="hybridMultilevel"/>
@@ -31135,7 +27868,7 @@
 </file>
 
 <file path=word/styles.xml><?xml version="1.0" encoding="utf-8"?>
-<w:styles xmlns:mc="http://schemas.openxmlformats.org/markup-compatibility/2006" xmlns:r="http://schemas.openxmlformats.org/officeDocument/2006/relationships" xmlns:w="http://schemas.openxmlformats.org/wordprocessingml/2006/main" xmlns:w14="http://schemas.microsoft.com/office/word/2010/wordml" xmlns:w15="http://schemas.microsoft.com/office/word/2012/wordml" xmlns:w16cex="http://schemas.microsoft.com/office/word/2018/wordml/cex" xmlns:w16cid="http://schemas.microsoft.com/office/word/2016/wordml/cid" xmlns:w16="http://schemas.microsoft.com/office/word/2018/wordml" xmlns:w16du="http://schemas.microsoft.com/office/word/2023/wordml/word16du" xmlns:w16sdtdh="http://schemas.microsoft.com/office/word/2020/wordml/sdtdatahash" xmlns:w16se="http://schemas.microsoft.com/office/word/2015/wordml/symex" mc:Ignorable="w14 w15 w16se w16cid w16 w16cex w16sdtdh w16du">
+<w:styles xmlns:mc="http://schemas.openxmlformats.org/markup-compatibility/2006" xmlns:r="http://schemas.openxmlformats.org/officeDocument/2006/relationships" xmlns:w="http://schemas.openxmlformats.org/wordprocessingml/2006/main" xmlns:w14="http://schemas.microsoft.com/office/word/2010/wordml" xmlns:w15="http://schemas.microsoft.com/office/word/2012/wordml" xmlns:w16cex="http://schemas.microsoft.com/office/word/2018/wordml/cex" xmlns:w16cid="http://schemas.microsoft.com/office/word/2016/wordml/cid" xmlns:w16="http://schemas.microsoft.com/office/word/2018/wordml" xmlns:w16du="http://schemas.microsoft.com/office/word/2023/wordml/word16du" xmlns:w16sdtdh="http://schemas.microsoft.com/office/word/2020/wordml/sdtdatahash" xmlns:w16sdtfl="http://schemas.microsoft.com/office/word/2024/wordml/sdtformatlock" xmlns:w16se="http://schemas.microsoft.com/office/word/2015/wordml/symex" mc:Ignorable="w14 w15 w16se w16cid w16 w16cex w16sdtdh w16sdtfl w16du">
   <w:docDefaults>
     <w:rPrDefault>
       <w:rPr>
